--- a/docs/Comparing Dirichlet-Multinomial Parameterizations.docx
+++ b/docs/Comparing Dirichlet-Multinomial Parameterizations.docx
@@ -70,13 +70,22 @@
         <w:jc w:val="center"/>
       </w:pPr>
       <w:r>
-        <w:t xml:space="preserve">Alternative </w:t>
-      </w:r>
-      <w:r>
-        <w:t>Parameterizations</w:t>
-      </w:r>
-      <w:r>
-        <w:t xml:space="preserve"> of the Dirichlet-Multinomial</w:t>
+        <w:t>The Saturated and Linear Forms</w:t>
+      </w:r>
+      <w:r>
+        <w:t xml:space="preserve"> </w:t>
+      </w:r>
+    </w:p>
+    <w:p>
+      <w:pPr>
+        <w:pStyle w:val="Heading1"/>
+        <w:jc w:val="center"/>
+      </w:pPr>
+      <w:r>
+        <w:t>O</w:t>
+      </w:r>
+      <w:r>
+        <w:t>f the Dirichlet-Multinomial</w:t>
       </w:r>
       <w:r>
         <w:t xml:space="preserve"> </w:t>
@@ -128,7 +137,7 @@
         <w:rPr>
           <w:noProof/>
         </w:rPr>
-        <w:t>13 August 2025</w:t>
+        <w:t>11 September 2025</w:t>
       </w:r>
       <w:r>
         <w:fldChar w:fldCharType="end"/>
@@ -286,10 +295,10 @@
             <v:path o:extrusionok="f" gradientshapeok="t" o:connecttype="rect"/>
             <o:lock v:ext="edit" aspectratio="t"/>
           </v:shapetype>
-          <v:shape id="_x0000_i1025" type="#_x0000_t75" style="width:9.85pt;height:9.85pt" o:ole="">
+          <v:shape id="_x0000_i1025" type="#_x0000_t75" style="width:9pt;height:9pt" o:ole="">
             <v:imagedata r:id="rId8" o:title=""/>
           </v:shape>
-          <o:OLEObject Type="Embed" ProgID="Equation.DSMT4" ShapeID="_x0000_i1025" DrawAspect="Content" ObjectID="_1816607220" r:id="rId9"/>
+          <o:OLEObject Type="Embed" ProgID="Equation.DSMT4" ShapeID="_x0000_i1025" DrawAspect="Content" ObjectID="_1819115701" r:id="rId9"/>
         </w:object>
       </w:r>
       <w:r>
@@ -300,10 +309,10 @@
           <w:position w:val="-12"/>
         </w:rPr>
         <w:object w:dxaOrig="400" w:dyaOrig="360" w14:anchorId="05071C87">
-          <v:shape id="_x0000_i1026" type="#_x0000_t75" style="width:20.15pt;height:18.45pt" o:ole="">
+          <v:shape id="_x0000_i1026" type="#_x0000_t75" style="width:20.15pt;height:18.85pt" o:ole="">
             <v:imagedata r:id="rId10" o:title=""/>
           </v:shape>
-          <o:OLEObject Type="Embed" ProgID="Equation.DSMT4" ShapeID="_x0000_i1026" DrawAspect="Content" ObjectID="_1816607221" r:id="rId11"/>
+          <o:OLEObject Type="Embed" ProgID="Equation.DSMT4" ShapeID="_x0000_i1026" DrawAspect="Content" ObjectID="_1819115702" r:id="rId11"/>
         </w:object>
       </w:r>
       <w:r>
@@ -314,24 +323,28 @@
           <w:position w:val="-12"/>
         </w:rPr>
         <w:object w:dxaOrig="420" w:dyaOrig="360" w14:anchorId="148D8039">
-          <v:shape id="_x0000_i1027" type="#_x0000_t75" style="width:21pt;height:18pt" o:ole="">
+          <v:shape id="_x0000_i1027" type="#_x0000_t75" style="width:21.45pt;height:18.85pt" o:ole="">
             <v:imagedata r:id="rId12" o:title=""/>
           </v:shape>
-          <o:OLEObject Type="Embed" ProgID="Equation.DSMT4" ShapeID="_x0000_i1027" DrawAspect="Content" ObjectID="_1816607222" r:id="rId13"/>
-        </w:object>
-      </w:r>
-      <w:r>
-        <w:t xml:space="preserve">. The predicted count vectors estimated by optimizing the parameters of the multinomial or DM likelihood fitted to the observed data is </w:t>
+          <o:OLEObject Type="Embed" ProgID="Equation.DSMT4" ShapeID="_x0000_i1027" DrawAspect="Content" ObjectID="_1819115703" r:id="rId13"/>
+        </w:object>
+      </w:r>
+      <w:r>
+        <w:t xml:space="preserve">. The predicted count </w:t>
+      </w:r>
+      <w:r>
+        <w:lastRenderedPageBreak/>
+        <w:t xml:space="preserve">vectors estimated by optimizing the parameters of the multinomial or DM likelihood fitted to the observed data is </w:t>
       </w:r>
       <w:r>
         <w:rPr>
           <w:position w:val="-14"/>
         </w:rPr>
         <w:object w:dxaOrig="499" w:dyaOrig="380" w14:anchorId="7CDE2528">
-          <v:shape id="_x0000_i1028" type="#_x0000_t75" style="width:24.85pt;height:19.3pt" o:ole="">
+          <v:shape id="_x0000_i1028" type="#_x0000_t75" style="width:25.3pt;height:18.85pt" o:ole="">
             <v:imagedata r:id="rId14" o:title=""/>
           </v:shape>
-          <o:OLEObject Type="Embed" ProgID="Equation.DSMT4" ShapeID="_x0000_i1028" DrawAspect="Content" ObjectID="_1816607223" r:id="rId15"/>
+          <o:OLEObject Type="Embed" ProgID="Equation.DSMT4" ShapeID="_x0000_i1028" DrawAspect="Content" ObjectID="_1819115704" r:id="rId15"/>
         </w:object>
       </w:r>
       <w:r>
@@ -341,7 +354,6 @@
     <w:p/>
     <w:p>
       <w:r>
-        <w:lastRenderedPageBreak/>
         <w:t xml:space="preserve">Table 1. Glossary of </w:t>
       </w:r>
       <w:r>
@@ -457,10 +469,10 @@
                 <w:position w:val="-4"/>
               </w:rPr>
               <w:object w:dxaOrig="200" w:dyaOrig="200" w14:anchorId="3F47B79E">
-                <v:shape id="_x0000_i1029" type="#_x0000_t75" style="width:9.85pt;height:9.85pt" o:ole="">
+                <v:shape id="_x0000_i1029" type="#_x0000_t75" style="width:9pt;height:9pt" o:ole="">
                   <v:imagedata r:id="rId16" o:title=""/>
                 </v:shape>
-                <o:OLEObject Type="Embed" ProgID="Equation.DSMT4" ShapeID="_x0000_i1029" DrawAspect="Content" ObjectID="_1816607224" r:id="rId17"/>
+                <o:OLEObject Type="Embed" ProgID="Equation.DSMT4" ShapeID="_x0000_i1029" DrawAspect="Content" ObjectID="_1819115705" r:id="rId17"/>
               </w:object>
             </w:r>
           </w:p>
@@ -484,10 +496,10 @@
                 <w:position w:val="-12"/>
               </w:rPr>
               <w:object w:dxaOrig="300" w:dyaOrig="360" w14:anchorId="76E0A49A">
-                <v:shape id="_x0000_i1030" type="#_x0000_t75" style="width:15.45pt;height:18.45pt" o:ole="">
+                <v:shape id="_x0000_i1030" type="#_x0000_t75" style="width:15.85pt;height:18.85pt" o:ole="">
                   <v:imagedata r:id="rId18" o:title=""/>
                 </v:shape>
-                <o:OLEObject Type="Embed" ProgID="Equation.DSMT4" ShapeID="_x0000_i1030" DrawAspect="Content" ObjectID="_1816607225" r:id="rId19"/>
+                <o:OLEObject Type="Embed" ProgID="Equation.DSMT4" ShapeID="_x0000_i1030" DrawAspect="Content" ObjectID="_1819115706" r:id="rId19"/>
               </w:object>
             </w:r>
           </w:p>
@@ -512,10 +524,10 @@
                 <w:position w:val="-12"/>
               </w:rPr>
               <w:object w:dxaOrig="400" w:dyaOrig="360" w14:anchorId="322653A1">
-                <v:shape id="_x0000_i1031" type="#_x0000_t75" style="width:20.15pt;height:18.45pt" o:ole="">
+                <v:shape id="_x0000_i1031" type="#_x0000_t75" style="width:20.15pt;height:18.85pt" o:ole="">
                   <v:imagedata r:id="rId10" o:title=""/>
                 </v:shape>
-                <o:OLEObject Type="Embed" ProgID="Equation.DSMT4" ShapeID="_x0000_i1031" DrawAspect="Content" ObjectID="_1816607226" r:id="rId20"/>
+                <o:OLEObject Type="Embed" ProgID="Equation.DSMT4" ShapeID="_x0000_i1031" DrawAspect="Content" ObjectID="_1819115707" r:id="rId20"/>
               </w:object>
             </w:r>
           </w:p>
@@ -539,10 +551,10 @@
                 <w:position w:val="-14"/>
               </w:rPr>
               <w:object w:dxaOrig="540" w:dyaOrig="380" w14:anchorId="366016A9">
-                <v:shape id="_x0000_i1032" type="#_x0000_t75" style="width:27pt;height:19.3pt" o:ole="">
+                <v:shape id="_x0000_i1032" type="#_x0000_t75" style="width:26.55pt;height:18.85pt" o:ole="">
                   <v:imagedata r:id="rId21" o:title=""/>
                 </v:shape>
-                <o:OLEObject Type="Embed" ProgID="Equation.DSMT4" ShapeID="_x0000_i1032" DrawAspect="Content" ObjectID="_1816607227" r:id="rId22"/>
+                <o:OLEObject Type="Embed" ProgID="Equation.DSMT4" ShapeID="_x0000_i1032" DrawAspect="Content" ObjectID="_1819115708" r:id="rId22"/>
               </w:object>
             </w:r>
           </w:p>
@@ -567,10 +579,10 @@
                 <w:position w:val="-14"/>
               </w:rPr>
               <w:object w:dxaOrig="499" w:dyaOrig="380" w14:anchorId="070DCC28">
-                <v:shape id="_x0000_i1033" type="#_x0000_t75" style="width:24.85pt;height:19.3pt" o:ole="">
+                <v:shape id="_x0000_i1033" type="#_x0000_t75" style="width:25.3pt;height:18.85pt" o:ole="">
                   <v:imagedata r:id="rId23" o:title=""/>
                 </v:shape>
-                <o:OLEObject Type="Embed" ProgID="Equation.DSMT4" ShapeID="_x0000_i1033" DrawAspect="Content" ObjectID="_1816607228" r:id="rId24"/>
+                <o:OLEObject Type="Embed" ProgID="Equation.DSMT4" ShapeID="_x0000_i1033" DrawAspect="Content" ObjectID="_1819115709" r:id="rId24"/>
               </w:object>
             </w:r>
           </w:p>
@@ -594,10 +606,10 @@
                 <w:position w:val="-14"/>
               </w:rPr>
               <w:object w:dxaOrig="620" w:dyaOrig="380" w14:anchorId="1F607744">
-                <v:shape id="_x0000_i1034" type="#_x0000_t75" style="width:31.3pt;height:19.3pt" o:ole="">
+                <v:shape id="_x0000_i1034" type="#_x0000_t75" style="width:30.85pt;height:18.85pt" o:ole="">
                   <v:imagedata r:id="rId25" o:title=""/>
                 </v:shape>
-                <o:OLEObject Type="Embed" ProgID="Equation.DSMT4" ShapeID="_x0000_i1034" DrawAspect="Content" ObjectID="_1816607229" r:id="rId26"/>
+                <o:OLEObject Type="Embed" ProgID="Equation.DSMT4" ShapeID="_x0000_i1034" DrawAspect="Content" ObjectID="_1819115710" r:id="rId26"/>
               </w:object>
             </w:r>
           </w:p>
@@ -622,10 +634,10 @@
                 <w:position w:val="-10"/>
               </w:rPr>
               <w:object w:dxaOrig="200" w:dyaOrig="260" w14:anchorId="53E4B14B">
-                <v:shape id="_x0000_i1035" type="#_x0000_t75" style="width:9.85pt;height:12.85pt" o:ole="">
+                <v:shape id="_x0000_i1035" type="#_x0000_t75" style="width:9pt;height:13.3pt" o:ole="">
                   <v:imagedata r:id="rId27" o:title=""/>
                 </v:shape>
-                <o:OLEObject Type="Embed" ProgID="Equation.DSMT4" ShapeID="_x0000_i1035" DrawAspect="Content" ObjectID="_1816607230" r:id="rId28"/>
+                <o:OLEObject Type="Embed" ProgID="Equation.DSMT4" ShapeID="_x0000_i1035" DrawAspect="Content" ObjectID="_1819115711" r:id="rId28"/>
               </w:object>
             </w:r>
           </w:p>
@@ -649,10 +661,10 @@
                 <w:position w:val="-12"/>
               </w:rPr>
               <w:object w:dxaOrig="279" w:dyaOrig="360" w14:anchorId="71C75754">
-                <v:shape id="_x0000_i1036" type="#_x0000_t75" style="width:14.15pt;height:18.45pt" o:ole="">
+                <v:shape id="_x0000_i1036" type="#_x0000_t75" style="width:14.55pt;height:18.85pt" o:ole="">
                   <v:imagedata r:id="rId29" o:title=""/>
                 </v:shape>
-                <o:OLEObject Type="Embed" ProgID="Equation.DSMT4" ShapeID="_x0000_i1036" DrawAspect="Content" ObjectID="_1816607231" r:id="rId30"/>
+                <o:OLEObject Type="Embed" ProgID="Equation.DSMT4" ShapeID="_x0000_i1036" DrawAspect="Content" ObjectID="_1819115712" r:id="rId30"/>
               </w:object>
             </w:r>
           </w:p>
@@ -677,10 +689,10 @@
                 <w:position w:val="-12"/>
               </w:rPr>
               <w:object w:dxaOrig="420" w:dyaOrig="360" w14:anchorId="0F3DAFC9">
-                <v:shape id="_x0000_i1037" type="#_x0000_t75" style="width:21pt;height:18.45pt" o:ole="">
+                <v:shape id="_x0000_i1037" type="#_x0000_t75" style="width:21.45pt;height:18.85pt" o:ole="">
                   <v:imagedata r:id="rId31" o:title=""/>
                 </v:shape>
-                <o:OLEObject Type="Embed" ProgID="Equation.DSMT4" ShapeID="_x0000_i1037" DrawAspect="Content" ObjectID="_1816607232" r:id="rId32"/>
+                <o:OLEObject Type="Embed" ProgID="Equation.DSMT4" ShapeID="_x0000_i1037" DrawAspect="Content" ObjectID="_1819115713" r:id="rId32"/>
               </w:object>
             </w:r>
           </w:p>
@@ -710,10 +722,10 @@
                 <w:position w:val="-14"/>
               </w:rPr>
               <w:object w:dxaOrig="520" w:dyaOrig="380" w14:anchorId="57DBAC82">
-                <v:shape id="_x0000_i1038" type="#_x0000_t75" style="width:25.7pt;height:19.3pt" o:ole="">
+                <v:shape id="_x0000_i1038" type="#_x0000_t75" style="width:25.3pt;height:18.85pt" o:ole="">
                   <v:imagedata r:id="rId33" o:title=""/>
                 </v:shape>
-                <o:OLEObject Type="Embed" ProgID="Equation.DSMT4" ShapeID="_x0000_i1038" DrawAspect="Content" ObjectID="_1816607233" r:id="rId34"/>
+                <o:OLEObject Type="Embed" ProgID="Equation.DSMT4" ShapeID="_x0000_i1038" DrawAspect="Content" ObjectID="_1819115714" r:id="rId34"/>
               </w:object>
             </w:r>
           </w:p>
@@ -738,10 +750,10 @@
                 <w:position w:val="-14"/>
               </w:rPr>
               <w:object w:dxaOrig="499" w:dyaOrig="380" w14:anchorId="2F860317">
-                <v:shape id="_x0000_i1039" type="#_x0000_t75" style="width:24.85pt;height:19.3pt" o:ole="">
+                <v:shape id="_x0000_i1039" type="#_x0000_t75" style="width:25.3pt;height:18.85pt" o:ole="">
                   <v:imagedata r:id="rId35" o:title=""/>
                 </v:shape>
-                <o:OLEObject Type="Embed" ProgID="Equation.DSMT4" ShapeID="_x0000_i1039" DrawAspect="Content" ObjectID="_1816607234" r:id="rId36"/>
+                <o:OLEObject Type="Embed" ProgID="Equation.DSMT4" ShapeID="_x0000_i1039" DrawAspect="Content" ObjectID="_1819115715" r:id="rId36"/>
               </w:object>
             </w:r>
           </w:p>
@@ -765,10 +777,10 @@
                 <w:position w:val="-14"/>
               </w:rPr>
               <w:object w:dxaOrig="620" w:dyaOrig="380" w14:anchorId="3B0061FB">
-                <v:shape id="_x0000_i1040" type="#_x0000_t75" style="width:31.3pt;height:19.3pt" o:ole="">
+                <v:shape id="_x0000_i1040" type="#_x0000_t75" style="width:30.85pt;height:18.85pt" o:ole="">
                   <v:imagedata r:id="rId37" o:title=""/>
                 </v:shape>
-                <o:OLEObject Type="Embed" ProgID="Equation.DSMT4" ShapeID="_x0000_i1040" DrawAspect="Content" ObjectID="_1816607235" r:id="rId38"/>
+                <o:OLEObject Type="Embed" ProgID="Equation.DSMT4" ShapeID="_x0000_i1040" DrawAspect="Content" ObjectID="_1819115716" r:id="rId38"/>
               </w:object>
             </w:r>
           </w:p>
@@ -793,10 +805,10 @@
                 <w:position w:val="-12"/>
               </w:rPr>
               <w:object w:dxaOrig="420" w:dyaOrig="360" w14:anchorId="43F38E68">
-                <v:shape id="_x0000_i1041" type="#_x0000_t75" style="width:21pt;height:18pt" o:ole="">
+                <v:shape id="_x0000_i1041" type="#_x0000_t75" style="width:21.45pt;height:18.85pt" o:ole="">
                   <v:imagedata r:id="rId39" o:title=""/>
                 </v:shape>
-                <o:OLEObject Type="Embed" ProgID="Equation.DSMT4" ShapeID="_x0000_i1041" DrawAspect="Content" ObjectID="_1816607236" r:id="rId40"/>
+                <o:OLEObject Type="Embed" ProgID="Equation.DSMT4" ShapeID="_x0000_i1041" DrawAspect="Content" ObjectID="_1819115717" r:id="rId40"/>
               </w:object>
             </w:r>
           </w:p>
@@ -837,10 +849,10 @@
                 <w:position w:val="-6"/>
               </w:rPr>
               <w:object w:dxaOrig="200" w:dyaOrig="220" w14:anchorId="07501600">
-                <v:shape id="_x0000_i1042" type="#_x0000_t75" style="width:9.85pt;height:10.7pt" o:ole="">
+                <v:shape id="_x0000_i1042" type="#_x0000_t75" style="width:9pt;height:10.7pt" o:ole="">
                   <v:imagedata r:id="rId41" o:title=""/>
                 </v:shape>
-                <o:OLEObject Type="Embed" ProgID="Equation.DSMT4" ShapeID="_x0000_i1042" DrawAspect="Content" ObjectID="_1816607237" r:id="rId42"/>
+                <o:OLEObject Type="Embed" ProgID="Equation.DSMT4" ShapeID="_x0000_i1042" DrawAspect="Content" ObjectID="_1819115718" r:id="rId42"/>
               </w:object>
             </w:r>
           </w:p>
@@ -881,10 +893,10 @@
                 <w:position w:val="-12"/>
               </w:rPr>
               <w:object w:dxaOrig="300" w:dyaOrig="360" w14:anchorId="26353736">
-                <v:shape id="_x0000_i1043" type="#_x0000_t75" style="width:15pt;height:18pt" o:ole="">
+                <v:shape id="_x0000_i1043" type="#_x0000_t75" style="width:14.55pt;height:18.85pt" o:ole="">
                   <v:imagedata r:id="rId43" o:title=""/>
                 </v:shape>
-                <o:OLEObject Type="Embed" ProgID="Equation.DSMT4" ShapeID="_x0000_i1043" DrawAspect="Content" ObjectID="_1816607238" r:id="rId44"/>
+                <o:OLEObject Type="Embed" ProgID="Equation.DSMT4" ShapeID="_x0000_i1043" DrawAspect="Content" ObjectID="_1819115719" r:id="rId44"/>
               </w:object>
             </w:r>
           </w:p>
@@ -931,10 +943,10 @@
                 <w:position w:val="-6"/>
               </w:rPr>
               <w:object w:dxaOrig="200" w:dyaOrig="279" w14:anchorId="0A3B56FA">
-                <v:shape id="_x0000_i1044" type="#_x0000_t75" style="width:9.85pt;height:14.15pt" o:ole="">
+                <v:shape id="_x0000_i1044" type="#_x0000_t75" style="width:9pt;height:14.55pt" o:ole="">
                   <v:imagedata r:id="rId45" o:title=""/>
                 </v:shape>
-                <o:OLEObject Type="Embed" ProgID="Equation.DSMT4" ShapeID="_x0000_i1044" DrawAspect="Content" ObjectID="_1816607239" r:id="rId46"/>
+                <o:OLEObject Type="Embed" ProgID="Equation.DSMT4" ShapeID="_x0000_i1044" DrawAspect="Content" ObjectID="_1819115720" r:id="rId46"/>
               </w:object>
             </w:r>
           </w:p>
@@ -951,7 +963,7 @@
           <w:p/>
           <w:p>
             <w:r>
-              <w:t>Weighting parameter for the linear Dirichlet-multinomial distribution</w:t>
+              <w:t>Weight parameter for the linear Dirichlet-multinomial distribution</w:t>
             </w:r>
           </w:p>
         </w:tc>
@@ -978,7 +990,7 @@
                 <v:shape id="_x0000_i1045" type="#_x0000_t75" style="width:12pt;height:15.85pt" o:ole="">
                   <v:imagedata r:id="rId47" o:title=""/>
                 </v:shape>
-                <o:OLEObject Type="Embed" ProgID="Equation.DSMT4" ShapeID="_x0000_i1045" DrawAspect="Content" ObjectID="_1816607240" r:id="rId48"/>
+                <o:OLEObject Type="Embed" ProgID="Equation.DSMT4" ShapeID="_x0000_i1045" DrawAspect="Content" ObjectID="_1819115721" r:id="rId48"/>
               </w:object>
             </w:r>
           </w:p>
@@ -995,7 +1007,13 @@
           <w:p/>
           <w:p>
             <w:r>
-              <w:t>Weighting parameter for the saturating Dirichlet-multinomial distribution</w:t>
+              <w:t>Weigh</w:t>
+            </w:r>
+            <w:r>
+              <w:t>t</w:t>
+            </w:r>
+            <w:r>
+              <w:t xml:space="preserve"> parameter for the saturating Dirichlet-multinomial distribution</w:t>
             </w:r>
           </w:p>
         </w:tc>
@@ -1019,10 +1037,10 @@
                 <w:position w:val="-14"/>
               </w:rPr>
               <w:object w:dxaOrig="360" w:dyaOrig="380" w14:anchorId="3DACC76F">
-                <v:shape id="_x0000_i1046" type="#_x0000_t75" style="width:18pt;height:19.3pt" o:ole="">
+                <v:shape id="_x0000_i1046" type="#_x0000_t75" style="width:18.85pt;height:18.85pt" o:ole="">
                   <v:imagedata r:id="rId49" o:title=""/>
                 </v:shape>
-                <o:OLEObject Type="Embed" ProgID="Equation.DSMT4" ShapeID="_x0000_i1046" DrawAspect="Content" ObjectID="_1816607241" r:id="rId50"/>
+                <o:OLEObject Type="Embed" ProgID="Equation.DSMT4" ShapeID="_x0000_i1046" DrawAspect="Content" ObjectID="_1819115722" r:id="rId50"/>
               </w:object>
             </w:r>
           </w:p>
@@ -1057,10 +1075,10 @@
           <w:position w:val="-10"/>
         </w:rPr>
         <w:object w:dxaOrig="200" w:dyaOrig="260" w14:anchorId="71CE6B4B">
-          <v:shape id="_x0000_i1047" type="#_x0000_t75" style="width:9.85pt;height:12.85pt" o:ole="">
+          <v:shape id="_x0000_i1047" type="#_x0000_t75" style="width:9pt;height:13.3pt" o:ole="">
             <v:imagedata r:id="rId27" o:title=""/>
           </v:shape>
-          <o:OLEObject Type="Embed" ProgID="Equation.DSMT4" ShapeID="_x0000_i1047" DrawAspect="Content" ObjectID="_1816607242" r:id="rId51"/>
+          <o:OLEObject Type="Embed" ProgID="Equation.DSMT4" ShapeID="_x0000_i1047" DrawAspect="Content" ObjectID="_1819115723" r:id="rId51"/>
         </w:object>
       </w:r>
       <w:r>
@@ -1077,18 +1095,14 @@
           <w:position w:val="-12"/>
         </w:rPr>
         <w:object w:dxaOrig="420" w:dyaOrig="360" w14:anchorId="16F710EA">
-          <v:shape id="_x0000_i1048" type="#_x0000_t75" style="width:21pt;height:18.45pt" o:ole="">
+          <v:shape id="_x0000_i1048" type="#_x0000_t75" style="width:21.45pt;height:18.85pt" o:ole="">
             <v:imagedata r:id="rId52" o:title=""/>
           </v:shape>
-          <o:OLEObject Type="Embed" ProgID="Equation.DSMT4" ShapeID="_x0000_i1048" DrawAspect="Content" ObjectID="_1816607243" r:id="rId53"/>
-        </w:object>
-      </w:r>
-      <w:r>
-        <w:t xml:space="preserve">. The predicted proportion vector </w:t>
-      </w:r>
-      <w:r>
-        <w:lastRenderedPageBreak/>
-        <w:t xml:space="preserve">estimated </w:t>
+          <o:OLEObject Type="Embed" ProgID="Equation.DSMT4" ShapeID="_x0000_i1048" DrawAspect="Content" ObjectID="_1819115724" r:id="rId53"/>
+        </w:object>
+      </w:r>
+      <w:r>
+        <w:t xml:space="preserve">. The predicted proportion vector estimated </w:t>
       </w:r>
       <w:r>
         <w:t>from the</w:t>
@@ -1101,10 +1115,10 @@
           <w:position w:val="-14"/>
         </w:rPr>
         <w:object w:dxaOrig="499" w:dyaOrig="380" w14:anchorId="1F508D71">
-          <v:shape id="_x0000_i1049" type="#_x0000_t75" style="width:24.85pt;height:19.3pt" o:ole="">
+          <v:shape id="_x0000_i1049" type="#_x0000_t75" style="width:25.3pt;height:18.85pt" o:ole="">
             <v:imagedata r:id="rId54" o:title=""/>
           </v:shape>
-          <o:OLEObject Type="Embed" ProgID="Equation.DSMT4" ShapeID="_x0000_i1049" DrawAspect="Content" ObjectID="_1816607244" r:id="rId55"/>
+          <o:OLEObject Type="Embed" ProgID="Equation.DSMT4" ShapeID="_x0000_i1049" DrawAspect="Content" ObjectID="_1819115725" r:id="rId55"/>
         </w:object>
       </w:r>
       <w:r>
@@ -1121,10 +1135,10 @@
           <w:position w:val="-10"/>
         </w:rPr>
         <w:object w:dxaOrig="200" w:dyaOrig="260" w14:anchorId="704EF6DF">
-          <v:shape id="_x0000_i1050" type="#_x0000_t75" style="width:9.85pt;height:12.85pt" o:ole="">
+          <v:shape id="_x0000_i1050" type="#_x0000_t75" style="width:9pt;height:13.3pt" o:ole="">
             <v:imagedata r:id="rId27" o:title=""/>
           </v:shape>
-          <o:OLEObject Type="Embed" ProgID="Equation.DSMT4" ShapeID="_x0000_i1050" DrawAspect="Content" ObjectID="_1816607245" r:id="rId56"/>
+          <o:OLEObject Type="Embed" ProgID="Equation.DSMT4" ShapeID="_x0000_i1050" DrawAspect="Content" ObjectID="_1819115726" r:id="rId56"/>
         </w:object>
       </w:r>
       <w:r>
@@ -1135,10 +1149,10 @@
           <w:position w:val="-12"/>
         </w:rPr>
         <w:object w:dxaOrig="420" w:dyaOrig="360" w14:anchorId="2061CC83">
-          <v:shape id="_x0000_i1051" type="#_x0000_t75" style="width:21pt;height:18.45pt" o:ole="">
+          <v:shape id="_x0000_i1051" type="#_x0000_t75" style="width:21.45pt;height:18.85pt" o:ole="">
             <v:imagedata r:id="rId57" o:title=""/>
           </v:shape>
-          <o:OLEObject Type="Embed" ProgID="Equation.DSMT4" ShapeID="_x0000_i1051" DrawAspect="Content" ObjectID="_1816607246" r:id="rId58"/>
+          <o:OLEObject Type="Embed" ProgID="Equation.DSMT4" ShapeID="_x0000_i1051" DrawAspect="Content" ObjectID="_1819115727" r:id="rId58"/>
         </w:object>
       </w:r>
       <w:r>
@@ -1155,10 +1169,10 @@
           <w:position w:val="-14"/>
         </w:rPr>
         <w:object w:dxaOrig="499" w:dyaOrig="380" w14:anchorId="62EF8F09">
-          <v:shape id="_x0000_i1052" type="#_x0000_t75" style="width:24.85pt;height:19.3pt" o:ole="">
+          <v:shape id="_x0000_i1052" type="#_x0000_t75" style="width:25.3pt;height:18.85pt" o:ole="">
             <v:imagedata r:id="rId54" o:title=""/>
           </v:shape>
-          <o:OLEObject Type="Embed" ProgID="Equation.DSMT4" ShapeID="_x0000_i1052" DrawAspect="Content" ObjectID="_1816607247" r:id="rId59"/>
+          <o:OLEObject Type="Embed" ProgID="Equation.DSMT4" ShapeID="_x0000_i1052" DrawAspect="Content" ObjectID="_1819115728" r:id="rId59"/>
         </w:object>
       </w:r>
       <w:r>
@@ -1172,10 +1186,10 @@
           <w:position w:val="-10"/>
         </w:rPr>
         <w:object w:dxaOrig="200" w:dyaOrig="260" w14:anchorId="1B4F371F">
-          <v:shape id="_x0000_i1053" type="#_x0000_t75" style="width:9.85pt;height:12.85pt" o:ole="">
+          <v:shape id="_x0000_i1053" type="#_x0000_t75" style="width:9pt;height:13.3pt" o:ole="">
             <v:imagedata r:id="rId27" o:title=""/>
           </v:shape>
-          <o:OLEObject Type="Embed" ProgID="Equation.DSMT4" ShapeID="_x0000_i1053" DrawAspect="Content" ObjectID="_1816607248" r:id="rId60"/>
+          <o:OLEObject Type="Embed" ProgID="Equation.DSMT4" ShapeID="_x0000_i1053" DrawAspect="Content" ObjectID="_1819115729" r:id="rId60"/>
         </w:object>
       </w:r>
       <w:r>
@@ -1189,10 +1203,10 @@
           <w:position w:val="-12"/>
         </w:rPr>
         <w:object w:dxaOrig="420" w:dyaOrig="360" w14:anchorId="4902547D">
-          <v:shape id="_x0000_i1054" type="#_x0000_t75" style="width:21pt;height:18.45pt" o:ole="">
+          <v:shape id="_x0000_i1054" type="#_x0000_t75" style="width:21.45pt;height:18.85pt" o:ole="">
             <v:imagedata r:id="rId61" o:title=""/>
           </v:shape>
-          <o:OLEObject Type="Embed" ProgID="Equation.DSMT4" ShapeID="_x0000_i1054" DrawAspect="Content" ObjectID="_1816607249" r:id="rId62"/>
+          <o:OLEObject Type="Embed" ProgID="Equation.DSMT4" ShapeID="_x0000_i1054" DrawAspect="Content" ObjectID="_1819115730" r:id="rId62"/>
         </w:object>
       </w:r>
       <w:r>
@@ -1218,10 +1232,10 @@
           <w:position w:val="-14"/>
         </w:rPr>
         <w:object w:dxaOrig="499" w:dyaOrig="380" w14:anchorId="79700A09">
-          <v:shape id="_x0000_i1055" type="#_x0000_t75" style="width:24.85pt;height:19.3pt" o:ole="">
+          <v:shape id="_x0000_i1055" type="#_x0000_t75" style="width:25.3pt;height:18.85pt" o:ole="">
             <v:imagedata r:id="rId54" o:title=""/>
           </v:shape>
-          <o:OLEObject Type="Embed" ProgID="Equation.DSMT4" ShapeID="_x0000_i1055" DrawAspect="Content" ObjectID="_1816607250" r:id="rId63"/>
+          <o:OLEObject Type="Embed" ProgID="Equation.DSMT4" ShapeID="_x0000_i1055" DrawAspect="Content" ObjectID="_1819115731" r:id="rId63"/>
         </w:object>
       </w:r>
       <w:r>
@@ -1279,10 +1293,10 @@
           <w:position w:val="-12"/>
         </w:rPr>
         <w:object w:dxaOrig="1480" w:dyaOrig="360" w14:anchorId="7A1F6EA4">
-          <v:shape id="_x0000_i1056" type="#_x0000_t75" style="width:73.7pt;height:18.45pt" o:ole="">
+          <v:shape id="_x0000_i1056" type="#_x0000_t75" style="width:73.3pt;height:18.85pt" o:ole="">
             <v:imagedata r:id="rId64" o:title=""/>
           </v:shape>
-          <o:OLEObject Type="Embed" ProgID="Equation.DSMT4" ShapeID="_x0000_i1056" DrawAspect="Content" ObjectID="_1816607251" r:id="rId65"/>
+          <o:OLEObject Type="Embed" ProgID="Equation.DSMT4" ShapeID="_x0000_i1056" DrawAspect="Content" ObjectID="_1819115732" r:id="rId65"/>
         </w:object>
       </w:r>
       <w:r>
@@ -1367,13 +1381,13 @@
       </w:r>
       <w:r>
         <w:rPr>
-          <w:position w:val="-32"/>
-        </w:rPr>
-        <w:object w:dxaOrig="4880" w:dyaOrig="720" w14:anchorId="12DDF572">
-          <v:shape id="_x0000_i1057" type="#_x0000_t75" style="width:244.3pt;height:36.45pt" o:ole="">
+          <w:position w:val="-60"/>
+        </w:rPr>
+        <w:object w:dxaOrig="5060" w:dyaOrig="1020" w14:anchorId="12DDF572">
+          <v:shape id="_x0000_i1057" type="#_x0000_t75" style="width:252.85pt;height:51pt" o:ole="">
             <v:imagedata r:id="rId66" o:title=""/>
           </v:shape>
-          <o:OLEObject Type="Embed" ProgID="Equation.DSMT4" ShapeID="_x0000_i1057" DrawAspect="Content" ObjectID="_1816607252" r:id="rId67"/>
+          <o:OLEObject Type="Embed" ProgID="Equation.DSMT4" ShapeID="_x0000_i1057" DrawAspect="Content" ObjectID="_1819115733" r:id="rId67"/>
         </w:object>
       </w:r>
     </w:p>
@@ -1395,10 +1409,10 @@
           <w:position w:val="-12"/>
         </w:rPr>
         <w:object w:dxaOrig="740" w:dyaOrig="360" w14:anchorId="746A2C6A">
-          <v:shape id="_x0000_i1058" type="#_x0000_t75" style="width:36.85pt;height:18pt" o:ole="">
+          <v:shape id="_x0000_i1058" type="#_x0000_t75" style="width:37.3pt;height:18.85pt" o:ole="">
             <v:imagedata r:id="rId68" o:title=""/>
           </v:shape>
-          <o:OLEObject Type="Embed" ProgID="Equation.DSMT4" ShapeID="_x0000_i1058" DrawAspect="Content" ObjectID="_1816607253" r:id="rId69"/>
+          <o:OLEObject Type="Embed" ProgID="Equation.DSMT4" ShapeID="_x0000_i1058" DrawAspect="Content" ObjectID="_1819115734" r:id="rId69"/>
         </w:object>
       </w:r>
       <w:r>
@@ -1494,11 +1508,11 @@
         <w:rPr>
           <w:position w:val="-28"/>
         </w:rPr>
-        <w:object w:dxaOrig="6920" w:dyaOrig="680" w14:anchorId="49A5674B">
-          <v:shape id="_x0000_i1059" type="#_x0000_t75" style="width:345.85pt;height:34.7pt" o:ole="">
+        <w:object w:dxaOrig="7720" w:dyaOrig="680" w14:anchorId="49A5674B">
+          <v:shape id="_x0000_i1059" type="#_x0000_t75" style="width:386.55pt;height:34.7pt" o:ole="">
             <v:imagedata r:id="rId70" o:title=""/>
           </v:shape>
-          <o:OLEObject Type="Embed" ProgID="Equation.DSMT4" ShapeID="_x0000_i1059" DrawAspect="Content" ObjectID="_1816607254" r:id="rId71"/>
+          <o:OLEObject Type="Embed" ProgID="Equation.DSMT4" ShapeID="_x0000_i1059" DrawAspect="Content" ObjectID="_1819115735" r:id="rId71"/>
         </w:object>
       </w:r>
     </w:p>
@@ -1523,10 +1537,10 @@
           <w:position w:val="-12"/>
         </w:rPr>
         <w:object w:dxaOrig="740" w:dyaOrig="360" w14:anchorId="0442F2CA">
-          <v:shape id="_x0000_i1060" type="#_x0000_t75" style="width:36.85pt;height:18pt" o:ole="">
+          <v:shape id="_x0000_i1060" type="#_x0000_t75" style="width:37.3pt;height:18.85pt" o:ole="">
             <v:imagedata r:id="rId68" o:title=""/>
           </v:shape>
-          <o:OLEObject Type="Embed" ProgID="Equation.DSMT4" ShapeID="_x0000_i1060" DrawAspect="Content" ObjectID="_1816607255" r:id="rId72"/>
+          <o:OLEObject Type="Embed" ProgID="Equation.DSMT4" ShapeID="_x0000_i1060" DrawAspect="Content" ObjectID="_1819115736" r:id="rId72"/>
         </w:object>
       </w:r>
       <w:r>
@@ -1546,10 +1560,10 @@
           <w:position w:val="-16"/>
         </w:rPr>
         <w:object w:dxaOrig="2400" w:dyaOrig="440" w14:anchorId="49C8E915">
-          <v:shape id="_x0000_i1061" type="#_x0000_t75" style="width:120.45pt;height:21.85pt" o:ole="">
+          <v:shape id="_x0000_i1061" type="#_x0000_t75" style="width:120pt;height:21.45pt" o:ole="">
             <v:imagedata r:id="rId73" o:title=""/>
           </v:shape>
-          <o:OLEObject Type="Embed" ProgID="Equation.DSMT4" ShapeID="_x0000_i1061" DrawAspect="Content" ObjectID="_1816607256" r:id="rId74"/>
+          <o:OLEObject Type="Embed" ProgID="Equation.DSMT4" ShapeID="_x0000_i1061" DrawAspect="Content" ObjectID="_1819115737" r:id="rId74"/>
         </w:object>
       </w:r>
       <w:r>
@@ -1576,10 +1590,10 @@
           <w:position w:val="-12"/>
         </w:rPr>
         <w:object w:dxaOrig="420" w:dyaOrig="360" w14:anchorId="3BA2A55E">
-          <v:shape id="_x0000_i1062" type="#_x0000_t75" style="width:21pt;height:17.55pt" o:ole="">
+          <v:shape id="_x0000_i1062" type="#_x0000_t75" style="width:21.45pt;height:17.55pt" o:ole="">
             <v:imagedata r:id="rId75" o:title=""/>
           </v:shape>
-          <o:OLEObject Type="Embed" ProgID="Equation.DSMT4" ShapeID="_x0000_i1062" DrawAspect="Content" ObjectID="_1816607257" r:id="rId76"/>
+          <o:OLEObject Type="Embed" ProgID="Equation.DSMT4" ShapeID="_x0000_i1062" DrawAspect="Content" ObjectID="_1819115738" r:id="rId76"/>
         </w:object>
       </w:r>
       <w:r>
@@ -1590,10 +1604,10 @@
           <w:position w:val="-16"/>
         </w:rPr>
         <w:object w:dxaOrig="2140" w:dyaOrig="440" w14:anchorId="69AEDFB6">
-          <v:shape id="_x0000_i1063" type="#_x0000_t75" style="width:107.55pt;height:21.85pt" o:ole="">
+          <v:shape id="_x0000_i1063" type="#_x0000_t75" style="width:107.55pt;height:21.45pt" o:ole="">
             <v:imagedata r:id="rId77" o:title=""/>
           </v:shape>
-          <o:OLEObject Type="Embed" ProgID="Equation.DSMT4" ShapeID="_x0000_i1063" DrawAspect="Content" ObjectID="_1816607258" r:id="rId78"/>
+          <o:OLEObject Type="Embed" ProgID="Equation.DSMT4" ShapeID="_x0000_i1063" DrawAspect="Content" ObjectID="_1819115739" r:id="rId78"/>
         </w:object>
       </w:r>
       <w:r>
@@ -1612,10 +1626,10 @@
           <w:position w:val="-12"/>
         </w:rPr>
         <w:object w:dxaOrig="740" w:dyaOrig="360" w14:anchorId="70CF0FC8">
-          <v:shape id="_x0000_i1064" type="#_x0000_t75" style="width:36.85pt;height:18pt" o:ole="">
+          <v:shape id="_x0000_i1064" type="#_x0000_t75" style="width:37.3pt;height:18.85pt" o:ole="">
             <v:imagedata r:id="rId68" o:title=""/>
           </v:shape>
-          <o:OLEObject Type="Embed" ProgID="Equation.DSMT4" ShapeID="_x0000_i1064" DrawAspect="Content" ObjectID="_1816607259" r:id="rId79"/>
+          <o:OLEObject Type="Embed" ProgID="Equation.DSMT4" ShapeID="_x0000_i1064" DrawAspect="Content" ObjectID="_1819115740" r:id="rId79"/>
         </w:object>
       </w:r>
       <w:r>
@@ -1690,6 +1704,7 @@
         <w:pStyle w:val="MTDisplayEquation"/>
       </w:pPr>
       <w:r>
+        <w:lastRenderedPageBreak/>
         <w:fldChar w:fldCharType="begin"/>
       </w:r>
       <w:r>
@@ -1765,11 +1780,11 @@
         <w:rPr>
           <w:position w:val="-30"/>
         </w:rPr>
-        <w:object w:dxaOrig="9040" w:dyaOrig="720" w14:anchorId="63393511">
-          <v:shape id="_x0000_i1065" type="#_x0000_t75" style="width:451.3pt;height:36.45pt" o:ole="">
+        <w:object w:dxaOrig="9440" w:dyaOrig="720" w14:anchorId="63393511">
+          <v:shape id="_x0000_i1065" type="#_x0000_t75" style="width:470.55pt;height:36.45pt" o:ole="">
             <v:imagedata r:id="rId80" o:title=""/>
           </v:shape>
-          <o:OLEObject Type="Embed" ProgID="Equation.DSMT4" ShapeID="_x0000_i1065" DrawAspect="Content" ObjectID="_1816607260" r:id="rId81"/>
+          <o:OLEObject Type="Embed" ProgID="Equation.DSMT4" ShapeID="_x0000_i1065" DrawAspect="Content" ObjectID="_1819115741" r:id="rId81"/>
         </w:object>
       </w:r>
     </w:p>
@@ -1789,10 +1804,10 @@
           <w:position w:val="-12"/>
         </w:rPr>
         <w:object w:dxaOrig="400" w:dyaOrig="360" w14:anchorId="3605784F">
-          <v:shape id="_x0000_i1066" type="#_x0000_t75" style="width:20.15pt;height:18pt" o:ole="">
+          <v:shape id="_x0000_i1066" type="#_x0000_t75" style="width:20.15pt;height:18.85pt" o:ole="">
             <v:imagedata r:id="rId82" o:title=""/>
           </v:shape>
-          <o:OLEObject Type="Embed" ProgID="Equation.DSMT4" ShapeID="_x0000_i1066" DrawAspect="Content" ObjectID="_1816607261" r:id="rId83"/>
+          <o:OLEObject Type="Embed" ProgID="Equation.DSMT4" ShapeID="_x0000_i1066" DrawAspect="Content" ObjectID="_1819115742" r:id="rId83"/>
         </w:object>
       </w:r>
       <w:r>
@@ -1857,10 +1872,10 @@
           <w:position w:val="-14"/>
         </w:rPr>
         <w:object w:dxaOrig="499" w:dyaOrig="380" w14:anchorId="1B4CDB69">
-          <v:shape id="_x0000_i1067" type="#_x0000_t75" style="width:24.85pt;height:19.3pt" o:ole="">
+          <v:shape id="_x0000_i1067" type="#_x0000_t75" style="width:25.3pt;height:18.85pt" o:ole="">
             <v:imagedata r:id="rId84" o:title=""/>
           </v:shape>
-          <o:OLEObject Type="Embed" ProgID="Equation.DSMT4" ShapeID="_x0000_i1067" DrawAspect="Content" ObjectID="_1816607262" r:id="rId85"/>
+          <o:OLEObject Type="Embed" ProgID="Equation.DSMT4" ShapeID="_x0000_i1067" DrawAspect="Content" ObjectID="_1819115743" r:id="rId85"/>
         </w:object>
       </w:r>
       <w:r>
@@ -1918,10 +1933,10 @@
           <w:position w:val="-12"/>
         </w:rPr>
         <w:object w:dxaOrig="740" w:dyaOrig="360" w14:anchorId="13DF4D0B">
-          <v:shape id="_x0000_i1068" type="#_x0000_t75" style="width:36.85pt;height:18pt" o:ole="">
+          <v:shape id="_x0000_i1068" type="#_x0000_t75" style="width:37.3pt;height:18.85pt" o:ole="">
             <v:imagedata r:id="rId68" o:title=""/>
           </v:shape>
-          <o:OLEObject Type="Embed" ProgID="Equation.DSMT4" ShapeID="_x0000_i1068" DrawAspect="Content" ObjectID="_1816607263" r:id="rId86"/>
+          <o:OLEObject Type="Embed" ProgID="Equation.DSMT4" ShapeID="_x0000_i1068" DrawAspect="Content" ObjectID="_1819115744" r:id="rId86"/>
         </w:object>
       </w:r>
       <w:r>
@@ -1943,21 +1958,17 @@
         <w:t>array</w:t>
       </w:r>
       <w:r>
-        <w:t xml:space="preserve"> of </w:t>
-      </w:r>
-      <w:r>
-        <w:lastRenderedPageBreak/>
-        <w:t xml:space="preserve">predicted proportions </w:t>
+        <w:t xml:space="preserve"> of predicted proportions </w:t>
       </w:r>
       <w:r>
         <w:rPr>
           <w:position w:val="-18"/>
         </w:rPr>
         <w:object w:dxaOrig="1840" w:dyaOrig="460" w14:anchorId="789B4DC0">
-          <v:shape id="_x0000_i1069" type="#_x0000_t75" style="width:92.15pt;height:22.7pt" o:ole="">
+          <v:shape id="_x0000_i1069" type="#_x0000_t75" style="width:92.15pt;height:22.3pt" o:ole="">
             <v:imagedata r:id="rId87" o:title=""/>
           </v:shape>
-          <o:OLEObject Type="Embed" ProgID="Equation.DSMT4" ShapeID="_x0000_i1069" DrawAspect="Content" ObjectID="_1816607264" r:id="rId88"/>
+          <o:OLEObject Type="Embed" ProgID="Equation.DSMT4" ShapeID="_x0000_i1069" DrawAspect="Content" ObjectID="_1819115745" r:id="rId88"/>
         </w:object>
       </w:r>
       <w:r>
@@ -1984,10 +1995,10 @@
           <w:position w:val="-16"/>
         </w:rPr>
         <w:object w:dxaOrig="1680" w:dyaOrig="440" w14:anchorId="6CF1C81C">
-          <v:shape id="_x0000_i1070" type="#_x0000_t75" style="width:82.7pt;height:21.85pt" o:ole="">
+          <v:shape id="_x0000_i1070" type="#_x0000_t75" style="width:82.7pt;height:21.45pt" o:ole="">
             <v:imagedata r:id="rId89" o:title=""/>
           </v:shape>
-          <o:OLEObject Type="Embed" ProgID="Equation.DSMT4" ShapeID="_x0000_i1070" DrawAspect="Content" ObjectID="_1816607265" r:id="rId90"/>
+          <o:OLEObject Type="Embed" ProgID="Equation.DSMT4" ShapeID="_x0000_i1070" DrawAspect="Content" ObjectID="_1819115746" r:id="rId90"/>
         </w:object>
       </w:r>
       <w:r>
@@ -2007,10 +2018,10 @@
           <w:position w:val="-16"/>
         </w:rPr>
         <w:object w:dxaOrig="1920" w:dyaOrig="440" w14:anchorId="72A242E0">
-          <v:shape id="_x0000_i1071" type="#_x0000_t75" style="width:96pt;height:21.85pt" o:ole="">
+          <v:shape id="_x0000_i1071" type="#_x0000_t75" style="width:96pt;height:21.45pt" o:ole="">
             <v:imagedata r:id="rId91" o:title=""/>
           </v:shape>
-          <o:OLEObject Type="Embed" ProgID="Equation.DSMT4" ShapeID="_x0000_i1071" DrawAspect="Content" ObjectID="_1816607266" r:id="rId92"/>
+          <o:OLEObject Type="Embed" ProgID="Equation.DSMT4" ShapeID="_x0000_i1071" DrawAspect="Content" ObjectID="_1819115747" r:id="rId92"/>
         </w:object>
       </w:r>
       <w:r>
@@ -2027,1010 +2038,143 @@
     </w:p>
     <w:p>
       <w:r>
-        <w:t xml:space="preserve">We </w:t>
-      </w:r>
-      <w:r>
-        <w:t>want to contrast the estimation performance of</w:t>
-      </w:r>
-      <w:r>
-        <w:t xml:space="preserve"> two </w:t>
-      </w:r>
-      <w:r>
-        <w:t>alternative forms</w:t>
-      </w:r>
-      <w:r>
-        <w:t xml:space="preserve"> of the Dirichlet-multinomial distribution used for fitting composition data. The first form is the saturated Dirichlet-multinomial distribution (</w:t>
-      </w:r>
-      <w:r>
-        <w:t>DMS</w:t>
-      </w:r>
-      <w:r>
-        <w:t xml:space="preserve">). </w:t>
-      </w:r>
-      <w:r>
-        <w:t>The</w:t>
+        <w:t xml:space="preserve">The unconstrained Dirichlet-multinomial distribution is a function of its concentration parameter vector </w:t>
+      </w:r>
+      <w:r>
+        <w:rPr>
+          <w:position w:val="-6"/>
+        </w:rPr>
+        <w:object w:dxaOrig="200" w:dyaOrig="220" w14:anchorId="76FC1E94">
+          <v:shape id="_x0000_i1072" type="#_x0000_t75" style="width:9pt;height:10.7pt" o:ole="">
+            <v:imagedata r:id="rId93" o:title=""/>
+          </v:shape>
+          <o:OLEObject Type="Embed" ProgID="Equation.DSMT4" ShapeID="_x0000_i1072" DrawAspect="Content" ObjectID="_1819115748" r:id="rId94"/>
+        </w:object>
+      </w:r>
+      <w:r>
+        <w:t xml:space="preserve"> and the observed </w:t>
+      </w:r>
+      <w:r>
+        <w:t xml:space="preserve">set of </w:t>
+      </w:r>
+      <w:r>
+        <w:t xml:space="preserve">counts </w:t>
+      </w:r>
+      <w:r>
+        <w:rPr>
+          <w:position w:val="-12"/>
+        </w:rPr>
+        <w:object w:dxaOrig="400" w:dyaOrig="360" w14:anchorId="5D3B6772">
+          <v:shape id="_x0000_i1073" type="#_x0000_t75" style="width:20.15pt;height:18.85pt" o:ole="">
+            <v:imagedata r:id="rId10" o:title=""/>
+          </v:shape>
+          <o:OLEObject Type="Embed" ProgID="Equation.DSMT4" ShapeID="_x0000_i1073" DrawAspect="Content" ObjectID="_1819115749" r:id="rId95"/>
+        </w:object>
+      </w:r>
+      <w:r>
+        <w:t>, where</w:t>
       </w:r>
       <w:r>
         <w:t xml:space="preserve"> </w:t>
       </w:r>
       <w:r>
-        <w:t>DMS</w:t>
-      </w:r>
-      <w:r>
-        <w:t xml:space="preserve"> likelihood for an observed set of counts </w:t>
+        <w:t xml:space="preserve">the </w:t>
+      </w:r>
+      <w:r>
+        <w:rPr>
+          <w:position w:val="-14"/>
+        </w:rPr>
+        <w:object w:dxaOrig="680" w:dyaOrig="380" w14:anchorId="56D90D82">
+          <v:shape id="_x0000_i1074" type="#_x0000_t75" style="width:34.3pt;height:19.3pt" o:ole="">
+            <v:imagedata r:id="rId96" o:title=""/>
+          </v:shape>
+          <o:OLEObject Type="Embed" ProgID="Equation.DSMT4" ShapeID="_x0000_i1074" DrawAspect="Content" ObjectID="_1819115750" r:id="rId97"/>
+        </w:object>
+      </w:r>
+      <w:r>
+        <w:t xml:space="preserve"> are positive and sum to </w:t>
       </w:r>
       <w:r>
         <w:rPr>
           <w:position w:val="-12"/>
         </w:rPr>
-        <w:object w:dxaOrig="1480" w:dyaOrig="360" w14:anchorId="6D3F399F">
-          <v:shape id="_x0000_i1072" type="#_x0000_t75" style="width:73.7pt;height:18.45pt" o:ole="">
+        <w:object w:dxaOrig="300" w:dyaOrig="360" w14:anchorId="5FE80CB7">
+          <v:shape id="_x0000_i1075" type="#_x0000_t75" style="width:14.55pt;height:18.85pt" o:ole="">
+            <v:imagedata r:id="rId43" o:title=""/>
+          </v:shape>
+          <o:OLEObject Type="Embed" ProgID="Equation.DSMT4" ShapeID="_x0000_i1075" DrawAspect="Content" ObjectID="_1819115751" r:id="rId98"/>
+        </w:object>
+      </w:r>
+      <w:r>
+        <w:t xml:space="preserve"> and</w:t>
+      </w:r>
+      <w:r>
+        <w:t xml:space="preserve"> </w:t>
+      </w:r>
+      <w:r>
+        <w:rPr>
+          <w:position w:val="-12"/>
+        </w:rPr>
+        <w:object w:dxaOrig="1480" w:dyaOrig="360" w14:anchorId="10806B9A">
+          <v:shape id="_x0000_i1076" type="#_x0000_t75" style="width:73.3pt;height:18.85pt" o:ole="">
             <v:imagedata r:id="rId64" o:title=""/>
           </v:shape>
-          <o:OLEObject Type="Embed" ProgID="Equation.DSMT4" ShapeID="_x0000_i1072" DrawAspect="Content" ObjectID="_1816607267" r:id="rId93"/>
-        </w:object>
-      </w:r>
-      <w:r>
-        <w:t xml:space="preserve"> </w:t>
-      </w:r>
-      <w:r>
-        <w:t xml:space="preserve">in a single period </w:t>
-      </w:r>
-      <w:r>
-        <w:t>is</w:t>
-      </w:r>
-    </w:p>
-    <w:p>
-      <w:pPr>
-        <w:pStyle w:val="MTDisplayEquation"/>
-      </w:pPr>
-      <w:r>
-        <w:fldChar w:fldCharType="begin"/>
-      </w:r>
-      <w:r>
-        <w:instrText xml:space="preserve"> MACROBUTTON MTPlaceRef \* MERGEFORMAT </w:instrText>
-      </w:r>
-      <w:r>
-        <w:fldChar w:fldCharType="begin"/>
-      </w:r>
-      <w:r>
-        <w:instrText xml:space="preserve"> SEQ MTEqn \h \* MERGEFORMAT </w:instrText>
-      </w:r>
-      <w:r>
-        <w:fldChar w:fldCharType="end"/>
-      </w:r>
-      <w:r>
-        <w:instrText>(</w:instrText>
-      </w:r>
-      <w:r>
-        <w:fldChar w:fldCharType="begin"/>
-      </w:r>
-      <w:r>
-        <w:instrText xml:space="preserve"> SEQ MTSec \c \* Arabic \* MERGEFORMAT </w:instrText>
-      </w:r>
-      <w:r>
-        <w:fldChar w:fldCharType="separate"/>
-      </w:r>
-      <w:r>
-        <w:rPr>
-          <w:noProof/>
-        </w:rPr>
-        <w:instrText>1</w:instrText>
-      </w:r>
-      <w:r>
-        <w:rPr>
-          <w:noProof/>
-        </w:rPr>
-        <w:fldChar w:fldCharType="end"/>
-      </w:r>
-      <w:r>
-        <w:instrText>.</w:instrText>
-      </w:r>
-      <w:r>
-        <w:fldChar w:fldCharType="begin"/>
-      </w:r>
-      <w:r>
-        <w:instrText xml:space="preserve"> SEQ MTEqn \c \* Arabic \* MERGEFORMAT </w:instrText>
-      </w:r>
-      <w:r>
-        <w:fldChar w:fldCharType="separate"/>
-      </w:r>
-      <w:r>
-        <w:rPr>
-          <w:noProof/>
-        </w:rPr>
-        <w:instrText>4</w:instrText>
-      </w:r>
-      <w:r>
-        <w:rPr>
-          <w:noProof/>
-        </w:rPr>
-        <w:fldChar w:fldCharType="end"/>
-      </w:r>
-      <w:r>
-        <w:instrText>)</w:instrText>
-      </w:r>
-      <w:r>
-        <w:fldChar w:fldCharType="end"/>
-      </w:r>
-      <w:r>
-        <w:tab/>
-      </w:r>
-      <w:r>
-        <w:rPr>
-          <w:position w:val="-60"/>
-        </w:rPr>
-        <w:object w:dxaOrig="7780" w:dyaOrig="1080" w14:anchorId="76263CBE">
-          <v:shape id="_x0000_i1073" type="#_x0000_t75" style="width:389.15pt;height:54pt" o:ole="">
-            <v:imagedata r:id="rId94" o:title=""/>
-          </v:shape>
-          <o:OLEObject Type="Embed" ProgID="Equation.DSMT4" ShapeID="_x0000_i1073" DrawAspect="Content" ObjectID="_1816607268" r:id="rId95"/>
-        </w:object>
-      </w:r>
-    </w:p>
-    <w:p>
-      <w:r>
-        <w:t>and t</w:t>
-      </w:r>
-      <w:r>
-        <w:t xml:space="preserve">he </w:t>
-      </w:r>
-      <w:r>
-        <w:t>saturated</w:t>
-      </w:r>
-      <w:r>
-        <w:t xml:space="preserve"> </w:t>
-      </w:r>
-      <w:r>
-        <w:t>Dirichlet-multinomial</w:t>
-      </w:r>
-      <w:r>
-        <w:t xml:space="preserve"> </w:t>
-      </w:r>
-      <w:r>
-        <w:t xml:space="preserve">negative loglikelihood </w:t>
+          <o:OLEObject Type="Embed" ProgID="Equation.DSMT4" ShapeID="_x0000_i1076" DrawAspect="Content" ObjectID="_1819115752" r:id="rId99"/>
+        </w:object>
+      </w:r>
+      <w:r>
+        <w:t xml:space="preserve">. </w:t>
+      </w:r>
+      <w:r>
+        <w:t xml:space="preserve">Samples from the distribution will be more clumped </w:t>
+      </w:r>
+      <w:r>
+        <w:t xml:space="preserve">or overdispersed for lower </w:t>
       </w:r>
       <w:r>
         <w:rPr>
           <w:position w:val="-12"/>
         </w:rPr>
-        <w:object w:dxaOrig="820" w:dyaOrig="360" w14:anchorId="54DB032E">
-          <v:shape id="_x0000_i1074" type="#_x0000_t75" style="width:40.7pt;height:18pt" o:ole="">
-            <v:imagedata r:id="rId96" o:title=""/>
-          </v:shape>
-          <o:OLEObject Type="Embed" ProgID="Equation.DSMT4" ShapeID="_x0000_i1074" DrawAspect="Content" ObjectID="_1816607269" r:id="rId97"/>
-        </w:object>
-      </w:r>
-      <w:r>
-        <w:t xml:space="preserve"> </w:t>
-      </w:r>
-      <w:r>
-        <w:t xml:space="preserve">is </w:t>
-      </w:r>
-    </w:p>
-    <w:p>
-      <w:pPr>
-        <w:pStyle w:val="MTDisplayEquation"/>
-      </w:pPr>
-      <w:r>
-        <w:fldChar w:fldCharType="begin"/>
-      </w:r>
-      <w:r>
-        <w:instrText xml:space="preserve"> MACROBUTTON MTPlaceRef \* MERGEFORMAT </w:instrText>
-      </w:r>
-      <w:r>
-        <w:fldChar w:fldCharType="begin"/>
-      </w:r>
-      <w:r>
-        <w:instrText xml:space="preserve"> SEQ MTEqn \h \* MERGEFORMAT </w:instrText>
-      </w:r>
-      <w:r>
-        <w:fldChar w:fldCharType="end"/>
-      </w:r>
-      <w:r>
-        <w:instrText>(</w:instrText>
-      </w:r>
-      <w:r>
-        <w:fldChar w:fldCharType="begin"/>
-      </w:r>
-      <w:r>
-        <w:instrText xml:space="preserve"> SEQ MTSec \c \* Arabic \* MERGEFORMAT </w:instrText>
-      </w:r>
-      <w:r>
-        <w:fldChar w:fldCharType="separate"/>
-      </w:r>
-      <w:r>
-        <w:rPr>
-          <w:noProof/>
-        </w:rPr>
-        <w:instrText>1</w:instrText>
-      </w:r>
-      <w:r>
-        <w:rPr>
-          <w:noProof/>
-        </w:rPr>
-        <w:fldChar w:fldCharType="end"/>
-      </w:r>
-      <w:r>
-        <w:instrText>.</w:instrText>
-      </w:r>
-      <w:r>
-        <w:fldChar w:fldCharType="begin"/>
-      </w:r>
-      <w:r>
-        <w:instrText xml:space="preserve"> SEQ MTEqn \c \* Arabic \* MERGEFORMAT </w:instrText>
-      </w:r>
-      <w:r>
-        <w:fldChar w:fldCharType="separate"/>
-      </w:r>
-      <w:r>
-        <w:rPr>
-          <w:noProof/>
-        </w:rPr>
-        <w:instrText>5</w:instrText>
-      </w:r>
-      <w:r>
-        <w:rPr>
-          <w:noProof/>
-        </w:rPr>
-        <w:fldChar w:fldCharType="end"/>
-      </w:r>
-      <w:r>
-        <w:instrText>)</w:instrText>
-      </w:r>
-      <w:r>
-        <w:fldChar w:fldCharType="end"/>
-      </w:r>
-      <w:r>
-        <w:rPr>
-          <w:position w:val="-102"/>
-        </w:rPr>
-        <w:object w:dxaOrig="7760" w:dyaOrig="2160" w14:anchorId="7938032D">
-          <v:shape id="_x0000_i1075" type="#_x0000_t75" style="width:387.85pt;height:108.85pt" o:ole="">
-            <v:imagedata r:id="rId98" o:title=""/>
-          </v:shape>
-          <o:OLEObject Type="Embed" ProgID="Equation.DSMT4" ShapeID="_x0000_i1075" DrawAspect="Content" ObjectID="_1816607270" r:id="rId99"/>
-        </w:object>
-      </w:r>
-      <w:r>
-        <w:tab/>
-      </w:r>
-    </w:p>
-    <w:p>
-      <w:r>
-        <w:t xml:space="preserve">where </w:t>
-      </w:r>
-      <w:r>
-        <w:rPr>
-          <w:position w:val="-10"/>
-        </w:rPr>
-        <w:object w:dxaOrig="240" w:dyaOrig="320" w14:anchorId="383B6B02">
-          <v:shape id="_x0000_i1076" type="#_x0000_t75" style="width:12pt;height:16.3pt" o:ole="">
-            <v:imagedata r:id="rId100" o:title=""/>
-          </v:shape>
-          <o:OLEObject Type="Embed" ProgID="Equation.DSMT4" ShapeID="_x0000_i1076" DrawAspect="Content" ObjectID="_1816607271" r:id="rId101"/>
-        </w:object>
-      </w:r>
-      <w:r>
-        <w:t xml:space="preserve"> is the </w:t>
-      </w:r>
-      <w:r>
-        <w:t>saturated</w:t>
-      </w:r>
-      <w:r>
-        <w:t xml:space="preserve"> </w:t>
-      </w:r>
-      <w:r>
-        <w:t>Dirichlet-multinomial</w:t>
-      </w:r>
-      <w:r>
-        <w:t xml:space="preserve"> weighting parameter</w:t>
-      </w:r>
-      <w:r>
-        <w:t xml:space="preserve"> and the</w:t>
-      </w:r>
-      <w:r>
-        <w:t xml:space="preserve"> parameters are the vector of predicted proportions </w:t>
-      </w:r>
-      <w:r>
-        <w:rPr>
-          <w:position w:val="-14"/>
-        </w:rPr>
-        <w:object w:dxaOrig="499" w:dyaOrig="380" w14:anchorId="352BF7FF">
-          <v:shape id="_x0000_i1077" type="#_x0000_t75" style="width:24.85pt;height:19.3pt" o:ole="">
-            <v:imagedata r:id="rId54" o:title=""/>
-          </v:shape>
-          <o:OLEObject Type="Embed" ProgID="Equation.DSMT4" ShapeID="_x0000_i1077" DrawAspect="Content" ObjectID="_1816607272" r:id="rId102"/>
-        </w:object>
-      </w:r>
-      <w:r>
-        <w:t xml:space="preserve"> and the weighting parameter </w:t>
-      </w:r>
-      <w:r>
-        <w:rPr>
-          <w:position w:val="-10"/>
-        </w:rPr>
-        <w:object w:dxaOrig="240" w:dyaOrig="320" w14:anchorId="22599F74">
-          <v:shape id="_x0000_i1078" type="#_x0000_t75" style="width:12pt;height:16.3pt" o:ole="">
-            <v:imagedata r:id="rId100" o:title=""/>
-          </v:shape>
-          <o:OLEObject Type="Embed" ProgID="Equation.DSMT4" ShapeID="_x0000_i1078" DrawAspect="Content" ObjectID="_1816607273" r:id="rId103"/>
+        <w:object w:dxaOrig="300" w:dyaOrig="360" w14:anchorId="793CCFB9">
+          <v:shape id="_x0000_i1077" type="#_x0000_t75" style="width:14.55pt;height:18.85pt" o:ole="">
+            <v:imagedata r:id="rId43" o:title=""/>
+          </v:shape>
+          <o:OLEObject Type="Embed" ProgID="Equation.DSMT4" ShapeID="_x0000_i1077" DrawAspect="Content" ObjectID="_1819115753" r:id="rId100"/>
+        </w:object>
+      </w:r>
+      <w:r>
+        <w:t xml:space="preserve"> and will be more similar to multinomial behavior for larger </w:t>
+      </w:r>
+      <w:r>
+        <w:rPr>
+          <w:position w:val="-12"/>
+        </w:rPr>
+        <w:object w:dxaOrig="300" w:dyaOrig="360" w14:anchorId="7D9AD6AD">
+          <v:shape id="_x0000_i1078" type="#_x0000_t75" style="width:14.55pt;height:18.85pt" o:ole="">
+            <v:imagedata r:id="rId43" o:title=""/>
+          </v:shape>
+          <o:OLEObject Type="Embed" ProgID="Equation.DSMT4" ShapeID="_x0000_i1078" DrawAspect="Content" ObjectID="_1819115754" r:id="rId101"/>
+        </w:object>
+      </w:r>
+      <w:r>
+        <w:t xml:space="preserve">, noting that the unconstrained Dirichlet-multinomial distribution approaches the multinomial as </w:t>
+      </w:r>
+      <w:r>
+        <w:rPr>
+          <w:position w:val="-12"/>
+        </w:rPr>
+        <w:object w:dxaOrig="820" w:dyaOrig="360" w14:anchorId="0B03B1C8">
+          <v:shape id="_x0000_i1079" type="#_x0000_t75" style="width:39.85pt;height:18.85pt" o:ole="">
+            <v:imagedata r:id="rId102" o:title=""/>
+          </v:shape>
+          <o:OLEObject Type="Embed" ProgID="Equation.DSMT4" ShapeID="_x0000_i1079" DrawAspect="Content" ObjectID="_1819115755" r:id="rId103"/>
         </w:object>
       </w:r>
       <w:r>
         <w:t>.</w:t>
       </w:r>
       <w:r>
-        <w:t xml:space="preserve"> </w:t>
-      </w:r>
-    </w:p>
-    <w:p>
-      <w:r>
-        <w:t xml:space="preserve">The </w:t>
-      </w:r>
-      <w:r>
-        <w:t>saturated</w:t>
-      </w:r>
-      <w:r>
-        <w:t xml:space="preserve"> </w:t>
-      </w:r>
-      <w:r>
-        <w:t>Dirichlet-multinomial</w:t>
-      </w:r>
-      <w:r>
-        <w:t xml:space="preserve"> negative loglikelihood </w:t>
-      </w:r>
-      <w:r>
-        <w:t xml:space="preserve">for a set of </w:t>
-      </w:r>
-      <w:r>
-        <w:rPr>
-          <w:i/>
-          <w:iCs/>
-        </w:rPr>
-        <w:t>T</w:t>
-      </w:r>
-      <w:r>
-        <w:t xml:space="preserve"> </w:t>
-      </w:r>
-      <w:r>
-        <w:t>sampling</w:t>
-      </w:r>
-      <w:r>
-        <w:t xml:space="preserve"> periods </w:t>
-      </w:r>
-      <w:r>
-        <w:t xml:space="preserve">and a set of </w:t>
-      </w:r>
-      <w:r>
-        <w:rPr>
-          <w:i/>
-          <w:iCs/>
-        </w:rPr>
-        <w:t>V</w:t>
-      </w:r>
-      <w:r>
-        <w:t xml:space="preserve"> fishing fleets </w:t>
-      </w:r>
-      <w:r>
-        <w:t>is</w:t>
-      </w:r>
-    </w:p>
-    <w:p>
-      <w:pPr>
-        <w:pStyle w:val="MTDisplayEquation"/>
-      </w:pPr>
-      <w:r>
-        <w:fldChar w:fldCharType="begin"/>
-      </w:r>
-      <w:r>
-        <w:instrText xml:space="preserve"> MACROBUTTON MTPlaceRef \* MERGEFORMAT </w:instrText>
-      </w:r>
-      <w:r>
-        <w:fldChar w:fldCharType="begin"/>
-      </w:r>
-      <w:r>
-        <w:instrText xml:space="preserve"> SEQ MTEqn \h \* MERGEFORMAT </w:instrText>
-      </w:r>
-      <w:r>
-        <w:fldChar w:fldCharType="end"/>
-      </w:r>
-      <w:r>
-        <w:instrText>(</w:instrText>
-      </w:r>
-      <w:r>
-        <w:fldChar w:fldCharType="begin"/>
-      </w:r>
-      <w:r>
-        <w:instrText xml:space="preserve"> SEQ MTSec \c \* Arabic \* MERGEFORMAT </w:instrText>
-      </w:r>
-      <w:r>
-        <w:fldChar w:fldCharType="separate"/>
-      </w:r>
-      <w:r>
-        <w:rPr>
-          <w:noProof/>
-        </w:rPr>
-        <w:instrText>1</w:instrText>
-      </w:r>
-      <w:r>
-        <w:rPr>
-          <w:noProof/>
-        </w:rPr>
-        <w:fldChar w:fldCharType="end"/>
-      </w:r>
-      <w:r>
-        <w:instrText>.</w:instrText>
-      </w:r>
-      <w:r>
-        <w:fldChar w:fldCharType="begin"/>
-      </w:r>
-      <w:r>
-        <w:instrText xml:space="preserve"> SEQ MTEqn \c \* Arabic \* MERGEFORMAT </w:instrText>
-      </w:r>
-      <w:r>
-        <w:fldChar w:fldCharType="separate"/>
-      </w:r>
-      <w:r>
-        <w:rPr>
-          <w:noProof/>
-        </w:rPr>
-        <w:instrText>6</w:instrText>
-      </w:r>
-      <w:r>
-        <w:rPr>
-          <w:noProof/>
-        </w:rPr>
-        <w:fldChar w:fldCharType="end"/>
-      </w:r>
-      <w:r>
-        <w:instrText>)</w:instrText>
-      </w:r>
-      <w:r>
-        <w:fldChar w:fldCharType="end"/>
-      </w:r>
-      <w:r>
-        <w:tab/>
-      </w:r>
-    </w:p>
-    <w:p/>
-    <w:p>
-      <w:r>
-        <w:rPr>
-          <w:position w:val="-90"/>
-        </w:rPr>
-        <w:object w:dxaOrig="9380" w:dyaOrig="1920" w14:anchorId="6CEDF6F0">
-          <v:shape id="_x0000_i1079" type="#_x0000_t75" style="width:468.85pt;height:96pt" o:ole="">
-            <v:imagedata r:id="rId104" o:title=""/>
-          </v:shape>
-          <o:OLEObject Type="Embed" ProgID="Equation.DSMT4" ShapeID="_x0000_i1079" DrawAspect="Content" ObjectID="_1816607274" r:id="rId105"/>
-        </w:object>
-      </w:r>
-    </w:p>
-    <w:p>
-      <w:r>
-        <w:t>T</w:t>
-      </w:r>
-      <w:r>
-        <w:t xml:space="preserve">he parameters of the </w:t>
-      </w:r>
-      <w:r>
-        <w:rPr>
-          <w:position w:val="-12"/>
-        </w:rPr>
-        <w:object w:dxaOrig="820" w:dyaOrig="360" w14:anchorId="739A3D07">
-          <v:shape id="_x0000_i1080" type="#_x0000_t75" style="width:40.7pt;height:18pt" o:ole="">
-            <v:imagedata r:id="rId106" o:title=""/>
-          </v:shape>
-          <o:OLEObject Type="Embed" ProgID="Equation.DSMT4" ShapeID="_x0000_i1080" DrawAspect="Content" ObjectID="_1816607275" r:id="rId107"/>
-        </w:object>
-      </w:r>
-      <w:r>
-        <w:t xml:space="preserve">are the predicted proportions </w:t>
-      </w:r>
-      <w:r>
-        <w:rPr>
-          <w:position w:val="-14"/>
-        </w:rPr>
-        <w:object w:dxaOrig="499" w:dyaOrig="380" w14:anchorId="7F242A5A">
-          <v:shape id="_x0000_i1081" type="#_x0000_t75" style="width:24.85pt;height:19.3pt" o:ole="">
-            <v:imagedata r:id="rId84" o:title=""/>
-          </v:shape>
-          <o:OLEObject Type="Embed" ProgID="Equation.DSMT4" ShapeID="_x0000_i1081" DrawAspect="Content" ObjectID="_1816607276" r:id="rId108"/>
-        </w:object>
-      </w:r>
-      <w:r>
-        <w:t xml:space="preserve"> </w:t>
-      </w:r>
-      <w:r>
-        <w:t xml:space="preserve">by period </w:t>
-      </w:r>
-      <w:r>
-        <w:t xml:space="preserve">and the weighting parameter </w:t>
-      </w:r>
-      <w:r>
-        <w:rPr>
-          <w:position w:val="-10"/>
-        </w:rPr>
-        <w:object w:dxaOrig="240" w:dyaOrig="320" w14:anchorId="6B638826">
-          <v:shape id="_x0000_i1082" type="#_x0000_t75" style="width:12pt;height:16.3pt" o:ole="">
-            <v:imagedata r:id="rId100" o:title=""/>
-          </v:shape>
-          <o:OLEObject Type="Embed" ProgID="Equation.DSMT4" ShapeID="_x0000_i1082" DrawAspect="Content" ObjectID="_1816607277" r:id="rId109"/>
-        </w:object>
-      </w:r>
-      <w:r>
-        <w:t xml:space="preserve">as a function of </w:t>
-      </w:r>
-      <w:r>
-        <w:rPr>
-          <w:position w:val="-12"/>
-        </w:rPr>
-        <w:object w:dxaOrig="420" w:dyaOrig="360" w14:anchorId="2979C5CB">
-          <v:shape id="_x0000_i1083" type="#_x0000_t75" style="width:21pt;height:18pt" o:ole="">
-            <v:imagedata r:id="rId110" o:title=""/>
-          </v:shape>
-          <o:OLEObject Type="Embed" ProgID="Equation.DSMT4" ShapeID="_x0000_i1083" DrawAspect="Content" ObjectID="_1816607278" r:id="rId111"/>
-        </w:object>
-      </w:r>
-      <w:r>
-        <w:t xml:space="preserve"> and the observed proportions </w:t>
-      </w:r>
-      <w:r>
-        <w:rPr>
-          <w:position w:val="-12"/>
-        </w:rPr>
-        <w:object w:dxaOrig="400" w:dyaOrig="360" w14:anchorId="3FA5C367">
-          <v:shape id="_x0000_i1084" type="#_x0000_t75" style="width:20.15pt;height:18.45pt" o:ole="">
-            <v:imagedata r:id="rId112" o:title=""/>
-          </v:shape>
-          <o:OLEObject Type="Embed" ProgID="Equation.DSMT4" ShapeID="_x0000_i1084" DrawAspect="Content" ObjectID="_1816607279" r:id="rId113"/>
-        </w:object>
-      </w:r>
-      <w:r>
-        <w:t>.</w:t>
-      </w:r>
-    </w:p>
-    <w:p>
-      <w:r>
-        <w:t xml:space="preserve">The </w:t>
-      </w:r>
-      <w:r>
-        <w:t>second form is the linear</w:t>
-      </w:r>
-      <w:r>
-        <w:t xml:space="preserve"> </w:t>
-      </w:r>
-      <w:r>
-        <w:t>Dirichlet-multinomial</w:t>
-      </w:r>
-      <w:r>
-        <w:t xml:space="preserve"> negative loglikelihood </w:t>
-      </w:r>
-      <w:r>
-        <w:rPr>
-          <w:position w:val="-12"/>
-        </w:rPr>
-        <w:object w:dxaOrig="800" w:dyaOrig="360" w14:anchorId="32A162C2">
-          <v:shape id="_x0000_i1085" type="#_x0000_t75" style="width:39.85pt;height:18pt" o:ole="">
-            <v:imagedata r:id="rId114" o:title=""/>
-          </v:shape>
-          <o:OLEObject Type="Embed" ProgID="Equation.DSMT4" ShapeID="_x0000_i1085" DrawAspect="Content" ObjectID="_1816607280" r:id="rId115"/>
-        </w:object>
-      </w:r>
-      <w:r>
-        <w:t xml:space="preserve"> </w:t>
-      </w:r>
-      <w:r>
-        <w:t xml:space="preserve">which </w:t>
-      </w:r>
-      <w:r>
-        <w:t>is</w:t>
-      </w:r>
-    </w:p>
-    <w:p>
-      <w:r>
-        <w:fldChar w:fldCharType="begin"/>
-      </w:r>
-      <w:r>
-        <w:instrText xml:space="preserve"> MACROBUTTON MTPlaceRef \* MERGEFORMAT </w:instrText>
-      </w:r>
-      <w:r>
-        <w:fldChar w:fldCharType="begin"/>
-      </w:r>
-      <w:r>
-        <w:instrText xml:space="preserve"> SEQ MTEqn \h \* MERGEFORMAT </w:instrText>
-      </w:r>
-      <w:r>
-        <w:fldChar w:fldCharType="end"/>
-      </w:r>
-      <w:r>
-        <w:instrText>(</w:instrText>
-      </w:r>
-      <w:r>
-        <w:fldChar w:fldCharType="begin"/>
-      </w:r>
-      <w:r>
-        <w:instrText xml:space="preserve"> SEQ MTSec \c \* Arabic \* MERGEFORMAT </w:instrText>
-      </w:r>
-      <w:r>
-        <w:fldChar w:fldCharType="separate"/>
-      </w:r>
-      <w:r>
-        <w:rPr>
-          <w:noProof/>
-        </w:rPr>
-        <w:instrText>1</w:instrText>
-      </w:r>
-      <w:r>
-        <w:rPr>
-          <w:noProof/>
-        </w:rPr>
-        <w:fldChar w:fldCharType="end"/>
-      </w:r>
-      <w:r>
-        <w:instrText>.</w:instrText>
-      </w:r>
-      <w:r>
-        <w:fldChar w:fldCharType="begin"/>
-      </w:r>
-      <w:r>
-        <w:instrText xml:space="preserve"> SEQ MTEqn \c \* Arabic \* MERGEFORMAT </w:instrText>
-      </w:r>
-      <w:r>
-        <w:fldChar w:fldCharType="separate"/>
-      </w:r>
-      <w:r>
-        <w:rPr>
-          <w:noProof/>
-        </w:rPr>
-        <w:instrText>7</w:instrText>
-      </w:r>
-      <w:r>
-        <w:rPr>
-          <w:noProof/>
-        </w:rPr>
-        <w:fldChar w:fldCharType="end"/>
-      </w:r>
-      <w:r>
-        <w:instrText>)</w:instrText>
-      </w:r>
-      <w:r>
-        <w:fldChar w:fldCharType="end"/>
-      </w:r>
-      <w:r>
-        <w:rPr>
-          <w:position w:val="-102"/>
-        </w:rPr>
-        <w:object w:dxaOrig="8400" w:dyaOrig="2160" w14:anchorId="7001A2D2">
-          <v:shape id="_x0000_i1086" type="#_x0000_t75" style="width:420pt;height:108.85pt" o:ole="">
-            <v:imagedata r:id="rId116" o:title=""/>
-          </v:shape>
-          <o:OLEObject Type="Embed" ProgID="Equation.DSMT4" ShapeID="_x0000_i1086" DrawAspect="Content" ObjectID="_1816607281" r:id="rId117"/>
-        </w:object>
-      </w:r>
-    </w:p>
-    <w:p>
-      <w:r>
-        <w:t xml:space="preserve">where </w:t>
-      </w:r>
-      <w:r>
-        <w:rPr>
-          <w:position w:val="-12"/>
-        </w:rPr>
-        <w:object w:dxaOrig="1120" w:dyaOrig="360" w14:anchorId="4F6D0C46">
-          <v:shape id="_x0000_i1087" type="#_x0000_t75" style="width:56.15pt;height:18pt" o:ole="">
-            <v:imagedata r:id="rId118" o:title=""/>
-          </v:shape>
-          <o:OLEObject Type="Embed" ProgID="Equation.DSMT4" ShapeID="_x0000_i1087" DrawAspect="Content" ObjectID="_1816607282" r:id="rId119"/>
-        </w:object>
-      </w:r>
-      <w:r>
-        <w:t xml:space="preserve"> is the </w:t>
-      </w:r>
-      <w:r>
-        <w:t>linear</w:t>
-      </w:r>
-      <w:r>
-        <w:t xml:space="preserve"> </w:t>
-      </w:r>
-      <w:r>
-        <w:t>Dirichlet-multinomial</w:t>
-      </w:r>
-      <w:r>
-        <w:t xml:space="preserve"> weighting parameter. </w:t>
-      </w:r>
-    </w:p>
-    <w:p>
-      <w:r>
-        <w:t xml:space="preserve">The linear Dirichlet-multinomial negative loglikelihood for a set of </w:t>
-      </w:r>
-      <w:r>
-        <w:rPr>
-          <w:i/>
-          <w:iCs/>
-        </w:rPr>
-        <w:t>T</w:t>
-      </w:r>
-      <w:r>
-        <w:t xml:space="preserve"> sampling periods and a set of </w:t>
-      </w:r>
-      <w:r>
-        <w:rPr>
-          <w:i/>
-          <w:iCs/>
-        </w:rPr>
-        <w:t>V</w:t>
-      </w:r>
-      <w:r>
-        <w:t xml:space="preserve"> fishing fleets is</w:t>
-      </w:r>
-    </w:p>
-    <w:p>
-      <w:r>
-        <w:fldChar w:fldCharType="begin"/>
-      </w:r>
-      <w:r>
-        <w:instrText xml:space="preserve"> MACROBUTTON MTPlaceRef \* MERGEFORMAT </w:instrText>
-      </w:r>
-      <w:r>
-        <w:fldChar w:fldCharType="begin"/>
-      </w:r>
-      <w:r>
-        <w:instrText xml:space="preserve"> SEQ MTEqn \h \* MERGEFORMAT </w:instrText>
-      </w:r>
-      <w:r>
-        <w:fldChar w:fldCharType="end"/>
-      </w:r>
-      <w:r>
-        <w:instrText>(</w:instrText>
-      </w:r>
-      <w:r>
-        <w:fldChar w:fldCharType="begin"/>
-      </w:r>
-      <w:r>
-        <w:instrText xml:space="preserve"> SEQ MTSec \c \* Arabic \* MERGEFORMAT </w:instrText>
-      </w:r>
-      <w:r>
-        <w:fldChar w:fldCharType="separate"/>
-      </w:r>
-      <w:r>
-        <w:rPr>
-          <w:noProof/>
-        </w:rPr>
-        <w:instrText>1</w:instrText>
-      </w:r>
-      <w:r>
-        <w:rPr>
-          <w:noProof/>
-        </w:rPr>
-        <w:fldChar w:fldCharType="end"/>
-      </w:r>
-      <w:r>
-        <w:instrText>.</w:instrText>
-      </w:r>
-      <w:r>
-        <w:fldChar w:fldCharType="begin"/>
-      </w:r>
-      <w:r>
-        <w:instrText xml:space="preserve"> SEQ MTEqn \c \* Arabic \* MERGEFORMAT </w:instrText>
-      </w:r>
-      <w:r>
-        <w:fldChar w:fldCharType="separate"/>
-      </w:r>
-      <w:r>
-        <w:rPr>
-          <w:noProof/>
-        </w:rPr>
-        <w:instrText>8</w:instrText>
-      </w:r>
-      <w:r>
-        <w:rPr>
-          <w:noProof/>
-        </w:rPr>
-        <w:fldChar w:fldCharType="end"/>
-      </w:r>
-      <w:r>
-        <w:instrText>)</w:instrText>
-      </w:r>
-      <w:r>
-        <w:fldChar w:fldCharType="end"/>
-      </w:r>
-      <w:r>
-        <w:tab/>
-      </w:r>
-    </w:p>
-    <w:p>
-      <w:r>
-        <w:rPr>
-          <w:position w:val="-90"/>
-        </w:rPr>
-        <w:object w:dxaOrig="10840" w:dyaOrig="1920" w14:anchorId="2E8F841C">
-          <v:shape id="_x0000_i1088" type="#_x0000_t75" style="width:542.15pt;height:96pt" o:ole="">
-            <v:imagedata r:id="rId120" o:title=""/>
-          </v:shape>
-          <o:OLEObject Type="Embed" ProgID="Equation.DSMT4" ShapeID="_x0000_i1088" DrawAspect="Content" ObjectID="_1816607283" r:id="rId121"/>
-        </w:object>
-      </w:r>
-      <w:r>
-        <w:t xml:space="preserve">The parameters of the </w:t>
-      </w:r>
-      <w:r>
-        <w:rPr>
-          <w:position w:val="-12"/>
-        </w:rPr>
-        <w:object w:dxaOrig="800" w:dyaOrig="360" w14:anchorId="038AB952">
-          <v:shape id="_x0000_i1089" type="#_x0000_t75" style="width:39.85pt;height:18pt" o:ole="">
-            <v:imagedata r:id="rId122" o:title=""/>
-          </v:shape>
-          <o:OLEObject Type="Embed" ProgID="Equation.DSMT4" ShapeID="_x0000_i1089" DrawAspect="Content" ObjectID="_1816607284" r:id="rId123"/>
-        </w:object>
-      </w:r>
-      <w:r>
-        <w:t xml:space="preserve">are the predicted proportions </w:t>
-      </w:r>
-      <w:r>
-        <w:rPr>
-          <w:position w:val="-14"/>
-        </w:rPr>
-        <w:object w:dxaOrig="499" w:dyaOrig="380" w14:anchorId="7BF43A81">
-          <v:shape id="_x0000_i1090" type="#_x0000_t75" style="width:24.85pt;height:19.3pt" o:ole="">
-            <v:imagedata r:id="rId84" o:title=""/>
-          </v:shape>
-          <o:OLEObject Type="Embed" ProgID="Equation.DSMT4" ShapeID="_x0000_i1090" DrawAspect="Content" ObjectID="_1816607285" r:id="rId124"/>
-        </w:object>
-      </w:r>
-      <w:r>
-        <w:t xml:space="preserve"> by period and the weighting parameter </w:t>
-      </w:r>
-      <w:r>
-        <w:rPr>
-          <w:position w:val="-6"/>
-        </w:rPr>
-        <w:object w:dxaOrig="200" w:dyaOrig="279" w14:anchorId="63755E26">
-          <v:shape id="_x0000_i1091" type="#_x0000_t75" style="width:9.85pt;height:14.15pt" o:ole="">
-            <v:imagedata r:id="rId125" o:title=""/>
-          </v:shape>
-          <o:OLEObject Type="Embed" ProgID="Equation.DSMT4" ShapeID="_x0000_i1091" DrawAspect="Content" ObjectID="_1816607286" r:id="rId126"/>
-        </w:object>
-      </w:r>
-      <w:r>
-        <w:t xml:space="preserve">as a function of </w:t>
-      </w:r>
-      <w:r>
-        <w:rPr>
-          <w:position w:val="-12"/>
-        </w:rPr>
-        <w:object w:dxaOrig="420" w:dyaOrig="360" w14:anchorId="28A9B83D">
-          <v:shape id="_x0000_i1092" type="#_x0000_t75" style="width:21pt;height:18pt" o:ole="">
-            <v:imagedata r:id="rId110" o:title=""/>
-          </v:shape>
-          <o:OLEObject Type="Embed" ProgID="Equation.DSMT4" ShapeID="_x0000_i1092" DrawAspect="Content" ObjectID="_1816607287" r:id="rId127"/>
-        </w:object>
-      </w:r>
-      <w:r>
-        <w:t xml:space="preserve"> and the observed proportions </w:t>
-      </w:r>
-      <w:r>
-        <w:rPr>
-          <w:position w:val="-12"/>
-        </w:rPr>
-        <w:object w:dxaOrig="400" w:dyaOrig="360" w14:anchorId="120DCD3C">
-          <v:shape id="_x0000_i1093" type="#_x0000_t75" style="width:20.15pt;height:18.45pt" o:ole="">
-            <v:imagedata r:id="rId112" o:title=""/>
-          </v:shape>
-          <o:OLEObject Type="Embed" ProgID="Equation.DSMT4" ShapeID="_x0000_i1093" DrawAspect="Content" ObjectID="_1816607288" r:id="rId128"/>
-        </w:object>
-      </w:r>
-      <w:r>
-        <w:t>.</w:t>
-      </w:r>
-    </w:p>
-    <w:p>
-      <w:r>
-        <w:t>References</w:t>
-      </w:r>
-    </w:p>
-    <w:p>
-      <w:r>
-        <w:t xml:space="preserve">Fisch, N., Camp, E., Shertzer, K., Ahrens, R. 2021. Assessing likelihoods for fitting composition data within stock assessments, with emphasis on different degrees of process and observation error. Fisheries Research, 243, 106069, </w:t>
-      </w:r>
-      <w:hyperlink r:id="rId129" w:history="1">
-        <w:r>
-          <w:rPr>
-            <w:rStyle w:val="Hyperlink"/>
-          </w:rPr>
-          <w:t>https://doi.org/10.1016/j.fishres.2021.106069</w:t>
-        </w:r>
-      </w:hyperlink>
-      <w:r>
-        <w:t xml:space="preserve"> </w:t>
-      </w:r>
-    </w:p>
-    <w:p>
-      <w:r>
-        <w:lastRenderedPageBreak/>
-        <w:t xml:space="preserve">Thorson, J.T., Johnson, K.F., Methot, R.D., Taylor, I.G. 2017. Model-based estimates of effective sample size in stock assessment models using the Dirichlet-multinomial distribution. Fisheries Research, 192:84-93, </w:t>
-      </w:r>
-      <w:hyperlink r:id="rId130" w:history="1">
-        <w:r>
-          <w:rPr>
-            <w:rStyle w:val="Hyperlink"/>
-          </w:rPr>
-          <w:t>https://doi.org/10.1016/j.fishres.2016.06.005</w:t>
-        </w:r>
-      </w:hyperlink>
-      <w:r>
-        <w:t xml:space="preserve"> </w:t>
-      </w:r>
-    </w:p>
-    <w:p/>
-    <w:p>
-      <w:r>
-        <w:t>Appendix</w:t>
-      </w:r>
-    </w:p>
-    <w:p>
-      <w:pPr>
-        <w:pStyle w:val="MTDisplayEquation"/>
-      </w:pPr>
-      <w:r>
-        <w:t xml:space="preserve">The effective sample size </w:t>
-      </w:r>
-      <w:r>
-        <w:rPr>
-          <w:position w:val="-14"/>
-        </w:rPr>
-        <w:object w:dxaOrig="480" w:dyaOrig="380" w14:anchorId="4AF50162">
-          <v:shape id="_x0000_i1094" type="#_x0000_t75" style="width:23.55pt;height:19.3pt" o:ole="">
-            <v:imagedata r:id="rId131" o:title=""/>
-          </v:shape>
-          <o:OLEObject Type="Embed" ProgID="Equation.DSMT4" ShapeID="_x0000_i1094" DrawAspect="Content" ObjectID="_1816607289" r:id="rId132"/>
-        </w:object>
-      </w:r>
-      <w:r>
-        <w:t xml:space="preserve"> </w:t>
-      </w:r>
-      <w:r>
-        <w:t xml:space="preserve">in period </w:t>
-      </w:r>
-      <w:r>
-        <w:rPr>
-          <w:i/>
-          <w:iCs/>
-        </w:rPr>
-        <w:t>t</w:t>
-      </w:r>
-      <w:r>
-        <w:t xml:space="preserve"> for the saturated Dirichlet Multinomial depends on </w:t>
-      </w:r>
-      <w:r>
-        <w:rPr>
-          <w:position w:val="-10"/>
-        </w:rPr>
-        <w:object w:dxaOrig="240" w:dyaOrig="320" w14:anchorId="3442E1A5">
-          <v:shape id="_x0000_i1095" type="#_x0000_t75" style="width:12pt;height:15.85pt" o:ole="">
-            <v:imagedata r:id="rId133" o:title=""/>
-          </v:shape>
-          <o:OLEObject Type="Embed" ProgID="Equation.DSMT4" ShapeID="_x0000_i1095" DrawAspect="Content" ObjectID="_1816607290" r:id="rId134"/>
-        </w:object>
-      </w:r>
-      <w:r>
-        <w:t xml:space="preserve"> and </w:t>
-      </w:r>
-      <w:r>
-        <w:rPr>
-          <w:position w:val="-14"/>
-        </w:rPr>
-        <w:object w:dxaOrig="499" w:dyaOrig="380" w14:anchorId="04D75701">
-          <v:shape id="_x0000_i1096" type="#_x0000_t75" style="width:24.85pt;height:18.85pt" o:ole="">
-            <v:imagedata r:id="rId135" o:title=""/>
-          </v:shape>
-          <o:OLEObject Type="Embed" ProgID="Equation.DSMT4" ShapeID="_x0000_i1096" DrawAspect="Content" ObjectID="_1816607291" r:id="rId136"/>
-        </w:object>
-      </w:r>
-      <w:r>
-        <w:t xml:space="preserve"> </w:t>
+        <w:t xml:space="preserve"> The likelihood of the unconstrained Dirichlet-multinomial distribution is </w:t>
       </w:r>
     </w:p>
     <w:p>
@@ -3071,7 +2215,7 @@
           <w:rPr>
             <w:noProof/>
           </w:rPr>
-          <w:instrText>9</w:instrText>
+          <w:instrText>4</w:instrText>
         </w:r>
       </w:fldSimple>
       <w:r>
@@ -3085,39 +2229,39 @@
       </w:r>
       <w:r>
         <w:rPr>
-          <w:position w:val="-32"/>
-        </w:rPr>
-        <w:object w:dxaOrig="2060" w:dyaOrig="720" w14:anchorId="54316F98">
-          <v:shape id="_x0000_i1097" type="#_x0000_t75" style="width:102.85pt;height:36.45pt" o:ole="">
-            <v:imagedata r:id="rId137" o:title=""/>
-          </v:shape>
-          <o:OLEObject Type="Embed" ProgID="Equation.DSMT4" ShapeID="_x0000_i1097" DrawAspect="Content" ObjectID="_1816607292" r:id="rId138"/>
-        </w:object>
-      </w:r>
-    </w:p>
-    <w:p>
-      <w:r>
-        <w:t xml:space="preserve">And for a set of periods </w:t>
-      </w:r>
-      <w:r>
-        <w:rPr>
-          <w:position w:val="-14"/>
-        </w:rPr>
-        <w:object w:dxaOrig="380" w:dyaOrig="380" w14:anchorId="0792F6D5">
-          <v:shape id="_x0000_i1098" type="#_x0000_t75" style="width:18.85pt;height:19.3pt" o:ole="">
-            <v:imagedata r:id="rId139" o:title=""/>
-          </v:shape>
-          <o:OLEObject Type="Embed" ProgID="Equation.DSMT4" ShapeID="_x0000_i1098" DrawAspect="Content" ObjectID="_1816607293" r:id="rId140"/>
-        </w:object>
-      </w:r>
-      <w:r>
-        <w:t xml:space="preserve"> is</w:t>
-      </w:r>
-    </w:p>
-    <w:p>
-      <w:pPr>
-        <w:pStyle w:val="MTDisplayEquation"/>
-      </w:pPr>
+          <w:position w:val="-60"/>
+        </w:rPr>
+        <w:object w:dxaOrig="6060" w:dyaOrig="1060" w14:anchorId="63601087">
+          <v:shape id="_x0000_i1080" type="#_x0000_t75" style="width:303.45pt;height:53.55pt" o:ole="">
+            <v:imagedata r:id="rId104" o:title=""/>
+          </v:shape>
+          <o:OLEObject Type="Embed" ProgID="Equation.DSMT4" ShapeID="_x0000_i1080" DrawAspect="Content" ObjectID="_1819115756" r:id="rId105"/>
+        </w:object>
+      </w:r>
+    </w:p>
+    <w:p>
+      <w:r>
+        <w:t xml:space="preserve">and the unconstrained Dirichlet-multinomial negative loglikelihood </w:t>
+      </w:r>
+      <w:r>
+        <w:rPr>
+          <w:position w:val="-12"/>
+        </w:rPr>
+        <w:object w:dxaOrig="840" w:dyaOrig="360" w14:anchorId="35751C7A">
+          <v:shape id="_x0000_i1081" type="#_x0000_t75" style="width:42.45pt;height:18.85pt" o:ole="">
+            <v:imagedata r:id="rId106" o:title=""/>
+          </v:shape>
+          <o:OLEObject Type="Embed" ProgID="Equation.DSMT4" ShapeID="_x0000_i1081" DrawAspect="Content" ObjectID="_1819115757" r:id="rId107"/>
+        </w:object>
+      </w:r>
+      <w:r>
+        <w:t xml:space="preserve"> </w:t>
+      </w:r>
+      <w:r>
+        <w:t xml:space="preserve">is </w:t>
+      </w:r>
+    </w:p>
+    <w:p>
       <w:r>
         <w:fldChar w:fldCharType="begin"/>
       </w:r>
@@ -3152,7 +2296,7 @@
           <w:rPr>
             <w:noProof/>
           </w:rPr>
-          <w:instrText>10</w:instrText>
+          <w:instrText>5</w:instrText>
         </w:r>
       </w:fldSimple>
       <w:r>
@@ -3162,47 +2306,63 @@
         <w:fldChar w:fldCharType="end"/>
       </w:r>
       <w:r>
-        <w:tab/>
-      </w:r>
-      <w:r>
-        <w:rPr>
-          <w:position w:val="-32"/>
-        </w:rPr>
-        <w:object w:dxaOrig="3200" w:dyaOrig="720" w14:anchorId="2C141056">
-          <v:shape id="_x0000_i1099" type="#_x0000_t75" style="width:160.3pt;height:35.55pt" o:ole="">
-            <v:imagedata r:id="rId141" o:title=""/>
-          </v:shape>
-          <o:OLEObject Type="Embed" ProgID="Equation.DSMT4" ShapeID="_x0000_i1099" DrawAspect="Content" ObjectID="_1816607294" r:id="rId142"/>
-        </w:object>
-      </w:r>
-    </w:p>
-    <w:p>
-      <w:r>
-        <w:t xml:space="preserve">The effective sample size </w:t>
-      </w:r>
-      <w:r>
-        <w:rPr>
-          <w:position w:val="-14"/>
-        </w:rPr>
-        <w:object w:dxaOrig="480" w:dyaOrig="380" w14:anchorId="18C38D9C">
-          <v:shape id="_x0000_i1100" type="#_x0000_t75" style="width:23.55pt;height:19.3pt" o:ole="">
-            <v:imagedata r:id="rId131" o:title=""/>
-          </v:shape>
-          <o:OLEObject Type="Embed" ProgID="Equation.DSMT4" ShapeID="_x0000_i1100" DrawAspect="Content" ObjectID="_1816607295" r:id="rId143"/>
-        </w:object>
-      </w:r>
-      <w:r>
-        <w:t xml:space="preserve"> in period </w:t>
-      </w:r>
-      <w:r>
-        <w:rPr>
-          <w:i/>
-          <w:iCs/>
-        </w:rPr>
-        <w:t>t</w:t>
-      </w:r>
-      <w:r>
-        <w:t xml:space="preserve"> for the linear Dirichlet Multinomial is</w:t>
+        <w:rPr>
+          <w:position w:val="-102"/>
+        </w:rPr>
+        <w:object w:dxaOrig="6320" w:dyaOrig="2160" w14:anchorId="68D23368">
+          <v:shape id="_x0000_i1082" type="#_x0000_t75" style="width:315.85pt;height:109.3pt" o:ole="">
+            <v:imagedata r:id="rId108" o:title=""/>
+          </v:shape>
+          <o:OLEObject Type="Embed" ProgID="Equation.DSMT4" ShapeID="_x0000_i1082" DrawAspect="Content" ObjectID="_1819115758" r:id="rId109"/>
+        </w:object>
+      </w:r>
+    </w:p>
+    <w:p>
+      <w:r>
+        <w:lastRenderedPageBreak/>
+        <w:t xml:space="preserve">We </w:t>
+      </w:r>
+      <w:r>
+        <w:t>want to contrast the estimation performance of</w:t>
+      </w:r>
+      <w:r>
+        <w:t xml:space="preserve"> two </w:t>
+      </w:r>
+      <w:r>
+        <w:t>alternative forms</w:t>
+      </w:r>
+      <w:r>
+        <w:t xml:space="preserve"> of the Dirichlet-multinomial distribution used for fitting composition data. The first form is the saturated Dirichlet-multinomial distribution (</w:t>
+      </w:r>
+      <w:r>
+        <w:t>DMS</w:t>
+      </w:r>
+      <w:r>
+        <w:t>)</w:t>
+      </w:r>
+      <w:r>
+        <w:t>.</w:t>
+      </w:r>
+      <w:r>
+        <w:t xml:space="preserve"> </w:t>
+      </w:r>
+      <w:r>
+        <w:t>The</w:t>
+      </w:r>
+      <w:r>
+        <w:t xml:space="preserve"> </w:t>
+      </w:r>
+      <w:r>
+        <w:t>DMS</w:t>
+      </w:r>
+      <w:r>
+        <w:t xml:space="preserve"> likelihood for </w:t>
+      </w:r>
+      <w:r>
+        <w:t xml:space="preserve">a single period </w:t>
+      </w:r>
+      <w:r>
+        <w:t>is</w:t>
       </w:r>
     </w:p>
     <w:p>
@@ -3227,25 +2387,51 @@
       <w:r>
         <w:instrText>(</w:instrText>
       </w:r>
-      <w:fldSimple w:instr=" SEQ MTSec \c \* Arabic \* MERGEFORMAT ">
-        <w:r>
-          <w:rPr>
-            <w:noProof/>
-          </w:rPr>
-          <w:instrText>1</w:instrText>
-        </w:r>
-      </w:fldSimple>
+      <w:r>
+        <w:fldChar w:fldCharType="begin"/>
+      </w:r>
+      <w:r>
+        <w:instrText xml:space="preserve"> SEQ MTSec \c \* Arabic \* MERGEFORMAT </w:instrText>
+      </w:r>
+      <w:r>
+        <w:fldChar w:fldCharType="separate"/>
+      </w:r>
+      <w:r>
+        <w:rPr>
+          <w:noProof/>
+        </w:rPr>
+        <w:instrText>1</w:instrText>
+      </w:r>
+      <w:r>
+        <w:rPr>
+          <w:noProof/>
+        </w:rPr>
+        <w:fldChar w:fldCharType="end"/>
+      </w:r>
       <w:r>
         <w:instrText>.</w:instrText>
       </w:r>
-      <w:fldSimple w:instr=" SEQ MTEqn \c \* Arabic \* MERGEFORMAT ">
-        <w:r>
-          <w:rPr>
-            <w:noProof/>
-          </w:rPr>
-          <w:instrText>11</w:instrText>
-        </w:r>
-      </w:fldSimple>
+      <w:r>
+        <w:fldChar w:fldCharType="begin"/>
+      </w:r>
+      <w:r>
+        <w:instrText xml:space="preserve"> SEQ MTEqn \c \* Arabic \* MERGEFORMAT </w:instrText>
+      </w:r>
+      <w:r>
+        <w:fldChar w:fldCharType="separate"/>
+      </w:r>
+      <w:r>
+        <w:rPr>
+          <w:noProof/>
+        </w:rPr>
+        <w:instrText>6</w:instrText>
+      </w:r>
+      <w:r>
+        <w:rPr>
+          <w:noProof/>
+        </w:rPr>
+        <w:fldChar w:fldCharType="end"/>
+      </w:r>
       <w:r>
         <w:instrText>)</w:instrText>
       </w:r>
@@ -3257,43 +2443,115 @@
       </w:r>
       <w:r>
         <w:rPr>
+          <w:position w:val="-60"/>
+        </w:rPr>
+        <w:object w:dxaOrig="7780" w:dyaOrig="1080" w14:anchorId="76263CBE">
+          <v:shape id="_x0000_i1083" type="#_x0000_t75" style="width:389.55pt;height:54.45pt" o:ole="">
+            <v:imagedata r:id="rId110" o:title=""/>
+          </v:shape>
+          <o:OLEObject Type="Embed" ProgID="Equation.DSMT4" ShapeID="_x0000_i1083" DrawAspect="Content" ObjectID="_1819115759" r:id="rId111"/>
+        </w:object>
+      </w:r>
+    </w:p>
+    <w:p>
+      <w:r>
+        <w:t xml:space="preserve">where </w:t>
+      </w:r>
+      <w:r>
+        <w:t xml:space="preserve">the parameters are the vector of predicted proportions </w:t>
+      </w:r>
+      <w:r>
+        <w:rPr>
           <w:position w:val="-24"/>
         </w:rPr>
-        <w:object w:dxaOrig="1640" w:dyaOrig="639" w14:anchorId="211C4F66">
-          <v:shape id="_x0000_i1101" type="#_x0000_t75" style="width:81.85pt;height:31.7pt" o:ole="">
-            <v:imagedata r:id="rId144" o:title=""/>
-          </v:shape>
-          <o:OLEObject Type="Embed" ProgID="Equation.DSMT4" ShapeID="_x0000_i1101" DrawAspect="Content" ObjectID="_1816607296" r:id="rId145"/>
-        </w:object>
-      </w:r>
-    </w:p>
-    <w:p>
-      <w:r>
-        <w:t xml:space="preserve">And for a set of </w:t>
-      </w:r>
-      <w:r>
-        <w:rPr>
-          <w:i/>
-          <w:iCs/>
-        </w:rPr>
+        <w:object w:dxaOrig="1260" w:dyaOrig="540" w14:anchorId="5FEAC1E8">
+          <v:shape id="_x0000_i1084" type="#_x0000_t75" style="width:63.85pt;height:26.55pt" o:ole="">
+            <v:imagedata r:id="rId112" o:title=""/>
+          </v:shape>
+          <o:OLEObject Type="Embed" ProgID="Equation.DSMT4" ShapeID="_x0000_i1084" DrawAspect="Content" ObjectID="_1819115760" r:id="rId113"/>
+        </w:object>
+      </w:r>
+      <w:r>
+        <w:t xml:space="preserve"> and the weight parameter </w:t>
+      </w:r>
+      <w:r>
+        <w:rPr>
+          <w:position w:val="-12"/>
+        </w:rPr>
+        <w:object w:dxaOrig="700" w:dyaOrig="360" w14:anchorId="4C1DBEDE">
+          <v:shape id="_x0000_i1085" type="#_x0000_t75" style="width:35.15pt;height:18pt" o:ole="">
+            <v:imagedata r:id="rId114" o:title=""/>
+          </v:shape>
+          <o:OLEObject Type="Embed" ProgID="Equation.DSMT4" ShapeID="_x0000_i1085" DrawAspect="Content" ObjectID="_1819115761" r:id="rId115"/>
+        </w:object>
+      </w:r>
+      <w:r>
+        <w:t xml:space="preserve">. </w:t>
+      </w:r>
+      <w:r>
+        <w:t xml:space="preserve">The DMS </w:t>
+      </w:r>
+      <w:r>
+        <w:t>distribution</w:t>
+      </w:r>
+      <w:r>
+        <w:t xml:space="preserve"> differs from the DMU distribution for numerical </w:t>
+      </w:r>
+      <w:r>
+        <w:t>optimization</w:t>
+      </w:r>
+      <w:r>
+        <w:t xml:space="preserve"> because it includes the </w:t>
+      </w:r>
+      <w:r>
+        <w:t xml:space="preserve">parameter </w:t>
+      </w:r>
+      <w:r>
+        <w:t>constraint that the</w:t>
+      </w:r>
+      <w:r>
+        <w:t xml:space="preserve"> </w:t>
+      </w:r>
+      <w:r>
+        <w:t xml:space="preserve">predicted proportions must sum to unity. </w:t>
+      </w:r>
+      <w:r>
         <w:t>T</w:t>
       </w:r>
       <w:r>
-        <w:t xml:space="preserve"> periods </w:t>
-      </w:r>
-      <w:r>
-        <w:rPr>
-          <w:position w:val="-14"/>
-        </w:rPr>
-        <w:object w:dxaOrig="380" w:dyaOrig="380" w14:anchorId="561EB899">
-          <v:shape id="_x0000_i1102" type="#_x0000_t75" style="width:18.85pt;height:19.3pt" o:ole="">
-            <v:imagedata r:id="rId146" o:title=""/>
-          </v:shape>
-          <o:OLEObject Type="Embed" ProgID="Equation.DSMT4" ShapeID="_x0000_i1102" DrawAspect="Content" ObjectID="_1816607297" r:id="rId147"/>
-        </w:object>
-      </w:r>
-      <w:r>
-        <w:t xml:space="preserve"> is</w:t>
+        <w:t xml:space="preserve">he </w:t>
+      </w:r>
+      <w:r>
+        <w:t>saturated</w:t>
+      </w:r>
+      <w:r>
+        <w:t xml:space="preserve"> </w:t>
+      </w:r>
+      <w:r>
+        <w:t>Dirichlet-multinomial</w:t>
+      </w:r>
+      <w:r>
+        <w:t xml:space="preserve"> </w:t>
+      </w:r>
+      <w:r>
+        <w:t xml:space="preserve">negative loglikelihood </w:t>
+      </w:r>
+      <w:r>
+        <w:rPr>
+          <w:position w:val="-12"/>
+        </w:rPr>
+        <w:object w:dxaOrig="820" w:dyaOrig="360" w14:anchorId="54DB032E">
+          <v:shape id="_x0000_i1086" type="#_x0000_t75" style="width:41.15pt;height:18.85pt" o:ole="">
+            <v:imagedata r:id="rId116" o:title=""/>
+          </v:shape>
+          <o:OLEObject Type="Embed" ProgID="Equation.DSMT4" ShapeID="_x0000_i1086" DrawAspect="Content" ObjectID="_1819115762" r:id="rId117"/>
+        </w:object>
+      </w:r>
+      <w:r>
+        <w:t xml:space="preserve"> </w:t>
+      </w:r>
+      <w:r>
+        <w:t xml:space="preserve">is </w:t>
       </w:r>
     </w:p>
     <w:p>
@@ -3318,25 +2576,51 @@
       <w:r>
         <w:instrText>(</w:instrText>
       </w:r>
-      <w:fldSimple w:instr=" SEQ MTSec \c \* Arabic \* MERGEFORMAT ">
-        <w:r>
-          <w:rPr>
-            <w:noProof/>
-          </w:rPr>
-          <w:instrText>1</w:instrText>
-        </w:r>
-      </w:fldSimple>
+      <w:r>
+        <w:fldChar w:fldCharType="begin"/>
+      </w:r>
+      <w:r>
+        <w:instrText xml:space="preserve"> SEQ MTSec \c \* Arabic \* MERGEFORMAT </w:instrText>
+      </w:r>
+      <w:r>
+        <w:fldChar w:fldCharType="separate"/>
+      </w:r>
+      <w:r>
+        <w:rPr>
+          <w:noProof/>
+        </w:rPr>
+        <w:instrText>1</w:instrText>
+      </w:r>
+      <w:r>
+        <w:rPr>
+          <w:noProof/>
+        </w:rPr>
+        <w:fldChar w:fldCharType="end"/>
+      </w:r>
       <w:r>
         <w:instrText>.</w:instrText>
       </w:r>
-      <w:fldSimple w:instr=" SEQ MTEqn \c \* Arabic \* MERGEFORMAT ">
-        <w:r>
-          <w:rPr>
-            <w:noProof/>
-          </w:rPr>
-          <w:instrText>12</w:instrText>
-        </w:r>
-      </w:fldSimple>
+      <w:r>
+        <w:fldChar w:fldCharType="begin"/>
+      </w:r>
+      <w:r>
+        <w:instrText xml:space="preserve"> SEQ MTEqn \c \* Arabic \* MERGEFORMAT </w:instrText>
+      </w:r>
+      <w:r>
+        <w:fldChar w:fldCharType="separate"/>
+      </w:r>
+      <w:r>
+        <w:rPr>
+          <w:noProof/>
+        </w:rPr>
+        <w:instrText>7</w:instrText>
+      </w:r>
+      <w:r>
+        <w:rPr>
+          <w:noProof/>
+        </w:rPr>
+        <w:fldChar w:fldCharType="end"/>
+      </w:r>
       <w:r>
         <w:instrText>)</w:instrText>
       </w:r>
@@ -3344,43 +2628,73 @@
         <w:fldChar w:fldCharType="end"/>
       </w:r>
       <w:r>
+        <w:rPr>
+          <w:position w:val="-102"/>
+        </w:rPr>
+        <w:object w:dxaOrig="7980" w:dyaOrig="2160" w14:anchorId="7938032D">
+          <v:shape id="_x0000_i1087" type="#_x0000_t75" style="width:399pt;height:109.3pt" o:ole="">
+            <v:imagedata r:id="rId118" o:title=""/>
+          </v:shape>
+          <o:OLEObject Type="Embed" ProgID="Equation.DSMT4" ShapeID="_x0000_i1087" DrawAspect="Content" ObjectID="_1819115763" r:id="rId119"/>
+        </w:object>
+      </w:r>
+      <w:r>
         <w:tab/>
       </w:r>
-      <w:r>
-        <w:rPr>
-          <w:position w:val="-28"/>
-        </w:rPr>
-        <w:object w:dxaOrig="2799" w:dyaOrig="680" w14:anchorId="739C966D">
-          <v:shape id="_x0000_i1103" type="#_x0000_t75" style="width:139.7pt;height:34.3pt" o:ole="">
-            <v:imagedata r:id="rId148" o:title=""/>
-          </v:shape>
-          <o:OLEObject Type="Embed" ProgID="Equation.DSMT4" ShapeID="_x0000_i1103" DrawAspect="Content" ObjectID="_1816607298" r:id="rId149"/>
-        </w:object>
-      </w:r>
-    </w:p>
-    <w:p>
-      <w:r>
-        <w:t>We want to identify any critical points of the two Dirichlet Multinomial forms</w:t>
-      </w:r>
-      <w:r>
-        <w:t xml:space="preserve"> to help understand the curvature features of the sample size surface</w:t>
-      </w:r>
-      <w:r>
-        <w:t xml:space="preserve">. The gradient for the effective sample size </w:t>
-      </w:r>
-      <w:r>
-        <w:rPr>
-          <w:position w:val="-14"/>
-        </w:rPr>
-        <w:object w:dxaOrig="480" w:dyaOrig="380" w14:anchorId="5943D36D">
-          <v:shape id="_x0000_i1104" type="#_x0000_t75" style="width:23.55pt;height:19.3pt" o:ole="">
-            <v:imagedata r:id="rId131" o:title=""/>
-          </v:shape>
-          <o:OLEObject Type="Embed" ProgID="Equation.DSMT4" ShapeID="_x0000_i1104" DrawAspect="Content" ObjectID="_1816607299" r:id="rId150"/>
-        </w:object>
-      </w:r>
-      <w:r>
-        <w:t xml:space="preserve"> of the linear Dirichlet Multinomial is</w:t>
+    </w:p>
+    <w:p>
+      <w:r>
+        <w:t xml:space="preserve">The </w:t>
+      </w:r>
+      <w:r>
+        <w:t>saturated</w:t>
+      </w:r>
+      <w:r>
+        <w:t xml:space="preserve"> </w:t>
+      </w:r>
+      <w:r>
+        <w:t>Dirichlet-multinomial</w:t>
+      </w:r>
+      <w:r>
+        <w:t xml:space="preserve"> negative loglikelihood </w:t>
+      </w:r>
+      <w:r>
+        <w:t xml:space="preserve">for a set of </w:t>
+      </w:r>
+      <w:r>
+        <w:rPr>
+          <w:i/>
+          <w:iCs/>
+        </w:rPr>
+        <w:t>T</w:t>
+      </w:r>
+      <w:r>
+        <w:t xml:space="preserve"> </w:t>
+      </w:r>
+      <w:r>
+        <w:t>sampling</w:t>
+      </w:r>
+      <w:r>
+        <w:t xml:space="preserve"> periods </w:t>
+      </w:r>
+      <w:r>
+        <w:t xml:space="preserve">and a set of </w:t>
+      </w:r>
+      <w:r>
+        <w:rPr>
+          <w:i/>
+          <w:iCs/>
+        </w:rPr>
+        <w:t>V</w:t>
+      </w:r>
+      <w:r>
+        <w:t xml:space="preserve"> fishing fleets </w:t>
+      </w:r>
+      <w:r>
+        <w:t xml:space="preserve">with fleet-specific weight parameters </w:t>
+      </w:r>
+      <w:r>
+        <w:t>is</w:t>
       </w:r>
     </w:p>
     <w:p>
@@ -3405,94 +2719,572 @@
       <w:r>
         <w:instrText>(</w:instrText>
       </w:r>
-      <w:fldSimple w:instr=" SEQ MTSec \c \* Arabic \* MERGEFORMAT ">
+      <w:r>
+        <w:fldChar w:fldCharType="begin"/>
+      </w:r>
+      <w:r>
+        <w:instrText xml:space="preserve"> SEQ MTSec \c \* Arabic \* MERGEFORMAT </w:instrText>
+      </w:r>
+      <w:r>
+        <w:fldChar w:fldCharType="separate"/>
+      </w:r>
+      <w:r>
+        <w:rPr>
+          <w:noProof/>
+        </w:rPr>
+        <w:instrText>1</w:instrText>
+      </w:r>
+      <w:r>
+        <w:rPr>
+          <w:noProof/>
+        </w:rPr>
+        <w:fldChar w:fldCharType="end"/>
+      </w:r>
+      <w:r>
+        <w:instrText>.</w:instrText>
+      </w:r>
+      <w:r>
+        <w:fldChar w:fldCharType="begin"/>
+      </w:r>
+      <w:r>
+        <w:instrText xml:space="preserve"> SEQ MTEqn \c \* Arabic \* MERGEFORMAT </w:instrText>
+      </w:r>
+      <w:r>
+        <w:fldChar w:fldCharType="separate"/>
+      </w:r>
+      <w:r>
+        <w:rPr>
+          <w:noProof/>
+        </w:rPr>
+        <w:instrText>8</w:instrText>
+      </w:r>
+      <w:r>
+        <w:rPr>
+          <w:noProof/>
+        </w:rPr>
+        <w:fldChar w:fldCharType="end"/>
+      </w:r>
+      <w:r>
+        <w:instrText>)</w:instrText>
+      </w:r>
+      <w:r>
+        <w:fldChar w:fldCharType="end"/>
+      </w:r>
+    </w:p>
+    <w:p>
+      <w:r>
+        <w:rPr>
+          <w:position w:val="-90"/>
+        </w:rPr>
+        <w:object w:dxaOrig="9700" w:dyaOrig="1920" w14:anchorId="6CEDF6F0">
+          <v:shape id="_x0000_i1088" type="#_x0000_t75" style="width:485.55pt;height:96pt" o:ole="">
+            <v:imagedata r:id="rId120" o:title=""/>
+          </v:shape>
+          <o:OLEObject Type="Embed" ProgID="Equation.DSMT4" ShapeID="_x0000_i1088" DrawAspect="Content" ObjectID="_1819115764" r:id="rId121"/>
+        </w:object>
+      </w:r>
+    </w:p>
+    <w:p>
+      <w:r>
+        <w:t>T</w:t>
+      </w:r>
+      <w:r>
+        <w:t xml:space="preserve">he parameters of the </w:t>
+      </w:r>
+      <w:r>
+        <w:rPr>
+          <w:position w:val="-12"/>
+        </w:rPr>
+        <w:object w:dxaOrig="820" w:dyaOrig="360" w14:anchorId="739A3D07">
+          <v:shape id="_x0000_i1089" type="#_x0000_t75" style="width:41.15pt;height:18.85pt" o:ole="">
+            <v:imagedata r:id="rId122" o:title=""/>
+          </v:shape>
+          <o:OLEObject Type="Embed" ProgID="Equation.DSMT4" ShapeID="_x0000_i1089" DrawAspect="Content" ObjectID="_1819115765" r:id="rId123"/>
+        </w:object>
+      </w:r>
+      <w:r>
+        <w:t xml:space="preserve">are the predicted proportions </w:t>
+      </w:r>
+      <w:r>
+        <w:rPr>
+          <w:position w:val="-14"/>
+        </w:rPr>
+        <w:object w:dxaOrig="499" w:dyaOrig="380" w14:anchorId="7F242A5A">
+          <v:shape id="_x0000_i1090" type="#_x0000_t75" style="width:25.3pt;height:18.85pt" o:ole="">
+            <v:imagedata r:id="rId84" o:title=""/>
+          </v:shape>
+          <o:OLEObject Type="Embed" ProgID="Equation.DSMT4" ShapeID="_x0000_i1090" DrawAspect="Content" ObjectID="_1819115766" r:id="rId124"/>
+        </w:object>
+      </w:r>
+      <w:r>
+        <w:t xml:space="preserve"> </w:t>
+      </w:r>
+      <w:r>
+        <w:t xml:space="preserve">by period </w:t>
+      </w:r>
+      <w:r>
+        <w:t xml:space="preserve">and the </w:t>
+      </w:r>
+      <w:r>
+        <w:t xml:space="preserve">fleet-specific </w:t>
+      </w:r>
+      <w:r>
+        <w:t>weight</w:t>
+      </w:r>
+      <w:r>
+        <w:t xml:space="preserve"> parameter</w:t>
+      </w:r>
+      <w:r>
+        <w:t>s</w:t>
+      </w:r>
+      <w:r>
+        <w:t xml:space="preserve"> </w:t>
+      </w:r>
+      <w:r>
+        <w:rPr>
+          <w:position w:val="-12"/>
+        </w:rPr>
+        <w:object w:dxaOrig="279" w:dyaOrig="360" w14:anchorId="6B638826">
+          <v:shape id="_x0000_i1091" type="#_x0000_t75" style="width:14.15pt;height:18pt" o:ole="">
+            <v:imagedata r:id="rId125" o:title=""/>
+          </v:shape>
+          <o:OLEObject Type="Embed" ProgID="Equation.DSMT4" ShapeID="_x0000_i1091" DrawAspect="Content" ObjectID="_1819115767" r:id="rId126"/>
+        </w:object>
+      </w:r>
+      <w:r>
+        <w:t xml:space="preserve">as a function of </w:t>
+      </w:r>
+      <w:r>
+        <w:rPr>
+          <w:position w:val="-12"/>
+        </w:rPr>
+        <w:object w:dxaOrig="420" w:dyaOrig="360" w14:anchorId="2979C5CB">
+          <v:shape id="_x0000_i1092" type="#_x0000_t75" style="width:21.45pt;height:18.85pt" o:ole="">
+            <v:imagedata r:id="rId127" o:title=""/>
+          </v:shape>
+          <o:OLEObject Type="Embed" ProgID="Equation.DSMT4" ShapeID="_x0000_i1092" DrawAspect="Content" ObjectID="_1819115768" r:id="rId128"/>
+        </w:object>
+      </w:r>
+      <w:r>
+        <w:t xml:space="preserve"> and the observed proportions </w:t>
+      </w:r>
+      <w:r>
+        <w:rPr>
+          <w:position w:val="-12"/>
+        </w:rPr>
+        <w:object w:dxaOrig="400" w:dyaOrig="360" w14:anchorId="3FA5C367">
+          <v:shape id="_x0000_i1093" type="#_x0000_t75" style="width:20.15pt;height:18.85pt" o:ole="">
+            <v:imagedata r:id="rId129" o:title=""/>
+          </v:shape>
+          <o:OLEObject Type="Embed" ProgID="Equation.DSMT4" ShapeID="_x0000_i1093" DrawAspect="Content" ObjectID="_1819115769" r:id="rId130"/>
+        </w:object>
+      </w:r>
+      <w:r>
+        <w:t>.</w:t>
+      </w:r>
+    </w:p>
+    <w:p>
+      <w:r>
+        <w:t xml:space="preserve">The </w:t>
+      </w:r>
+      <w:r>
+        <w:t>second form is the linear</w:t>
+      </w:r>
+      <w:r>
+        <w:t xml:space="preserve"> </w:t>
+      </w:r>
+      <w:r>
+        <w:t>Dirichlet-multinomial</w:t>
+      </w:r>
+      <w:r>
+        <w:t xml:space="preserve"> negative loglikelihood </w:t>
+      </w:r>
+      <w:r>
+        <w:rPr>
+          <w:position w:val="-12"/>
+        </w:rPr>
+        <w:object w:dxaOrig="800" w:dyaOrig="360" w14:anchorId="32A162C2">
+          <v:shape id="_x0000_i1094" type="#_x0000_t75" style="width:39.85pt;height:18.85pt" o:ole="">
+            <v:imagedata r:id="rId131" o:title=""/>
+          </v:shape>
+          <o:OLEObject Type="Embed" ProgID="Equation.DSMT4" ShapeID="_x0000_i1094" DrawAspect="Content" ObjectID="_1819115770" r:id="rId132"/>
+        </w:object>
+      </w:r>
+      <w:r>
+        <w:t xml:space="preserve"> </w:t>
+      </w:r>
+      <w:r>
+        <w:t xml:space="preserve">which </w:t>
+      </w:r>
+      <w:r>
+        <w:t>is</w:t>
+      </w:r>
+    </w:p>
+    <w:p>
+      <w:r>
+        <w:lastRenderedPageBreak/>
+        <w:fldChar w:fldCharType="begin"/>
+      </w:r>
+      <w:r>
+        <w:instrText xml:space="preserve"> MACROBUTTON MTPlaceRef \* MERGEFORMAT </w:instrText>
+      </w:r>
+      <w:r>
+        <w:fldChar w:fldCharType="begin"/>
+      </w:r>
+      <w:r>
+        <w:instrText xml:space="preserve"> SEQ MTEqn \h \* MERGEFORMAT </w:instrText>
+      </w:r>
+      <w:r>
+        <w:fldChar w:fldCharType="end"/>
+      </w:r>
+      <w:r>
+        <w:instrText>(</w:instrText>
+      </w:r>
+      <w:r>
+        <w:fldChar w:fldCharType="begin"/>
+      </w:r>
+      <w:r>
+        <w:instrText xml:space="preserve"> SEQ MTSec \c \* Arabic \* MERGEFORMAT </w:instrText>
+      </w:r>
+      <w:r>
+        <w:fldChar w:fldCharType="separate"/>
+      </w:r>
+      <w:r>
+        <w:rPr>
+          <w:noProof/>
+        </w:rPr>
+        <w:instrText>1</w:instrText>
+      </w:r>
+      <w:r>
+        <w:rPr>
+          <w:noProof/>
+        </w:rPr>
+        <w:fldChar w:fldCharType="end"/>
+      </w:r>
+      <w:r>
+        <w:instrText>.</w:instrText>
+      </w:r>
+      <w:r>
+        <w:fldChar w:fldCharType="begin"/>
+      </w:r>
+      <w:r>
+        <w:instrText xml:space="preserve"> SEQ MTEqn \c \* Arabic</w:instrText>
+      </w:r>
+      <w:r>
+        <w:instrText xml:space="preserve"> \* MERGEFORMAT </w:instrText>
+      </w:r>
+      <w:r>
+        <w:fldChar w:fldCharType="separate"/>
+      </w:r>
+      <w:r>
+        <w:rPr>
+          <w:noProof/>
+        </w:rPr>
+        <w:instrText>9</w:instrText>
+      </w:r>
+      <w:r>
+        <w:rPr>
+          <w:noProof/>
+        </w:rPr>
+        <w:fldChar w:fldCharType="end"/>
+      </w:r>
+      <w:r>
+        <w:instrText>)</w:instrText>
+      </w:r>
+      <w:r>
+        <w:fldChar w:fldCharType="end"/>
+      </w:r>
+      <w:r>
+        <w:rPr>
+          <w:position w:val="-102"/>
+        </w:rPr>
+        <w:object w:dxaOrig="8640" w:dyaOrig="2160" w14:anchorId="7001A2D2">
+          <v:shape id="_x0000_i1095" type="#_x0000_t75" style="width:6in;height:109.3pt" o:ole="">
+            <v:imagedata r:id="rId133" o:title=""/>
+          </v:shape>
+          <o:OLEObject Type="Embed" ProgID="Equation.DSMT4" ShapeID="_x0000_i1095" DrawAspect="Content" ObjectID="_1819115771" r:id="rId134"/>
+        </w:object>
+      </w:r>
+    </w:p>
+    <w:p>
+      <w:r>
+        <w:t xml:space="preserve">where </w:t>
+      </w:r>
+      <w:r>
+        <w:rPr>
+          <w:position w:val="-12"/>
+        </w:rPr>
+        <w:object w:dxaOrig="1120" w:dyaOrig="360" w14:anchorId="4F6D0C46">
+          <v:shape id="_x0000_i1096" type="#_x0000_t75" style="width:56.15pt;height:18.85pt" o:ole="">
+            <v:imagedata r:id="rId135" o:title=""/>
+          </v:shape>
+          <o:OLEObject Type="Embed" ProgID="Equation.DSMT4" ShapeID="_x0000_i1096" DrawAspect="Content" ObjectID="_1819115772" r:id="rId136"/>
+        </w:object>
+      </w:r>
+      <w:r>
+        <w:t xml:space="preserve"> is the </w:t>
+      </w:r>
+      <w:r>
+        <w:t>linear</w:t>
+      </w:r>
+      <w:r>
+        <w:t xml:space="preserve"> </w:t>
+      </w:r>
+      <w:r>
+        <w:t>Dirichlet-multinomial</w:t>
+      </w:r>
+      <w:r>
+        <w:t xml:space="preserve"> weight parameter. </w:t>
+      </w:r>
+    </w:p>
+    <w:p>
+      <w:r>
+        <w:t xml:space="preserve">The linear Dirichlet-multinomial negative loglikelihood for a set of </w:t>
+      </w:r>
+      <w:r>
+        <w:rPr>
+          <w:i/>
+          <w:iCs/>
+        </w:rPr>
+        <w:t>T</w:t>
+      </w:r>
+      <w:r>
+        <w:t xml:space="preserve"> sampling periods and a set of </w:t>
+      </w:r>
+      <w:r>
+        <w:rPr>
+          <w:i/>
+          <w:iCs/>
+        </w:rPr>
+        <w:t>V</w:t>
+      </w:r>
+      <w:r>
+        <w:t xml:space="preserve"> fishing fleets </w:t>
+      </w:r>
+      <w:r>
+        <w:t xml:space="preserve">with equal weight parameters </w:t>
+      </w:r>
+      <w:r>
+        <w:t>is</w:t>
+      </w:r>
+    </w:p>
+    <w:p>
+      <w:r>
+        <w:fldChar w:fldCharType="begin"/>
+      </w:r>
+      <w:r>
+        <w:instrText xml:space="preserve"> MACROBUTTON MTPlaceRef \* MERGEFORMAT </w:instrText>
+      </w:r>
+      <w:r>
+        <w:fldChar w:fldCharType="begin"/>
+      </w:r>
+      <w:r>
+        <w:instrText xml:space="preserve"> SEQ MTEqn \h \* MERGEFORMAT </w:instrText>
+      </w:r>
+      <w:r>
+        <w:fldChar w:fldCharType="end"/>
+      </w:r>
+      <w:r>
+        <w:instrText>(</w:instrText>
+      </w:r>
+      <w:r>
+        <w:fldChar w:fldCharType="begin"/>
+      </w:r>
+      <w:r>
+        <w:instrText xml:space="preserve"> SEQ MTSec \c \* Arabic \* MERGEF</w:instrText>
+      </w:r>
+      <w:r>
+        <w:instrText xml:space="preserve">ORMAT </w:instrText>
+      </w:r>
+      <w:r>
+        <w:fldChar w:fldCharType="separate"/>
+      </w:r>
+      <w:r>
+        <w:rPr>
+          <w:noProof/>
+        </w:rPr>
+        <w:instrText>1</w:instrText>
+      </w:r>
+      <w:r>
+        <w:rPr>
+          <w:noProof/>
+        </w:rPr>
+        <w:fldChar w:fldCharType="end"/>
+      </w:r>
+      <w:r>
+        <w:instrText>.</w:instrText>
+      </w:r>
+      <w:r>
+        <w:fldChar w:fldCharType="begin"/>
+      </w:r>
+      <w:r>
+        <w:instrText xml:space="preserve"> SEQ MTEqn \c \* Arabic \* MERGEFORMAT </w:instrText>
+      </w:r>
+      <w:r>
+        <w:fldChar w:fldCharType="separate"/>
+      </w:r>
+      <w:r>
+        <w:rPr>
+          <w:noProof/>
+        </w:rPr>
+        <w:instrText>10</w:instrText>
+      </w:r>
+      <w:r>
+        <w:rPr>
+          <w:noProof/>
+        </w:rPr>
+        <w:fldChar w:fldCharType="end"/>
+      </w:r>
+      <w:r>
+        <w:instrText>)</w:instrText>
+      </w:r>
+      <w:r>
+        <w:fldChar w:fldCharType="end"/>
+      </w:r>
+      <w:r>
+        <w:rPr>
+          <w:position w:val="-124"/>
+        </w:rPr>
+        <w:object w:dxaOrig="8520" w:dyaOrig="2600" w14:anchorId="2E8F841C">
+          <v:shape id="_x0000_i1097" type="#_x0000_t75" style="width:426.45pt;height:129.85pt" o:ole="">
+            <v:imagedata r:id="rId137" o:title=""/>
+          </v:shape>
+          <o:OLEObject Type="Embed" ProgID="Equation.DSMT4" ShapeID="_x0000_i1097" DrawAspect="Content" ObjectID="_1819115773" r:id="rId138"/>
+        </w:object>
+      </w:r>
+      <w:r>
+        <w:t xml:space="preserve">The parameters of the </w:t>
+      </w:r>
+      <w:r>
+        <w:rPr>
+          <w:position w:val="-12"/>
+        </w:rPr>
+        <w:object w:dxaOrig="800" w:dyaOrig="360" w14:anchorId="038AB952">
+          <v:shape id="_x0000_i1098" type="#_x0000_t75" style="width:39.85pt;height:18.85pt" o:ole="">
+            <v:imagedata r:id="rId139" o:title=""/>
+          </v:shape>
+          <o:OLEObject Type="Embed" ProgID="Equation.DSMT4" ShapeID="_x0000_i1098" DrawAspect="Content" ObjectID="_1819115774" r:id="rId140"/>
+        </w:object>
+      </w:r>
+      <w:r>
+        <w:t xml:space="preserve">are the predicted proportions </w:t>
+      </w:r>
+      <w:r>
+        <w:rPr>
+          <w:position w:val="-14"/>
+        </w:rPr>
+        <w:object w:dxaOrig="499" w:dyaOrig="380" w14:anchorId="7BF43A81">
+          <v:shape id="_x0000_i1099" type="#_x0000_t75" style="width:25.3pt;height:18.85pt" o:ole="">
+            <v:imagedata r:id="rId84" o:title=""/>
+          </v:shape>
+          <o:OLEObject Type="Embed" ProgID="Equation.DSMT4" ShapeID="_x0000_i1099" DrawAspect="Content" ObjectID="_1819115775" r:id="rId141"/>
+        </w:object>
+      </w:r>
+      <w:r>
+        <w:t xml:space="preserve"> by period and the weight parameter </w:t>
+      </w:r>
+      <w:r>
+        <w:rPr>
+          <w:position w:val="-6"/>
+        </w:rPr>
+        <w:object w:dxaOrig="200" w:dyaOrig="279" w14:anchorId="63755E26">
+          <v:shape id="_x0000_i1100" type="#_x0000_t75" style="width:9pt;height:14.55pt" o:ole="">
+            <v:imagedata r:id="rId142" o:title=""/>
+          </v:shape>
+          <o:OLEObject Type="Embed" ProgID="Equation.DSMT4" ShapeID="_x0000_i1100" DrawAspect="Content" ObjectID="_1819115776" r:id="rId143"/>
+        </w:object>
+      </w:r>
+      <w:r>
+        <w:t xml:space="preserve">  </w:t>
+      </w:r>
+      <w:r>
+        <w:t xml:space="preserve">as a function of </w:t>
+      </w:r>
+      <w:r>
+        <w:rPr>
+          <w:position w:val="-12"/>
+        </w:rPr>
+        <w:object w:dxaOrig="420" w:dyaOrig="360" w14:anchorId="28A9B83D">
+          <v:shape id="_x0000_i1101" type="#_x0000_t75" style="width:21.45pt;height:18.85pt" o:ole="">
+            <v:imagedata r:id="rId127" o:title=""/>
+          </v:shape>
+          <o:OLEObject Type="Embed" ProgID="Equation.DSMT4" ShapeID="_x0000_i1101" DrawAspect="Content" ObjectID="_1819115777" r:id="rId144"/>
+        </w:object>
+      </w:r>
+      <w:r>
+        <w:t xml:space="preserve"> and the observed proportions </w:t>
+      </w:r>
+      <w:r>
+        <w:rPr>
+          <w:position w:val="-12"/>
+        </w:rPr>
+        <w:object w:dxaOrig="400" w:dyaOrig="360" w14:anchorId="120DCD3C">
+          <v:shape id="_x0000_i1102" type="#_x0000_t75" style="width:20.15pt;height:18.85pt" o:ole="">
+            <v:imagedata r:id="rId129" o:title=""/>
+          </v:shape>
+          <o:OLEObject Type="Embed" ProgID="Equation.DSMT4" ShapeID="_x0000_i1102" DrawAspect="Content" ObjectID="_1819115778" r:id="rId145"/>
+        </w:object>
+      </w:r>
+      <w:r>
+        <w:t>.</w:t>
+      </w:r>
+    </w:p>
+    <w:p>
+      <w:pPr>
+        <w:rPr>
+          <w:b/>
+          <w:bCs/>
+        </w:rPr>
+      </w:pPr>
+      <w:r>
+        <w:rPr>
+          <w:b/>
+          <w:bCs/>
+        </w:rPr>
+        <w:t>References</w:t>
+      </w:r>
+    </w:p>
+    <w:p>
+      <w:r>
+        <w:t xml:space="preserve">Fisch, N., Camp, E., Shertzer, K., Ahrens, R. 2021. Assessing likelihoods for fitting composition data within stock assessments, with emphasis on different degrees of process and observation error. Fisheries Research, 243, 106069, </w:t>
+      </w:r>
+      <w:hyperlink r:id="rId146" w:history="1">
         <w:r>
           <w:rPr>
-            <w:noProof/>
+            <w:rStyle w:val="Hyperlink"/>
           </w:rPr>
-          <w:instrText>1</w:instrText>
+          <w:t>https://doi.org/10.1016/j.fishres.2021.106069</w:t>
         </w:r>
-      </w:fldSimple>
-      <w:r>
-        <w:instrText>.</w:instrText>
-      </w:r>
-      <w:fldSimple w:instr=" SEQ MTEqn \c \* Arabic \* MERGEFORMAT ">
+      </w:hyperlink>
+      <w:r>
+        <w:t xml:space="preserve"> </w:t>
+      </w:r>
+    </w:p>
+    <w:p>
+      <w:r>
+        <w:t xml:space="preserve">Thorson, J.T., Johnson, K.F., Methot, R.D., Taylor, I.G. 2017. Model-based estimates of effective sample size in stock assessment models using the Dirichlet-multinomial distribution. Fisheries Research, 192:84-93, </w:t>
+      </w:r>
+      <w:hyperlink r:id="rId147" w:history="1">
         <w:r>
           <w:rPr>
-            <w:noProof/>
+            <w:rStyle w:val="Hyperlink"/>
           </w:rPr>
-          <w:instrText>13</w:instrText>
+          <w:t>https://doi.org/10.1016/j.fishres.2016.06.005</w:t>
         </w:r>
-      </w:fldSimple>
-      <w:r>
-        <w:instrText>)</w:instrText>
-      </w:r>
-      <w:r>
-        <w:fldChar w:fldCharType="end"/>
-      </w:r>
-      <w:r>
-        <w:tab/>
-      </w:r>
-      <w:r>
-        <w:rPr>
-          <w:position w:val="-36"/>
-        </w:rPr>
-        <w:object w:dxaOrig="6399" w:dyaOrig="780" w14:anchorId="1A12D1F2">
-          <v:shape id="_x0000_i1105" type="#_x0000_t75" style="width:319.7pt;height:39.45pt" o:ole="">
-            <v:imagedata r:id="rId151" o:title=""/>
-          </v:shape>
-          <o:OLEObject Type="Embed" ProgID="Equation.DSMT4" ShapeID="_x0000_i1105" DrawAspect="Content" ObjectID="_1816607300" r:id="rId152"/>
-        </w:object>
-      </w:r>
-    </w:p>
-    <w:p>
-      <w:r>
-        <w:t>T</w:t>
-      </w:r>
-      <w:r>
-        <w:t xml:space="preserve">here is a single critical point for the effective sample size at </w:t>
-      </w:r>
-      <w:r>
-        <w:rPr>
-          <w:position w:val="-14"/>
-        </w:rPr>
-        <w:object w:dxaOrig="1540" w:dyaOrig="400" w14:anchorId="5F0CE01E">
-          <v:shape id="_x0000_i1106" type="#_x0000_t75" style="width:77.15pt;height:20.15pt" o:ole="">
-            <v:imagedata r:id="rId153" o:title=""/>
-          </v:shape>
-          <o:OLEObject Type="Embed" ProgID="Equation.DSMT4" ShapeID="_x0000_i1106" DrawAspect="Content" ObjectID="_1816607301" r:id="rId154"/>
-        </w:object>
-      </w:r>
-      <w:r>
-        <w:t xml:space="preserve">. The Hessian matrix for the effective sample size </w:t>
-      </w:r>
-      <w:r>
-        <w:rPr>
-          <w:position w:val="-14"/>
-        </w:rPr>
-        <w:object w:dxaOrig="380" w:dyaOrig="380" w14:anchorId="0BFEC960">
-          <v:shape id="_x0000_i1107" type="#_x0000_t75" style="width:18.85pt;height:19.3pt" o:ole="">
-            <v:imagedata r:id="rId155" o:title=""/>
-          </v:shape>
-          <o:OLEObject Type="Embed" ProgID="Equation.DSMT4" ShapeID="_x0000_i1107" DrawAspect="Content" ObjectID="_1816607302" r:id="rId156"/>
-        </w:object>
-      </w:r>
-      <w:r>
-        <w:t xml:space="preserve"> of the linear Dirichlet Multinomial evaluated at </w:t>
-      </w:r>
-      <w:r>
-        <w:rPr>
-          <w:position w:val="-14"/>
-        </w:rPr>
-        <w:object w:dxaOrig="540" w:dyaOrig="400" w14:anchorId="48801F9F">
-          <v:shape id="_x0000_i1108" type="#_x0000_t75" style="width:27pt;height:20.15pt" o:ole="">
-            <v:imagedata r:id="rId157" o:title=""/>
-          </v:shape>
-          <o:OLEObject Type="Embed" ProgID="Equation.DSMT4" ShapeID="_x0000_i1108" DrawAspect="Content" ObjectID="_1816607303" r:id="rId158"/>
-        </w:object>
-      </w:r>
-      <w:r>
-        <w:t xml:space="preserve"> is</w:t>
+      </w:hyperlink>
+      <w:r>
+        <w:t xml:space="preserve"> </w:t>
+      </w:r>
+    </w:p>
+    <w:p>
+      <w:r>
+        <w:br w:type="page"/>
+      </w:r>
+    </w:p>
+    <w:p>
+      <w:r>
+        <w:lastRenderedPageBreak/>
+        <w:t>Appendix</w:t>
       </w:r>
     </w:p>
     <w:p>
@@ -3500,73 +3292,880 @@
         <w:pStyle w:val="MTDisplayEquation"/>
       </w:pPr>
       <w:r>
-        <w:lastRenderedPageBreak/>
-        <w:fldChar w:fldCharType="begin"/>
-      </w:r>
-      <w:r>
-        <w:instrText xml:space="preserve"> MACROBUTTON MTPlaceRef \* MERGEFORMAT </w:instrText>
-      </w:r>
-      <w:r>
-        <w:fldChar w:fldCharType="begin"/>
-      </w:r>
-      <w:r>
-        <w:instrText xml:space="preserve"> SEQ MTEqn \h \* MERGEFORMAT </w:instrText>
-      </w:r>
-      <w:r>
-        <w:fldChar w:fldCharType="end"/>
-      </w:r>
-      <w:r>
-        <w:instrText>(</w:instrText>
-      </w:r>
-      <w:fldSimple w:instr=" SEQ MTSec \c \* Arabic \* MERGEFORMAT ">
-        <w:r>
-          <w:rPr>
-            <w:noProof/>
-          </w:rPr>
-          <w:instrText>1</w:instrText>
-        </w:r>
-      </w:fldSimple>
-      <w:r>
-        <w:instrText>.</w:instrText>
-      </w:r>
-      <w:fldSimple w:instr=" SEQ MTEqn \c \* Arabic \* MERGEFORMAT ">
-        <w:r>
-          <w:rPr>
-            <w:noProof/>
-          </w:rPr>
-          <w:instrText>14</w:instrText>
-        </w:r>
-      </w:fldSimple>
-      <w:r>
-        <w:instrText>)</w:instrText>
-      </w:r>
-      <w:r>
-        <w:fldChar w:fldCharType="end"/>
-      </w:r>
-      <w:r>
-        <w:tab/>
-      </w:r>
-      <w:r>
-        <w:rPr>
-          <w:position w:val="-72"/>
-        </w:rPr>
-        <w:object w:dxaOrig="6340" w:dyaOrig="1560" w14:anchorId="7649F5FE">
-          <v:shape id="_x0000_i1109" type="#_x0000_t75" style="width:317.55pt;height:78.45pt" o:ole="">
-            <v:imagedata r:id="rId159" o:title=""/>
-          </v:shape>
-          <o:OLEObject Type="Embed" ProgID="Equation.DSMT4" ShapeID="_x0000_i1109" DrawAspect="Content" ObjectID="_1816607304" r:id="rId160"/>
-        </w:object>
-      </w:r>
-    </w:p>
-    <w:p>
-      <w:r>
-        <w:t xml:space="preserve">Eigenvalues of </w:t>
+        <w:t xml:space="preserve">The effective sample size </w:t>
+      </w:r>
+      <w:r>
+        <w:rPr>
+          <w:position w:val="-14"/>
+        </w:rPr>
+        <w:object w:dxaOrig="480" w:dyaOrig="380" w14:anchorId="4AF50162">
+          <v:shape id="_x0000_i1103" type="#_x0000_t75" style="width:24pt;height:18.85pt" o:ole="">
+            <v:imagedata r:id="rId148" o:title=""/>
+          </v:shape>
+          <o:OLEObject Type="Embed" ProgID="Equation.DSMT4" ShapeID="_x0000_i1103" DrawAspect="Content" ObjectID="_1819115779" r:id="rId149"/>
+        </w:object>
+      </w:r>
+      <w:r>
+        <w:t xml:space="preserve"> </w:t>
+      </w:r>
+      <w:r>
+        <w:t xml:space="preserve">in period </w:t>
       </w:r>
       <w:r>
         <w:rPr>
           <w:i/>
           <w:iCs/>
         </w:rPr>
+        <w:t>t</w:t>
+      </w:r>
+      <w:r>
+        <w:t xml:space="preserve"> for the saturated Dirichlet Multinomial depends on </w:t>
+      </w:r>
+      <w:r>
+        <w:rPr>
+          <w:position w:val="-10"/>
+        </w:rPr>
+        <w:object w:dxaOrig="240" w:dyaOrig="320" w14:anchorId="3442E1A5">
+          <v:shape id="_x0000_i1104" type="#_x0000_t75" style="width:12pt;height:15.85pt" o:ole="">
+            <v:imagedata r:id="rId150" o:title=""/>
+          </v:shape>
+          <o:OLEObject Type="Embed" ProgID="Equation.DSMT4" ShapeID="_x0000_i1104" DrawAspect="Content" ObjectID="_1819115780" r:id="rId151"/>
+        </w:object>
+      </w:r>
+      <w:r>
+        <w:t xml:space="preserve"> and </w:t>
+      </w:r>
+      <w:r>
+        <w:rPr>
+          <w:position w:val="-14"/>
+        </w:rPr>
+        <w:object w:dxaOrig="499" w:dyaOrig="380" w14:anchorId="04D75701">
+          <v:shape id="_x0000_i1105" type="#_x0000_t75" style="width:25.3pt;height:18.85pt" o:ole="">
+            <v:imagedata r:id="rId152" o:title=""/>
+          </v:shape>
+          <o:OLEObject Type="Embed" ProgID="Equation.DSMT4" ShapeID="_x0000_i1105" DrawAspect="Content" ObjectID="_1819115781" r:id="rId153"/>
+        </w:object>
+      </w:r>
+      <w:r>
+        <w:t xml:space="preserve"> </w:t>
+      </w:r>
+    </w:p>
+    <w:p>
+      <w:pPr>
+        <w:pStyle w:val="MTDisplayEquation"/>
+      </w:pPr>
+      <w:r>
+        <w:fldChar w:fldCharType="begin"/>
+      </w:r>
+      <w:r>
+        <w:instrText xml:space="preserve"> MACROBUTTON MTPlaceRef \* MERGEFORMAT </w:instrText>
+      </w:r>
+      <w:r>
+        <w:fldChar w:fldCharType="begin"/>
+      </w:r>
+      <w:r>
+        <w:instrText xml:space="preserve"> SEQ MTEqn \h \* MERGEFORMAT </w:instrText>
+      </w:r>
+      <w:r>
+        <w:fldChar w:fldCharType="end"/>
+      </w:r>
+      <w:r>
+        <w:instrText>(</w:instrText>
+      </w:r>
+      <w:r>
+        <w:fldChar w:fldCharType="begin"/>
+      </w:r>
+      <w:r>
+        <w:instrText xml:space="preserve"> SEQ MTSec \c \* Arabic \* MERGEFORMAT </w:instrText>
+      </w:r>
+      <w:r>
+        <w:fldChar w:fldCharType="separate"/>
+      </w:r>
+      <w:r>
+        <w:rPr>
+          <w:noProof/>
+        </w:rPr>
+        <w:instrText>1</w:instrText>
+      </w:r>
+      <w:r>
+        <w:rPr>
+          <w:noProof/>
+        </w:rPr>
+        <w:fldChar w:fldCharType="end"/>
+      </w:r>
+      <w:r>
+        <w:instrText>.</w:instrText>
+      </w:r>
+      <w:r>
+        <w:fldChar w:fldCharType="begin"/>
+      </w:r>
+      <w:r>
+        <w:instrText xml:space="preserve"> SEQ MTEqn \c \* Arabic \* MERGEFORMAT </w:instrText>
+      </w:r>
+      <w:r>
+        <w:fldChar w:fldCharType="separate"/>
+      </w:r>
+      <w:r>
+        <w:rPr>
+          <w:noProof/>
+        </w:rPr>
+        <w:instrText>11</w:instrText>
+      </w:r>
+      <w:r>
+        <w:rPr>
+          <w:noProof/>
+        </w:rPr>
+        <w:fldChar w:fldCharType="end"/>
+      </w:r>
+      <w:r>
+        <w:instrText>)</w:instrText>
+      </w:r>
+      <w:r>
+        <w:fldChar w:fldCharType="end"/>
+      </w:r>
+      <w:r>
+        <w:tab/>
+      </w:r>
+      <w:r>
+        <w:rPr>
+          <w:position w:val="-32"/>
+        </w:rPr>
+        <w:object w:dxaOrig="2060" w:dyaOrig="720" w14:anchorId="54316F98">
+          <v:shape id="_x0000_i1106" type="#_x0000_t75" style="width:102.85pt;height:36.45pt" o:ole="">
+            <v:imagedata r:id="rId154" o:title=""/>
+          </v:shape>
+          <o:OLEObject Type="Embed" ProgID="Equation.DSMT4" ShapeID="_x0000_i1106" DrawAspect="Content" ObjectID="_1819115782" r:id="rId155"/>
+        </w:object>
+      </w:r>
+    </w:p>
+    <w:p>
+      <w:r>
+        <w:t xml:space="preserve">And for a set of periods </w:t>
+      </w:r>
+      <w:r>
+        <w:rPr>
+          <w:position w:val="-14"/>
+        </w:rPr>
+        <w:object w:dxaOrig="380" w:dyaOrig="380" w14:anchorId="0792F6D5">
+          <v:shape id="_x0000_i1107" type="#_x0000_t75" style="width:18.85pt;height:18.85pt" o:ole="">
+            <v:imagedata r:id="rId156" o:title=""/>
+          </v:shape>
+          <o:OLEObject Type="Embed" ProgID="Equation.DSMT4" ShapeID="_x0000_i1107" DrawAspect="Content" ObjectID="_1819115783" r:id="rId157"/>
+        </w:object>
+      </w:r>
+      <w:r>
+        <w:t xml:space="preserve"> is</w:t>
+      </w:r>
+    </w:p>
+    <w:p>
+      <w:pPr>
+        <w:pStyle w:val="MTDisplayEquation"/>
+      </w:pPr>
+      <w:r>
+        <w:fldChar w:fldCharType="begin"/>
+      </w:r>
+      <w:r>
+        <w:instrText xml:space="preserve"> MACROBUTTON MTPlaceRef \* MERGEFORMAT </w:instrText>
+      </w:r>
+      <w:r>
+        <w:fldChar w:fldCharType="begin"/>
+      </w:r>
+      <w:r>
+        <w:instrText xml:space="preserve"> SEQ MTEqn \h \* MERGEFORMAT </w:instrText>
+      </w:r>
+      <w:r>
+        <w:fldChar w:fldCharType="end"/>
+      </w:r>
+      <w:r>
+        <w:instrText>(</w:instrText>
+      </w:r>
+      <w:r>
+        <w:fldChar w:fldCharType="begin"/>
+      </w:r>
+      <w:r>
+        <w:instrText xml:space="preserve"> SEQ MTSec \c \* Arabic \* MERGEFORMAT </w:instrText>
+      </w:r>
+      <w:r>
+        <w:fldChar w:fldCharType="separate"/>
+      </w:r>
+      <w:r>
+        <w:rPr>
+          <w:noProof/>
+        </w:rPr>
+        <w:instrText>1</w:instrText>
+      </w:r>
+      <w:r>
+        <w:rPr>
+          <w:noProof/>
+        </w:rPr>
+        <w:fldChar w:fldCharType="end"/>
+      </w:r>
+      <w:r>
+        <w:instrText>.</w:instrText>
+      </w:r>
+      <w:r>
+        <w:fldChar w:fldCharType="begin"/>
+      </w:r>
+      <w:r>
+        <w:instrText xml:space="preserve"> SEQ MTEqn </w:instrText>
+      </w:r>
+      <w:r>
+        <w:instrText xml:space="preserve">\c \* Arabic \* MERGEFORMAT </w:instrText>
+      </w:r>
+      <w:r>
+        <w:fldChar w:fldCharType="separate"/>
+      </w:r>
+      <w:r>
+        <w:rPr>
+          <w:noProof/>
+        </w:rPr>
+        <w:instrText>12</w:instrText>
+      </w:r>
+      <w:r>
+        <w:rPr>
+          <w:noProof/>
+        </w:rPr>
+        <w:fldChar w:fldCharType="end"/>
+      </w:r>
+      <w:r>
+        <w:instrText>)</w:instrText>
+      </w:r>
+      <w:r>
+        <w:fldChar w:fldCharType="end"/>
+      </w:r>
+      <w:r>
+        <w:tab/>
+      </w:r>
+      <w:r>
+        <w:rPr>
+          <w:position w:val="-32"/>
+        </w:rPr>
+        <w:object w:dxaOrig="3200" w:dyaOrig="720" w14:anchorId="2C141056">
+          <v:shape id="_x0000_i1108" type="#_x0000_t75" style="width:159.85pt;height:36.45pt" o:ole="">
+            <v:imagedata r:id="rId158" o:title=""/>
+          </v:shape>
+          <o:OLEObject Type="Embed" ProgID="Equation.DSMT4" ShapeID="_x0000_i1108" DrawAspect="Content" ObjectID="_1819115784" r:id="rId159"/>
+        </w:object>
+      </w:r>
+    </w:p>
+    <w:p/>
+    <w:p>
+      <w:r>
+        <w:t>Here is a contour plot of the effective sample size function for the saturated Dirichlet Multinomial.</w:t>
+      </w:r>
+    </w:p>
+    <w:p>
+      <w:r>
+        <w:rPr>
+          <w:noProof/>
+        </w:rPr>
+        <w:drawing>
+          <wp:inline distT="0" distB="0" distL="0" distR="0" wp14:anchorId="2447735A" wp14:editId="6420F84B">
+            <wp:extent cx="5943598" cy="4953000"/>
+            <wp:effectExtent l="0" t="0" r="0" b="0"/>
+            <wp:docPr id="1" name="Picture 1"/>
+            <wp:cNvGraphicFramePr>
+              <a:graphicFrameLocks xmlns:a="http://schemas.openxmlformats.org/drawingml/2006/main" noChangeAspect="1"/>
+            </wp:cNvGraphicFramePr>
+            <a:graphic xmlns:a="http://schemas.openxmlformats.org/drawingml/2006/main">
+              <a:graphicData uri="http://schemas.openxmlformats.org/drawingml/2006/picture">
+                <pic:pic xmlns:pic="http://schemas.openxmlformats.org/drawingml/2006/picture">
+                  <pic:nvPicPr>
+                    <pic:cNvPr id="1" name="Picture 1"/>
+                    <pic:cNvPicPr/>
+                  </pic:nvPicPr>
+                  <pic:blipFill>
+                    <a:blip r:embed="rId160" cstate="print">
+                      <a:extLst>
+                        <a:ext uri="{28A0092B-C50C-407E-A947-70E740481C1C}">
+                          <a14:useLocalDpi xmlns:a14="http://schemas.microsoft.com/office/drawing/2010/main" val="0"/>
+                        </a:ext>
+                      </a:extLst>
+                    </a:blip>
+                    <a:stretch>
+                      <a:fillRect/>
+                    </a:stretch>
+                  </pic:blipFill>
+                  <pic:spPr>
+                    <a:xfrm>
+                      <a:off x="0" y="0"/>
+                      <a:ext cx="5984274" cy="4986897"/>
+                    </a:xfrm>
+                    <a:prstGeom prst="rect">
+                      <a:avLst/>
+                    </a:prstGeom>
+                  </pic:spPr>
+                </pic:pic>
+              </a:graphicData>
+            </a:graphic>
+          </wp:inline>
+        </w:drawing>
+      </w:r>
+    </w:p>
+    <w:p/>
+    <w:p>
+      <w:r>
+        <w:t xml:space="preserve">The effective sample size </w:t>
+      </w:r>
+      <w:r>
+        <w:rPr>
+          <w:position w:val="-14"/>
+        </w:rPr>
+        <w:object w:dxaOrig="480" w:dyaOrig="380" w14:anchorId="18C38D9C">
+          <v:shape id="_x0000_i1109" type="#_x0000_t75" style="width:24pt;height:18.85pt" o:ole="">
+            <v:imagedata r:id="rId148" o:title=""/>
+          </v:shape>
+          <o:OLEObject Type="Embed" ProgID="Equation.DSMT4" ShapeID="_x0000_i1109" DrawAspect="Content" ObjectID="_1819115785" r:id="rId161"/>
+        </w:object>
+      </w:r>
+      <w:r>
+        <w:t xml:space="preserve"> in period </w:t>
+      </w:r>
+      <w:r>
+        <w:rPr>
+          <w:i/>
+          <w:iCs/>
+        </w:rPr>
+        <w:t>t</w:t>
+      </w:r>
+      <w:r>
+        <w:t xml:space="preserve"> for the linear Dirichlet Multinomial is</w:t>
+      </w:r>
+    </w:p>
+    <w:p>
+      <w:pPr>
+        <w:pStyle w:val="MTDisplayEquation"/>
+      </w:pPr>
+      <w:r>
+        <w:fldChar w:fldCharType="begin"/>
+      </w:r>
+      <w:r>
+        <w:instrText xml:space="preserve"> MACROBUTTON MTPlaceRef \* MERGEFORMAT </w:instrText>
+      </w:r>
+      <w:r>
+        <w:fldChar w:fldCharType="begin"/>
+      </w:r>
+      <w:r>
+        <w:instrText xml:space="preserve"> SEQ MTEqn \h \* MERGEFORMAT </w:instrText>
+      </w:r>
+      <w:r>
+        <w:fldChar w:fldCharType="end"/>
+      </w:r>
+      <w:r>
+        <w:instrText>(</w:instrText>
+      </w:r>
+      <w:r>
+        <w:fldChar w:fldCharType="begin"/>
+      </w:r>
+      <w:r>
+        <w:instrText xml:space="preserve"> SEQ MTSec \c \* Arabic \* MERGEFORMAT </w:instrText>
+      </w:r>
+      <w:r>
+        <w:fldChar w:fldCharType="separate"/>
+      </w:r>
+      <w:r>
+        <w:rPr>
+          <w:noProof/>
+        </w:rPr>
+        <w:instrText>1</w:instrText>
+      </w:r>
+      <w:r>
+        <w:rPr>
+          <w:noProof/>
+        </w:rPr>
+        <w:fldChar w:fldCharType="end"/>
+      </w:r>
+      <w:r>
+        <w:instrText>.</w:instrText>
+      </w:r>
+      <w:r>
+        <w:fldChar w:fldCharType="begin"/>
+      </w:r>
+      <w:r>
+        <w:instrText xml:space="preserve"> SEQ MTEqn \c \* Arabic \* MERGEFORMAT </w:instrText>
+      </w:r>
+      <w:r>
+        <w:fldChar w:fldCharType="separate"/>
+      </w:r>
+      <w:r>
+        <w:rPr>
+          <w:noProof/>
+        </w:rPr>
+        <w:instrText>13</w:instrText>
+      </w:r>
+      <w:r>
+        <w:rPr>
+          <w:noProof/>
+        </w:rPr>
+        <w:fldChar w:fldCharType="end"/>
+      </w:r>
+      <w:r>
+        <w:instrText>)</w:instrText>
+      </w:r>
+      <w:r>
+        <w:fldChar w:fldCharType="end"/>
+      </w:r>
+      <w:r>
+        <w:tab/>
+      </w:r>
+      <w:r>
+        <w:rPr>
+          <w:position w:val="-24"/>
+        </w:rPr>
+        <w:object w:dxaOrig="1640" w:dyaOrig="639" w14:anchorId="211C4F66">
+          <v:shape id="_x0000_i1110" type="#_x0000_t75" style="width:81pt;height:32.15pt" o:ole="">
+            <v:imagedata r:id="rId162" o:title=""/>
+          </v:shape>
+          <o:OLEObject Type="Embed" ProgID="Equation.DSMT4" ShapeID="_x0000_i1110" DrawAspect="Content" ObjectID="_1819115786" r:id="rId163"/>
+        </w:object>
+      </w:r>
+    </w:p>
+    <w:p/>
+    <w:p>
+      <w:r>
+        <w:t xml:space="preserve">And for a set of </w:t>
+      </w:r>
+      <w:r>
+        <w:rPr>
+          <w:i/>
+          <w:iCs/>
+        </w:rPr>
+        <w:t>T</w:t>
+      </w:r>
+      <w:r>
+        <w:t xml:space="preserve"> periods </w:t>
+      </w:r>
+      <w:r>
+        <w:rPr>
+          <w:position w:val="-14"/>
+        </w:rPr>
+        <w:object w:dxaOrig="380" w:dyaOrig="380" w14:anchorId="561EB899">
+          <v:shape id="_x0000_i1111" type="#_x0000_t75" style="width:18.85pt;height:18.85pt" o:ole="">
+            <v:imagedata r:id="rId164" o:title=""/>
+          </v:shape>
+          <o:OLEObject Type="Embed" ProgID="Equation.DSMT4" ShapeID="_x0000_i1111" DrawAspect="Content" ObjectID="_1819115787" r:id="rId165"/>
+        </w:object>
+      </w:r>
+      <w:r>
+        <w:t xml:space="preserve"> is</w:t>
+      </w:r>
+    </w:p>
+    <w:p>
+      <w:pPr>
+        <w:pStyle w:val="MTDisplayEquation"/>
+      </w:pPr>
+      <w:r>
+        <w:fldChar w:fldCharType="begin"/>
+      </w:r>
+      <w:r>
+        <w:instrText xml:space="preserve"> MACROBUTTON MTPlaceRef \* MERGEFORMAT </w:instrText>
+      </w:r>
+      <w:r>
+        <w:fldChar w:fldCharType="begin"/>
+      </w:r>
+      <w:r>
+        <w:instrText xml:space="preserve"> SEQ MTEqn \h \* MERGEFORMAT </w:instrText>
+      </w:r>
+      <w:r>
+        <w:fldChar w:fldCharType="end"/>
+      </w:r>
+      <w:r>
+        <w:instrText>(</w:instrText>
+      </w:r>
+      <w:r>
+        <w:fldChar w:fldCharType="begin"/>
+      </w:r>
+      <w:r>
+        <w:instrText xml:space="preserve"> SEQ MTSec \c \* Arabic \* MERGEFORMAT </w:instrText>
+      </w:r>
+      <w:r>
+        <w:fldChar w:fldCharType="separate"/>
+      </w:r>
+      <w:r>
+        <w:rPr>
+          <w:noProof/>
+        </w:rPr>
+        <w:instrText>1</w:instrText>
+      </w:r>
+      <w:r>
+        <w:rPr>
+          <w:noProof/>
+        </w:rPr>
+        <w:fldChar w:fldCharType="end"/>
+      </w:r>
+      <w:r>
+        <w:instrText>.</w:instrText>
+      </w:r>
+      <w:r>
+        <w:fldChar w:fldCharType="begin"/>
+      </w:r>
+      <w:r>
+        <w:instrText xml:space="preserve"> SEQ MTEqn \c \* Arabic \* MERGEFORMAT </w:instrText>
+      </w:r>
+      <w:r>
+        <w:fldChar w:fldCharType="separate"/>
+      </w:r>
+      <w:r>
+        <w:rPr>
+          <w:noProof/>
+        </w:rPr>
+        <w:instrText>14</w:instrText>
+      </w:r>
+      <w:r>
+        <w:rPr>
+          <w:noProof/>
+        </w:rPr>
+        <w:fldChar w:fldCharType="end"/>
+      </w:r>
+      <w:r>
+        <w:instrText>)</w:instrText>
+      </w:r>
+      <w:r>
+        <w:fldChar w:fldCharType="end"/>
+      </w:r>
+      <w:r>
+        <w:tab/>
+      </w:r>
+      <w:r>
+        <w:rPr>
+          <w:position w:val="-28"/>
+        </w:rPr>
+        <w:object w:dxaOrig="2799" w:dyaOrig="680" w14:anchorId="739C966D">
+          <v:shape id="_x0000_i1112" type="#_x0000_t75" style="width:139.7pt;height:34.7pt" o:ole="">
+            <v:imagedata r:id="rId166" o:title=""/>
+          </v:shape>
+          <o:OLEObject Type="Embed" ProgID="Equation.DSMT4" ShapeID="_x0000_i1112" DrawAspect="Content" ObjectID="_1819115788" r:id="rId167"/>
+        </w:object>
+      </w:r>
+    </w:p>
+    <w:p/>
+    <w:p>
+      <w:r>
+        <w:t>Here is a contour plot of the effective sample size function for the linear Dirichlet Multinomial.</w:t>
+      </w:r>
+    </w:p>
+    <w:p>
+      <w:r>
+        <w:rPr>
+          <w:noProof/>
+        </w:rPr>
+        <w:drawing>
+          <wp:inline distT="0" distB="0" distL="0" distR="0" wp14:anchorId="020E39AA" wp14:editId="4F283361">
+            <wp:extent cx="5486411" cy="4572009"/>
+            <wp:effectExtent l="0" t="0" r="0" b="0"/>
+            <wp:docPr id="3" name="Picture 3"/>
+            <wp:cNvGraphicFramePr>
+              <a:graphicFrameLocks xmlns:a="http://schemas.openxmlformats.org/drawingml/2006/main" noChangeAspect="1"/>
+            </wp:cNvGraphicFramePr>
+            <a:graphic xmlns:a="http://schemas.openxmlformats.org/drawingml/2006/main">
+              <a:graphicData uri="http://schemas.openxmlformats.org/drawingml/2006/picture">
+                <pic:pic xmlns:pic="http://schemas.openxmlformats.org/drawingml/2006/picture">
+                  <pic:nvPicPr>
+                    <pic:cNvPr id="3" name="Picture 3"/>
+                    <pic:cNvPicPr/>
+                  </pic:nvPicPr>
+                  <pic:blipFill>
+                    <a:blip r:embed="rId168" cstate="print">
+                      <a:extLst>
+                        <a:ext uri="{28A0092B-C50C-407E-A947-70E740481C1C}">
+                          <a14:useLocalDpi xmlns:a14="http://schemas.microsoft.com/office/drawing/2010/main" val="0"/>
+                        </a:ext>
+                      </a:extLst>
+                    </a:blip>
+                    <a:stretch>
+                      <a:fillRect/>
+                    </a:stretch>
+                  </pic:blipFill>
+                  <pic:spPr>
+                    <a:xfrm>
+                      <a:off x="0" y="0"/>
+                      <a:ext cx="5486411" cy="4572009"/>
+                    </a:xfrm>
+                    <a:prstGeom prst="rect">
+                      <a:avLst/>
+                    </a:prstGeom>
+                  </pic:spPr>
+                </pic:pic>
+              </a:graphicData>
+            </a:graphic>
+          </wp:inline>
+        </w:drawing>
+      </w:r>
+    </w:p>
+    <w:p>
+      <w:r>
+        <w:lastRenderedPageBreak/>
+        <w:t>We want to identify any critical points of the two Dirichlet Multinomial forms</w:t>
+      </w:r>
+      <w:r>
+        <w:t xml:space="preserve"> to help understand the curvature of the </w:t>
+      </w:r>
+      <w:r>
+        <w:t xml:space="preserve">effective </w:t>
+      </w:r>
+      <w:r>
+        <w:t xml:space="preserve">sample size </w:t>
+      </w:r>
+      <w:r>
+        <w:t>function</w:t>
+      </w:r>
+      <w:r>
+        <w:t xml:space="preserve">. The gradient for the effective sample size </w:t>
+      </w:r>
+      <w:r>
+        <w:rPr>
+          <w:position w:val="-14"/>
+        </w:rPr>
+        <w:object w:dxaOrig="480" w:dyaOrig="380" w14:anchorId="5943D36D">
+          <v:shape id="_x0000_i1113" type="#_x0000_t75" style="width:24pt;height:18.85pt" o:ole="">
+            <v:imagedata r:id="rId148" o:title=""/>
+          </v:shape>
+          <o:OLEObject Type="Embed" ProgID="Equation.DSMT4" ShapeID="_x0000_i1113" DrawAspect="Content" ObjectID="_1819115789" r:id="rId169"/>
+        </w:object>
+      </w:r>
+      <w:r>
+        <w:t xml:space="preserve"> of the linear Dirichlet Multinomial is</w:t>
+      </w:r>
+    </w:p>
+    <w:p>
+      <w:pPr>
+        <w:pStyle w:val="MTDisplayEquation"/>
+      </w:pPr>
+      <w:r>
+        <w:fldChar w:fldCharType="begin"/>
+      </w:r>
+      <w:r>
+        <w:instrText xml:space="preserve"> MACROBUTTON MTPlaceRef \* MERGEFORMAT </w:instrText>
+      </w:r>
+      <w:r>
+        <w:fldChar w:fldCharType="begin"/>
+      </w:r>
+      <w:r>
+        <w:instrText xml:space="preserve"> SEQ MTEqn \h \* MERGEFORMAT </w:instrText>
+      </w:r>
+      <w:r>
+        <w:fldChar w:fldCharType="end"/>
+      </w:r>
+      <w:r>
+        <w:instrText>(</w:instrText>
+      </w:r>
+      <w:r>
+        <w:fldChar w:fldCharType="begin"/>
+      </w:r>
+      <w:r>
+        <w:instrText xml:space="preserve"> SEQ MTSec \c \* Arabic \* MERGEFORMAT </w:instrText>
+      </w:r>
+      <w:r>
+        <w:fldChar w:fldCharType="separate"/>
+      </w:r>
+      <w:r>
+        <w:rPr>
+          <w:noProof/>
+        </w:rPr>
+        <w:instrText>1</w:instrText>
+      </w:r>
+      <w:r>
+        <w:rPr>
+          <w:noProof/>
+        </w:rPr>
+        <w:fldChar w:fldCharType="end"/>
+      </w:r>
+      <w:r>
+        <w:instrText>.</w:instrText>
+      </w:r>
+      <w:r>
+        <w:fldChar w:fldCharType="begin"/>
+      </w:r>
+      <w:r>
+        <w:instrText xml:space="preserve"> SEQ MTEqn \c \* Arabic \* M</w:instrText>
+      </w:r>
+      <w:r>
+        <w:instrText xml:space="preserve">ERGEFORMAT </w:instrText>
+      </w:r>
+      <w:r>
+        <w:fldChar w:fldCharType="separate"/>
+      </w:r>
+      <w:r>
+        <w:rPr>
+          <w:noProof/>
+        </w:rPr>
+        <w:instrText>15</w:instrText>
+      </w:r>
+      <w:r>
+        <w:rPr>
+          <w:noProof/>
+        </w:rPr>
+        <w:fldChar w:fldCharType="end"/>
+      </w:r>
+      <w:r>
+        <w:instrText>)</w:instrText>
+      </w:r>
+      <w:r>
+        <w:fldChar w:fldCharType="end"/>
+      </w:r>
+      <w:r>
+        <w:tab/>
+      </w:r>
+      <w:r>
+        <w:rPr>
+          <w:position w:val="-36"/>
+        </w:rPr>
+        <w:object w:dxaOrig="6399" w:dyaOrig="780" w14:anchorId="1A12D1F2">
+          <v:shape id="_x0000_i1114" type="#_x0000_t75" style="width:320.15pt;height:39.85pt" o:ole="">
+            <v:imagedata r:id="rId170" o:title=""/>
+          </v:shape>
+          <o:OLEObject Type="Embed" ProgID="Equation.DSMT4" ShapeID="_x0000_i1114" DrawAspect="Content" ObjectID="_1819115790" r:id="rId171"/>
+        </w:object>
+      </w:r>
+    </w:p>
+    <w:p>
+      <w:r>
+        <w:t>T</w:t>
+      </w:r>
+      <w:r>
+        <w:t xml:space="preserve">here is a single critical point for the effective sample size at </w:t>
+      </w:r>
+      <w:r>
+        <w:rPr>
+          <w:position w:val="-14"/>
+        </w:rPr>
+        <w:object w:dxaOrig="1540" w:dyaOrig="400" w14:anchorId="5F0CE01E">
+          <v:shape id="_x0000_i1115" type="#_x0000_t75" style="width:77.55pt;height:20.15pt" o:ole="">
+            <v:imagedata r:id="rId172" o:title=""/>
+          </v:shape>
+          <o:OLEObject Type="Embed" ProgID="Equation.DSMT4" ShapeID="_x0000_i1115" DrawAspect="Content" ObjectID="_1819115791" r:id="rId173"/>
+        </w:object>
+      </w:r>
+      <w:r>
+        <w:t xml:space="preserve">. The Hessian matrix for the effective sample size </w:t>
+      </w:r>
+      <w:r>
+        <w:rPr>
+          <w:position w:val="-14"/>
+        </w:rPr>
+        <w:object w:dxaOrig="380" w:dyaOrig="380" w14:anchorId="0BFEC960">
+          <v:shape id="_x0000_i1116" type="#_x0000_t75" style="width:18.85pt;height:18.85pt" o:ole="">
+            <v:imagedata r:id="rId174" o:title=""/>
+          </v:shape>
+          <o:OLEObject Type="Embed" ProgID="Equation.DSMT4" ShapeID="_x0000_i1116" DrawAspect="Content" ObjectID="_1819115792" r:id="rId175"/>
+        </w:object>
+      </w:r>
+      <w:r>
+        <w:t xml:space="preserve"> of the linear Dirichlet Multinomial evaluated at </w:t>
+      </w:r>
+      <w:r>
+        <w:rPr>
+          <w:position w:val="-14"/>
+        </w:rPr>
+        <w:object w:dxaOrig="540" w:dyaOrig="400" w14:anchorId="48801F9F">
+          <v:shape id="_x0000_i1117" type="#_x0000_t75" style="width:26.55pt;height:20.15pt" o:ole="">
+            <v:imagedata r:id="rId176" o:title=""/>
+          </v:shape>
+          <o:OLEObject Type="Embed" ProgID="Equation.DSMT4" ShapeID="_x0000_i1117" DrawAspect="Content" ObjectID="_1819115793" r:id="rId177"/>
+        </w:object>
+      </w:r>
+      <w:r>
+        <w:t xml:space="preserve"> is</w:t>
+      </w:r>
+    </w:p>
+    <w:p>
+      <w:pPr>
+        <w:pStyle w:val="MTDisplayEquation"/>
+      </w:pPr>
+      <w:r>
+        <w:fldChar w:fldCharType="begin"/>
+      </w:r>
+      <w:r>
+        <w:instrText xml:space="preserve"> MACROBUTTON MTPlaceRef \* MERGEFORMAT </w:instrText>
+      </w:r>
+      <w:r>
+        <w:fldChar w:fldCharType="begin"/>
+      </w:r>
+      <w:r>
+        <w:instrText xml:space="preserve"> SEQ MTEqn \h \* MERGEFORMAT </w:instrText>
+      </w:r>
+      <w:r>
+        <w:fldChar w:fldCharType="end"/>
+      </w:r>
+      <w:r>
+        <w:instrText>(</w:instrText>
+      </w:r>
+      <w:r>
+        <w:fldChar w:fldCharType="begin"/>
+      </w:r>
+      <w:r>
+        <w:instrText xml:space="preserve"> SEQ MTSec \c \* Arabic \* MERGEFORMAT </w:instrText>
+      </w:r>
+      <w:r>
+        <w:fldChar w:fldCharType="separate"/>
+      </w:r>
+      <w:r>
+        <w:rPr>
+          <w:noProof/>
+        </w:rPr>
+        <w:instrText>1</w:instrText>
+      </w:r>
+      <w:r>
+        <w:rPr>
+          <w:noProof/>
+        </w:rPr>
+        <w:fldChar w:fldCharType="end"/>
+      </w:r>
+      <w:r>
+        <w:instrText>.</w:instrText>
+      </w:r>
+      <w:r>
+        <w:fldChar w:fldCharType="begin"/>
+      </w:r>
+      <w:r>
+        <w:instrText xml:space="preserve"> SEQ MTEqn \c \* Arabic \* MERGEFORMAT </w:instrText>
+      </w:r>
+      <w:r>
+        <w:fldChar w:fldCharType="separate"/>
+      </w:r>
+      <w:r>
+        <w:rPr>
+          <w:noProof/>
+        </w:rPr>
+        <w:instrText>16</w:instrText>
+      </w:r>
+      <w:r>
+        <w:rPr>
+          <w:noProof/>
+        </w:rPr>
+        <w:fldChar w:fldCharType="end"/>
+      </w:r>
+      <w:r>
+        <w:instrText>)</w:instrText>
+      </w:r>
+      <w:r>
+        <w:fldChar w:fldCharType="end"/>
+      </w:r>
+      <w:r>
+        <w:tab/>
+      </w:r>
+      <w:r>
+        <w:rPr>
+          <w:position w:val="-72"/>
+        </w:rPr>
+        <w:object w:dxaOrig="6340" w:dyaOrig="1560" w14:anchorId="7649F5FE">
+          <v:shape id="_x0000_i1118" type="#_x0000_t75" style="width:317.15pt;height:78.45pt" o:ole="">
+            <v:imagedata r:id="rId178" o:title=""/>
+          </v:shape>
+          <o:OLEObject Type="Embed" ProgID="Equation.DSMT4" ShapeID="_x0000_i1118" DrawAspect="Content" ObjectID="_1819115794" r:id="rId179"/>
+        </w:object>
+      </w:r>
+    </w:p>
+    <w:p/>
+    <w:p>
+      <w:r>
+        <w:t xml:space="preserve">Eigenvalues of </w:t>
+      </w:r>
+      <w:r>
+        <w:rPr>
+          <w:i/>
+          <w:iCs/>
+        </w:rPr>
         <w:t>H</w:t>
       </w:r>
       <w:r>
@@ -3577,10 +4176,10 @@
           <w:position w:val="-6"/>
         </w:rPr>
         <w:object w:dxaOrig="700" w:dyaOrig="279" w14:anchorId="0E6F0C4F">
-          <v:shape id="_x0000_i1110" type="#_x0000_t75" style="width:35.15pt;height:14.15pt" o:ole="">
-            <v:imagedata r:id="rId161" o:title=""/>
-          </v:shape>
-          <o:OLEObject Type="Embed" ProgID="Equation.DSMT4" ShapeID="_x0000_i1110" DrawAspect="Content" ObjectID="_1816607305" r:id="rId162"/>
+          <v:shape id="_x0000_i1119" type="#_x0000_t75" style="width:34.7pt;height:14.55pt" o:ole="">
+            <v:imagedata r:id="rId180" o:title=""/>
+          </v:shape>
+          <o:OLEObject Type="Embed" ProgID="Equation.DSMT4" ShapeID="_x0000_i1119" DrawAspect="Content" ObjectID="_1819115795" r:id="rId181"/>
         </w:object>
       </w:r>
       <w:r>
@@ -3591,10 +4190,10 @@
           <w:position w:val="-14"/>
         </w:rPr>
         <w:object w:dxaOrig="1540" w:dyaOrig="400" w14:anchorId="5537F011">
-          <v:shape id="_x0000_i1111" type="#_x0000_t75" style="width:77.15pt;height:20.15pt" o:ole="">
-            <v:imagedata r:id="rId163" o:title=""/>
-          </v:shape>
-          <o:OLEObject Type="Embed" ProgID="Equation.DSMT4" ShapeID="_x0000_i1111" DrawAspect="Content" ObjectID="_1816607306" r:id="rId164"/>
+          <v:shape id="_x0000_i1120" type="#_x0000_t75" style="width:77.55pt;height:20.15pt" o:ole="">
+            <v:imagedata r:id="rId182" o:title=""/>
+          </v:shape>
+          <o:OLEObject Type="Embed" ProgID="Equation.DSMT4" ShapeID="_x0000_i1120" DrawAspect="Content" ObjectID="_1819115796" r:id="rId183"/>
         </w:object>
       </w:r>
       <w:r>
@@ -3608,17 +4207,28 @@
           <w:position w:val="-14"/>
         </w:rPr>
         <w:object w:dxaOrig="460" w:dyaOrig="380" w14:anchorId="1A1B7DC4">
-          <v:shape id="_x0000_i1112" type="#_x0000_t75" style="width:22.7pt;height:19.3pt" o:ole="">
-            <v:imagedata r:id="rId165" o:title=""/>
-          </v:shape>
-          <o:OLEObject Type="Embed" ProgID="Equation.DSMT4" ShapeID="_x0000_i1112" DrawAspect="Content" ObjectID="_1816607307" r:id="rId166"/>
+          <v:shape id="_x0000_i1121" type="#_x0000_t75" style="width:22.3pt;height:18.85pt" o:ole="">
+            <v:imagedata r:id="rId184" o:title=""/>
+          </v:shape>
+          <o:OLEObject Type="Embed" ProgID="Equation.DSMT4" ShapeID="_x0000_i1121" DrawAspect="Content" ObjectID="_1819115797" r:id="rId185"/>
         </w:object>
       </w:r>
       <w:r>
         <w:t xml:space="preserve"> of the linear Dirichlet Multinomial.</w:t>
       </w:r>
       <w:r>
-        <w:t xml:space="preserve"> Here is a plot showing the saddlepoint.</w:t>
+        <w:t xml:space="preserve"> </w:t>
+      </w:r>
+    </w:p>
+    <w:p>
+      <w:r>
+        <w:br w:type="page"/>
+      </w:r>
+    </w:p>
+    <w:p>
+      <w:r>
+        <w:lastRenderedPageBreak/>
+        <w:t>Here is a plot showing the saddlepoint.</w:t>
       </w:r>
     </w:p>
     <w:p>
@@ -3627,9 +4237,9 @@
           <w:noProof/>
         </w:rPr>
         <w:drawing>
-          <wp:inline distT="0" distB="0" distL="0" distR="0" wp14:anchorId="6C6A8852" wp14:editId="5F39EE11">
-            <wp:extent cx="5943600" cy="4245610"/>
-            <wp:effectExtent l="0" t="0" r="0" b="0"/>
+          <wp:inline distT="0" distB="0" distL="0" distR="0" wp14:anchorId="6C6A8852" wp14:editId="6BB89DA3">
+            <wp:extent cx="5943348" cy="4245429"/>
+            <wp:effectExtent l="0" t="0" r="635" b="0"/>
             <wp:docPr id="4" name="Picture 4"/>
             <wp:cNvGraphicFramePr>
               <a:graphicFrameLocks xmlns:a="http://schemas.openxmlformats.org/drawingml/2006/main" noChangeAspect="1"/>
@@ -3642,7 +4252,72 @@
                     <pic:cNvPicPr/>
                   </pic:nvPicPr>
                   <pic:blipFill>
-                    <a:blip r:embed="rId167" cstate="print">
+                    <a:blip r:embed="rId186" cstate="print">
+                      <a:extLst>
+                        <a:ext uri="{28A0092B-C50C-407E-A947-70E740481C1C}">
+                          <a14:useLocalDpi xmlns:a14="http://schemas.microsoft.com/office/drawing/2010/main" val="0"/>
+                        </a:ext>
+                      </a:extLst>
+                    </a:blip>
+                    <a:stretch>
+                      <a:fillRect/>
+                    </a:stretch>
+                  </pic:blipFill>
+                  <pic:spPr>
+                    <a:xfrm>
+                      <a:off x="0" y="0"/>
+                      <a:ext cx="5982524" cy="4273413"/>
+                    </a:xfrm>
+                    <a:prstGeom prst="rect">
+                      <a:avLst/>
+                    </a:prstGeom>
+                  </pic:spPr>
+                </pic:pic>
+              </a:graphicData>
+            </a:graphic>
+          </wp:inline>
+        </w:drawing>
+      </w:r>
+    </w:p>
+    <w:p>
+      <w:r>
+        <w:br w:type="page"/>
+      </w:r>
+    </w:p>
+    <w:p>
+      <w:r>
+        <w:lastRenderedPageBreak/>
+        <w:t>Here is a plot of the gradient vector field for the effective sample size function for the saturate</w:t>
+      </w:r>
+      <w:r>
+        <w:t>d</w:t>
+      </w:r>
+      <w:r>
+        <w:t xml:space="preserve"> Dirichlet Multinomial.</w:t>
+      </w:r>
+    </w:p>
+    <w:p>
+      <w:r>
+        <w:rPr>
+          <w:noProof/>
+        </w:rPr>
+        <w:drawing>
+          <wp:inline distT="0" distB="0" distL="0" distR="0" wp14:anchorId="5AAD2B9C" wp14:editId="06B5C5D0">
+            <wp:extent cx="5943600" cy="4245610"/>
+            <wp:effectExtent l="0" t="0" r="0" b="0"/>
+            <wp:docPr id="7" name="Picture 7"/>
+            <wp:cNvGraphicFramePr>
+              <a:graphicFrameLocks xmlns:a="http://schemas.openxmlformats.org/drawingml/2006/main" noChangeAspect="1"/>
+            </wp:cNvGraphicFramePr>
+            <a:graphic xmlns:a="http://schemas.openxmlformats.org/drawingml/2006/main">
+              <a:graphicData uri="http://schemas.openxmlformats.org/drawingml/2006/picture">
+                <pic:pic xmlns:pic="http://schemas.openxmlformats.org/drawingml/2006/picture">
+                  <pic:nvPicPr>
+                    <pic:cNvPr id="7" name="Picture 7"/>
+                    <pic:cNvPicPr/>
+                  </pic:nvPicPr>
+                  <pic:blipFill>
+                    <a:blip r:embed="rId187" cstate="print">
                       <a:extLst>
                         <a:ext uri="{28A0092B-C50C-407E-A947-70E740481C1C}">
                           <a14:useLocalDpi xmlns:a14="http://schemas.microsoft.com/office/drawing/2010/main" val="0"/>
@@ -3671,26 +4346,440 @@
     </w:p>
     <w:p>
       <w:r>
-        <w:t>Here is a plot of the gradient vector field for the effective sample size function for the saturate</w:t>
-      </w:r>
-      <w:r>
-        <w:t>d</w:t>
-      </w:r>
-      <w:r>
-        <w:t xml:space="preserve"> Dirichlet Multinomial.</w:t>
-      </w:r>
-    </w:p>
-    <w:p>
-      <w:r>
-        <w:rPr>
-          <w:noProof/>
-        </w:rPr>
+        <w:t xml:space="preserve">Similarly, </w:t>
+      </w:r>
+      <w:r>
+        <w:t>the gradient</w:t>
+      </w:r>
+      <w:r>
+        <w:t xml:space="preserve"> for the effective sample size </w:t>
+      </w:r>
+      <w:r>
+        <w:rPr>
+          <w:position w:val="-14"/>
+        </w:rPr>
+        <w:object w:dxaOrig="460" w:dyaOrig="380" w14:anchorId="5E018CF2">
+          <v:shape id="_x0000_i1122" type="#_x0000_t75" style="width:22.3pt;height:18.85pt" o:ole="">
+            <v:imagedata r:id="rId184" o:title=""/>
+          </v:shape>
+          <o:OLEObject Type="Embed" ProgID="Equation.DSMT4" ShapeID="_x0000_i1122" DrawAspect="Content" ObjectID="_1819115798" r:id="rId188"/>
+        </w:object>
+      </w:r>
+      <w:r>
+        <w:t xml:space="preserve"> of the saturated Dirichlet Multinomial </w:t>
+      </w:r>
+      <w:r>
+        <w:t>is</w:t>
+      </w:r>
+    </w:p>
+    <w:p>
+      <w:pPr>
+        <w:pStyle w:val="MTDisplayEquation"/>
+      </w:pPr>
+      <w:r>
+        <w:fldChar w:fldCharType="begin"/>
+      </w:r>
+      <w:r>
+        <w:instrText xml:space="preserve"> MACROBUTTON MTPlaceRef \* MERGEFORMAT </w:instrText>
+      </w:r>
+      <w:r>
+        <w:fldChar w:fldCharType="begin"/>
+      </w:r>
+      <w:r>
+        <w:instrText xml:space="preserve"> SEQ MTEqn \h \* MERGEFORMAT </w:instrText>
+      </w:r>
+      <w:r>
+        <w:fldChar w:fldCharType="end"/>
+      </w:r>
+      <w:r>
+        <w:instrText>(</w:instrText>
+      </w:r>
+      <w:r>
+        <w:fldChar w:fldCharType="begin"/>
+      </w:r>
+      <w:r>
+        <w:instrText xml:space="preserve"> SEQ MTSec \c \* Arabic \* MERGEFORMAT </w:instrText>
+      </w:r>
+      <w:r>
+        <w:fldChar w:fldCharType="separate"/>
+      </w:r>
+      <w:r>
+        <w:rPr>
+          <w:noProof/>
+        </w:rPr>
+        <w:instrText>1</w:instrText>
+      </w:r>
+      <w:r>
+        <w:rPr>
+          <w:noProof/>
+        </w:rPr>
+        <w:fldChar w:fldCharType="end"/>
+      </w:r>
+      <w:r>
+        <w:instrText>.</w:instrText>
+      </w:r>
+      <w:r>
+        <w:fldChar w:fldCharType="begin"/>
+      </w:r>
+      <w:r>
+        <w:instrText xml:space="preserve"> SEQ MTEqn \c \* Arabic \* MERGEFORMAT </w:instrText>
+      </w:r>
+      <w:r>
+        <w:fldChar w:fldCharType="separate"/>
+      </w:r>
+      <w:r>
+        <w:rPr>
+          <w:noProof/>
+        </w:rPr>
+        <w:instrText>17</w:instrText>
+      </w:r>
+      <w:r>
+        <w:rPr>
+          <w:noProof/>
+        </w:rPr>
+        <w:fldChar w:fldCharType="end"/>
+      </w:r>
+      <w:r>
+        <w:instrText>)</w:instrText>
+      </w:r>
+      <w:r>
+        <w:fldChar w:fldCharType="end"/>
+      </w:r>
+      <w:r>
+        <w:tab/>
+      </w:r>
+      <w:r>
+        <w:rPr>
+          <w:position w:val="-40"/>
+        </w:rPr>
+        <w:object w:dxaOrig="8680" w:dyaOrig="859" w14:anchorId="7C8918C5">
+          <v:shape id="_x0000_i1123" type="#_x0000_t75" style="width:433.7pt;height:42.45pt" o:ole="">
+            <v:imagedata r:id="rId189" o:title=""/>
+          </v:shape>
+          <o:OLEObject Type="Embed" ProgID="Equation.DSMT4" ShapeID="_x0000_i1123" DrawAspect="Content" ObjectID="_1819115799" r:id="rId190"/>
+        </w:object>
+      </w:r>
+    </w:p>
+    <w:p>
+      <w:r>
+        <w:t xml:space="preserve">and the two feasible critical points are </w:t>
+      </w:r>
+      <w:r>
+        <w:rPr>
+          <w:position w:val="-16"/>
+        </w:rPr>
+        <w:object w:dxaOrig="3980" w:dyaOrig="440" w14:anchorId="496E0573">
+          <v:shape id="_x0000_i1124" type="#_x0000_t75" style="width:198.45pt;height:21.45pt" o:ole="">
+            <v:imagedata r:id="rId191" o:title=""/>
+          </v:shape>
+          <o:OLEObject Type="Embed" ProgID="Equation.DSMT4" ShapeID="_x0000_i1124" DrawAspect="Content" ObjectID="_1819115800" r:id="rId192"/>
+        </w:object>
+      </w:r>
+      <w:r>
+        <w:t>.</w:t>
+      </w:r>
+    </w:p>
+    <w:p>
+      <w:pPr>
+        <w:pStyle w:val="MTDisplayEquation"/>
+      </w:pPr>
+      <w:r>
+        <w:t xml:space="preserve">The Hessian matrix for the effective sample size </w:t>
+      </w:r>
+      <w:r>
+        <w:rPr>
+          <w:position w:val="-14"/>
+        </w:rPr>
+        <w:object w:dxaOrig="380" w:dyaOrig="380" w14:anchorId="26D5B55E">
+          <v:shape id="_x0000_i1125" type="#_x0000_t75" style="width:18.85pt;height:18.85pt" o:ole="">
+            <v:imagedata r:id="rId174" o:title=""/>
+          </v:shape>
+          <o:OLEObject Type="Embed" ProgID="Equation.DSMT4" ShapeID="_x0000_i1125" DrawAspect="Content" ObjectID="_1819115801" r:id="rId193"/>
+        </w:object>
+      </w:r>
+      <w:r>
+        <w:t xml:space="preserve"> of the saturated Dirichlet Multinomial is </w:t>
+      </w:r>
+    </w:p>
+    <w:p>
+      <w:pPr>
+        <w:pStyle w:val="MTDisplayEquation"/>
+      </w:pPr>
+      <w:r>
+        <w:fldChar w:fldCharType="begin"/>
+      </w:r>
+      <w:r>
+        <w:instrText xml:space="preserve"> MACROBUTTON MTPlaceRef \* MERGEFORMAT </w:instrText>
+      </w:r>
+      <w:r>
+        <w:fldChar w:fldCharType="begin"/>
+      </w:r>
+      <w:r>
+        <w:instrText xml:space="preserve"> SEQ MTEqn \h \* MERGEFORMAT </w:instrText>
+      </w:r>
+      <w:r>
+        <w:fldChar w:fldCharType="end"/>
+      </w:r>
+      <w:r>
+        <w:instrText>(</w:instrText>
+      </w:r>
+      <w:r>
+        <w:fldChar w:fldCharType="begin"/>
+      </w:r>
+      <w:r>
+        <w:instrText xml:space="preserve"> SEQ MTSec \c \* Arabic \* MERGEFORMAT </w:instrText>
+      </w:r>
+      <w:r>
+        <w:fldChar w:fldCharType="separate"/>
+      </w:r>
+      <w:r>
+        <w:rPr>
+          <w:noProof/>
+        </w:rPr>
+        <w:instrText>1</w:instrText>
+      </w:r>
+      <w:r>
+        <w:rPr>
+          <w:noProof/>
+        </w:rPr>
+        <w:fldChar w:fldCharType="end"/>
+      </w:r>
+      <w:r>
+        <w:instrText>.</w:instrText>
+      </w:r>
+      <w:r>
+        <w:fldChar w:fldCharType="begin"/>
+      </w:r>
+      <w:r>
+        <w:instrText xml:space="preserve"> SEQ MTEqn \c \* Arabic \* MERGEFORMAT </w:instrText>
+      </w:r>
+      <w:r>
+        <w:fldChar w:fldCharType="separate"/>
+      </w:r>
+      <w:r>
+        <w:rPr>
+          <w:noProof/>
+        </w:rPr>
+        <w:instrText>18</w:instrText>
+      </w:r>
+      <w:r>
+        <w:rPr>
+          <w:noProof/>
+        </w:rPr>
+        <w:fldChar w:fldCharType="end"/>
+      </w:r>
+      <w:r>
+        <w:instrText>)</w:instrText>
+      </w:r>
+      <w:r>
+        <w:fldChar w:fldCharType="end"/>
+      </w:r>
+      <w:r>
+        <w:tab/>
+      </w:r>
+      <w:r>
+        <w:rPr>
+          <w:position w:val="-82"/>
+        </w:rPr>
+        <w:object w:dxaOrig="6979" w:dyaOrig="1760" w14:anchorId="5117BA53">
+          <v:shape id="_x0000_i1126" type="#_x0000_t75" style="width:349.3pt;height:87.85pt" o:ole="">
+            <v:imagedata r:id="rId194" o:title=""/>
+          </v:shape>
+          <o:OLEObject Type="Embed" ProgID="Equation.DSMT4" ShapeID="_x0000_i1126" DrawAspect="Content" ObjectID="_1819115802" r:id="rId195"/>
+        </w:object>
+      </w:r>
+    </w:p>
+    <w:p>
+      <w:r>
         <w:lastRenderedPageBreak/>
+        <w:t xml:space="preserve">The Hessians evaluated at </w:t>
+      </w:r>
+      <w:r>
+        <w:t xml:space="preserve">the critical points </w:t>
+      </w:r>
+      <w:r>
+        <w:rPr>
+          <w:position w:val="-16"/>
+        </w:rPr>
+        <w:object w:dxaOrig="3980" w:dyaOrig="440" w14:anchorId="1FC476F2">
+          <v:shape id="_x0000_i1127" type="#_x0000_t75" style="width:198.45pt;height:21.45pt" o:ole="">
+            <v:imagedata r:id="rId191" o:title=""/>
+          </v:shape>
+          <o:OLEObject Type="Embed" ProgID="Equation.DSMT4" ShapeID="_x0000_i1127" DrawAspect="Content" ObjectID="_1819115803" r:id="rId196"/>
+        </w:object>
+      </w:r>
+      <w:r>
+        <w:t>are</w:t>
+      </w:r>
+    </w:p>
+    <w:p>
+      <w:pPr>
+        <w:pStyle w:val="MTDisplayEquation"/>
+      </w:pPr>
+      <w:r>
+        <w:fldChar w:fldCharType="begin"/>
+      </w:r>
+      <w:r>
+        <w:instrText xml:space="preserve"> MACROBUTTON MTPlaceRef \* MERGEFORMAT </w:instrText>
+      </w:r>
+      <w:r>
+        <w:fldChar w:fldCharType="begin"/>
+      </w:r>
+      <w:r>
+        <w:instrText xml:space="preserve"> SEQ MTEqn \h \* MERGEFORMAT </w:instrText>
+      </w:r>
+      <w:r>
+        <w:fldChar w:fldCharType="end"/>
+      </w:r>
+      <w:r>
+        <w:instrText>(</w:instrText>
+      </w:r>
+      <w:r>
+        <w:fldChar w:fldCharType="begin"/>
+      </w:r>
+      <w:r>
+        <w:instrText xml:space="preserve"> SEQ MTSec \c \* Arabic \* MERGEFORMAT </w:instrText>
+      </w:r>
+      <w:r>
+        <w:fldChar w:fldCharType="separate"/>
+      </w:r>
+      <w:r>
+        <w:rPr>
+          <w:noProof/>
+        </w:rPr>
+        <w:instrText>1</w:instrText>
+      </w:r>
+      <w:r>
+        <w:rPr>
+          <w:noProof/>
+        </w:rPr>
+        <w:fldChar w:fldCharType="end"/>
+      </w:r>
+      <w:r>
+        <w:instrText>.</w:instrText>
+      </w:r>
+      <w:r>
+        <w:fldChar w:fldCharType="begin"/>
+      </w:r>
+      <w:r>
+        <w:instrText xml:space="preserve"> SEQ MTEqn \c \* Arabic \* MERGEFORMAT </w:instrText>
+      </w:r>
+      <w:r>
+        <w:fldChar w:fldCharType="separate"/>
+      </w:r>
+      <w:r>
+        <w:rPr>
+          <w:noProof/>
+        </w:rPr>
+        <w:instrText>19</w:instrText>
+      </w:r>
+      <w:r>
+        <w:rPr>
+          <w:noProof/>
+        </w:rPr>
+        <w:fldChar w:fldCharType="end"/>
+      </w:r>
+      <w:r>
+        <w:instrText>)</w:instrText>
+      </w:r>
+      <w:r>
+        <w:fldChar w:fldCharType="end"/>
+      </w:r>
+      <w:r>
+        <w:tab/>
+      </w:r>
+      <w:r>
+        <w:rPr>
+          <w:position w:val="-30"/>
+        </w:rPr>
+        <w:object w:dxaOrig="4060" w:dyaOrig="720" w14:anchorId="64D34EDC">
+          <v:shape id="_x0000_i1128" type="#_x0000_t75" style="width:204pt;height:36.45pt" o:ole="">
+            <v:imagedata r:id="rId197" o:title=""/>
+          </v:shape>
+          <o:OLEObject Type="Embed" ProgID="Equation.DSMT4" ShapeID="_x0000_i1128" DrawAspect="Content" ObjectID="_1819115804" r:id="rId198"/>
+        </w:object>
+      </w:r>
+      <w:r>
+        <w:tab/>
+      </w:r>
+    </w:p>
+    <w:p>
+      <w:r>
+        <w:t>Eigenvalues of both Hessian</w:t>
+      </w:r>
+      <w:r>
+        <w:t>s</w:t>
+      </w:r>
+      <w:r>
+        <w:t xml:space="preserve"> are </w:t>
+      </w:r>
+      <w:r>
+        <w:rPr>
+          <w:position w:val="-6"/>
+        </w:rPr>
+        <w:object w:dxaOrig="700" w:dyaOrig="279" w14:anchorId="311410D9">
+          <v:shape id="_x0000_i1129" type="#_x0000_t75" style="width:34.7pt;height:14.55pt" o:ole="">
+            <v:imagedata r:id="rId180" o:title=""/>
+          </v:shape>
+          <o:OLEObject Type="Embed" ProgID="Equation.DSMT4" ShapeID="_x0000_i1129" DrawAspect="Content" ObjectID="_1819115805" r:id="rId199"/>
+        </w:object>
+      </w:r>
+      <w:r>
+        <w:t xml:space="preserve"> so</w:t>
+      </w:r>
+      <w:r>
+        <w:t xml:space="preserve"> both</w:t>
+      </w:r>
+      <w:r>
+        <w:t xml:space="preserve"> </w:t>
+      </w:r>
+      <w:r>
+        <w:rPr>
+          <w:position w:val="-16"/>
+        </w:rPr>
+        <w:object w:dxaOrig="3980" w:dyaOrig="440" w14:anchorId="2BC0EFC7">
+          <v:shape id="_x0000_i1130" type="#_x0000_t75" style="width:198.45pt;height:21.45pt" o:ole="">
+            <v:imagedata r:id="rId191" o:title=""/>
+          </v:shape>
+          <o:OLEObject Type="Embed" ProgID="Equation.DSMT4" ShapeID="_x0000_i1130" DrawAspect="Content" ObjectID="_1819115806" r:id="rId200"/>
+        </w:object>
+      </w:r>
+      <w:r>
+        <w:t xml:space="preserve"> are saddle points for the effective sample size </w:t>
+      </w:r>
+      <w:r>
+        <w:rPr>
+          <w:position w:val="-14"/>
+        </w:rPr>
+        <w:object w:dxaOrig="460" w:dyaOrig="380" w14:anchorId="7D8580E8">
+          <v:shape id="_x0000_i1131" type="#_x0000_t75" style="width:22.3pt;height:18.85pt" o:ole="">
+            <v:imagedata r:id="rId184" o:title=""/>
+          </v:shape>
+          <o:OLEObject Type="Embed" ProgID="Equation.DSMT4" ShapeID="_x0000_i1131" DrawAspect="Content" ObjectID="_1819115807" r:id="rId201"/>
+        </w:object>
+      </w:r>
+      <w:r>
+        <w:t xml:space="preserve"> of the saturated Dirichlet Multinomial.</w:t>
+      </w:r>
+      <w:r>
+        <w:t xml:space="preserve"> </w:t>
+      </w:r>
+    </w:p>
+    <w:p>
+      <w:r>
+        <w:t>Here is a plot showing the saddlepoints.</w:t>
+      </w:r>
+    </w:p>
+    <w:p>
+      <w:r>
+        <w:rPr>
+          <w:noProof/>
+        </w:rPr>
         <w:drawing>
-          <wp:inline distT="0" distB="0" distL="0" distR="0" wp14:anchorId="5AAD2B9C" wp14:editId="06B5C5D0">
+          <wp:inline distT="0" distB="0" distL="0" distR="0" wp14:anchorId="043DB8C6" wp14:editId="04A19210">
             <wp:extent cx="5943600" cy="4245610"/>
             <wp:effectExtent l="0" t="0" r="0" b="0"/>
-            <wp:docPr id="7" name="Picture 7"/>
+            <wp:docPr id="5" name="Picture 5"/>
             <wp:cNvGraphicFramePr>
               <a:graphicFrameLocks xmlns:a="http://schemas.openxmlformats.org/drawingml/2006/main" noChangeAspect="1"/>
             </wp:cNvGraphicFramePr>
@@ -3698,11 +4787,11 @@
               <a:graphicData uri="http://schemas.openxmlformats.org/drawingml/2006/picture">
                 <pic:pic xmlns:pic="http://schemas.openxmlformats.org/drawingml/2006/picture">
                   <pic:nvPicPr>
-                    <pic:cNvPr id="7" name="Picture 7"/>
+                    <pic:cNvPr id="5" name="Picture 5"/>
                     <pic:cNvPicPr/>
                   </pic:nvPicPr>
                   <pic:blipFill>
-                    <a:blip r:embed="rId168" cstate="print">
+                    <a:blip r:embed="rId202" cstate="print">
                       <a:extLst>
                         <a:ext uri="{28A0092B-C50C-407E-A947-70E740481C1C}">
                           <a14:useLocalDpi xmlns:a14="http://schemas.microsoft.com/office/drawing/2010/main" val="0"/>
@@ -3729,356 +4818,22 @@
         </w:drawing>
       </w:r>
     </w:p>
-    <w:p>
-      <w:r>
-        <w:t xml:space="preserve">Similarly, </w:t>
-      </w:r>
-      <w:r>
-        <w:t>the gradient</w:t>
-      </w:r>
-      <w:r>
-        <w:t xml:space="preserve"> for the effective sample size </w:t>
-      </w:r>
-      <w:r>
-        <w:rPr>
-          <w:position w:val="-14"/>
-        </w:rPr>
-        <w:object w:dxaOrig="460" w:dyaOrig="380" w14:anchorId="5E018CF2">
-          <v:shape id="_x0000_i1113" type="#_x0000_t75" style="width:22.7pt;height:19.3pt" o:ole="">
-            <v:imagedata r:id="rId165" o:title=""/>
-          </v:shape>
-          <o:OLEObject Type="Embed" ProgID="Equation.DSMT4" ShapeID="_x0000_i1113" DrawAspect="Content" ObjectID="_1816607308" r:id="rId169"/>
-        </w:object>
-      </w:r>
-      <w:r>
-        <w:t xml:space="preserve"> of the saturated Dirichlet Multinomial </w:t>
-      </w:r>
-      <w:r>
-        <w:t>is</w:t>
-      </w:r>
-    </w:p>
-    <w:p>
-      <w:pPr>
-        <w:pStyle w:val="MTDisplayEquation"/>
-      </w:pPr>
-      <w:r>
-        <w:fldChar w:fldCharType="begin"/>
-      </w:r>
-      <w:r>
-        <w:instrText xml:space="preserve"> MACROBUTTON MTPlaceRef \* MERGEFORMAT </w:instrText>
-      </w:r>
-      <w:r>
-        <w:fldChar w:fldCharType="begin"/>
-      </w:r>
-      <w:r>
-        <w:instrText xml:space="preserve"> SEQ MTEqn \h \* MERGEFORMAT </w:instrText>
-      </w:r>
-      <w:r>
-        <w:fldChar w:fldCharType="end"/>
-      </w:r>
-      <w:r>
-        <w:instrText>(</w:instrText>
-      </w:r>
-      <w:fldSimple w:instr=" SEQ MTSec \c \* Arabic \* MERGEFORMAT ">
-        <w:r>
-          <w:rPr>
-            <w:noProof/>
-          </w:rPr>
-          <w:instrText>1</w:instrText>
-        </w:r>
-      </w:fldSimple>
-      <w:r>
-        <w:instrText>.</w:instrText>
-      </w:r>
-      <w:fldSimple w:instr=" SEQ MTEqn \c \* Arabic \* MERGEFORMAT ">
-        <w:r>
-          <w:rPr>
-            <w:noProof/>
-          </w:rPr>
-          <w:instrText>15</w:instrText>
-        </w:r>
-      </w:fldSimple>
-      <w:r>
-        <w:instrText>)</w:instrText>
-      </w:r>
-      <w:r>
-        <w:fldChar w:fldCharType="end"/>
-      </w:r>
-      <w:r>
-        <w:tab/>
-      </w:r>
-      <w:r>
-        <w:rPr>
-          <w:position w:val="-40"/>
-        </w:rPr>
-        <w:object w:dxaOrig="8680" w:dyaOrig="859" w14:anchorId="7C8918C5">
-          <v:shape id="_x0000_i1114" type="#_x0000_t75" style="width:433.3pt;height:43.3pt" o:ole="">
-            <v:imagedata r:id="rId170" o:title=""/>
-          </v:shape>
-          <o:OLEObject Type="Embed" ProgID="Equation.DSMT4" ShapeID="_x0000_i1114" DrawAspect="Content" ObjectID="_1816607309" r:id="rId171"/>
-        </w:object>
-      </w:r>
-    </w:p>
-    <w:p>
-      <w:r>
-        <w:t xml:space="preserve">and the two feasible critical points are </w:t>
-      </w:r>
-      <w:r>
-        <w:rPr>
-          <w:position w:val="-16"/>
-        </w:rPr>
-        <w:object w:dxaOrig="3980" w:dyaOrig="440" w14:anchorId="496E0573">
-          <v:shape id="_x0000_i1115" type="#_x0000_t75" style="width:198.85pt;height:21.85pt" o:ole="">
-            <v:imagedata r:id="rId172" o:title=""/>
-          </v:shape>
-          <o:OLEObject Type="Embed" ProgID="Equation.DSMT4" ShapeID="_x0000_i1115" DrawAspect="Content" ObjectID="_1816607310" r:id="rId173"/>
-        </w:object>
-      </w:r>
-      <w:r>
-        <w:t>.</w:t>
-      </w:r>
-    </w:p>
-    <w:p>
-      <w:pPr>
-        <w:pStyle w:val="MTDisplayEquation"/>
-      </w:pPr>
-      <w:r>
-        <w:t xml:space="preserve">The Hessian matrix for the effective sample size </w:t>
-      </w:r>
-      <w:r>
-        <w:rPr>
-          <w:position w:val="-14"/>
-        </w:rPr>
-        <w:object w:dxaOrig="380" w:dyaOrig="380" w14:anchorId="26D5B55E">
-          <v:shape id="_x0000_i1116" type="#_x0000_t75" style="width:18.85pt;height:19.3pt" o:ole="">
-            <v:imagedata r:id="rId155" o:title=""/>
-          </v:shape>
-          <o:OLEObject Type="Embed" ProgID="Equation.DSMT4" ShapeID="_x0000_i1116" DrawAspect="Content" ObjectID="_1816607311" r:id="rId174"/>
-        </w:object>
-      </w:r>
-      <w:r>
-        <w:t xml:space="preserve"> of the saturated Dirichlet Multinomial is </w:t>
-      </w:r>
-    </w:p>
-    <w:p>
-      <w:pPr>
-        <w:pStyle w:val="MTDisplayEquation"/>
-      </w:pPr>
-      <w:r>
-        <w:fldChar w:fldCharType="begin"/>
-      </w:r>
-      <w:r>
-        <w:instrText xml:space="preserve"> MACROBUTTON MTPlaceRef \* MERGEFORMAT </w:instrText>
-      </w:r>
-      <w:r>
-        <w:fldChar w:fldCharType="begin"/>
-      </w:r>
-      <w:r>
-        <w:instrText xml:space="preserve"> SEQ MTEqn \h \* MERGEFORMAT </w:instrText>
-      </w:r>
-      <w:r>
-        <w:fldChar w:fldCharType="end"/>
-      </w:r>
-      <w:r>
-        <w:instrText>(</w:instrText>
-      </w:r>
-      <w:fldSimple w:instr=" SEQ MTSec \c \* Arabic \* MERGEFORMAT ">
-        <w:r>
-          <w:rPr>
-            <w:noProof/>
-          </w:rPr>
-          <w:instrText>1</w:instrText>
-        </w:r>
-      </w:fldSimple>
-      <w:r>
-        <w:instrText>.</w:instrText>
-      </w:r>
-      <w:fldSimple w:instr=" SEQ MTEqn \c \* Arabic \* MERGEFORMAT ">
-        <w:r>
-          <w:rPr>
-            <w:noProof/>
-          </w:rPr>
-          <w:instrText>16</w:instrText>
-        </w:r>
-      </w:fldSimple>
-      <w:r>
-        <w:instrText>)</w:instrText>
-      </w:r>
-      <w:r>
-        <w:fldChar w:fldCharType="end"/>
-      </w:r>
-      <w:r>
-        <w:tab/>
-      </w:r>
-      <w:r>
-        <w:rPr>
-          <w:position w:val="-82"/>
-        </w:rPr>
-        <w:object w:dxaOrig="6979" w:dyaOrig="1760" w14:anchorId="5117BA53">
-          <v:shape id="_x0000_i1117" type="#_x0000_t75" style="width:349.7pt;height:88.3pt" o:ole="">
-            <v:imagedata r:id="rId175" o:title=""/>
-          </v:shape>
-          <o:OLEObject Type="Embed" ProgID="Equation.DSMT4" ShapeID="_x0000_i1117" DrawAspect="Content" ObjectID="_1816607312" r:id="rId176"/>
-        </w:object>
-      </w:r>
-    </w:p>
-    <w:p>
-      <w:r>
-        <w:t xml:space="preserve">The Hessians evaluated at </w:t>
-      </w:r>
-      <w:r>
-        <w:t xml:space="preserve">the critical points </w:t>
-      </w:r>
-      <w:r>
-        <w:rPr>
-          <w:position w:val="-16"/>
-        </w:rPr>
-        <w:object w:dxaOrig="3980" w:dyaOrig="440" w14:anchorId="1FC476F2">
-          <v:shape id="_x0000_i1118" type="#_x0000_t75" style="width:198.85pt;height:21.85pt" o:ole="">
-            <v:imagedata r:id="rId172" o:title=""/>
-          </v:shape>
-          <o:OLEObject Type="Embed" ProgID="Equation.DSMT4" ShapeID="_x0000_i1118" DrawAspect="Content" ObjectID="_1816607313" r:id="rId177"/>
-        </w:object>
-      </w:r>
-      <w:r>
-        <w:t>are</w:t>
-      </w:r>
-    </w:p>
-    <w:p>
-      <w:pPr>
-        <w:pStyle w:val="MTDisplayEquation"/>
-      </w:pPr>
+    <w:p/>
+    <w:p>
+      <w:r>
+        <w:br w:type="page"/>
+      </w:r>
+    </w:p>
+    <w:p>
       <w:r>
         <w:lastRenderedPageBreak/>
-        <w:fldChar w:fldCharType="begin"/>
-      </w:r>
-      <w:r>
-        <w:instrText xml:space="preserve"> MACROBUTTON MTPlaceRef \* MERGEFORMAT </w:instrText>
-      </w:r>
-      <w:r>
-        <w:fldChar w:fldCharType="begin"/>
-      </w:r>
-      <w:r>
-        <w:instrText xml:space="preserve"> SEQ MTEqn \h \* MERGEFORMAT </w:instrText>
-      </w:r>
-      <w:r>
-        <w:fldChar w:fldCharType="end"/>
-      </w:r>
-      <w:r>
-        <w:instrText>(</w:instrText>
-      </w:r>
-      <w:fldSimple w:instr=" SEQ MTSec \c \* Arabic \* MERGEFORMAT ">
-        <w:r>
-          <w:rPr>
-            <w:noProof/>
-          </w:rPr>
-          <w:instrText>1</w:instrText>
-        </w:r>
-      </w:fldSimple>
-      <w:r>
-        <w:instrText>.</w:instrText>
-      </w:r>
-      <w:fldSimple w:instr=" SEQ MTEqn \c \* Arabic \* MERGEFORMAT ">
-        <w:r>
-          <w:rPr>
-            <w:noProof/>
-          </w:rPr>
-          <w:instrText>17</w:instrText>
-        </w:r>
-      </w:fldSimple>
-      <w:r>
-        <w:instrText>)</w:instrText>
-      </w:r>
-      <w:r>
-        <w:fldChar w:fldCharType="end"/>
-      </w:r>
-      <w:r>
-        <w:tab/>
-      </w:r>
-      <w:r>
-        <w:rPr>
-          <w:position w:val="-30"/>
-        </w:rPr>
-        <w:object w:dxaOrig="4060" w:dyaOrig="720" w14:anchorId="64D34EDC">
-          <v:shape id="_x0000_i1119" type="#_x0000_t75" style="width:203.55pt;height:36.45pt" o:ole="">
-            <v:imagedata r:id="rId178" o:title=""/>
-          </v:shape>
-          <o:OLEObject Type="Embed" ProgID="Equation.DSMT4" ShapeID="_x0000_i1119" DrawAspect="Content" ObjectID="_1816607314" r:id="rId179"/>
-        </w:object>
-      </w:r>
-      <w:r>
-        <w:tab/>
-      </w:r>
-    </w:p>
-    <w:p>
-      <w:r>
-        <w:t>Eigenvalues of both Hessian</w:t>
-      </w:r>
-      <w:r>
-        <w:t>s</w:t>
-      </w:r>
-      <w:r>
-        <w:t xml:space="preserve"> are </w:t>
-      </w:r>
-      <w:r>
-        <w:rPr>
-          <w:position w:val="-6"/>
-        </w:rPr>
-        <w:object w:dxaOrig="700" w:dyaOrig="279" w14:anchorId="311410D9">
-          <v:shape id="_x0000_i1120" type="#_x0000_t75" style="width:35.15pt;height:14.15pt" o:ole="">
-            <v:imagedata r:id="rId161" o:title=""/>
-          </v:shape>
-          <o:OLEObject Type="Embed" ProgID="Equation.DSMT4" ShapeID="_x0000_i1120" DrawAspect="Content" ObjectID="_1816607315" r:id="rId180"/>
-        </w:object>
-      </w:r>
-      <w:r>
-        <w:t xml:space="preserve"> so</w:t>
-      </w:r>
-      <w:r>
-        <w:t xml:space="preserve"> both</w:t>
-      </w:r>
-      <w:r>
-        <w:t xml:space="preserve"> </w:t>
-      </w:r>
-      <w:r>
-        <w:rPr>
-          <w:position w:val="-16"/>
-        </w:rPr>
-        <w:object w:dxaOrig="3980" w:dyaOrig="440" w14:anchorId="2BC0EFC7">
-          <v:shape id="_x0000_i1121" type="#_x0000_t75" style="width:198.85pt;height:21.85pt" o:ole="">
-            <v:imagedata r:id="rId172" o:title=""/>
-          </v:shape>
-          <o:OLEObject Type="Embed" ProgID="Equation.DSMT4" ShapeID="_x0000_i1121" DrawAspect="Content" ObjectID="_1816607316" r:id="rId181"/>
-        </w:object>
-      </w:r>
-      <w:r>
-        <w:t xml:space="preserve"> are saddle points for the effective sample size </w:t>
-      </w:r>
-      <w:r>
-        <w:rPr>
-          <w:position w:val="-14"/>
-        </w:rPr>
-        <w:object w:dxaOrig="460" w:dyaOrig="380" w14:anchorId="7D8580E8">
-          <v:shape id="_x0000_i1122" type="#_x0000_t75" style="width:22.7pt;height:19.3pt" o:ole="">
-            <v:imagedata r:id="rId165" o:title=""/>
-          </v:shape>
-          <o:OLEObject Type="Embed" ProgID="Equation.DSMT4" ShapeID="_x0000_i1122" DrawAspect="Content" ObjectID="_1816607317" r:id="rId182"/>
-        </w:object>
-      </w:r>
-      <w:r>
-        <w:t xml:space="preserve"> of the saturated Dirichlet Multinomial.</w:t>
-      </w:r>
-      <w:r>
-        <w:t xml:space="preserve"> </w:t>
-      </w:r>
-      <w:r>
-        <w:t>Here is a plot showing the saddlepoint</w:t>
-      </w:r>
-      <w:r>
-        <w:t>s</w:t>
-      </w:r>
-      <w:r>
-        <w:t>.</w:t>
+        <w:t>Here is a plot of the gradient vector field for the effective sample size function for the saturate</w:t>
+      </w:r>
+      <w:r>
+        <w:t>d</w:t>
+      </w:r>
+      <w:r>
+        <w:t xml:space="preserve"> Dirichlet Multinomial.</w:t>
       </w:r>
     </w:p>
     <w:p>
@@ -4087,10 +4842,10 @@
           <w:noProof/>
         </w:rPr>
         <w:drawing>
-          <wp:inline distT="0" distB="0" distL="0" distR="0" wp14:anchorId="043DB8C6" wp14:editId="04A19210">
+          <wp:inline distT="0" distB="0" distL="0" distR="0" wp14:anchorId="227B9DED" wp14:editId="777FA190">
             <wp:extent cx="5943600" cy="4245610"/>
-            <wp:effectExtent l="0" t="0" r="0" b="0"/>
-            <wp:docPr id="5" name="Picture 5"/>
+            <wp:effectExtent l="0" t="0" r="0" b="2540"/>
+            <wp:docPr id="6" name="Picture 6"/>
             <wp:cNvGraphicFramePr>
               <a:graphicFrameLocks xmlns:a="http://schemas.openxmlformats.org/drawingml/2006/main" noChangeAspect="1"/>
             </wp:cNvGraphicFramePr>
@@ -4098,11 +4853,11 @@
               <a:graphicData uri="http://schemas.openxmlformats.org/drawingml/2006/picture">
                 <pic:pic xmlns:pic="http://schemas.openxmlformats.org/drawingml/2006/picture">
                   <pic:nvPicPr>
-                    <pic:cNvPr id="5" name="Picture 5"/>
+                    <pic:cNvPr id="6" name="Picture 6"/>
                     <pic:cNvPicPr/>
                   </pic:nvPicPr>
                   <pic:blipFill>
-                    <a:blip r:embed="rId183" cstate="print">
+                    <a:blip r:embed="rId203" cstate="print">
                       <a:extLst>
                         <a:ext uri="{28A0092B-C50C-407E-A947-70E740481C1C}">
                           <a14:useLocalDpi xmlns:a14="http://schemas.microsoft.com/office/drawing/2010/main" val="0"/>
@@ -4130,64 +4885,9 @@
       </w:r>
     </w:p>
     <w:p/>
-    <w:p>
-      <w:r>
-        <w:t>Here is a plot of the gradient vector field for the effective sample size function for the saturate Dirichlet Multinomial.</w:t>
-      </w:r>
-    </w:p>
-    <w:p>
-      <w:r>
-        <w:rPr>
-          <w:noProof/>
-        </w:rPr>
-        <w:lastRenderedPageBreak/>
-        <w:drawing>
-          <wp:inline distT="0" distB="0" distL="0" distR="0" wp14:anchorId="227B9DED" wp14:editId="777FA190">
-            <wp:extent cx="5943600" cy="4245610"/>
-            <wp:effectExtent l="0" t="0" r="0" b="2540"/>
-            <wp:docPr id="6" name="Picture 6"/>
-            <wp:cNvGraphicFramePr>
-              <a:graphicFrameLocks xmlns:a="http://schemas.openxmlformats.org/drawingml/2006/main" noChangeAspect="1"/>
-            </wp:cNvGraphicFramePr>
-            <a:graphic xmlns:a="http://schemas.openxmlformats.org/drawingml/2006/main">
-              <a:graphicData uri="http://schemas.openxmlformats.org/drawingml/2006/picture">
-                <pic:pic xmlns:pic="http://schemas.openxmlformats.org/drawingml/2006/picture">
-                  <pic:nvPicPr>
-                    <pic:cNvPr id="6" name="Picture 6"/>
-                    <pic:cNvPicPr/>
-                  </pic:nvPicPr>
-                  <pic:blipFill>
-                    <a:blip r:embed="rId184" cstate="print">
-                      <a:extLst>
-                        <a:ext uri="{28A0092B-C50C-407E-A947-70E740481C1C}">
-                          <a14:useLocalDpi xmlns:a14="http://schemas.microsoft.com/office/drawing/2010/main" val="0"/>
-                        </a:ext>
-                      </a:extLst>
-                    </a:blip>
-                    <a:stretch>
-                      <a:fillRect/>
-                    </a:stretch>
-                  </pic:blipFill>
-                  <pic:spPr>
-                    <a:xfrm>
-                      <a:off x="0" y="0"/>
-                      <a:ext cx="5943600" cy="4245610"/>
-                    </a:xfrm>
-                    <a:prstGeom prst="rect">
-                      <a:avLst/>
-                    </a:prstGeom>
-                  </pic:spPr>
-                </pic:pic>
-              </a:graphicData>
-            </a:graphic>
-          </wp:inline>
-        </w:drawing>
-      </w:r>
-    </w:p>
-    <w:p/>
     <w:p/>
     <w:sectPr>
-      <w:footerReference w:type="default" r:id="rId185"/>
+      <w:footerReference w:type="default" r:id="rId204"/>
       <w:pgSz w:w="12240" w:h="15840"/>
       <w:pgMar w:top="1440" w:right="1440" w:bottom="1440" w:left="1440" w:header="720" w:footer="720" w:gutter="0"/>
       <w:cols w:space="720"/>

--- a/docs/Comparing Dirichlet-Multinomial Parameterizations.docx
+++ b/docs/Comparing Dirichlet-Multinomial Parameterizations.docx
@@ -1,6 +1,6 @@
 
 <file path=word/document.xml><?xml version="1.0" encoding="utf-8"?>
-<w:document xmlns:wpc="http://schemas.microsoft.com/office/word/2010/wordprocessingCanvas" xmlns:cx="http://schemas.microsoft.com/office/drawing/2014/chartex" xmlns:cx1="http://schemas.microsoft.com/office/drawing/2015/9/8/chartex" xmlns:cx2="http://schemas.microsoft.com/office/drawing/2015/10/21/chartex" xmlns:cx3="http://schemas.microsoft.com/office/drawing/2016/5/9/chartex" xmlns:cx4="http://schemas.microsoft.com/office/drawing/2016/5/10/chartex" xmlns:cx5="http://schemas.microsoft.com/office/drawing/2016/5/11/chartex" xmlns:cx6="http://schemas.microsoft.com/office/drawing/2016/5/12/chartex" xmlns:cx7="http://schemas.microsoft.com/office/drawing/2016/5/13/chartex" xmlns:cx8="http://schemas.microsoft.com/office/drawing/2016/5/14/chartex" xmlns:mc="http://schemas.openxmlformats.org/markup-compatibility/2006" xmlns:aink="http://schemas.microsoft.com/office/drawing/2016/ink" xmlns:am3d="http://schemas.microsoft.com/office/drawing/2017/model3d" xmlns:o="urn:schemas-microsoft-com:office:office" xmlns:r="http://schemas.openxmlformats.org/officeDocument/2006/relationships" xmlns:m="http://schemas.openxmlformats.org/officeDocument/2006/math" xmlns:v="urn:schemas-microsoft-com:vml" xmlns:wp14="http://schemas.microsoft.com/office/word/2010/wordprocessingDrawing" xmlns:wp="http://schemas.openxmlformats.org/drawingml/2006/wordprocessingDrawing" xmlns:w10="urn:schemas-microsoft-com:office:word" xmlns:w="http://schemas.openxmlformats.org/wordprocessingml/2006/main" xmlns:w14="http://schemas.microsoft.com/office/word/2010/wordml" xmlns:w15="http://schemas.microsoft.com/office/word/2012/wordml" xmlns:w16cex="http://schemas.microsoft.com/office/word/2018/wordml/cex" xmlns:w16cid="http://schemas.microsoft.com/office/word/2016/wordml/cid" xmlns:w16="http://schemas.microsoft.com/office/word/2018/wordml" xmlns:w16sdtdh="http://schemas.microsoft.com/office/word/2020/wordml/sdtdatahash" xmlns:w16se="http://schemas.microsoft.com/office/word/2015/wordml/symex" xmlns:wpg="http://schemas.microsoft.com/office/word/2010/wordprocessingGroup" xmlns:wpi="http://schemas.microsoft.com/office/word/2010/wordprocessingInk" xmlns:wne="http://schemas.microsoft.com/office/word/2006/wordml" xmlns:wps="http://schemas.microsoft.com/office/word/2010/wordprocessingShape" mc:Ignorable="w14 w15 w16se w16cid w16 w16cex w16sdtdh wp14">
+<w:document xmlns:wpc="http://schemas.microsoft.com/office/word/2010/wordprocessingCanvas" xmlns:cx="http://schemas.microsoft.com/office/drawing/2014/chartex" xmlns:cx1="http://schemas.microsoft.com/office/drawing/2015/9/8/chartex" xmlns:cx2="http://schemas.microsoft.com/office/drawing/2015/10/21/chartex" xmlns:cx3="http://schemas.microsoft.com/office/drawing/2016/5/9/chartex" xmlns:cx4="http://schemas.microsoft.com/office/drawing/2016/5/10/chartex" xmlns:cx5="http://schemas.microsoft.com/office/drawing/2016/5/11/chartex" xmlns:cx6="http://schemas.microsoft.com/office/drawing/2016/5/12/chartex" xmlns:cx7="http://schemas.microsoft.com/office/drawing/2016/5/13/chartex" xmlns:cx8="http://schemas.microsoft.com/office/drawing/2016/5/14/chartex" xmlns:mc="http://schemas.openxmlformats.org/markup-compatibility/2006" xmlns:aink="http://schemas.microsoft.com/office/drawing/2016/ink" xmlns:am3d="http://schemas.microsoft.com/office/drawing/2017/model3d" xmlns:o="urn:schemas-microsoft-com:office:office" xmlns:oel="http://schemas.microsoft.com/office/2019/extlst" xmlns:r="http://schemas.openxmlformats.org/officeDocument/2006/relationships" xmlns:m="http://schemas.openxmlformats.org/officeDocument/2006/math" xmlns:v="urn:schemas-microsoft-com:vml" xmlns:wp14="http://schemas.microsoft.com/office/word/2010/wordprocessingDrawing" xmlns:wp="http://schemas.openxmlformats.org/drawingml/2006/wordprocessingDrawing" xmlns:w10="urn:schemas-microsoft-com:office:word" xmlns:w="http://schemas.openxmlformats.org/wordprocessingml/2006/main" xmlns:w14="http://schemas.microsoft.com/office/word/2010/wordml" xmlns:w15="http://schemas.microsoft.com/office/word/2012/wordml" xmlns:w16cex="http://schemas.microsoft.com/office/word/2018/wordml/cex" xmlns:w16cid="http://schemas.microsoft.com/office/word/2016/wordml/cid" xmlns:w16="http://schemas.microsoft.com/office/word/2018/wordml" xmlns:w16du="http://schemas.microsoft.com/office/word/2023/wordml/word16du" xmlns:w16sdtdh="http://schemas.microsoft.com/office/word/2020/wordml/sdtdatahash" xmlns:w16sdtfl="http://schemas.microsoft.com/office/word/2024/wordml/sdtformatlock" xmlns:w16se="http://schemas.microsoft.com/office/word/2015/wordml/symex" xmlns:wpg="http://schemas.microsoft.com/office/word/2010/wordprocessingGroup" xmlns:wpi="http://schemas.microsoft.com/office/word/2010/wordprocessingInk" xmlns:wne="http://schemas.microsoft.com/office/word/2006/wordml" xmlns:wps="http://schemas.microsoft.com/office/word/2010/wordprocessingShape" mc:Ignorable="w14 w15 w16se w16cid w16 w16cex w16sdtdh w16sdtfl w16du wp14">
   <w:body>
     <w:p>
       <w:r>
@@ -52,16 +52,13 @@
         <w:jc w:val="center"/>
       </w:pPr>
       <w:r>
-        <w:t>An</w:t>
-      </w:r>
-      <w:r>
-        <w:t xml:space="preserve"> An</w:t>
-      </w:r>
-      <w:r>
-        <w:t xml:space="preserve">alytic Framework for </w:t>
-      </w:r>
-      <w:r>
         <w:t xml:space="preserve">Comparing </w:t>
+      </w:r>
+      <w:r>
+        <w:t>Alternative Parameterizations</w:t>
+      </w:r>
+      <w:r>
+        <w:t xml:space="preserve"> </w:t>
       </w:r>
     </w:p>
     <w:p>
@@ -70,10 +67,19 @@
         <w:jc w:val="center"/>
       </w:pPr>
       <w:r>
-        <w:t>The Saturated and Linear Forms</w:t>
+        <w:t>O</w:t>
+      </w:r>
+      <w:r>
+        <w:t>f the Dirichlet-Multinomial</w:t>
       </w:r>
       <w:r>
         <w:t xml:space="preserve"> </w:t>
+      </w:r>
+      <w:r>
+        <w:t>Distributio</w:t>
+      </w:r>
+      <w:r>
+        <w:t xml:space="preserve">n </w:t>
       </w:r>
     </w:p>
     <w:p>
@@ -82,16 +88,7 @@
         <w:jc w:val="center"/>
       </w:pPr>
       <w:r>
-        <w:t>O</w:t>
-      </w:r>
-      <w:r>
-        <w:t>f the Dirichlet-Multinomial</w:t>
-      </w:r>
-      <w:r>
-        <w:t xml:space="preserve"> </w:t>
-      </w:r>
-      <w:r>
-        <w:t>Distribution</w:t>
+        <w:t>For Fitting Composition Data</w:t>
       </w:r>
     </w:p>
     <w:p>
@@ -137,7 +134,7 @@
         <w:rPr>
           <w:noProof/>
         </w:rPr>
-        <w:t>11 September 2025</w:t>
+        <w:t>23 September 2025</w:t>
       </w:r>
       <w:r>
         <w:fldChar w:fldCharType="end"/>
@@ -146,7 +143,132 @@
     <w:p/>
     <w:p>
       <w:r>
-        <w:t xml:space="preserve">This document outlines the analytical framework for a study to evaluate the Dirichlet-multinomial distribution's effectiveness in fitting composition data within stock assessment models. Specifically, we examine two parameterizations of the Dirichlet-multinomial (DM) distribution, a linear form and a saturated form, and include the standard multinomial distribution for comparison. The multinomial model assumes independent trials with fixed probabilities for each category, which often underrepresents variability in real-world compositional data due to heterogeneity and clustering. In contrast, the DM approach models category probabilities as random draws from a Dirichlet distribution, capturing both overdispersion and inter-category correlation. The objective of the study </w:t>
+        <w:t>We outline</w:t>
+      </w:r>
+      <w:r>
+        <w:t xml:space="preserve"> </w:t>
+      </w:r>
+      <w:r>
+        <w:t>an</w:t>
+      </w:r>
+      <w:r>
+        <w:t xml:space="preserve"> analytical framework </w:t>
+      </w:r>
+      <w:r>
+        <w:t xml:space="preserve">to </w:t>
+      </w:r>
+      <w:r>
+        <w:t xml:space="preserve">evaluate </w:t>
+      </w:r>
+      <w:r>
+        <w:t>how alternative forms of the</w:t>
+      </w:r>
+      <w:r>
+        <w:t xml:space="preserve"> Dirichlet-multinomial distribution </w:t>
+      </w:r>
+      <w:r>
+        <w:t>compare</w:t>
+      </w:r>
+      <w:r>
+        <w:t xml:space="preserve"> </w:t>
+      </w:r>
+      <w:r>
+        <w:t>for</w:t>
+      </w:r>
+      <w:r>
+        <w:t xml:space="preserve"> fitting composition data. Specifically, we examine</w:t>
+      </w:r>
+      <w:r>
+        <w:t xml:space="preserve"> how</w:t>
+      </w:r>
+      <w:r>
+        <w:t xml:space="preserve"> two parameterizations of the Dirichlet-multinomial (DM) distribution, a linear form and a saturated form, </w:t>
+      </w:r>
+      <w:r>
+        <w:t>compare with</w:t>
+      </w:r>
+      <w:r>
+        <w:t xml:space="preserve"> the standard </w:t>
+      </w:r>
+      <w:r>
+        <w:t>unconstrained parameterization in fitting simulated categorical data</w:t>
+      </w:r>
+      <w:r>
+        <w:t xml:space="preserve">. </w:t>
+      </w:r>
+      <w:r>
+        <w:t>We also compare t</w:t>
+      </w:r>
+      <w:r>
+        <w:t xml:space="preserve">he </w:t>
+      </w:r>
+      <w:r>
+        <w:t xml:space="preserve">DM model with the </w:t>
+      </w:r>
+      <w:r>
+        <w:t xml:space="preserve">multinomial model </w:t>
+      </w:r>
+      <w:r>
+        <w:t xml:space="preserve">that </w:t>
+      </w:r>
+      <w:r>
+        <w:t>assumes independent trials with fixed probabilities for each category</w:t>
+      </w:r>
+      <w:r>
+        <w:t xml:space="preserve"> and</w:t>
+      </w:r>
+      <w:r>
+        <w:t xml:space="preserve"> often underrepresents variability in real-world compositional data due to heterogeneity and clustering. In </w:t>
+      </w:r>
+      <w:proofErr w:type="spellStart"/>
+      <w:r>
+        <w:t>constra</w:t>
+      </w:r>
+      <w:r>
+        <w:t>s</w:t>
+      </w:r>
+      <w:r>
+        <w:t>t</w:t>
+      </w:r>
+      <w:proofErr w:type="spellEnd"/>
+      <w:r>
+        <w:t xml:space="preserve">, the DM models category </w:t>
+      </w:r>
+      <w:proofErr w:type="gramStart"/>
+      <w:r>
+        <w:t>probabilities as</w:t>
+      </w:r>
+      <w:proofErr w:type="gramEnd"/>
+      <w:r>
+        <w:t xml:space="preserve"> </w:t>
+      </w:r>
+      <w:proofErr w:type="gramStart"/>
+      <w:r>
+        <w:t>random</w:t>
+      </w:r>
+      <w:proofErr w:type="gramEnd"/>
+      <w:r>
+        <w:t xml:space="preserve"> </w:t>
+      </w:r>
+      <w:proofErr w:type="gramStart"/>
+      <w:r>
+        <w:t>draws</w:t>
+      </w:r>
+      <w:proofErr w:type="gramEnd"/>
+      <w:r>
+        <w:t xml:space="preserve"> from a Dirichlet distribution, </w:t>
+      </w:r>
+      <w:r>
+        <w:t>which captures</w:t>
+      </w:r>
+      <w:r>
+        <w:t xml:space="preserve"> both overdispersion and inter-category correlation. </w:t>
+      </w:r>
+      <w:r>
+        <w:t>Our</w:t>
+      </w:r>
+      <w:r>
+        <w:t xml:space="preserve"> objective </w:t>
       </w:r>
       <w:r>
         <w:t>is</w:t>
@@ -158,7 +280,13 @@
         <w:t xml:space="preserve">for fitting composition data </w:t>
       </w:r>
       <w:r>
-        <w:t>across a range of stock assessment scenarios</w:t>
+        <w:t xml:space="preserve">across a range of </w:t>
+      </w:r>
+      <w:r>
+        <w:t xml:space="preserve">sample size and dispersion </w:t>
+      </w:r>
+      <w:r>
+        <w:t>scenarios</w:t>
       </w:r>
       <w:r>
         <w:t>.</w:t>
@@ -166,7 +294,85 @@
     </w:p>
     <w:p>
       <w:r>
-        <w:t>To facilitate this comparison, we define the notational framework and introduce two DM parameterizations as described by Thorson et al. (2017) and Fisch et al. (2021). The first step is to establish a glossary of key terms and symbols used throughout the study, which describe the data structure and parameter vectors relevant to fitting composition data (Table 1). This standardized terminology enables precise comparison and reproducibility across different likelihood formulations. Our intention is to provide a clear and consistent basis for the statistical modeling approaches employed.</w:t>
+        <w:t>We begin with</w:t>
+      </w:r>
+      <w:r>
+        <w:t xml:space="preserve"> </w:t>
+      </w:r>
+      <w:r>
+        <w:t>the standard DM</w:t>
+      </w:r>
+      <w:r>
+        <w:t xml:space="preserve"> and introduce two DM parameterizations as described by Thorson et al. (2017) and Fisch et al. (2021). </w:t>
+      </w:r>
+      <w:r>
+        <w:t>We begin with</w:t>
+      </w:r>
+      <w:r>
+        <w:t xml:space="preserve"> a glossary of key terms and symbols, </w:t>
+      </w:r>
+      <w:r>
+        <w:t>that</w:t>
+      </w:r>
+      <w:r>
+        <w:t xml:space="preserve"> describe the </w:t>
+      </w:r>
+      <w:r>
+        <w:t>data,</w:t>
+      </w:r>
+      <w:r>
+        <w:t xml:space="preserve"> parameter</w:t>
+      </w:r>
+      <w:r>
+        <w:t>s</w:t>
+      </w:r>
+      <w:r>
+        <w:t>, and likelihoods</w:t>
+      </w:r>
+      <w:r>
+        <w:t xml:space="preserve"> </w:t>
+      </w:r>
+      <w:r>
+        <w:t xml:space="preserve">needed </w:t>
+      </w:r>
+      <w:r>
+        <w:t xml:space="preserve">to </w:t>
+      </w:r>
+      <w:r>
+        <w:t>estimate</w:t>
+      </w:r>
+      <w:r>
+        <w:t xml:space="preserve"> </w:t>
+      </w:r>
+      <w:r>
+        <w:t xml:space="preserve">proportion vectors from </w:t>
+      </w:r>
+      <w:r>
+        <w:t xml:space="preserve">composition </w:t>
+      </w:r>
+      <w:r>
+        <w:t>data</w:t>
+      </w:r>
+      <w:r>
+        <w:t xml:space="preserve"> (Table 1). This provide</w:t>
+      </w:r>
+      <w:r>
+        <w:t>s</w:t>
+      </w:r>
+      <w:r>
+        <w:t xml:space="preserve"> a consistent basis for the </w:t>
+      </w:r>
+      <w:r>
+        <w:t>simulation and estimation</w:t>
+      </w:r>
+      <w:r>
+        <w:t xml:space="preserve"> approaches </w:t>
+      </w:r>
+      <w:r>
+        <w:t>to compare the accuracy of the three DM forms</w:t>
+      </w:r>
+      <w:r>
+        <w:t>.</w:t>
       </w:r>
     </w:p>
     <w:p>
@@ -295,10 +501,10 @@
             <v:path o:extrusionok="f" gradientshapeok="t" o:connecttype="rect"/>
             <o:lock v:ext="edit" aspectratio="t"/>
           </v:shapetype>
-          <v:shape id="_x0000_i1025" type="#_x0000_t75" style="width:9pt;height:9pt" o:ole="">
+          <v:shape id="_x0000_i1025" type="#_x0000_t75" style="width:9.15pt;height:9.15pt" o:ole="">
             <v:imagedata r:id="rId8" o:title=""/>
           </v:shape>
-          <o:OLEObject Type="Embed" ProgID="Equation.DSMT4" ShapeID="_x0000_i1025" DrawAspect="Content" ObjectID="_1819115701" r:id="rId9"/>
+          <o:OLEObject Type="Embed" ProgID="Equation.DSMT4" ShapeID="_x0000_i1025" DrawAspect="Content" ObjectID="_1820142034" r:id="rId9"/>
         </w:object>
       </w:r>
       <w:r>
@@ -309,10 +515,10 @@
           <w:position w:val="-12"/>
         </w:rPr>
         <w:object w:dxaOrig="400" w:dyaOrig="360" w14:anchorId="05071C87">
-          <v:shape id="_x0000_i1026" type="#_x0000_t75" style="width:20.15pt;height:18.85pt" o:ole="">
+          <v:shape id="_x0000_i1026" type="#_x0000_t75" style="width:20pt;height:18.75pt" o:ole="">
             <v:imagedata r:id="rId10" o:title=""/>
           </v:shape>
-          <o:OLEObject Type="Embed" ProgID="Equation.DSMT4" ShapeID="_x0000_i1026" DrawAspect="Content" ObjectID="_1819115702" r:id="rId11"/>
+          <o:OLEObject Type="Embed" ProgID="Equation.DSMT4" ShapeID="_x0000_i1026" DrawAspect="Content" ObjectID="_1820142035" r:id="rId11"/>
         </w:object>
       </w:r>
       <w:r>
@@ -323,10 +529,10 @@
           <w:position w:val="-12"/>
         </w:rPr>
         <w:object w:dxaOrig="420" w:dyaOrig="360" w14:anchorId="148D8039">
-          <v:shape id="_x0000_i1027" type="#_x0000_t75" style="width:21.45pt;height:18.85pt" o:ole="">
+          <v:shape id="_x0000_i1027" type="#_x0000_t75" style="width:21.65pt;height:18.75pt" o:ole="">
             <v:imagedata r:id="rId12" o:title=""/>
           </v:shape>
-          <o:OLEObject Type="Embed" ProgID="Equation.DSMT4" ShapeID="_x0000_i1027" DrawAspect="Content" ObjectID="_1819115703" r:id="rId13"/>
+          <o:OLEObject Type="Embed" ProgID="Equation.DSMT4" ShapeID="_x0000_i1027" DrawAspect="Content" ObjectID="_1820142036" r:id="rId13"/>
         </w:object>
       </w:r>
       <w:r>
@@ -341,17 +547,16 @@
           <w:position w:val="-14"/>
         </w:rPr>
         <w:object w:dxaOrig="499" w:dyaOrig="380" w14:anchorId="7CDE2528">
-          <v:shape id="_x0000_i1028" type="#_x0000_t75" style="width:25.3pt;height:18.85pt" o:ole="">
+          <v:shape id="_x0000_i1028" type="#_x0000_t75" style="width:25.4pt;height:18.75pt" o:ole="">
             <v:imagedata r:id="rId14" o:title=""/>
           </v:shape>
-          <o:OLEObject Type="Embed" ProgID="Equation.DSMT4" ShapeID="_x0000_i1028" DrawAspect="Content" ObjectID="_1819115704" r:id="rId15"/>
+          <o:OLEObject Type="Embed" ProgID="Equation.DSMT4" ShapeID="_x0000_i1028" DrawAspect="Content" ObjectID="_1820142037" r:id="rId15"/>
         </w:object>
       </w:r>
       <w:r>
         <w:t xml:space="preserve">. </w:t>
       </w:r>
     </w:p>
-    <w:p/>
     <w:p>
       <w:r>
         <w:t xml:space="preserve">Table 1. Glossary of </w:t>
@@ -469,10 +674,10 @@
                 <w:position w:val="-4"/>
               </w:rPr>
               <w:object w:dxaOrig="200" w:dyaOrig="200" w14:anchorId="3F47B79E">
-                <v:shape id="_x0000_i1029" type="#_x0000_t75" style="width:9pt;height:9pt" o:ole="">
+                <v:shape id="_x0000_i1029" type="#_x0000_t75" style="width:9.15pt;height:9.15pt" o:ole="">
                   <v:imagedata r:id="rId16" o:title=""/>
                 </v:shape>
-                <o:OLEObject Type="Embed" ProgID="Equation.DSMT4" ShapeID="_x0000_i1029" DrawAspect="Content" ObjectID="_1819115705" r:id="rId17"/>
+                <o:OLEObject Type="Embed" ProgID="Equation.DSMT4" ShapeID="_x0000_i1029" DrawAspect="Content" ObjectID="_1820142038" r:id="rId17"/>
               </w:object>
             </w:r>
           </w:p>
@@ -496,10 +701,10 @@
                 <w:position w:val="-12"/>
               </w:rPr>
               <w:object w:dxaOrig="300" w:dyaOrig="360" w14:anchorId="76E0A49A">
-                <v:shape id="_x0000_i1030" type="#_x0000_t75" style="width:15.85pt;height:18.85pt" o:ole="">
+                <v:shape id="_x0000_i1030" type="#_x0000_t75" style="width:15.8pt;height:18.75pt" o:ole="">
                   <v:imagedata r:id="rId18" o:title=""/>
                 </v:shape>
-                <o:OLEObject Type="Embed" ProgID="Equation.DSMT4" ShapeID="_x0000_i1030" DrawAspect="Content" ObjectID="_1819115706" r:id="rId19"/>
+                <o:OLEObject Type="Embed" ProgID="Equation.DSMT4" ShapeID="_x0000_i1030" DrawAspect="Content" ObjectID="_1820142039" r:id="rId19"/>
               </w:object>
             </w:r>
           </w:p>
@@ -524,10 +729,10 @@
                 <w:position w:val="-12"/>
               </w:rPr>
               <w:object w:dxaOrig="400" w:dyaOrig="360" w14:anchorId="322653A1">
-                <v:shape id="_x0000_i1031" type="#_x0000_t75" style="width:20.15pt;height:18.85pt" o:ole="">
+                <v:shape id="_x0000_i1031" type="#_x0000_t75" style="width:20pt;height:18.75pt" o:ole="">
                   <v:imagedata r:id="rId10" o:title=""/>
                 </v:shape>
-                <o:OLEObject Type="Embed" ProgID="Equation.DSMT4" ShapeID="_x0000_i1031" DrawAspect="Content" ObjectID="_1819115707" r:id="rId20"/>
+                <o:OLEObject Type="Embed" ProgID="Equation.DSMT4" ShapeID="_x0000_i1031" DrawAspect="Content" ObjectID="_1820142040" r:id="rId20"/>
               </w:object>
             </w:r>
           </w:p>
@@ -551,10 +756,10 @@
                 <w:position w:val="-14"/>
               </w:rPr>
               <w:object w:dxaOrig="540" w:dyaOrig="380" w14:anchorId="366016A9">
-                <v:shape id="_x0000_i1032" type="#_x0000_t75" style="width:26.55pt;height:18.85pt" o:ole="">
+                <v:shape id="_x0000_i1032" type="#_x0000_t75" style="width:26.65pt;height:18.75pt" o:ole="">
                   <v:imagedata r:id="rId21" o:title=""/>
                 </v:shape>
-                <o:OLEObject Type="Embed" ProgID="Equation.DSMT4" ShapeID="_x0000_i1032" DrawAspect="Content" ObjectID="_1819115708" r:id="rId22"/>
+                <o:OLEObject Type="Embed" ProgID="Equation.DSMT4" ShapeID="_x0000_i1032" DrawAspect="Content" ObjectID="_1820142041" r:id="rId22"/>
               </w:object>
             </w:r>
           </w:p>
@@ -579,10 +784,10 @@
                 <w:position w:val="-14"/>
               </w:rPr>
               <w:object w:dxaOrig="499" w:dyaOrig="380" w14:anchorId="070DCC28">
-                <v:shape id="_x0000_i1033" type="#_x0000_t75" style="width:25.3pt;height:18.85pt" o:ole="">
+                <v:shape id="_x0000_i1033" type="#_x0000_t75" style="width:25.4pt;height:18.75pt" o:ole="">
                   <v:imagedata r:id="rId23" o:title=""/>
                 </v:shape>
-                <o:OLEObject Type="Embed" ProgID="Equation.DSMT4" ShapeID="_x0000_i1033" DrawAspect="Content" ObjectID="_1819115709" r:id="rId24"/>
+                <o:OLEObject Type="Embed" ProgID="Equation.DSMT4" ShapeID="_x0000_i1033" DrawAspect="Content" ObjectID="_1820142042" r:id="rId24"/>
               </w:object>
             </w:r>
           </w:p>
@@ -606,10 +811,10 @@
                 <w:position w:val="-14"/>
               </w:rPr>
               <w:object w:dxaOrig="620" w:dyaOrig="380" w14:anchorId="1F607744">
-                <v:shape id="_x0000_i1034" type="#_x0000_t75" style="width:30.85pt;height:18.85pt" o:ole="">
+                <v:shape id="_x0000_i1034" type="#_x0000_t75" style="width:30.8pt;height:18.75pt" o:ole="">
                   <v:imagedata r:id="rId25" o:title=""/>
                 </v:shape>
-                <o:OLEObject Type="Embed" ProgID="Equation.DSMT4" ShapeID="_x0000_i1034" DrawAspect="Content" ObjectID="_1819115710" r:id="rId26"/>
+                <o:OLEObject Type="Embed" ProgID="Equation.DSMT4" ShapeID="_x0000_i1034" DrawAspect="Content" ObjectID="_1820142043" r:id="rId26"/>
               </w:object>
             </w:r>
           </w:p>
@@ -634,10 +839,10 @@
                 <w:position w:val="-10"/>
               </w:rPr>
               <w:object w:dxaOrig="200" w:dyaOrig="260" w14:anchorId="53E4B14B">
-                <v:shape id="_x0000_i1035" type="#_x0000_t75" style="width:9pt;height:13.3pt" o:ole="">
+                <v:shape id="_x0000_i1035" type="#_x0000_t75" style="width:9.15pt;height:13.3pt" o:ole="">
                   <v:imagedata r:id="rId27" o:title=""/>
                 </v:shape>
-                <o:OLEObject Type="Embed" ProgID="Equation.DSMT4" ShapeID="_x0000_i1035" DrawAspect="Content" ObjectID="_1819115711" r:id="rId28"/>
+                <o:OLEObject Type="Embed" ProgID="Equation.DSMT4" ShapeID="_x0000_i1035" DrawAspect="Content" ObjectID="_1820142044" r:id="rId28"/>
               </w:object>
             </w:r>
           </w:p>
@@ -661,10 +866,10 @@
                 <w:position w:val="-12"/>
               </w:rPr>
               <w:object w:dxaOrig="279" w:dyaOrig="360" w14:anchorId="71C75754">
-                <v:shape id="_x0000_i1036" type="#_x0000_t75" style="width:14.55pt;height:18.85pt" o:ole="">
+                <v:shape id="_x0000_i1036" type="#_x0000_t75" style="width:14.55pt;height:18.75pt" o:ole="">
                   <v:imagedata r:id="rId29" o:title=""/>
                 </v:shape>
-                <o:OLEObject Type="Embed" ProgID="Equation.DSMT4" ShapeID="_x0000_i1036" DrawAspect="Content" ObjectID="_1819115712" r:id="rId30"/>
+                <o:OLEObject Type="Embed" ProgID="Equation.DSMT4" ShapeID="_x0000_i1036" DrawAspect="Content" ObjectID="_1820142045" r:id="rId30"/>
               </w:object>
             </w:r>
           </w:p>
@@ -689,10 +894,10 @@
                 <w:position w:val="-12"/>
               </w:rPr>
               <w:object w:dxaOrig="420" w:dyaOrig="360" w14:anchorId="0F3DAFC9">
-                <v:shape id="_x0000_i1037" type="#_x0000_t75" style="width:21.45pt;height:18.85pt" o:ole="">
+                <v:shape id="_x0000_i1037" type="#_x0000_t75" style="width:21.65pt;height:18.75pt" o:ole="">
                   <v:imagedata r:id="rId31" o:title=""/>
                 </v:shape>
-                <o:OLEObject Type="Embed" ProgID="Equation.DSMT4" ShapeID="_x0000_i1037" DrawAspect="Content" ObjectID="_1819115713" r:id="rId32"/>
+                <o:OLEObject Type="Embed" ProgID="Equation.DSMT4" ShapeID="_x0000_i1037" DrawAspect="Content" ObjectID="_1820142046" r:id="rId32"/>
               </w:object>
             </w:r>
           </w:p>
@@ -722,10 +927,10 @@
                 <w:position w:val="-14"/>
               </w:rPr>
               <w:object w:dxaOrig="520" w:dyaOrig="380" w14:anchorId="57DBAC82">
-                <v:shape id="_x0000_i1038" type="#_x0000_t75" style="width:25.3pt;height:18.85pt" o:ole="">
+                <v:shape id="_x0000_i1038" type="#_x0000_t75" style="width:25.4pt;height:18.75pt" o:ole="">
                   <v:imagedata r:id="rId33" o:title=""/>
                 </v:shape>
-                <o:OLEObject Type="Embed" ProgID="Equation.DSMT4" ShapeID="_x0000_i1038" DrawAspect="Content" ObjectID="_1819115714" r:id="rId34"/>
+                <o:OLEObject Type="Embed" ProgID="Equation.DSMT4" ShapeID="_x0000_i1038" DrawAspect="Content" ObjectID="_1820142047" r:id="rId34"/>
               </w:object>
             </w:r>
           </w:p>
@@ -750,10 +955,10 @@
                 <w:position w:val="-14"/>
               </w:rPr>
               <w:object w:dxaOrig="499" w:dyaOrig="380" w14:anchorId="2F860317">
-                <v:shape id="_x0000_i1039" type="#_x0000_t75" style="width:25.3pt;height:18.85pt" o:ole="">
+                <v:shape id="_x0000_i1039" type="#_x0000_t75" style="width:25.4pt;height:18.75pt" o:ole="">
                   <v:imagedata r:id="rId35" o:title=""/>
                 </v:shape>
-                <o:OLEObject Type="Embed" ProgID="Equation.DSMT4" ShapeID="_x0000_i1039" DrawAspect="Content" ObjectID="_1819115715" r:id="rId36"/>
+                <o:OLEObject Type="Embed" ProgID="Equation.DSMT4" ShapeID="_x0000_i1039" DrawAspect="Content" ObjectID="_1820142048" r:id="rId36"/>
               </w:object>
             </w:r>
           </w:p>
@@ -777,10 +982,10 @@
                 <w:position w:val="-14"/>
               </w:rPr>
               <w:object w:dxaOrig="620" w:dyaOrig="380" w14:anchorId="3B0061FB">
-                <v:shape id="_x0000_i1040" type="#_x0000_t75" style="width:30.85pt;height:18.85pt" o:ole="">
+                <v:shape id="_x0000_i1040" type="#_x0000_t75" style="width:30.8pt;height:18.75pt" o:ole="">
                   <v:imagedata r:id="rId37" o:title=""/>
                 </v:shape>
-                <o:OLEObject Type="Embed" ProgID="Equation.DSMT4" ShapeID="_x0000_i1040" DrawAspect="Content" ObjectID="_1819115716" r:id="rId38"/>
+                <o:OLEObject Type="Embed" ProgID="Equation.DSMT4" ShapeID="_x0000_i1040" DrawAspect="Content" ObjectID="_1820142049" r:id="rId38"/>
               </w:object>
             </w:r>
           </w:p>
@@ -805,10 +1010,10 @@
                 <w:position w:val="-12"/>
               </w:rPr>
               <w:object w:dxaOrig="420" w:dyaOrig="360" w14:anchorId="43F38E68">
-                <v:shape id="_x0000_i1041" type="#_x0000_t75" style="width:21.45pt;height:18.85pt" o:ole="">
+                <v:shape id="_x0000_i1041" type="#_x0000_t75" style="width:21.65pt;height:18.75pt" o:ole="">
                   <v:imagedata r:id="rId39" o:title=""/>
                 </v:shape>
-                <o:OLEObject Type="Embed" ProgID="Equation.DSMT4" ShapeID="_x0000_i1041" DrawAspect="Content" ObjectID="_1819115717" r:id="rId40"/>
+                <o:OLEObject Type="Embed" ProgID="Equation.DSMT4" ShapeID="_x0000_i1041" DrawAspect="Content" ObjectID="_1820142050" r:id="rId40"/>
               </w:object>
             </w:r>
           </w:p>
@@ -849,10 +1054,10 @@
                 <w:position w:val="-6"/>
               </w:rPr>
               <w:object w:dxaOrig="200" w:dyaOrig="220" w14:anchorId="07501600">
-                <v:shape id="_x0000_i1042" type="#_x0000_t75" style="width:9pt;height:10.7pt" o:ole="">
+                <v:shape id="_x0000_i1042" type="#_x0000_t75" style="width:9.15pt;height:10.8pt" o:ole="">
                   <v:imagedata r:id="rId41" o:title=""/>
                 </v:shape>
-                <o:OLEObject Type="Embed" ProgID="Equation.DSMT4" ShapeID="_x0000_i1042" DrawAspect="Content" ObjectID="_1819115718" r:id="rId42"/>
+                <o:OLEObject Type="Embed" ProgID="Equation.DSMT4" ShapeID="_x0000_i1042" DrawAspect="Content" ObjectID="_1820142051" r:id="rId42"/>
               </w:object>
             </w:r>
           </w:p>
@@ -869,7 +1074,13 @@
           <w:p/>
           <w:p>
             <w:r>
-              <w:t>Concentration parameter vector for the Dirichlet-multinomial distribution</w:t>
+              <w:t xml:space="preserve">Concentration parameter vector </w:t>
+            </w:r>
+            <w:r>
+              <w:t>of a</w:t>
+            </w:r>
+            <w:r>
+              <w:t xml:space="preserve"> Dirichlet-multinomial distribution</w:t>
             </w:r>
           </w:p>
         </w:tc>
@@ -893,10 +1104,10 @@
                 <w:position w:val="-12"/>
               </w:rPr>
               <w:object w:dxaOrig="300" w:dyaOrig="360" w14:anchorId="26353736">
-                <v:shape id="_x0000_i1043" type="#_x0000_t75" style="width:14.55pt;height:18.85pt" o:ole="">
+                <v:shape id="_x0000_i1043" type="#_x0000_t75" style="width:14.55pt;height:18.75pt" o:ole="">
                   <v:imagedata r:id="rId43" o:title=""/>
                 </v:shape>
-                <o:OLEObject Type="Embed" ProgID="Equation.DSMT4" ShapeID="_x0000_i1043" DrawAspect="Content" ObjectID="_1819115719" r:id="rId44"/>
+                <o:OLEObject Type="Embed" ProgID="Equation.DSMT4" ShapeID="_x0000_i1043" DrawAspect="Content" ObjectID="_1820142052" r:id="rId44"/>
               </w:object>
             </w:r>
           </w:p>
@@ -919,7 +1130,13 @@
               <w:t>s</w:t>
             </w:r>
             <w:r>
-              <w:t xml:space="preserve"> for the Dirichlet-multinomial distribution</w:t>
+              <w:t xml:space="preserve"> </w:t>
+            </w:r>
+            <w:r>
+              <w:t>of a</w:t>
+            </w:r>
+            <w:r>
+              <w:t xml:space="preserve"> Dirichlet-multinomial distribution</w:t>
             </w:r>
           </w:p>
         </w:tc>
@@ -943,10 +1160,10 @@
                 <w:position w:val="-6"/>
               </w:rPr>
               <w:object w:dxaOrig="200" w:dyaOrig="279" w14:anchorId="0A3B56FA">
-                <v:shape id="_x0000_i1044" type="#_x0000_t75" style="width:9pt;height:14.55pt" o:ole="">
+                <v:shape id="_x0000_i1044" type="#_x0000_t75" style="width:9.15pt;height:14.55pt" o:ole="">
                   <v:imagedata r:id="rId45" o:title=""/>
                 </v:shape>
-                <o:OLEObject Type="Embed" ProgID="Equation.DSMT4" ShapeID="_x0000_i1044" DrawAspect="Content" ObjectID="_1819115720" r:id="rId46"/>
+                <o:OLEObject Type="Embed" ProgID="Equation.DSMT4" ShapeID="_x0000_i1044" DrawAspect="Content" ObjectID="_1820142053" r:id="rId46"/>
               </w:object>
             </w:r>
           </w:p>
@@ -963,7 +1180,13 @@
           <w:p/>
           <w:p>
             <w:r>
-              <w:t>Weight parameter for the linear Dirichlet-multinomial distribution</w:t>
+              <w:t xml:space="preserve">Weight parameter </w:t>
+            </w:r>
+            <w:r>
+              <w:t>of a</w:t>
+            </w:r>
+            <w:r>
+              <w:t xml:space="preserve"> linear Dirichlet-multinomial distribution</w:t>
             </w:r>
           </w:p>
         </w:tc>
@@ -987,10 +1210,10 @@
                 <w:position w:val="-10"/>
               </w:rPr>
               <w:object w:dxaOrig="240" w:dyaOrig="320" w14:anchorId="73EBF738">
-                <v:shape id="_x0000_i1045" type="#_x0000_t75" style="width:12pt;height:15.85pt" o:ole="">
+                <v:shape id="_x0000_i1045" type="#_x0000_t75" style="width:12.05pt;height:15.8pt" o:ole="">
                   <v:imagedata r:id="rId47" o:title=""/>
                 </v:shape>
-                <o:OLEObject Type="Embed" ProgID="Equation.DSMT4" ShapeID="_x0000_i1045" DrawAspect="Content" ObjectID="_1819115721" r:id="rId48"/>
+                <o:OLEObject Type="Embed" ProgID="Equation.DSMT4" ShapeID="_x0000_i1045" DrawAspect="Content" ObjectID="_1820142054" r:id="rId48"/>
               </w:object>
             </w:r>
           </w:p>
@@ -1013,7 +1236,19 @@
               <w:t>t</w:t>
             </w:r>
             <w:r>
-              <w:t xml:space="preserve"> parameter for the saturating Dirichlet-multinomial distribution</w:t>
+              <w:t xml:space="preserve"> parameter </w:t>
+            </w:r>
+            <w:r>
+              <w:t>of a</w:t>
+            </w:r>
+            <w:r>
+              <w:t xml:space="preserve"> saturat</w:t>
+            </w:r>
+            <w:r>
+              <w:t>ed</w:t>
+            </w:r>
+            <w:r>
+              <w:t xml:space="preserve"> Dirichlet-multinomial distribution</w:t>
             </w:r>
           </w:p>
         </w:tc>
@@ -1037,10 +1272,10 @@
                 <w:position w:val="-14"/>
               </w:rPr>
               <w:object w:dxaOrig="360" w:dyaOrig="380" w14:anchorId="3DACC76F">
-                <v:shape id="_x0000_i1046" type="#_x0000_t75" style="width:18.85pt;height:18.85pt" o:ole="">
+                <v:shape id="_x0000_i1046" type="#_x0000_t75" style="width:18.75pt;height:18.75pt" o:ole="">
                   <v:imagedata r:id="rId49" o:title=""/>
                 </v:shape>
-                <o:OLEObject Type="Embed" ProgID="Equation.DSMT4" ShapeID="_x0000_i1046" DrawAspect="Content" ObjectID="_1819115722" r:id="rId50"/>
+                <o:OLEObject Type="Embed" ProgID="Equation.DSMT4" ShapeID="_x0000_i1046" DrawAspect="Content" ObjectID="_1820142055" r:id="rId50"/>
               </w:object>
             </w:r>
           </w:p>
@@ -1053,7 +1288,21 @@
           <w:p/>
           <w:p>
             <w:r>
-              <w:t>Effective sample size for the observed proportions</w:t>
+              <w:t xml:space="preserve">Effective sample size </w:t>
+            </w:r>
+            <w:r>
+              <w:t xml:space="preserve">of </w:t>
+            </w:r>
+            <w:proofErr w:type="gramStart"/>
+            <w:r>
+              <w:t>a</w:t>
+            </w:r>
+            <w:proofErr w:type="gramEnd"/>
+            <w:r>
+              <w:t xml:space="preserve"> observed proportion</w:t>
+            </w:r>
+            <w:r>
+              <w:t xml:space="preserve"> vector</w:t>
             </w:r>
           </w:p>
         </w:tc>
@@ -1062,6 +1311,7 @@
     <w:p/>
     <w:p>
       <w:r>
+        <w:lastRenderedPageBreak/>
         <w:t xml:space="preserve">Three types of proportion vectors are used in this study. The </w:t>
       </w:r>
       <w:r>
@@ -1075,10 +1325,10 @@
           <w:position w:val="-10"/>
         </w:rPr>
         <w:object w:dxaOrig="200" w:dyaOrig="260" w14:anchorId="71CE6B4B">
-          <v:shape id="_x0000_i1047" type="#_x0000_t75" style="width:9pt;height:13.3pt" o:ole="">
+          <v:shape id="_x0000_i1047" type="#_x0000_t75" style="width:9.15pt;height:13.3pt" o:ole="">
             <v:imagedata r:id="rId27" o:title=""/>
           </v:shape>
-          <o:OLEObject Type="Embed" ProgID="Equation.DSMT4" ShapeID="_x0000_i1047" DrawAspect="Content" ObjectID="_1819115723" r:id="rId51"/>
+          <o:OLEObject Type="Embed" ProgID="Equation.DSMT4" ShapeID="_x0000_i1047" DrawAspect="Content" ObjectID="_1820142056" r:id="rId51"/>
         </w:object>
       </w:r>
       <w:r>
@@ -1095,10 +1345,10 @@
           <w:position w:val="-12"/>
         </w:rPr>
         <w:object w:dxaOrig="420" w:dyaOrig="360" w14:anchorId="16F710EA">
-          <v:shape id="_x0000_i1048" type="#_x0000_t75" style="width:21.45pt;height:18.85pt" o:ole="">
+          <v:shape id="_x0000_i1048" type="#_x0000_t75" style="width:21.65pt;height:18.75pt" o:ole="">
             <v:imagedata r:id="rId52" o:title=""/>
           </v:shape>
-          <o:OLEObject Type="Embed" ProgID="Equation.DSMT4" ShapeID="_x0000_i1048" DrawAspect="Content" ObjectID="_1819115724" r:id="rId53"/>
+          <o:OLEObject Type="Embed" ProgID="Equation.DSMT4" ShapeID="_x0000_i1048" DrawAspect="Content" ObjectID="_1820142057" r:id="rId53"/>
         </w:object>
       </w:r>
       <w:r>
@@ -1115,10 +1365,10 @@
           <w:position w:val="-14"/>
         </w:rPr>
         <w:object w:dxaOrig="499" w:dyaOrig="380" w14:anchorId="1F508D71">
-          <v:shape id="_x0000_i1049" type="#_x0000_t75" style="width:25.3pt;height:18.85pt" o:ole="">
+          <v:shape id="_x0000_i1049" type="#_x0000_t75" style="width:25.4pt;height:18.75pt" o:ole="">
             <v:imagedata r:id="rId54" o:title=""/>
           </v:shape>
-          <o:OLEObject Type="Embed" ProgID="Equation.DSMT4" ShapeID="_x0000_i1049" DrawAspect="Content" ObjectID="_1819115725" r:id="rId55"/>
+          <o:OLEObject Type="Embed" ProgID="Equation.DSMT4" ShapeID="_x0000_i1049" DrawAspect="Content" ObjectID="_1820142058" r:id="rId55"/>
         </w:object>
       </w:r>
       <w:r>
@@ -1135,10 +1385,10 @@
           <w:position w:val="-10"/>
         </w:rPr>
         <w:object w:dxaOrig="200" w:dyaOrig="260" w14:anchorId="704EF6DF">
-          <v:shape id="_x0000_i1050" type="#_x0000_t75" style="width:9pt;height:13.3pt" o:ole="">
+          <v:shape id="_x0000_i1050" type="#_x0000_t75" style="width:9.15pt;height:13.3pt" o:ole="">
             <v:imagedata r:id="rId27" o:title=""/>
           </v:shape>
-          <o:OLEObject Type="Embed" ProgID="Equation.DSMT4" ShapeID="_x0000_i1050" DrawAspect="Content" ObjectID="_1819115726" r:id="rId56"/>
+          <o:OLEObject Type="Embed" ProgID="Equation.DSMT4" ShapeID="_x0000_i1050" DrawAspect="Content" ObjectID="_1820142059" r:id="rId56"/>
         </w:object>
       </w:r>
       <w:r>
@@ -1149,10 +1399,10 @@
           <w:position w:val="-12"/>
         </w:rPr>
         <w:object w:dxaOrig="420" w:dyaOrig="360" w14:anchorId="2061CC83">
-          <v:shape id="_x0000_i1051" type="#_x0000_t75" style="width:21.45pt;height:18.85pt" o:ole="">
+          <v:shape id="_x0000_i1051" type="#_x0000_t75" style="width:21.65pt;height:18.75pt" o:ole="">
             <v:imagedata r:id="rId57" o:title=""/>
           </v:shape>
-          <o:OLEObject Type="Embed" ProgID="Equation.DSMT4" ShapeID="_x0000_i1051" DrawAspect="Content" ObjectID="_1819115727" r:id="rId58"/>
+          <o:OLEObject Type="Embed" ProgID="Equation.DSMT4" ShapeID="_x0000_i1051" DrawAspect="Content" ObjectID="_1820142060" r:id="rId58"/>
         </w:object>
       </w:r>
       <w:r>
@@ -1169,10 +1419,10 @@
           <w:position w:val="-14"/>
         </w:rPr>
         <w:object w:dxaOrig="499" w:dyaOrig="380" w14:anchorId="62EF8F09">
-          <v:shape id="_x0000_i1052" type="#_x0000_t75" style="width:25.3pt;height:18.85pt" o:ole="">
+          <v:shape id="_x0000_i1052" type="#_x0000_t75" style="width:25.4pt;height:18.75pt" o:ole="">
             <v:imagedata r:id="rId54" o:title=""/>
           </v:shape>
-          <o:OLEObject Type="Embed" ProgID="Equation.DSMT4" ShapeID="_x0000_i1052" DrawAspect="Content" ObjectID="_1819115728" r:id="rId59"/>
+          <o:OLEObject Type="Embed" ProgID="Equation.DSMT4" ShapeID="_x0000_i1052" DrawAspect="Content" ObjectID="_1820142061" r:id="rId59"/>
         </w:object>
       </w:r>
       <w:r>
@@ -1186,10 +1436,10 @@
           <w:position w:val="-10"/>
         </w:rPr>
         <w:object w:dxaOrig="200" w:dyaOrig="260" w14:anchorId="1B4F371F">
-          <v:shape id="_x0000_i1053" type="#_x0000_t75" style="width:9pt;height:13.3pt" o:ole="">
+          <v:shape id="_x0000_i1053" type="#_x0000_t75" style="width:9.15pt;height:13.3pt" o:ole="">
             <v:imagedata r:id="rId27" o:title=""/>
           </v:shape>
-          <o:OLEObject Type="Embed" ProgID="Equation.DSMT4" ShapeID="_x0000_i1053" DrawAspect="Content" ObjectID="_1819115729" r:id="rId60"/>
+          <o:OLEObject Type="Embed" ProgID="Equation.DSMT4" ShapeID="_x0000_i1053" DrawAspect="Content" ObjectID="_1820142062" r:id="rId60"/>
         </w:object>
       </w:r>
       <w:r>
@@ -1203,10 +1453,10 @@
           <w:position w:val="-12"/>
         </w:rPr>
         <w:object w:dxaOrig="420" w:dyaOrig="360" w14:anchorId="4902547D">
-          <v:shape id="_x0000_i1054" type="#_x0000_t75" style="width:21.45pt;height:18.85pt" o:ole="">
+          <v:shape id="_x0000_i1054" type="#_x0000_t75" style="width:21.65pt;height:18.75pt" o:ole="">
             <v:imagedata r:id="rId61" o:title=""/>
           </v:shape>
-          <o:OLEObject Type="Embed" ProgID="Equation.DSMT4" ShapeID="_x0000_i1054" DrawAspect="Content" ObjectID="_1819115730" r:id="rId62"/>
+          <o:OLEObject Type="Embed" ProgID="Equation.DSMT4" ShapeID="_x0000_i1054" DrawAspect="Content" ObjectID="_1820142063" r:id="rId62"/>
         </w:object>
       </w:r>
       <w:r>
@@ -1232,10 +1482,10 @@
           <w:position w:val="-14"/>
         </w:rPr>
         <w:object w:dxaOrig="499" w:dyaOrig="380" w14:anchorId="79700A09">
-          <v:shape id="_x0000_i1055" type="#_x0000_t75" style="width:25.3pt;height:18.85pt" o:ole="">
+          <v:shape id="_x0000_i1055" type="#_x0000_t75" style="width:25.4pt;height:18.75pt" o:ole="">
             <v:imagedata r:id="rId54" o:title=""/>
           </v:shape>
-          <o:OLEObject Type="Embed" ProgID="Equation.DSMT4" ShapeID="_x0000_i1055" DrawAspect="Content" ObjectID="_1819115731" r:id="rId63"/>
+          <o:OLEObject Type="Embed" ProgID="Equation.DSMT4" ShapeID="_x0000_i1055" DrawAspect="Content" ObjectID="_1820142064" r:id="rId63"/>
         </w:object>
       </w:r>
       <w:r>
@@ -1274,7 +1524,15 @@
     </w:p>
     <w:p>
       <w:r>
-        <w:t xml:space="preserve">The multinomial distribution models the probabilities of counts across multiple categories when a fixed number of independent trials each result in a single categorical outcome, making it useful for estimating proportions from </w:t>
+        <w:t xml:space="preserve">The multinomial distribution models the probabilities of </w:t>
+      </w:r>
+      <w:proofErr w:type="gramStart"/>
+      <w:r>
+        <w:t>counts</w:t>
+      </w:r>
+      <w:proofErr w:type="gramEnd"/>
+      <w:r>
+        <w:t xml:space="preserve"> across multiple categories when a fixed number of independent trials each result in a single categorical outcome, making it useful for estimating proportions from </w:t>
       </w:r>
       <w:r>
         <w:t xml:space="preserve">age </w:t>
@@ -1293,888 +1551,14 @@
           <w:position w:val="-12"/>
         </w:rPr>
         <w:object w:dxaOrig="1480" w:dyaOrig="360" w14:anchorId="7A1F6EA4">
-          <v:shape id="_x0000_i1056" type="#_x0000_t75" style="width:73.3pt;height:18.85pt" o:ole="">
+          <v:shape id="_x0000_i1056" type="#_x0000_t75" style="width:73.25pt;height:18.75pt" o:ole="">
             <v:imagedata r:id="rId64" o:title=""/>
           </v:shape>
-          <o:OLEObject Type="Embed" ProgID="Equation.DSMT4" ShapeID="_x0000_i1056" DrawAspect="Content" ObjectID="_1819115732" r:id="rId65"/>
+          <o:OLEObject Type="Embed" ProgID="Equation.DSMT4" ShapeID="_x0000_i1056" DrawAspect="Content" ObjectID="_1820142065" r:id="rId65"/>
         </w:object>
       </w:r>
       <w:r>
         <w:t xml:space="preserve"> is</w:t>
-      </w:r>
-    </w:p>
-    <w:p>
-      <w:pPr>
-        <w:pStyle w:val="MTDisplayEquation"/>
-      </w:pPr>
-      <w:r>
-        <w:fldChar w:fldCharType="begin"/>
-      </w:r>
-      <w:r>
-        <w:instrText xml:space="preserve"> MACROBUTTON MTPlaceRef \* MERGEFORMAT </w:instrText>
-      </w:r>
-      <w:r>
-        <w:fldChar w:fldCharType="begin"/>
-      </w:r>
-      <w:r>
-        <w:instrText xml:space="preserve"> SEQ MTEqn \h \* MERGEFORMAT </w:instrText>
-      </w:r>
-      <w:r>
-        <w:fldChar w:fldCharType="end"/>
-      </w:r>
-      <w:r>
-        <w:instrText>(</w:instrText>
-      </w:r>
-      <w:r>
-        <w:fldChar w:fldCharType="begin"/>
-      </w:r>
-      <w:r>
-        <w:instrText xml:space="preserve"> SEQ MTSec \c \* Arabic \* MERGEFORMAT </w:instrText>
-      </w:r>
-      <w:r>
-        <w:fldChar w:fldCharType="separate"/>
-      </w:r>
-      <w:r>
-        <w:rPr>
-          <w:noProof/>
-        </w:rPr>
-        <w:instrText>1</w:instrText>
-      </w:r>
-      <w:r>
-        <w:rPr>
-          <w:noProof/>
-        </w:rPr>
-        <w:fldChar w:fldCharType="end"/>
-      </w:r>
-      <w:r>
-        <w:instrText>.</w:instrText>
-      </w:r>
-      <w:r>
-        <w:fldChar w:fldCharType="begin"/>
-      </w:r>
-      <w:r>
-        <w:instrText xml:space="preserve"> SEQ MTEqn \c \* Arabic \* MERGEFORMAT </w:instrText>
-      </w:r>
-      <w:r>
-        <w:fldChar w:fldCharType="separate"/>
-      </w:r>
-      <w:r>
-        <w:rPr>
-          <w:noProof/>
-        </w:rPr>
-        <w:instrText>1</w:instrText>
-      </w:r>
-      <w:r>
-        <w:rPr>
-          <w:noProof/>
-        </w:rPr>
-        <w:fldChar w:fldCharType="end"/>
-      </w:r>
-      <w:r>
-        <w:instrText>)</w:instrText>
-      </w:r>
-      <w:r>
-        <w:fldChar w:fldCharType="end"/>
-      </w:r>
-      <w:r>
-        <w:tab/>
-      </w:r>
-      <w:r>
-        <w:rPr>
-          <w:position w:val="-60"/>
-        </w:rPr>
-        <w:object w:dxaOrig="5060" w:dyaOrig="1020" w14:anchorId="12DDF572">
-          <v:shape id="_x0000_i1057" type="#_x0000_t75" style="width:252.85pt;height:51pt" o:ole="">
-            <v:imagedata r:id="rId66" o:title=""/>
-          </v:shape>
-          <o:OLEObject Type="Embed" ProgID="Equation.DSMT4" ShapeID="_x0000_i1057" DrawAspect="Content" ObjectID="_1819115733" r:id="rId67"/>
-        </w:object>
-      </w:r>
-    </w:p>
-    <w:p>
-      <w:r>
-        <w:t>and t</w:t>
-      </w:r>
-      <w:r>
-        <w:t>he multinomial</w:t>
-      </w:r>
-      <w:r>
-        <w:t xml:space="preserve"> negative loglikelihood</w:t>
-      </w:r>
-      <w:r>
-        <w:t xml:space="preserve"> </w:t>
-      </w:r>
-      <w:r>
-        <w:rPr>
-          <w:position w:val="-12"/>
-        </w:rPr>
-        <w:object w:dxaOrig="740" w:dyaOrig="360" w14:anchorId="746A2C6A">
-          <v:shape id="_x0000_i1058" type="#_x0000_t75" style="width:37.3pt;height:18.85pt" o:ole="">
-            <v:imagedata r:id="rId68" o:title=""/>
-          </v:shape>
-          <o:OLEObject Type="Embed" ProgID="Equation.DSMT4" ShapeID="_x0000_i1058" DrawAspect="Content" ObjectID="_1819115734" r:id="rId69"/>
-        </w:object>
-      </w:r>
-      <w:r>
-        <w:t xml:space="preserve">for </w:t>
-      </w:r>
-      <w:r>
-        <w:t>a set of observed composition</w:t>
-      </w:r>
-      <w:r>
-        <w:t xml:space="preserve"> data</w:t>
-      </w:r>
-      <w:r>
-        <w:t xml:space="preserve"> is </w:t>
-      </w:r>
-    </w:p>
-    <w:p>
-      <w:pPr>
-        <w:pStyle w:val="MTDisplayEquation"/>
-      </w:pPr>
-      <w:r>
-        <w:fldChar w:fldCharType="begin"/>
-      </w:r>
-      <w:r>
-        <w:instrText xml:space="preserve"> MACROBUTTON MTPlaceRef \* MERGEFORMAT </w:instrText>
-      </w:r>
-      <w:r>
-        <w:fldChar w:fldCharType="begin"/>
-      </w:r>
-      <w:r>
-        <w:instrText xml:space="preserve"> SEQ MTEqn \h \* MERGEFORMAT </w:instrText>
-      </w:r>
-      <w:r>
-        <w:fldChar w:fldCharType="end"/>
-      </w:r>
-      <w:r>
-        <w:instrText>(</w:instrText>
-      </w:r>
-      <w:r>
-        <w:fldChar w:fldCharType="begin"/>
-      </w:r>
-      <w:r>
-        <w:instrText xml:space="preserve"> SEQ MTSec \c \* Arabic \* MERGEFORMAT </w:instrText>
-      </w:r>
-      <w:r>
-        <w:fldChar w:fldCharType="separate"/>
-      </w:r>
-      <w:r>
-        <w:rPr>
-          <w:noProof/>
-        </w:rPr>
-        <w:instrText>1</w:instrText>
-      </w:r>
-      <w:r>
-        <w:rPr>
-          <w:noProof/>
-        </w:rPr>
-        <w:fldChar w:fldCharType="end"/>
-      </w:r>
-      <w:r>
-        <w:instrText>.</w:instrText>
-      </w:r>
-      <w:r>
-        <w:fldChar w:fldCharType="begin"/>
-      </w:r>
-      <w:r>
-        <w:instrText xml:space="preserve"> SEQ MTEqn \c \* Arabic \* MERGEFORMAT </w:instrText>
-      </w:r>
-      <w:r>
-        <w:fldChar w:fldCharType="separate"/>
-      </w:r>
-      <w:r>
-        <w:rPr>
-          <w:noProof/>
-        </w:rPr>
-        <w:instrText>2</w:instrText>
-      </w:r>
-      <w:r>
-        <w:rPr>
-          <w:noProof/>
-        </w:rPr>
-        <w:fldChar w:fldCharType="end"/>
-      </w:r>
-      <w:r>
-        <w:instrText>)</w:instrText>
-      </w:r>
-      <w:r>
-        <w:fldChar w:fldCharType="end"/>
-      </w:r>
-      <w:r>
-        <w:tab/>
-      </w:r>
-      <w:r>
-        <w:rPr>
-          <w:position w:val="-28"/>
-        </w:rPr>
-        <w:object w:dxaOrig="7720" w:dyaOrig="680" w14:anchorId="49A5674B">
-          <v:shape id="_x0000_i1059" type="#_x0000_t75" style="width:386.55pt;height:34.7pt" o:ole="">
-            <v:imagedata r:id="rId70" o:title=""/>
-          </v:shape>
-          <o:OLEObject Type="Embed" ProgID="Equation.DSMT4" ShapeID="_x0000_i1059" DrawAspect="Content" ObjectID="_1819115735" r:id="rId71"/>
-        </w:object>
-      </w:r>
-    </w:p>
-    <w:p>
-      <w:r>
-        <w:t>In equation (1.</w:t>
-      </w:r>
-      <w:r>
-        <w:t>2</w:t>
-      </w:r>
-      <w:r>
-        <w:t>) t</w:t>
-      </w:r>
-      <w:r>
-        <w:t xml:space="preserve">he </w:t>
-      </w:r>
-      <w:r>
-        <w:t xml:space="preserve">parameters of the </w:t>
-      </w:r>
-      <w:r>
-        <w:rPr>
-          <w:position w:val="-12"/>
-        </w:rPr>
-        <w:object w:dxaOrig="740" w:dyaOrig="360" w14:anchorId="0442F2CA">
-          <v:shape id="_x0000_i1060" type="#_x0000_t75" style="width:37.3pt;height:18.85pt" o:ole="">
-            <v:imagedata r:id="rId68" o:title=""/>
-          </v:shape>
-          <o:OLEObject Type="Embed" ProgID="Equation.DSMT4" ShapeID="_x0000_i1060" DrawAspect="Content" ObjectID="_1819115736" r:id="rId72"/>
-        </w:object>
-      </w:r>
-      <w:r>
-        <w:t xml:space="preserve">are </w:t>
-      </w:r>
-      <w:r>
-        <w:t xml:space="preserve">in </w:t>
-      </w:r>
-      <w:r>
-        <w:t xml:space="preserve">the </w:t>
-      </w:r>
-      <w:r>
-        <w:t xml:space="preserve">vector of predicted proportions </w:t>
-      </w:r>
-      <w:r>
-        <w:rPr>
-          <w:position w:val="-16"/>
-        </w:rPr>
-        <w:object w:dxaOrig="2400" w:dyaOrig="440" w14:anchorId="49C8E915">
-          <v:shape id="_x0000_i1061" type="#_x0000_t75" style="width:120pt;height:21.45pt" o:ole="">
-            <v:imagedata r:id="rId73" o:title=""/>
-          </v:shape>
-          <o:OLEObject Type="Embed" ProgID="Equation.DSMT4" ShapeID="_x0000_i1061" DrawAspect="Content" ObjectID="_1819115737" r:id="rId74"/>
-        </w:object>
-      </w:r>
-      <w:r>
-        <w:t xml:space="preserve"> at time </w:t>
-      </w:r>
-      <w:r>
-        <w:rPr>
-          <w:i/>
-          <w:iCs/>
-        </w:rPr>
-        <w:t>t</w:t>
-      </w:r>
-      <w:r>
-        <w:t xml:space="preserve"> </w:t>
-      </w:r>
-      <w:r>
-        <w:t>a</w:t>
-      </w:r>
-      <w:r>
-        <w:t xml:space="preserve">s a function of the input sample size </w:t>
-      </w:r>
-      <w:r>
-        <w:rPr>
-          <w:position w:val="-12"/>
-        </w:rPr>
-        <w:object w:dxaOrig="420" w:dyaOrig="360" w14:anchorId="3BA2A55E">
-          <v:shape id="_x0000_i1062" type="#_x0000_t75" style="width:21.45pt;height:17.55pt" o:ole="">
-            <v:imagedata r:id="rId75" o:title=""/>
-          </v:shape>
-          <o:OLEObject Type="Embed" ProgID="Equation.DSMT4" ShapeID="_x0000_i1062" DrawAspect="Content" ObjectID="_1819115738" r:id="rId76"/>
-        </w:object>
-      </w:r>
-      <w:r>
-        <w:t xml:space="preserve"> and the observed proportions </w:t>
-      </w:r>
-      <w:r>
-        <w:rPr>
-          <w:position w:val="-16"/>
-        </w:rPr>
-        <w:object w:dxaOrig="2140" w:dyaOrig="440" w14:anchorId="69AEDFB6">
-          <v:shape id="_x0000_i1063" type="#_x0000_t75" style="width:107.55pt;height:21.45pt" o:ole="">
-            <v:imagedata r:id="rId77" o:title=""/>
-          </v:shape>
-          <o:OLEObject Type="Embed" ProgID="Equation.DSMT4" ShapeID="_x0000_i1063" DrawAspect="Content" ObjectID="_1819115739" r:id="rId78"/>
-        </w:object>
-      </w:r>
-      <w:r>
-        <w:t>.</w:t>
-      </w:r>
-    </w:p>
-    <w:p>
-      <w:r>
-        <w:t>T</w:t>
-      </w:r>
-      <w:r>
-        <w:t xml:space="preserve">he multinomial negative loglikelihood </w:t>
-      </w:r>
-      <w:r>
-        <w:rPr>
-          <w:position w:val="-12"/>
-        </w:rPr>
-        <w:object w:dxaOrig="740" w:dyaOrig="360" w14:anchorId="70CF0FC8">
-          <v:shape id="_x0000_i1064" type="#_x0000_t75" style="width:37.3pt;height:18.85pt" o:ole="">
-            <v:imagedata r:id="rId68" o:title=""/>
-          </v:shape>
-          <o:OLEObject Type="Embed" ProgID="Equation.DSMT4" ShapeID="_x0000_i1064" DrawAspect="Content" ObjectID="_1819115740" r:id="rId79"/>
-        </w:object>
-      </w:r>
-      <w:r>
-        <w:t xml:space="preserve">for </w:t>
-      </w:r>
-      <w:r>
-        <w:t>composition</w:t>
-      </w:r>
-      <w:r>
-        <w:t xml:space="preserve"> data </w:t>
-      </w:r>
-      <w:r>
-        <w:t xml:space="preserve">sampled </w:t>
-      </w:r>
-      <w:r>
-        <w:t xml:space="preserve">in </w:t>
-      </w:r>
-      <w:r>
-        <w:t xml:space="preserve">a </w:t>
-      </w:r>
-      <w:r>
-        <w:t>set</w:t>
-      </w:r>
-      <w:r>
-        <w:t xml:space="preserve"> of </w:t>
-      </w:r>
-      <w:r>
-        <w:rPr>
-          <w:i/>
-          <w:iCs/>
-        </w:rPr>
-        <w:t>T</w:t>
-      </w:r>
-      <w:r>
-        <w:t xml:space="preserve"> </w:t>
-      </w:r>
-      <w:r>
-        <w:t xml:space="preserve">time periods </w:t>
-      </w:r>
-      <w:r>
-        <w:t xml:space="preserve">by a set of </w:t>
-      </w:r>
-      <w:r>
-        <w:rPr>
-          <w:i/>
-          <w:iCs/>
-        </w:rPr>
-        <w:t>V</w:t>
-      </w:r>
-      <w:r>
-        <w:t xml:space="preserve"> fishing fleets</w:t>
-      </w:r>
-      <w:r>
-        <w:t xml:space="preserve"> indexed by </w:t>
-      </w:r>
-      <w:r>
-        <w:rPr>
-          <w:i/>
-          <w:iCs/>
-        </w:rPr>
-        <w:t>v</w:t>
-      </w:r>
-      <w:r>
-        <w:t xml:space="preserve"> </w:t>
-      </w:r>
-      <w:r>
-        <w:t>is</w:t>
-      </w:r>
-    </w:p>
-    <w:p>
-      <w:pPr>
-        <w:pStyle w:val="MTDisplayEquation"/>
-      </w:pPr>
-      <w:r>
-        <w:lastRenderedPageBreak/>
-        <w:fldChar w:fldCharType="begin"/>
-      </w:r>
-      <w:r>
-        <w:instrText xml:space="preserve"> MACROBUTTON MTPlaceRef \* MERGEFORMAT </w:instrText>
-      </w:r>
-      <w:r>
-        <w:fldChar w:fldCharType="begin"/>
-      </w:r>
-      <w:r>
-        <w:instrText xml:space="preserve"> SEQ MTEqn \h \* MERGEFORMAT </w:instrText>
-      </w:r>
-      <w:r>
-        <w:fldChar w:fldCharType="end"/>
-      </w:r>
-      <w:r>
-        <w:instrText>(</w:instrText>
-      </w:r>
-      <w:r>
-        <w:fldChar w:fldCharType="begin"/>
-      </w:r>
-      <w:r>
-        <w:instrText xml:space="preserve"> SEQ MTSec \c \* Arabic \* MERGEFORMAT </w:instrText>
-      </w:r>
-      <w:r>
-        <w:fldChar w:fldCharType="separate"/>
-      </w:r>
-      <w:r>
-        <w:rPr>
-          <w:noProof/>
-        </w:rPr>
-        <w:instrText>1</w:instrText>
-      </w:r>
-      <w:r>
-        <w:rPr>
-          <w:noProof/>
-        </w:rPr>
-        <w:fldChar w:fldCharType="end"/>
-      </w:r>
-      <w:r>
-        <w:instrText>.</w:instrText>
-      </w:r>
-      <w:r>
-        <w:fldChar w:fldCharType="begin"/>
-      </w:r>
-      <w:r>
-        <w:instrText xml:space="preserve"> SEQ MTEqn \c \* Arabic \* MERGEFORMAT </w:instrText>
-      </w:r>
-      <w:r>
-        <w:fldChar w:fldCharType="separate"/>
-      </w:r>
-      <w:r>
-        <w:rPr>
-          <w:noProof/>
-        </w:rPr>
-        <w:instrText>3</w:instrText>
-      </w:r>
-      <w:r>
-        <w:rPr>
-          <w:noProof/>
-        </w:rPr>
-        <w:fldChar w:fldCharType="end"/>
-      </w:r>
-      <w:r>
-        <w:instrText>)</w:instrText>
-      </w:r>
-      <w:r>
-        <w:fldChar w:fldCharType="end"/>
-      </w:r>
-      <w:r>
-        <w:tab/>
-      </w:r>
-      <w:r>
-        <w:rPr>
-          <w:position w:val="-30"/>
-        </w:rPr>
-        <w:object w:dxaOrig="9440" w:dyaOrig="720" w14:anchorId="63393511">
-          <v:shape id="_x0000_i1065" type="#_x0000_t75" style="width:470.55pt;height:36.45pt" o:ole="">
-            <v:imagedata r:id="rId80" o:title=""/>
-          </v:shape>
-          <o:OLEObject Type="Embed" ProgID="Equation.DSMT4" ShapeID="_x0000_i1065" DrawAspect="Content" ObjectID="_1819115741" r:id="rId81"/>
-        </w:object>
-      </w:r>
-    </w:p>
-    <w:p>
-      <w:r>
-        <w:t xml:space="preserve">where </w:t>
-      </w:r>
-      <w:r>
-        <w:t xml:space="preserve">the </w:t>
-      </w:r>
-      <w:r>
-        <w:t xml:space="preserve">capitalized boldface </w:t>
-      </w:r>
-      <w:r>
-        <w:rPr>
-          <w:rFonts w:hint="eastAsia"/>
-          <w:position w:val="-12"/>
-        </w:rPr>
-        <w:object w:dxaOrig="400" w:dyaOrig="360" w14:anchorId="3605784F">
-          <v:shape id="_x0000_i1066" type="#_x0000_t75" style="width:20.15pt;height:18.85pt" o:ole="">
-            <v:imagedata r:id="rId82" o:title=""/>
-          </v:shape>
-          <o:OLEObject Type="Embed" ProgID="Equation.DSMT4" ShapeID="_x0000_i1066" DrawAspect="Content" ObjectID="_1819115742" r:id="rId83"/>
-        </w:object>
-      </w:r>
-      <w:r>
-        <w:t xml:space="preserve"> </w:t>
-      </w:r>
-      <w:r>
-        <w:t>is a</w:t>
-      </w:r>
-      <w:r>
-        <w:t xml:space="preserve"> </w:t>
-      </w:r>
-      <w:r>
-        <w:rPr>
-          <w:i/>
-          <w:iCs/>
-        </w:rPr>
-        <w:t>V</w:t>
-      </w:r>
-      <w:r>
-        <w:rPr>
-          <w:i/>
-          <w:iCs/>
-        </w:rPr>
-        <w:t>x</w:t>
-      </w:r>
-      <w:r>
-        <w:rPr>
-          <w:i/>
-          <w:iCs/>
-        </w:rPr>
-        <w:t>T</w:t>
-      </w:r>
-      <w:r>
-        <w:rPr>
-          <w:i/>
-          <w:iCs/>
-        </w:rPr>
-        <w:t>x</w:t>
-      </w:r>
-      <w:r>
-        <w:rPr>
-          <w:i/>
-          <w:iCs/>
-        </w:rPr>
-        <w:t>A</w:t>
-      </w:r>
-      <w:r>
-        <w:t xml:space="preserve">-dimensional </w:t>
-      </w:r>
-      <w:r>
-        <w:t>array</w:t>
-      </w:r>
-      <w:r>
-        <w:t xml:space="preserve"> </w:t>
-      </w:r>
-      <w:r>
-        <w:t xml:space="preserve">and </w:t>
-      </w:r>
-      <w:r>
-        <w:rPr>
-          <w:rFonts w:hint="eastAsia"/>
-          <w:position w:val="-14"/>
-        </w:rPr>
-        <w:object w:dxaOrig="499" w:dyaOrig="380" w14:anchorId="1B4CDB69">
-          <v:shape id="_x0000_i1067" type="#_x0000_t75" style="width:25.3pt;height:18.85pt" o:ole="">
-            <v:imagedata r:id="rId84" o:title=""/>
-          </v:shape>
-          <o:OLEObject Type="Embed" ProgID="Equation.DSMT4" ShapeID="_x0000_i1067" DrawAspect="Content" ObjectID="_1819115743" r:id="rId85"/>
-        </w:object>
-      </w:r>
-      <w:r>
-        <w:t xml:space="preserve"> is a </w:t>
-      </w:r>
-      <w:r>
-        <w:rPr>
-          <w:i/>
-          <w:iCs/>
-        </w:rPr>
-        <w:t>Tx</w:t>
-      </w:r>
-      <w:r>
-        <w:rPr>
-          <w:i/>
-          <w:iCs/>
-        </w:rPr>
-        <w:t>A</w:t>
-      </w:r>
-      <w:r>
-        <w:t xml:space="preserve">-dimensional array </w:t>
-      </w:r>
-      <w:r>
-        <w:t>with proportion vectors</w:t>
-      </w:r>
-      <w:r>
-        <w:t xml:space="preserve"> at age</w:t>
-      </w:r>
-      <w:r>
-        <w:t xml:space="preserve"> in </w:t>
-      </w:r>
-      <w:r>
-        <w:t xml:space="preserve">the </w:t>
-      </w:r>
-      <w:r>
-        <w:t>last</w:t>
-      </w:r>
-      <w:r>
-        <w:t xml:space="preserve"> dimension</w:t>
-      </w:r>
-      <w:r>
-        <w:t>.</w:t>
-      </w:r>
-      <w:r>
-        <w:t xml:space="preserve"> </w:t>
-      </w:r>
-      <w:r>
-        <w:t>The</w:t>
-      </w:r>
-      <w:r>
-        <w:t xml:space="preserve"> parameters of the </w:t>
-      </w:r>
-      <w:r>
-        <w:rPr>
-          <w:position w:val="-12"/>
-        </w:rPr>
-        <w:object w:dxaOrig="740" w:dyaOrig="360" w14:anchorId="13DF4D0B">
-          <v:shape id="_x0000_i1068" type="#_x0000_t75" style="width:37.3pt;height:18.85pt" o:ole="">
-            <v:imagedata r:id="rId68" o:title=""/>
-          </v:shape>
-          <o:OLEObject Type="Embed" ProgID="Equation.DSMT4" ShapeID="_x0000_i1068" DrawAspect="Content" ObjectID="_1819115744" r:id="rId86"/>
-        </w:object>
-      </w:r>
-      <w:r>
-        <w:t>are</w:t>
-      </w:r>
-      <w:r>
-        <w:t xml:space="preserve"> </w:t>
-      </w:r>
-      <w:r>
-        <w:t xml:space="preserve">the </w:t>
-      </w:r>
-      <w:r>
-        <w:t>2</w:t>
-      </w:r>
-      <w:r>
-        <w:t xml:space="preserve">-D </w:t>
-      </w:r>
-      <w:r>
-        <w:t>array</w:t>
-      </w:r>
-      <w:r>
-        <w:t xml:space="preserve"> of predicted proportions </w:t>
-      </w:r>
-      <w:r>
-        <w:rPr>
-          <w:position w:val="-18"/>
-        </w:rPr>
-        <w:object w:dxaOrig="1840" w:dyaOrig="460" w14:anchorId="789B4DC0">
-          <v:shape id="_x0000_i1069" type="#_x0000_t75" style="width:92.15pt;height:22.3pt" o:ole="">
-            <v:imagedata r:id="rId87" o:title=""/>
-          </v:shape>
-          <o:OLEObject Type="Embed" ProgID="Equation.DSMT4" ShapeID="_x0000_i1069" DrawAspect="Content" ObjectID="_1819115745" r:id="rId88"/>
-        </w:object>
-      </w:r>
-      <w:r>
-        <w:t xml:space="preserve"> at time </w:t>
-      </w:r>
-      <w:r>
-        <w:rPr>
-          <w:i/>
-          <w:iCs/>
-        </w:rPr>
-        <w:t>t</w:t>
-      </w:r>
-      <w:r>
-        <w:t xml:space="preserve"> as a function of the input sample size</w:t>
-      </w:r>
-      <w:r>
-        <w:t>s</w:t>
-      </w:r>
-      <w:r>
-        <w:t xml:space="preserve"> </w:t>
-      </w:r>
-      <w:r>
-        <w:rPr>
-          <w:position w:val="-16"/>
-        </w:rPr>
-        <w:object w:dxaOrig="1680" w:dyaOrig="440" w14:anchorId="6CF1C81C">
-          <v:shape id="_x0000_i1070" type="#_x0000_t75" style="width:82.7pt;height:21.45pt" o:ole="">
-            <v:imagedata r:id="rId89" o:title=""/>
-          </v:shape>
-          <o:OLEObject Type="Embed" ProgID="Equation.DSMT4" ShapeID="_x0000_i1070" DrawAspect="Content" ObjectID="_1819115746" r:id="rId90"/>
-        </w:object>
-      </w:r>
-      <w:r>
-        <w:t xml:space="preserve"> and the </w:t>
-      </w:r>
-      <w:r>
-        <w:t>array</w:t>
-      </w:r>
-      <w:r>
-        <w:t xml:space="preserve"> of </w:t>
-      </w:r>
-      <w:r>
-        <w:t xml:space="preserve">observed proportions </w:t>
-      </w:r>
-      <w:r>
-        <w:rPr>
-          <w:position w:val="-16"/>
-        </w:rPr>
-        <w:object w:dxaOrig="1920" w:dyaOrig="440" w14:anchorId="72A242E0">
-          <v:shape id="_x0000_i1071" type="#_x0000_t75" style="width:96pt;height:21.45pt" o:ole="">
-            <v:imagedata r:id="rId91" o:title=""/>
-          </v:shape>
-          <o:OLEObject Type="Embed" ProgID="Equation.DSMT4" ShapeID="_x0000_i1071" DrawAspect="Content" ObjectID="_1819115747" r:id="rId92"/>
-        </w:object>
-      </w:r>
-      <w:r>
-        <w:t>.</w:t>
-      </w:r>
-      <w:r>
-        <w:t xml:space="preserve"> </w:t>
-      </w:r>
-    </w:p>
-    <w:p>
-      <w:r>
-        <w:t xml:space="preserve">The Dirichlet-multinomial distribution extends the multinomial distribution by allowing the category probabilities to vary according to a Dirichlet distribution, making it suitable for modeling overdispersed count data. Like the multinomial, it models counts across multiple categories from a fixed number of trials, but it assumes that the underlying category probabilities are not fixed but randomly drawn from a Dirichlet prior, reflecting variability across samples or clusters. This distribution accounts for extra variation due to unobserved heterogeneity or correlated observations, such as in cluster sampling, where the assumption of independent trials is violated. Proportions are still estimated from observed counts, but the Dirichlet-multinomial model inflates the variance of those estimates to better reflect real-world sampling variability. </w:t>
-      </w:r>
-    </w:p>
-    <w:p>
-      <w:r>
-        <w:t xml:space="preserve">The unconstrained Dirichlet-multinomial distribution is a function of its concentration parameter vector </w:t>
-      </w:r>
-      <w:r>
-        <w:rPr>
-          <w:position w:val="-6"/>
-        </w:rPr>
-        <w:object w:dxaOrig="200" w:dyaOrig="220" w14:anchorId="76FC1E94">
-          <v:shape id="_x0000_i1072" type="#_x0000_t75" style="width:9pt;height:10.7pt" o:ole="">
-            <v:imagedata r:id="rId93" o:title=""/>
-          </v:shape>
-          <o:OLEObject Type="Embed" ProgID="Equation.DSMT4" ShapeID="_x0000_i1072" DrawAspect="Content" ObjectID="_1819115748" r:id="rId94"/>
-        </w:object>
-      </w:r>
-      <w:r>
-        <w:t xml:space="preserve"> and the observed </w:t>
-      </w:r>
-      <w:r>
-        <w:t xml:space="preserve">set of </w:t>
-      </w:r>
-      <w:r>
-        <w:t xml:space="preserve">counts </w:t>
-      </w:r>
-      <w:r>
-        <w:rPr>
-          <w:position w:val="-12"/>
-        </w:rPr>
-        <w:object w:dxaOrig="400" w:dyaOrig="360" w14:anchorId="5D3B6772">
-          <v:shape id="_x0000_i1073" type="#_x0000_t75" style="width:20.15pt;height:18.85pt" o:ole="">
-            <v:imagedata r:id="rId10" o:title=""/>
-          </v:shape>
-          <o:OLEObject Type="Embed" ProgID="Equation.DSMT4" ShapeID="_x0000_i1073" DrawAspect="Content" ObjectID="_1819115749" r:id="rId95"/>
-        </w:object>
-      </w:r>
-      <w:r>
-        <w:t>, where</w:t>
-      </w:r>
-      <w:r>
-        <w:t xml:space="preserve"> </w:t>
-      </w:r>
-      <w:r>
-        <w:t xml:space="preserve">the </w:t>
-      </w:r>
-      <w:r>
-        <w:rPr>
-          <w:position w:val="-14"/>
-        </w:rPr>
-        <w:object w:dxaOrig="680" w:dyaOrig="380" w14:anchorId="56D90D82">
-          <v:shape id="_x0000_i1074" type="#_x0000_t75" style="width:34.3pt;height:19.3pt" o:ole="">
-            <v:imagedata r:id="rId96" o:title=""/>
-          </v:shape>
-          <o:OLEObject Type="Embed" ProgID="Equation.DSMT4" ShapeID="_x0000_i1074" DrawAspect="Content" ObjectID="_1819115750" r:id="rId97"/>
-        </w:object>
-      </w:r>
-      <w:r>
-        <w:t xml:space="preserve"> are positive and sum to </w:t>
-      </w:r>
-      <w:r>
-        <w:rPr>
-          <w:position w:val="-12"/>
-        </w:rPr>
-        <w:object w:dxaOrig="300" w:dyaOrig="360" w14:anchorId="5FE80CB7">
-          <v:shape id="_x0000_i1075" type="#_x0000_t75" style="width:14.55pt;height:18.85pt" o:ole="">
-            <v:imagedata r:id="rId43" o:title=""/>
-          </v:shape>
-          <o:OLEObject Type="Embed" ProgID="Equation.DSMT4" ShapeID="_x0000_i1075" DrawAspect="Content" ObjectID="_1819115751" r:id="rId98"/>
-        </w:object>
-      </w:r>
-      <w:r>
-        <w:t xml:space="preserve"> and</w:t>
-      </w:r>
-      <w:r>
-        <w:t xml:space="preserve"> </w:t>
-      </w:r>
-      <w:r>
-        <w:rPr>
-          <w:position w:val="-12"/>
-        </w:rPr>
-        <w:object w:dxaOrig="1480" w:dyaOrig="360" w14:anchorId="10806B9A">
-          <v:shape id="_x0000_i1076" type="#_x0000_t75" style="width:73.3pt;height:18.85pt" o:ole="">
-            <v:imagedata r:id="rId64" o:title=""/>
-          </v:shape>
-          <o:OLEObject Type="Embed" ProgID="Equation.DSMT4" ShapeID="_x0000_i1076" DrawAspect="Content" ObjectID="_1819115752" r:id="rId99"/>
-        </w:object>
-      </w:r>
-      <w:r>
-        <w:t xml:space="preserve">. </w:t>
-      </w:r>
-      <w:r>
-        <w:t xml:space="preserve">Samples from the distribution will be more clumped </w:t>
-      </w:r>
-      <w:r>
-        <w:t xml:space="preserve">or overdispersed for lower </w:t>
-      </w:r>
-      <w:r>
-        <w:rPr>
-          <w:position w:val="-12"/>
-        </w:rPr>
-        <w:object w:dxaOrig="300" w:dyaOrig="360" w14:anchorId="793CCFB9">
-          <v:shape id="_x0000_i1077" type="#_x0000_t75" style="width:14.55pt;height:18.85pt" o:ole="">
-            <v:imagedata r:id="rId43" o:title=""/>
-          </v:shape>
-          <o:OLEObject Type="Embed" ProgID="Equation.DSMT4" ShapeID="_x0000_i1077" DrawAspect="Content" ObjectID="_1819115753" r:id="rId100"/>
-        </w:object>
-      </w:r>
-      <w:r>
-        <w:t xml:space="preserve"> and will be more similar to multinomial behavior for larger </w:t>
-      </w:r>
-      <w:r>
-        <w:rPr>
-          <w:position w:val="-12"/>
-        </w:rPr>
-        <w:object w:dxaOrig="300" w:dyaOrig="360" w14:anchorId="7D9AD6AD">
-          <v:shape id="_x0000_i1078" type="#_x0000_t75" style="width:14.55pt;height:18.85pt" o:ole="">
-            <v:imagedata r:id="rId43" o:title=""/>
-          </v:shape>
-          <o:OLEObject Type="Embed" ProgID="Equation.DSMT4" ShapeID="_x0000_i1078" DrawAspect="Content" ObjectID="_1819115754" r:id="rId101"/>
-        </w:object>
-      </w:r>
-      <w:r>
-        <w:t xml:space="preserve">, noting that the unconstrained Dirichlet-multinomial distribution approaches the multinomial as </w:t>
-      </w:r>
-      <w:r>
-        <w:rPr>
-          <w:position w:val="-12"/>
-        </w:rPr>
-        <w:object w:dxaOrig="820" w:dyaOrig="360" w14:anchorId="0B03B1C8">
-          <v:shape id="_x0000_i1079" type="#_x0000_t75" style="width:39.85pt;height:18.85pt" o:ole="">
-            <v:imagedata r:id="rId102" o:title=""/>
-          </v:shape>
-          <o:OLEObject Type="Embed" ProgID="Equation.DSMT4" ShapeID="_x0000_i1079" DrawAspect="Content" ObjectID="_1819115755" r:id="rId103"/>
-        </w:object>
-      </w:r>
-      <w:r>
-        <w:t>.</w:t>
-      </w:r>
-      <w:r>
-        <w:t xml:space="preserve"> The likelihood of the unconstrained Dirichlet-multinomial distribution is </w:t>
       </w:r>
     </w:p>
     <w:p>
@@ -2215,7 +1599,7 @@
           <w:rPr>
             <w:noProof/>
           </w:rPr>
-          <w:instrText>4</w:instrText>
+          <w:instrText>1</w:instrText>
         </w:r>
       </w:fldSimple>
       <w:r>
@@ -2231,37 +1615,55 @@
         <w:rPr>
           <w:position w:val="-60"/>
         </w:rPr>
-        <w:object w:dxaOrig="6060" w:dyaOrig="1060" w14:anchorId="63601087">
-          <v:shape id="_x0000_i1080" type="#_x0000_t75" style="width:303.45pt;height:53.55pt" o:ole="">
-            <v:imagedata r:id="rId104" o:title=""/>
-          </v:shape>
-          <o:OLEObject Type="Embed" ProgID="Equation.DSMT4" ShapeID="_x0000_i1080" DrawAspect="Content" ObjectID="_1819115756" r:id="rId105"/>
-        </w:object>
-      </w:r>
-    </w:p>
-    <w:p>
-      <w:r>
-        <w:t xml:space="preserve">and the unconstrained Dirichlet-multinomial negative loglikelihood </w:t>
+        <w:object w:dxaOrig="5060" w:dyaOrig="1020" w14:anchorId="12DDF572">
+          <v:shape id="_x0000_i1057" type="#_x0000_t75" style="width:252.6pt;height:51.2pt" o:ole="">
+            <v:imagedata r:id="rId66" o:title=""/>
+          </v:shape>
+          <o:OLEObject Type="Embed" ProgID="Equation.DSMT4" ShapeID="_x0000_i1057" DrawAspect="Content" ObjectID="_1820142066" r:id="rId67"/>
+        </w:object>
+      </w:r>
+    </w:p>
+    <w:p>
+      <w:r>
+        <w:t>and t</w:t>
+      </w:r>
+      <w:r>
+        <w:t>he multinomial</w:t>
+      </w:r>
+      <w:r>
+        <w:t xml:space="preserve"> negative loglikelihood</w:t>
+      </w:r>
+      <w:r>
+        <w:t xml:space="preserve"> </w:t>
       </w:r>
       <w:r>
         <w:rPr>
           <w:position w:val="-12"/>
         </w:rPr>
-        <w:object w:dxaOrig="840" w:dyaOrig="360" w14:anchorId="35751C7A">
-          <v:shape id="_x0000_i1081" type="#_x0000_t75" style="width:42.45pt;height:18.85pt" o:ole="">
-            <v:imagedata r:id="rId106" o:title=""/>
-          </v:shape>
-          <o:OLEObject Type="Embed" ProgID="Equation.DSMT4" ShapeID="_x0000_i1081" DrawAspect="Content" ObjectID="_1819115757" r:id="rId107"/>
-        </w:object>
-      </w:r>
-      <w:r>
-        <w:t xml:space="preserve"> </w:t>
-      </w:r>
-      <w:r>
-        <w:t xml:space="preserve">is </w:t>
-      </w:r>
-    </w:p>
-    <w:p>
+        <w:object w:dxaOrig="740" w:dyaOrig="360" w14:anchorId="746A2C6A">
+          <v:shape id="_x0000_i1058" type="#_x0000_t75" style="width:37.45pt;height:18.75pt" o:ole="">
+            <v:imagedata r:id="rId68" o:title=""/>
+          </v:shape>
+          <o:OLEObject Type="Embed" ProgID="Equation.DSMT4" ShapeID="_x0000_i1058" DrawAspect="Content" ObjectID="_1820142067" r:id="rId69"/>
+        </w:object>
+      </w:r>
+      <w:r>
+        <w:t xml:space="preserve">for </w:t>
+      </w:r>
+      <w:r>
+        <w:t>a set of observed composition</w:t>
+      </w:r>
+      <w:r>
+        <w:t xml:space="preserve"> data</w:t>
+      </w:r>
+      <w:r>
+        <w:t xml:space="preserve"> is </w:t>
+      </w:r>
+    </w:p>
+    <w:p>
+      <w:pPr>
+        <w:pStyle w:val="MTDisplayEquation"/>
+      </w:pPr>
       <w:r>
         <w:fldChar w:fldCharType="begin"/>
       </w:r>
@@ -2296,6 +1698,827 @@
           <w:rPr>
             <w:noProof/>
           </w:rPr>
+          <w:instrText>2</w:instrText>
+        </w:r>
+      </w:fldSimple>
+      <w:r>
+        <w:instrText>)</w:instrText>
+      </w:r>
+      <w:r>
+        <w:fldChar w:fldCharType="end"/>
+      </w:r>
+      <w:r>
+        <w:tab/>
+      </w:r>
+      <w:r>
+        <w:rPr>
+          <w:position w:val="-28"/>
+        </w:rPr>
+        <w:object w:dxaOrig="7720" w:dyaOrig="680" w14:anchorId="49A5674B">
+          <v:shape id="_x0000_i1059" type="#_x0000_t75" style="width:386.2pt;height:34.55pt" o:ole="">
+            <v:imagedata r:id="rId70" o:title=""/>
+          </v:shape>
+          <o:OLEObject Type="Embed" ProgID="Equation.DSMT4" ShapeID="_x0000_i1059" DrawAspect="Content" ObjectID="_1820142068" r:id="rId71"/>
+        </w:object>
+      </w:r>
+    </w:p>
+    <w:p>
+      <w:r>
+        <w:t>In equation (1.</w:t>
+      </w:r>
+      <w:r>
+        <w:t>2</w:t>
+      </w:r>
+      <w:r>
+        <w:t>) t</w:t>
+      </w:r>
+      <w:r>
+        <w:t xml:space="preserve">he </w:t>
+      </w:r>
+      <w:r>
+        <w:t xml:space="preserve">parameters of the </w:t>
+      </w:r>
+      <w:r>
+        <w:rPr>
+          <w:position w:val="-12"/>
+        </w:rPr>
+        <w:object w:dxaOrig="740" w:dyaOrig="360" w14:anchorId="0442F2CA">
+          <v:shape id="_x0000_i1060" type="#_x0000_t75" style="width:37.45pt;height:18.75pt" o:ole="">
+            <v:imagedata r:id="rId68" o:title=""/>
+          </v:shape>
+          <o:OLEObject Type="Embed" ProgID="Equation.DSMT4" ShapeID="_x0000_i1060" DrawAspect="Content" ObjectID="_1820142069" r:id="rId72"/>
+        </w:object>
+      </w:r>
+      <w:r>
+        <w:t xml:space="preserve">are </w:t>
+      </w:r>
+      <w:r>
+        <w:t xml:space="preserve">in </w:t>
+      </w:r>
+      <w:r>
+        <w:t xml:space="preserve">the </w:t>
+      </w:r>
+      <w:r>
+        <w:t xml:space="preserve">vector of predicted proportions </w:t>
+      </w:r>
+      <w:r>
+        <w:rPr>
+          <w:position w:val="-16"/>
+        </w:rPr>
+        <w:object w:dxaOrig="2400" w:dyaOrig="440" w14:anchorId="49C8E915">
+          <v:shape id="_x0000_i1061" type="#_x0000_t75" style="width:119.85pt;height:21.65pt" o:ole="">
+            <v:imagedata r:id="rId73" o:title=""/>
+          </v:shape>
+          <o:OLEObject Type="Embed" ProgID="Equation.DSMT4" ShapeID="_x0000_i1061" DrawAspect="Content" ObjectID="_1820142070" r:id="rId74"/>
+        </w:object>
+      </w:r>
+      <w:r>
+        <w:t xml:space="preserve"> at time </w:t>
+      </w:r>
+      <w:r>
+        <w:rPr>
+          <w:i/>
+          <w:iCs/>
+        </w:rPr>
+        <w:t>t</w:t>
+      </w:r>
+      <w:r>
+        <w:t xml:space="preserve"> </w:t>
+      </w:r>
+      <w:r>
+        <w:t>a</w:t>
+      </w:r>
+      <w:r>
+        <w:t xml:space="preserve">s a function of the input sample size </w:t>
+      </w:r>
+      <w:r>
+        <w:rPr>
+          <w:position w:val="-12"/>
+        </w:rPr>
+        <w:object w:dxaOrig="420" w:dyaOrig="360" w14:anchorId="3BA2A55E">
+          <v:shape id="_x0000_i1062" type="#_x0000_t75" style="width:21.65pt;height:17.5pt" o:ole="">
+            <v:imagedata r:id="rId75" o:title=""/>
+          </v:shape>
+          <o:OLEObject Type="Embed" ProgID="Equation.DSMT4" ShapeID="_x0000_i1062" DrawAspect="Content" ObjectID="_1820142071" r:id="rId76"/>
+        </w:object>
+      </w:r>
+      <w:r>
+        <w:t xml:space="preserve"> and the observed proportions </w:t>
+      </w:r>
+      <w:r>
+        <w:rPr>
+          <w:position w:val="-16"/>
+        </w:rPr>
+        <w:object w:dxaOrig="2140" w:dyaOrig="440" w14:anchorId="69AEDFB6">
+          <v:shape id="_x0000_i1063" type="#_x0000_t75" style="width:107.4pt;height:21.65pt" o:ole="">
+            <v:imagedata r:id="rId77" o:title=""/>
+          </v:shape>
+          <o:OLEObject Type="Embed" ProgID="Equation.DSMT4" ShapeID="_x0000_i1063" DrawAspect="Content" ObjectID="_1820142072" r:id="rId78"/>
+        </w:object>
+      </w:r>
+      <w:r>
+        <w:t>.</w:t>
+      </w:r>
+    </w:p>
+    <w:p>
+      <w:r>
+        <w:t>T</w:t>
+      </w:r>
+      <w:r>
+        <w:t xml:space="preserve">he multinomial negative loglikelihood </w:t>
+      </w:r>
+      <w:r>
+        <w:rPr>
+          <w:position w:val="-12"/>
+        </w:rPr>
+        <w:object w:dxaOrig="740" w:dyaOrig="360" w14:anchorId="70CF0FC8">
+          <v:shape id="_x0000_i1064" type="#_x0000_t75" style="width:37.45pt;height:18.75pt" o:ole="">
+            <v:imagedata r:id="rId68" o:title=""/>
+          </v:shape>
+          <o:OLEObject Type="Embed" ProgID="Equation.DSMT4" ShapeID="_x0000_i1064" DrawAspect="Content" ObjectID="_1820142073" r:id="rId79"/>
+        </w:object>
+      </w:r>
+      <w:r>
+        <w:t xml:space="preserve">for </w:t>
+      </w:r>
+      <w:r>
+        <w:t>composition</w:t>
+      </w:r>
+      <w:r>
+        <w:t xml:space="preserve"> data </w:t>
+      </w:r>
+      <w:r>
+        <w:t xml:space="preserve">sampled </w:t>
+      </w:r>
+      <w:r>
+        <w:t xml:space="preserve">in </w:t>
+      </w:r>
+      <w:r>
+        <w:t xml:space="preserve">a </w:t>
+      </w:r>
+      <w:r>
+        <w:t>set</w:t>
+      </w:r>
+      <w:r>
+        <w:t xml:space="preserve"> of </w:t>
+      </w:r>
+      <w:r>
+        <w:rPr>
+          <w:i/>
+          <w:iCs/>
+        </w:rPr>
+        <w:t>T</w:t>
+      </w:r>
+      <w:r>
+        <w:t xml:space="preserve"> </w:t>
+      </w:r>
+      <w:r>
+        <w:t xml:space="preserve">time periods </w:t>
+      </w:r>
+      <w:r>
+        <w:t xml:space="preserve">by a set of </w:t>
+      </w:r>
+      <w:r>
+        <w:rPr>
+          <w:i/>
+          <w:iCs/>
+        </w:rPr>
+        <w:t>V</w:t>
+      </w:r>
+      <w:r>
+        <w:t xml:space="preserve"> fishing fleets</w:t>
+      </w:r>
+      <w:r>
+        <w:t xml:space="preserve"> indexed by </w:t>
+      </w:r>
+      <w:r>
+        <w:rPr>
+          <w:i/>
+          <w:iCs/>
+        </w:rPr>
+        <w:t>v</w:t>
+      </w:r>
+      <w:r>
+        <w:t xml:space="preserve"> </w:t>
+      </w:r>
+      <w:r>
+        <w:t>is</w:t>
+      </w:r>
+    </w:p>
+    <w:p>
+      <w:pPr>
+        <w:pStyle w:val="MTDisplayEquation"/>
+      </w:pPr>
+      <w:r>
+        <w:fldChar w:fldCharType="begin"/>
+      </w:r>
+      <w:r>
+        <w:instrText xml:space="preserve"> MACROBUTTON MTPlaceRef \* MERGEFORMAT </w:instrText>
+      </w:r>
+      <w:r>
+        <w:fldChar w:fldCharType="begin"/>
+      </w:r>
+      <w:r>
+        <w:instrText xml:space="preserve"> SEQ MTEqn \h \* MERGEFORMAT </w:instrText>
+      </w:r>
+      <w:r>
+        <w:fldChar w:fldCharType="end"/>
+      </w:r>
+      <w:r>
+        <w:instrText>(</w:instrText>
+      </w:r>
+      <w:fldSimple w:instr=" SEQ MTSec \c \* Arabic \* MERGEFORMAT ">
+        <w:r>
+          <w:rPr>
+            <w:noProof/>
+          </w:rPr>
+          <w:instrText>1</w:instrText>
+        </w:r>
+      </w:fldSimple>
+      <w:r>
+        <w:instrText>.</w:instrText>
+      </w:r>
+      <w:fldSimple w:instr=" SEQ MTEqn \c \* Arabic \* MERGEFORMAT ">
+        <w:r>
+          <w:rPr>
+            <w:noProof/>
+          </w:rPr>
+          <w:instrText>3</w:instrText>
+        </w:r>
+      </w:fldSimple>
+      <w:r>
+        <w:instrText>)</w:instrText>
+      </w:r>
+      <w:r>
+        <w:fldChar w:fldCharType="end"/>
+      </w:r>
+      <w:r>
+        <w:tab/>
+      </w:r>
+      <w:r>
+        <w:rPr>
+          <w:position w:val="-30"/>
+        </w:rPr>
+        <w:object w:dxaOrig="9440" w:dyaOrig="720" w14:anchorId="63393511">
+          <v:shape id="_x0000_i1065" type="#_x0000_t75" style="width:470.7pt;height:36.6pt" o:ole="">
+            <v:imagedata r:id="rId80" o:title=""/>
+          </v:shape>
+          <o:OLEObject Type="Embed" ProgID="Equation.DSMT4" ShapeID="_x0000_i1065" DrawAspect="Content" ObjectID="_1820142074" r:id="rId81"/>
+        </w:object>
+      </w:r>
+    </w:p>
+    <w:p>
+      <w:r>
+        <w:lastRenderedPageBreak/>
+        <w:t xml:space="preserve">where </w:t>
+      </w:r>
+      <w:r>
+        <w:t xml:space="preserve">the </w:t>
+      </w:r>
+      <w:r>
+        <w:t xml:space="preserve">capitalized boldface </w:t>
+      </w:r>
+      <w:r>
+        <w:rPr>
+          <w:rFonts w:hint="eastAsia"/>
+          <w:position w:val="-12"/>
+        </w:rPr>
+        <w:object w:dxaOrig="400" w:dyaOrig="360" w14:anchorId="3605784F">
+          <v:shape id="_x0000_i1066" type="#_x0000_t75" style="width:20pt;height:18.75pt" o:ole="">
+            <v:imagedata r:id="rId82" o:title=""/>
+          </v:shape>
+          <o:OLEObject Type="Embed" ProgID="Equation.DSMT4" ShapeID="_x0000_i1066" DrawAspect="Content" ObjectID="_1820142075" r:id="rId83"/>
+        </w:object>
+      </w:r>
+      <w:r>
+        <w:t xml:space="preserve"> </w:t>
+      </w:r>
+      <w:r>
+        <w:t>is a</w:t>
+      </w:r>
+      <w:r>
+        <w:t xml:space="preserve"> </w:t>
+      </w:r>
+      <w:proofErr w:type="spellStart"/>
+      <w:r>
+        <w:rPr>
+          <w:i/>
+          <w:iCs/>
+        </w:rPr>
+        <w:t>V</w:t>
+      </w:r>
+      <w:r>
+        <w:rPr>
+          <w:i/>
+          <w:iCs/>
+        </w:rPr>
+        <w:t>x</w:t>
+      </w:r>
+      <w:r>
+        <w:rPr>
+          <w:i/>
+          <w:iCs/>
+        </w:rPr>
+        <w:t>T</w:t>
+      </w:r>
+      <w:r>
+        <w:rPr>
+          <w:i/>
+          <w:iCs/>
+        </w:rPr>
+        <w:t>x</w:t>
+      </w:r>
+      <w:r>
+        <w:rPr>
+          <w:i/>
+          <w:iCs/>
+        </w:rPr>
+        <w:t>A</w:t>
+      </w:r>
+      <w:proofErr w:type="spellEnd"/>
+      <w:r>
+        <w:t xml:space="preserve">-dimensional </w:t>
+      </w:r>
+      <w:r>
+        <w:t>array</w:t>
+      </w:r>
+      <w:r>
+        <w:t xml:space="preserve"> </w:t>
+      </w:r>
+      <w:r>
+        <w:t xml:space="preserve">and </w:t>
+      </w:r>
+      <w:r>
+        <w:rPr>
+          <w:rFonts w:hint="eastAsia"/>
+          <w:position w:val="-14"/>
+        </w:rPr>
+        <w:object w:dxaOrig="499" w:dyaOrig="380" w14:anchorId="1B4CDB69">
+          <v:shape id="_x0000_i1067" type="#_x0000_t75" style="width:25.4pt;height:18.75pt" o:ole="">
+            <v:imagedata r:id="rId84" o:title=""/>
+          </v:shape>
+          <o:OLEObject Type="Embed" ProgID="Equation.DSMT4" ShapeID="_x0000_i1067" DrawAspect="Content" ObjectID="_1820142076" r:id="rId85"/>
+        </w:object>
+      </w:r>
+      <w:r>
+        <w:t xml:space="preserve"> is a </w:t>
+      </w:r>
+      <w:proofErr w:type="spellStart"/>
+      <w:r>
+        <w:rPr>
+          <w:i/>
+          <w:iCs/>
+        </w:rPr>
+        <w:t>Tx</w:t>
+      </w:r>
+      <w:r>
+        <w:rPr>
+          <w:i/>
+          <w:iCs/>
+        </w:rPr>
+        <w:t>A</w:t>
+      </w:r>
+      <w:proofErr w:type="spellEnd"/>
+      <w:r>
+        <w:t xml:space="preserve">-dimensional array </w:t>
+      </w:r>
+      <w:r>
+        <w:t>with proportion vectors</w:t>
+      </w:r>
+      <w:r>
+        <w:t xml:space="preserve"> at age</w:t>
+      </w:r>
+      <w:r>
+        <w:t xml:space="preserve"> in </w:t>
+      </w:r>
+      <w:r>
+        <w:t xml:space="preserve">the </w:t>
+      </w:r>
+      <w:r>
+        <w:t>last</w:t>
+      </w:r>
+      <w:r>
+        <w:t xml:space="preserve"> dimension</w:t>
+      </w:r>
+      <w:r>
+        <w:t>.</w:t>
+      </w:r>
+      <w:r>
+        <w:t xml:space="preserve"> </w:t>
+      </w:r>
+      <w:r>
+        <w:t>The</w:t>
+      </w:r>
+      <w:r>
+        <w:t xml:space="preserve"> parameters of the </w:t>
+      </w:r>
+      <w:r>
+        <w:rPr>
+          <w:position w:val="-12"/>
+        </w:rPr>
+        <w:object w:dxaOrig="740" w:dyaOrig="360" w14:anchorId="13DF4D0B">
+          <v:shape id="_x0000_i1068" type="#_x0000_t75" style="width:37.45pt;height:18.75pt" o:ole="">
+            <v:imagedata r:id="rId68" o:title=""/>
+          </v:shape>
+          <o:OLEObject Type="Embed" ProgID="Equation.DSMT4" ShapeID="_x0000_i1068" DrawAspect="Content" ObjectID="_1820142077" r:id="rId86"/>
+        </w:object>
+      </w:r>
+      <w:r>
+        <w:t>are</w:t>
+      </w:r>
+      <w:r>
+        <w:t xml:space="preserve"> </w:t>
+      </w:r>
+      <w:r>
+        <w:t xml:space="preserve">the </w:t>
+      </w:r>
+      <w:r>
+        <w:t>2</w:t>
+      </w:r>
+      <w:r>
+        <w:t xml:space="preserve">-D </w:t>
+      </w:r>
+      <w:r>
+        <w:t>array</w:t>
+      </w:r>
+      <w:r>
+        <w:t xml:space="preserve"> of predicted proportions </w:t>
+      </w:r>
+      <w:r>
+        <w:rPr>
+          <w:position w:val="-18"/>
+        </w:rPr>
+        <w:object w:dxaOrig="1840" w:dyaOrig="460" w14:anchorId="789B4DC0">
+          <v:shape id="_x0000_i1069" type="#_x0000_t75" style="width:92pt;height:22.45pt" o:ole="">
+            <v:imagedata r:id="rId87" o:title=""/>
+          </v:shape>
+          <o:OLEObject Type="Embed" ProgID="Equation.DSMT4" ShapeID="_x0000_i1069" DrawAspect="Content" ObjectID="_1820142078" r:id="rId88"/>
+        </w:object>
+      </w:r>
+      <w:r>
+        <w:t xml:space="preserve"> at time </w:t>
+      </w:r>
+      <w:r>
+        <w:rPr>
+          <w:i/>
+          <w:iCs/>
+        </w:rPr>
+        <w:t>t</w:t>
+      </w:r>
+      <w:r>
+        <w:t xml:space="preserve"> as a function of the input sample size</w:t>
+      </w:r>
+      <w:r>
+        <w:t>s</w:t>
+      </w:r>
+      <w:r>
+        <w:t xml:space="preserve"> </w:t>
+      </w:r>
+      <w:r>
+        <w:rPr>
+          <w:position w:val="-16"/>
+        </w:rPr>
+        <w:object w:dxaOrig="1680" w:dyaOrig="440" w14:anchorId="6CF1C81C">
+          <v:shape id="_x0000_i1070" type="#_x0000_t75" style="width:82.8pt;height:21.65pt" o:ole="">
+            <v:imagedata r:id="rId89" o:title=""/>
+          </v:shape>
+          <o:OLEObject Type="Embed" ProgID="Equation.DSMT4" ShapeID="_x0000_i1070" DrawAspect="Content" ObjectID="_1820142079" r:id="rId90"/>
+        </w:object>
+      </w:r>
+      <w:r>
+        <w:t xml:space="preserve"> and the </w:t>
+      </w:r>
+      <w:r>
+        <w:t>array</w:t>
+      </w:r>
+      <w:r>
+        <w:t xml:space="preserve"> of </w:t>
+      </w:r>
+      <w:r>
+        <w:t xml:space="preserve">observed proportions </w:t>
+      </w:r>
+      <w:r>
+        <w:rPr>
+          <w:position w:val="-16"/>
+        </w:rPr>
+        <w:object w:dxaOrig="1920" w:dyaOrig="440" w14:anchorId="72A242E0">
+          <v:shape id="_x0000_i1071" type="#_x0000_t75" style="width:96.15pt;height:21.65pt" o:ole="">
+            <v:imagedata r:id="rId91" o:title=""/>
+          </v:shape>
+          <o:OLEObject Type="Embed" ProgID="Equation.DSMT4" ShapeID="_x0000_i1071" DrawAspect="Content" ObjectID="_1820142080" r:id="rId92"/>
+        </w:object>
+      </w:r>
+      <w:r>
+        <w:t>.</w:t>
+      </w:r>
+      <w:r>
+        <w:t xml:space="preserve"> </w:t>
+      </w:r>
+    </w:p>
+    <w:p>
+      <w:r>
+        <w:t xml:space="preserve">The Dirichlet-multinomial distribution extends the multinomial distribution by allowing the category probabilities to vary according to a Dirichlet distribution, making it suitable for modeling </w:t>
+      </w:r>
+      <w:proofErr w:type="spellStart"/>
+      <w:r>
+        <w:t>overdispersed</w:t>
+      </w:r>
+      <w:proofErr w:type="spellEnd"/>
+      <w:r>
+        <w:t xml:space="preserve"> count data. Like the multinomial, it models counts across multiple categories from a fixed number of trials, but it assumes that the underlying category probabilities are not fixed but randomly drawn from a Dirichlet prior, reflecting variability across samples or clusters. This distribution accounts for extra variation due to unobserved heterogeneity or correlated observations, such as in cluster sampling, where the assumption of independent trials is violated. Proportions are still estimated from observed counts, but the Dirichlet-multinomial model inflates the variance of those estimates to better reflect real-world sampling variability. </w:t>
+      </w:r>
+    </w:p>
+    <w:p>
+      <w:r>
+        <w:t xml:space="preserve">The </w:t>
+      </w:r>
+      <w:r>
+        <w:t>standard</w:t>
+      </w:r>
+      <w:r>
+        <w:t xml:space="preserve"> Dirichlet-multinomial distribution is a function of its </w:t>
+      </w:r>
+      <w:r>
+        <w:t xml:space="preserve">unconstrained </w:t>
+      </w:r>
+      <w:r>
+        <w:t xml:space="preserve">concentration parameter vector </w:t>
+      </w:r>
+      <w:r>
+        <w:rPr>
+          <w:position w:val="-6"/>
+        </w:rPr>
+        <w:object w:dxaOrig="200" w:dyaOrig="220" w14:anchorId="76FC1E94">
+          <v:shape id="_x0000_i1072" type="#_x0000_t75" style="width:9.15pt;height:10.8pt" o:ole="">
+            <v:imagedata r:id="rId93" o:title=""/>
+          </v:shape>
+          <o:OLEObject Type="Embed" ProgID="Equation.DSMT4" ShapeID="_x0000_i1072" DrawAspect="Content" ObjectID="_1820142081" r:id="rId94"/>
+        </w:object>
+      </w:r>
+      <w:r>
+        <w:t xml:space="preserve"> and the observed </w:t>
+      </w:r>
+      <w:r>
+        <w:t xml:space="preserve">set of </w:t>
+      </w:r>
+      <w:r>
+        <w:t xml:space="preserve">counts </w:t>
+      </w:r>
+      <w:r>
+        <w:rPr>
+          <w:position w:val="-12"/>
+        </w:rPr>
+        <w:object w:dxaOrig="400" w:dyaOrig="360" w14:anchorId="5D3B6772">
+          <v:shape id="_x0000_i1073" type="#_x0000_t75" style="width:20pt;height:18.75pt" o:ole="">
+            <v:imagedata r:id="rId10" o:title=""/>
+          </v:shape>
+          <o:OLEObject Type="Embed" ProgID="Equation.DSMT4" ShapeID="_x0000_i1073" DrawAspect="Content" ObjectID="_1820142082" r:id="rId95"/>
+        </w:object>
+      </w:r>
+      <w:r>
+        <w:t>, where</w:t>
+      </w:r>
+      <w:r>
+        <w:t xml:space="preserve"> </w:t>
+      </w:r>
+      <w:proofErr w:type="spellStart"/>
+      <w:r>
+        <w:t>the</w:t>
+      </w:r>
+      <w:proofErr w:type="spellEnd"/>
+      <w:r>
+        <w:t xml:space="preserve"> </w:t>
+      </w:r>
+      <w:r>
+        <w:rPr>
+          <w:position w:val="-14"/>
+        </w:rPr>
+        <w:object w:dxaOrig="680" w:dyaOrig="380" w14:anchorId="56D90D82">
+          <v:shape id="_x0000_i1074" type="#_x0000_t75" style="width:34.15pt;height:19.15pt" o:ole="">
+            <v:imagedata r:id="rId96" o:title=""/>
+          </v:shape>
+          <o:OLEObject Type="Embed" ProgID="Equation.DSMT4" ShapeID="_x0000_i1074" DrawAspect="Content" ObjectID="_1820142083" r:id="rId97"/>
+        </w:object>
+      </w:r>
+      <w:r>
+        <w:t xml:space="preserve"> are positive and sum to </w:t>
+      </w:r>
+      <w:r>
+        <w:rPr>
+          <w:position w:val="-12"/>
+        </w:rPr>
+        <w:object w:dxaOrig="300" w:dyaOrig="360" w14:anchorId="5FE80CB7">
+          <v:shape id="_x0000_i1075" type="#_x0000_t75" style="width:14.55pt;height:18.75pt" o:ole="">
+            <v:imagedata r:id="rId43" o:title=""/>
+          </v:shape>
+          <o:OLEObject Type="Embed" ProgID="Equation.DSMT4" ShapeID="_x0000_i1075" DrawAspect="Content" ObjectID="_1820142084" r:id="rId98"/>
+        </w:object>
+      </w:r>
+      <w:r>
+        <w:t xml:space="preserve"> and</w:t>
+      </w:r>
+      <w:r>
+        <w:t xml:space="preserve"> </w:t>
+      </w:r>
+      <w:r>
+        <w:rPr>
+          <w:position w:val="-12"/>
+        </w:rPr>
+        <w:object w:dxaOrig="1480" w:dyaOrig="360" w14:anchorId="10806B9A">
+          <v:shape id="_x0000_i1076" type="#_x0000_t75" style="width:73.25pt;height:18.75pt" o:ole="">
+            <v:imagedata r:id="rId64" o:title=""/>
+          </v:shape>
+          <o:OLEObject Type="Embed" ProgID="Equation.DSMT4" ShapeID="_x0000_i1076" DrawAspect="Content" ObjectID="_1820142085" r:id="rId99"/>
+        </w:object>
+      </w:r>
+      <w:r>
+        <w:t xml:space="preserve">. </w:t>
+      </w:r>
+      <w:r>
+        <w:t xml:space="preserve">Samples from the distribution will be more clumped </w:t>
+      </w:r>
+      <w:r>
+        <w:t xml:space="preserve">or </w:t>
+      </w:r>
+      <w:proofErr w:type="spellStart"/>
+      <w:r>
+        <w:t>overdispersed</w:t>
+      </w:r>
+      <w:proofErr w:type="spellEnd"/>
+      <w:r>
+        <w:t xml:space="preserve"> for lower </w:t>
+      </w:r>
+      <w:r>
+        <w:rPr>
+          <w:position w:val="-12"/>
+        </w:rPr>
+        <w:object w:dxaOrig="300" w:dyaOrig="360" w14:anchorId="793CCFB9">
+          <v:shape id="_x0000_i1077" type="#_x0000_t75" style="width:14.55pt;height:18.75pt" o:ole="">
+            <v:imagedata r:id="rId43" o:title=""/>
+          </v:shape>
+          <o:OLEObject Type="Embed" ProgID="Equation.DSMT4" ShapeID="_x0000_i1077" DrawAspect="Content" ObjectID="_1820142086" r:id="rId100"/>
+        </w:object>
+      </w:r>
+      <w:r>
+        <w:t xml:space="preserve"> and will be more similar to multinomial behavior for larger </w:t>
+      </w:r>
+      <w:r>
+        <w:rPr>
+          <w:position w:val="-12"/>
+        </w:rPr>
+        <w:object w:dxaOrig="300" w:dyaOrig="360" w14:anchorId="7D9AD6AD">
+          <v:shape id="_x0000_i1078" type="#_x0000_t75" style="width:14.55pt;height:18.75pt" o:ole="">
+            <v:imagedata r:id="rId43" o:title=""/>
+          </v:shape>
+          <o:OLEObject Type="Embed" ProgID="Equation.DSMT4" ShapeID="_x0000_i1078" DrawAspect="Content" ObjectID="_1820142087" r:id="rId101"/>
+        </w:object>
+      </w:r>
+      <w:r>
+        <w:t xml:space="preserve">, noting that the unconstrained Dirichlet-multinomial distribution approaches the multinomial as </w:t>
+      </w:r>
+      <w:r>
+        <w:rPr>
+          <w:position w:val="-12"/>
+        </w:rPr>
+        <w:object w:dxaOrig="820" w:dyaOrig="360" w14:anchorId="0B03B1C8">
+          <v:shape id="_x0000_i1079" type="#_x0000_t75" style="width:39.95pt;height:18.75pt" o:ole="">
+            <v:imagedata r:id="rId102" o:title=""/>
+          </v:shape>
+          <o:OLEObject Type="Embed" ProgID="Equation.DSMT4" ShapeID="_x0000_i1079" DrawAspect="Content" ObjectID="_1820142088" r:id="rId103"/>
+        </w:object>
+      </w:r>
+      <w:r>
+        <w:t>.</w:t>
+      </w:r>
+      <w:r>
+        <w:t xml:space="preserve"> The likelihood of the unconstrained Dirichlet-multinomial distribution is </w:t>
+      </w:r>
+    </w:p>
+    <w:p>
+      <w:pPr>
+        <w:pStyle w:val="MTDisplayEquation"/>
+      </w:pPr>
+      <w:r>
+        <w:fldChar w:fldCharType="begin"/>
+      </w:r>
+      <w:r>
+        <w:instrText xml:space="preserve"> MACROBUTTON MTPlaceRef \* MERGEFORMAT </w:instrText>
+      </w:r>
+      <w:r>
+        <w:fldChar w:fldCharType="begin"/>
+      </w:r>
+      <w:r>
+        <w:instrText xml:space="preserve"> SEQ MTEqn \h \* MERGEFORMAT </w:instrText>
+      </w:r>
+      <w:r>
+        <w:fldChar w:fldCharType="end"/>
+      </w:r>
+      <w:r>
+        <w:instrText>(</w:instrText>
+      </w:r>
+      <w:fldSimple w:instr=" SEQ MTSec \c \* Arabic \* MERGEFORMAT ">
+        <w:r>
+          <w:rPr>
+            <w:noProof/>
+          </w:rPr>
+          <w:instrText>1</w:instrText>
+        </w:r>
+      </w:fldSimple>
+      <w:r>
+        <w:instrText>.</w:instrText>
+      </w:r>
+      <w:fldSimple w:instr=" SEQ MTEqn \c \* Arabic \* MERGEFORMAT ">
+        <w:r>
+          <w:rPr>
+            <w:noProof/>
+          </w:rPr>
+          <w:instrText>4</w:instrText>
+        </w:r>
+      </w:fldSimple>
+      <w:r>
+        <w:instrText>)</w:instrText>
+      </w:r>
+      <w:r>
+        <w:fldChar w:fldCharType="end"/>
+      </w:r>
+      <w:r>
+        <w:tab/>
+      </w:r>
+      <w:r>
+        <w:rPr>
+          <w:position w:val="-60"/>
+        </w:rPr>
+        <w:object w:dxaOrig="6060" w:dyaOrig="1060" w14:anchorId="63601087">
+          <v:shape id="_x0000_i1080" type="#_x0000_t75" style="width:303.4pt;height:53.7pt" o:ole="">
+            <v:imagedata r:id="rId104" o:title=""/>
+          </v:shape>
+          <o:OLEObject Type="Embed" ProgID="Equation.DSMT4" ShapeID="_x0000_i1080" DrawAspect="Content" ObjectID="_1820142089" r:id="rId105"/>
+        </w:object>
+      </w:r>
+    </w:p>
+    <w:p>
+      <w:r>
+        <w:t xml:space="preserve">and the </w:t>
+      </w:r>
+      <w:r>
+        <w:t xml:space="preserve">standard </w:t>
+      </w:r>
+      <w:r>
+        <w:t xml:space="preserve">unconstrained Dirichlet-multinomial negative loglikelihood </w:t>
+      </w:r>
+      <w:r>
+        <w:rPr>
+          <w:position w:val="-12"/>
+        </w:rPr>
+        <w:object w:dxaOrig="840" w:dyaOrig="360" w14:anchorId="35751C7A">
+          <v:shape id="_x0000_i1081" type="#_x0000_t75" style="width:42.45pt;height:18.75pt" o:ole="">
+            <v:imagedata r:id="rId106" o:title=""/>
+          </v:shape>
+          <o:OLEObject Type="Embed" ProgID="Equation.DSMT4" ShapeID="_x0000_i1081" DrawAspect="Content" ObjectID="_1820142090" r:id="rId107"/>
+        </w:object>
+      </w:r>
+      <w:r>
+        <w:t xml:space="preserve"> </w:t>
+      </w:r>
+      <w:r>
+        <w:t xml:space="preserve">is </w:t>
+      </w:r>
+    </w:p>
+    <w:p>
+      <w:r>
+        <w:fldChar w:fldCharType="begin"/>
+      </w:r>
+      <w:r>
+        <w:instrText xml:space="preserve"> MACROBUTTON MTPlaceRef \* MERGEFORMAT </w:instrText>
+      </w:r>
+      <w:r>
+        <w:fldChar w:fldCharType="begin"/>
+      </w:r>
+      <w:r>
+        <w:instrText xml:space="preserve"> SEQ MTEqn \h \* MERGEFORMAT </w:instrText>
+      </w:r>
+      <w:r>
+        <w:fldChar w:fldCharType="end"/>
+      </w:r>
+      <w:r>
+        <w:instrText>(</w:instrText>
+      </w:r>
+      <w:fldSimple w:instr=" SEQ MTSec \c \* Arabic \* MERGEFORMAT ">
+        <w:r>
+          <w:rPr>
+            <w:noProof/>
+          </w:rPr>
+          <w:instrText>1</w:instrText>
+        </w:r>
+      </w:fldSimple>
+      <w:r>
+        <w:instrText>.</w:instrText>
+      </w:r>
+      <w:fldSimple w:instr=" SEQ MTEqn \c \* Arabic \* MERGEFORMAT ">
+        <w:r>
+          <w:rPr>
+            <w:noProof/>
+          </w:rPr>
           <w:instrText>5</w:instrText>
         </w:r>
       </w:fldSimple>
@@ -2310,23 +2533,166 @@
           <w:position w:val="-102"/>
         </w:rPr>
         <w:object w:dxaOrig="6320" w:dyaOrig="2160" w14:anchorId="68D23368">
-          <v:shape id="_x0000_i1082" type="#_x0000_t75" style="width:315.85pt;height:109.3pt" o:ole="">
+          <v:shape id="_x0000_i1082" type="#_x0000_t75" style="width:315.9pt;height:109.45pt" o:ole="">
             <v:imagedata r:id="rId108" o:title=""/>
           </v:shape>
-          <o:OLEObject Type="Embed" ProgID="Equation.DSMT4" ShapeID="_x0000_i1082" DrawAspect="Content" ObjectID="_1819115758" r:id="rId109"/>
-        </w:object>
-      </w:r>
-    </w:p>
+          <o:OLEObject Type="Embed" ProgID="Equation.DSMT4" ShapeID="_x0000_i1082" DrawAspect="Content" ObjectID="_1820142091" r:id="rId109"/>
+        </w:object>
+      </w:r>
+    </w:p>
+    <w:p/>
+    <w:p/>
+    <w:p/>
     <w:p>
       <w:r>
         <w:lastRenderedPageBreak/>
+        <w:t xml:space="preserve">The </w:t>
+      </w:r>
+      <w:r>
+        <w:t>partial derivative</w:t>
+      </w:r>
+      <w:r>
+        <w:t xml:space="preserve"> of the unconstrained Dirichlet-multinomial negative loglikelihood </w:t>
+      </w:r>
+      <w:r>
+        <w:t xml:space="preserve">with respect to the </w:t>
+      </w:r>
+      <w:r>
+        <w:t xml:space="preserve">concentration </w:t>
+      </w:r>
+      <w:r>
+        <w:t xml:space="preserve">parameter </w:t>
+      </w:r>
+      <w:r>
+        <w:rPr>
+          <w:position w:val="-12"/>
+        </w:rPr>
+        <w:object w:dxaOrig="300" w:dyaOrig="360" w14:anchorId="1FFDABFC">
+          <v:shape id="_x0000_i1141" type="#_x0000_t75" style="width:15pt;height:17.9pt" o:ole="">
+            <v:imagedata r:id="rId110" o:title=""/>
+          </v:shape>
+          <o:OLEObject Type="Embed" ProgID="Equation.DSMT4" ShapeID="_x0000_i1141" DrawAspect="Content" ObjectID="_1820142092" r:id="rId111"/>
+        </w:object>
+      </w:r>
+      <w:r>
+        <w:t>is</w:t>
+      </w:r>
+    </w:p>
+    <w:p>
+      <w:r>
+        <w:fldChar w:fldCharType="begin"/>
+      </w:r>
+      <w:r>
+        <w:instrText xml:space="preserve"> MACROBUTTON MTPlaceRef \* MERGEFORMAT </w:instrText>
+      </w:r>
+      <w:r>
+        <w:fldChar w:fldCharType="begin"/>
+      </w:r>
+      <w:r>
+        <w:instrText xml:space="preserve"> SEQ MTEqn \h \* MERGEFORMAT </w:instrText>
+      </w:r>
+      <w:r>
+        <w:fldChar w:fldCharType="end"/>
+      </w:r>
+      <w:r>
+        <w:instrText>(</w:instrText>
+      </w:r>
+      <w:fldSimple w:instr=" SEQ MTSec \c \* Arabic \* MERGEFORMAT ">
+        <w:r>
+          <w:rPr>
+            <w:noProof/>
+          </w:rPr>
+          <w:instrText>1</w:instrText>
+        </w:r>
+      </w:fldSimple>
+      <w:r>
+        <w:instrText>.</w:instrText>
+      </w:r>
+      <w:fldSimple w:instr=" SEQ MTEqn \c \* Arabic \* MERGEFORMAT ">
+        <w:r>
+          <w:rPr>
+            <w:noProof/>
+          </w:rPr>
+          <w:instrText>6</w:instrText>
+        </w:r>
+      </w:fldSimple>
+      <w:r>
+        <w:instrText>)</w:instrText>
+      </w:r>
+      <w:r>
+        <w:fldChar w:fldCharType="end"/>
+      </w:r>
+      <w:r>
+        <w:tab/>
+      </w:r>
+      <w:r>
+        <w:rPr>
+          <w:position w:val="-30"/>
+        </w:rPr>
+        <w:object w:dxaOrig="7620" w:dyaOrig="720" w14:anchorId="2FAA4D1A">
+          <v:shape id="_x0000_i1149" type="#_x0000_t75" style="width:380.8pt;height:36.6pt" o:ole="">
+            <v:imagedata r:id="rId112" o:title=""/>
+          </v:shape>
+          <o:OLEObject Type="Embed" ProgID="Equation.DSMT4" ShapeID="_x0000_i1149" DrawAspect="Content" ObjectID="_1820142093" r:id="rId113"/>
+        </w:object>
+      </w:r>
+    </w:p>
+    <w:p>
+      <w:r>
+        <w:t xml:space="preserve">where </w:t>
+      </w:r>
+      <w:r>
+        <w:rPr>
+          <w:position w:val="-4"/>
+        </w:rPr>
+        <w:object w:dxaOrig="279" w:dyaOrig="260" w14:anchorId="01EF77AF">
+          <v:shape id="_x0000_i1085" type="#_x0000_t75" style="width:14.15pt;height:12.9pt" o:ole="">
+            <v:imagedata r:id="rId114" o:title=""/>
+          </v:shape>
+          <o:OLEObject Type="Embed" ProgID="Equation.DSMT4" ShapeID="_x0000_i1085" DrawAspect="Content" ObjectID="_1820142094" r:id="rId115"/>
+        </w:object>
+      </w:r>
+      <w:r>
+        <w:t xml:space="preserve">is the digamma function or derivative of the log-gamma function with </w:t>
+      </w:r>
+      <w:r>
+        <w:rPr>
+          <w:position w:val="-24"/>
+        </w:rPr>
+        <w:object w:dxaOrig="760" w:dyaOrig="620" w14:anchorId="7189BDF1">
+          <v:shape id="_x0000_i1086" type="#_x0000_t75" style="width:37.85pt;height:30.8pt" o:ole="">
+            <v:imagedata r:id="rId116" o:title=""/>
+          </v:shape>
+          <o:OLEObject Type="Embed" ProgID="Equation.DSMT4" ShapeID="_x0000_i1086" DrawAspect="Content" ObjectID="_1820142095" r:id="rId117"/>
+        </w:object>
+      </w:r>
+      <w:r>
+        <w:t>.</w:t>
+      </w:r>
+    </w:p>
+    <w:p>
+      <w:r>
         <w:t xml:space="preserve">We </w:t>
       </w:r>
       <w:r>
         <w:t>want to contrast the estimation performance of</w:t>
       </w:r>
       <w:r>
-        <w:t xml:space="preserve"> two </w:t>
+        <w:t xml:space="preserve"> </w:t>
+      </w:r>
+      <w:r>
+        <w:t xml:space="preserve">the standard </w:t>
+      </w:r>
+      <w:proofErr w:type="gramStart"/>
+      <w:r>
+        <w:t>form</w:t>
+      </w:r>
+      <w:proofErr w:type="gramEnd"/>
+      <w:r>
+        <w:t xml:space="preserve"> and </w:t>
+      </w:r>
+      <w:r>
+        <w:t xml:space="preserve">two </w:t>
       </w:r>
       <w:r>
         <w:t>alternative forms</w:t>
@@ -2387,58 +2753,32 @@
       <w:r>
         <w:instrText>(</w:instrText>
       </w:r>
-      <w:r>
-        <w:fldChar w:fldCharType="begin"/>
-      </w:r>
-      <w:r>
-        <w:instrText xml:space="preserve"> SEQ MTSec \c \* Arabic \* MERGEFORMAT </w:instrText>
-      </w:r>
-      <w:r>
-        <w:fldChar w:fldCharType="separate"/>
-      </w:r>
-      <w:r>
-        <w:rPr>
-          <w:noProof/>
-        </w:rPr>
-        <w:instrText>1</w:instrText>
-      </w:r>
-      <w:r>
-        <w:rPr>
-          <w:noProof/>
-        </w:rPr>
+      <w:fldSimple w:instr=" SEQ MTSec \c \* Arabic \* MERGEFORMAT ">
+        <w:r>
+          <w:rPr>
+            <w:noProof/>
+          </w:rPr>
+          <w:instrText>1</w:instrText>
+        </w:r>
+      </w:fldSimple>
+      <w:r>
+        <w:instrText>.</w:instrText>
+      </w:r>
+      <w:fldSimple w:instr=" SEQ MTEqn \c \* Arabic \* MERGEFORMAT ">
+        <w:r>
+          <w:rPr>
+            <w:noProof/>
+          </w:rPr>
+          <w:instrText>7</w:instrText>
+        </w:r>
+      </w:fldSimple>
+      <w:r>
+        <w:instrText>)</w:instrText>
+      </w:r>
+      <w:r>
         <w:fldChar w:fldCharType="end"/>
       </w:r>
       <w:r>
-        <w:instrText>.</w:instrText>
-      </w:r>
-      <w:r>
-        <w:fldChar w:fldCharType="begin"/>
-      </w:r>
-      <w:r>
-        <w:instrText xml:space="preserve"> SEQ MTEqn \c \* Arabic \* MERGEFORMAT </w:instrText>
-      </w:r>
-      <w:r>
-        <w:fldChar w:fldCharType="separate"/>
-      </w:r>
-      <w:r>
-        <w:rPr>
-          <w:noProof/>
-        </w:rPr>
-        <w:instrText>6</w:instrText>
-      </w:r>
-      <w:r>
-        <w:rPr>
-          <w:noProof/>
-        </w:rPr>
-        <w:fldChar w:fldCharType="end"/>
-      </w:r>
-      <w:r>
-        <w:instrText>)</w:instrText>
-      </w:r>
-      <w:r>
-        <w:fldChar w:fldCharType="end"/>
-      </w:r>
-      <w:r>
         <w:tab/>
       </w:r>
       <w:r>
@@ -2446,10 +2786,10 @@
           <w:position w:val="-60"/>
         </w:rPr>
         <w:object w:dxaOrig="7780" w:dyaOrig="1080" w14:anchorId="76263CBE">
-          <v:shape id="_x0000_i1083" type="#_x0000_t75" style="width:389.55pt;height:54.45pt" o:ole="">
-            <v:imagedata r:id="rId110" o:title=""/>
-          </v:shape>
-          <o:OLEObject Type="Embed" ProgID="Equation.DSMT4" ShapeID="_x0000_i1083" DrawAspect="Content" ObjectID="_1819115759" r:id="rId111"/>
+          <v:shape id="_x0000_i1087" type="#_x0000_t75" style="width:389.55pt;height:54.5pt" o:ole="">
+            <v:imagedata r:id="rId118" o:title=""/>
+          </v:shape>
+          <o:OLEObject Type="Embed" ProgID="Equation.DSMT4" ShapeID="_x0000_i1087" DrawAspect="Content" ObjectID="_1820142096" r:id="rId119"/>
         </w:object>
       </w:r>
     </w:p>
@@ -2465,10 +2805,10 @@
           <w:position w:val="-24"/>
         </w:rPr>
         <w:object w:dxaOrig="1260" w:dyaOrig="540" w14:anchorId="5FEAC1E8">
-          <v:shape id="_x0000_i1084" type="#_x0000_t75" style="width:63.85pt;height:26.55pt" o:ole="">
-            <v:imagedata r:id="rId112" o:title=""/>
-          </v:shape>
-          <o:OLEObject Type="Embed" ProgID="Equation.DSMT4" ShapeID="_x0000_i1084" DrawAspect="Content" ObjectID="_1819115760" r:id="rId113"/>
+          <v:shape id="_x0000_i1088" type="#_x0000_t75" style="width:63.7pt;height:26.65pt" o:ole="">
+            <v:imagedata r:id="rId120" o:title=""/>
+          </v:shape>
+          <o:OLEObject Type="Embed" ProgID="Equation.DSMT4" ShapeID="_x0000_i1088" DrawAspect="Content" ObjectID="_1820142097" r:id="rId121"/>
         </w:object>
       </w:r>
       <w:r>
@@ -2479,10 +2819,10 @@
           <w:position w:val="-12"/>
         </w:rPr>
         <w:object w:dxaOrig="700" w:dyaOrig="360" w14:anchorId="4C1DBEDE">
-          <v:shape id="_x0000_i1085" type="#_x0000_t75" style="width:35.15pt;height:18pt" o:ole="">
-            <v:imagedata r:id="rId114" o:title=""/>
-          </v:shape>
-          <o:OLEObject Type="Embed" ProgID="Equation.DSMT4" ShapeID="_x0000_i1085" DrawAspect="Content" ObjectID="_1819115761" r:id="rId115"/>
+          <v:shape id="_x0000_i1089" type="#_x0000_t75" style="width:34.95pt;height:17.9pt" o:ole="">
+            <v:imagedata r:id="rId122" o:title=""/>
+          </v:shape>
+          <o:OLEObject Type="Embed" ProgID="Equation.DSMT4" ShapeID="_x0000_i1089" DrawAspect="Content" ObjectID="_1820142098" r:id="rId123"/>
         </w:object>
       </w:r>
       <w:r>
@@ -2541,10 +2881,10 @@
           <w:position w:val="-12"/>
         </w:rPr>
         <w:object w:dxaOrig="820" w:dyaOrig="360" w14:anchorId="54DB032E">
-          <v:shape id="_x0000_i1086" type="#_x0000_t75" style="width:41.15pt;height:18.85pt" o:ole="">
-            <v:imagedata r:id="rId116" o:title=""/>
-          </v:shape>
-          <o:OLEObject Type="Embed" ProgID="Equation.DSMT4" ShapeID="_x0000_i1086" DrawAspect="Content" ObjectID="_1819115762" r:id="rId117"/>
+          <v:shape id="_x0000_i1090" type="#_x0000_t75" style="width:41.2pt;height:18.75pt" o:ole="">
+            <v:imagedata r:id="rId124" o:title=""/>
+          </v:shape>
+          <o:OLEObject Type="Embed" ProgID="Equation.DSMT4" ShapeID="_x0000_i1090" DrawAspect="Content" ObjectID="_1820142099" r:id="rId125"/>
         </w:object>
       </w:r>
       <w:r>
@@ -2576,10 +2916,117 @@
       <w:r>
         <w:instrText>(</w:instrText>
       </w:r>
+      <w:fldSimple w:instr=" SEQ MTSec \c \* Arabic \* MERGEFORMAT ">
+        <w:r>
+          <w:rPr>
+            <w:noProof/>
+          </w:rPr>
+          <w:instrText>1</w:instrText>
+        </w:r>
+      </w:fldSimple>
+      <w:r>
+        <w:instrText>.</w:instrText>
+      </w:r>
+      <w:fldSimple w:instr=" SEQ MTEqn \c \* Arabic \* MERGEFORMAT ">
+        <w:r>
+          <w:rPr>
+            <w:noProof/>
+          </w:rPr>
+          <w:instrText>8</w:instrText>
+        </w:r>
+      </w:fldSimple>
+      <w:r>
+        <w:instrText>)</w:instrText>
+      </w:r>
+      <w:r>
+        <w:fldChar w:fldCharType="end"/>
+      </w:r>
+      <w:r>
+        <w:rPr>
+          <w:position w:val="-102"/>
+        </w:rPr>
+        <w:object w:dxaOrig="7620" w:dyaOrig="2160" w14:anchorId="7938032D">
+          <v:shape id="_x0000_i1515" type="#_x0000_t75" style="width:380.8pt;height:109.45pt" o:ole="">
+            <v:imagedata r:id="rId126" o:title=""/>
+          </v:shape>
+          <o:OLEObject Type="Embed" ProgID="Equation.DSMT4" ShapeID="_x0000_i1515" DrawAspect="Content" ObjectID="_1820142100" r:id="rId127"/>
+        </w:object>
+      </w:r>
+    </w:p>
+    <w:p>
+      <w:r>
+        <w:t>The partial derivative</w:t>
+      </w:r>
+      <w:r>
+        <w:t>s</w:t>
+      </w:r>
+      <w:r>
+        <w:t xml:space="preserve"> of the </w:t>
+      </w:r>
+      <w:r>
+        <w:t>saturated</w:t>
+      </w:r>
+      <w:r>
+        <w:t xml:space="preserve"> Dirichlet-multinomial negative loglikelihood with respect to the </w:t>
+      </w:r>
+      <w:r>
+        <w:t>predicted proportion</w:t>
+      </w:r>
+      <w:r>
+        <w:t xml:space="preserve"> </w:t>
+      </w:r>
+      <w:r>
+        <w:rPr>
+          <w:position w:val="-14"/>
+        </w:rPr>
+        <w:object w:dxaOrig="620" w:dyaOrig="380" w14:anchorId="313B076B">
+          <v:shape id="_x0000_i1147" type="#_x0000_t75" style="width:30.8pt;height:18.75pt" o:ole="">
+            <v:imagedata r:id="rId128" o:title=""/>
+          </v:shape>
+          <o:OLEObject Type="Embed" ProgID="Equation.DSMT4" ShapeID="_x0000_i1147" DrawAspect="Content" ObjectID="_1820142101" r:id="rId129"/>
+        </w:object>
+      </w:r>
+      <w:r>
+        <w:t xml:space="preserve">and the weight parameter </w:t>
+      </w:r>
+      <w:r>
+        <w:rPr>
+          <w:position w:val="-10"/>
+        </w:rPr>
+        <w:object w:dxaOrig="240" w:dyaOrig="320" w14:anchorId="4658C9D6">
+          <v:shape id="_x0000_i1156" type="#_x0000_t75" style="width:12.05pt;height:15.8pt" o:ole="">
+            <v:imagedata r:id="rId130" o:title=""/>
+          </v:shape>
+          <o:OLEObject Type="Embed" ProgID="Equation.DSMT4" ShapeID="_x0000_i1156" DrawAspect="Content" ObjectID="_1820142102" r:id="rId131"/>
+        </w:object>
+      </w:r>
+      <w:r>
+        <w:t xml:space="preserve"> are</w:t>
+      </w:r>
+    </w:p>
+    <w:p>
       <w:r>
         <w:fldChar w:fldCharType="begin"/>
       </w:r>
       <w:r>
+        <w:instrText xml:space="preserve"> MACROBUTTON MTPlaceRef \* MERGEFORMAT </w:instrText>
+      </w:r>
+      <w:r>
+        <w:fldChar w:fldCharType="begin"/>
+      </w:r>
+      <w:r>
+        <w:instrText xml:space="preserve"> SEQ MTEqn \h \* MERGEFORMAT </w:instrText>
+      </w:r>
+      <w:r>
+        <w:fldChar w:fldCharType="end"/>
+      </w:r>
+      <w:r>
+        <w:instrText>(</w:instrText>
+      </w:r>
+      <w:r>
+        <w:fldChar w:fldCharType="begin"/>
+      </w:r>
+      <w:r>
         <w:instrText xml:space="preserve"> SEQ MTSec \c \* Arabic \* MERGEFORMAT </w:instrText>
       </w:r>
       <w:r>
@@ -2613,7 +3060,7 @@
         <w:rPr>
           <w:noProof/>
         </w:rPr>
-        <w:instrText>7</w:instrText>
+        <w:instrText>9</w:instrText>
       </w:r>
       <w:r>
         <w:rPr>
@@ -2628,18 +3075,109 @@
         <w:fldChar w:fldCharType="end"/>
       </w:r>
       <w:r>
-        <w:rPr>
-          <w:position w:val="-102"/>
-        </w:rPr>
-        <w:object w:dxaOrig="7980" w:dyaOrig="2160" w14:anchorId="7938032D">
-          <v:shape id="_x0000_i1087" type="#_x0000_t75" style="width:399pt;height:109.3pt" o:ole="">
-            <v:imagedata r:id="rId118" o:title=""/>
-          </v:shape>
-          <o:OLEObject Type="Embed" ProgID="Equation.DSMT4" ShapeID="_x0000_i1087" DrawAspect="Content" ObjectID="_1819115763" r:id="rId119"/>
-        </w:object>
-      </w:r>
-      <w:r>
         <w:tab/>
+      </w:r>
+      <w:r>
+        <w:rPr>
+          <w:position w:val="-32"/>
+        </w:rPr>
+        <w:object w:dxaOrig="6280" w:dyaOrig="800" w14:anchorId="409866D1">
+          <v:shape id="_x0000_i1517" type="#_x0000_t75" style="width:313.8pt;height:40.8pt" o:ole="">
+            <v:imagedata r:id="rId132" o:title=""/>
+          </v:shape>
+          <o:OLEObject Type="Embed" ProgID="Equation.DSMT4" ShapeID="_x0000_i1517" DrawAspect="Content" ObjectID="_1820142103" r:id="rId133"/>
+        </w:object>
+      </w:r>
+    </w:p>
+    <w:p>
+      <w:r>
+        <w:t>and</w:t>
+      </w:r>
+    </w:p>
+    <w:p>
+      <w:r>
+        <w:lastRenderedPageBreak/>
+        <w:fldChar w:fldCharType="begin"/>
+      </w:r>
+      <w:r>
+        <w:instrText xml:space="preserve"> MACROBUTTON MTPlaceRef \* MERGEFORMAT </w:instrText>
+      </w:r>
+      <w:r>
+        <w:fldChar w:fldCharType="begin"/>
+      </w:r>
+      <w:r>
+        <w:instrText xml:space="preserve"> SEQ MTEqn \h \* MERGEFORMAT </w:instrText>
+      </w:r>
+      <w:r>
+        <w:fldChar w:fldCharType="end"/>
+      </w:r>
+      <w:r>
+        <w:instrText>(</w:instrText>
+      </w:r>
+      <w:r>
+        <w:fldChar w:fldCharType="begin"/>
+      </w:r>
+      <w:r>
+        <w:instrText xml:space="preserve"> SEQ MTSec \c \* Arabic \* MERGEFORMAT </w:instrText>
+      </w:r>
+      <w:r>
+        <w:fldChar w:fldCharType="separate"/>
+      </w:r>
+      <w:r>
+        <w:rPr>
+          <w:noProof/>
+        </w:rPr>
+        <w:instrText>1</w:instrText>
+      </w:r>
+      <w:r>
+        <w:rPr>
+          <w:noProof/>
+        </w:rPr>
+        <w:fldChar w:fldCharType="end"/>
+      </w:r>
+      <w:r>
+        <w:instrText>.</w:instrText>
+      </w:r>
+      <w:r>
+        <w:fldChar w:fldCharType="begin"/>
+      </w:r>
+      <w:r>
+        <w:instrText xml:space="preserve"> SEQ MTEqn \c \* Arabic \* MERGEFORMAT </w:instrText>
+      </w:r>
+      <w:r>
+        <w:fldChar w:fldCharType="separate"/>
+      </w:r>
+      <w:r>
+        <w:rPr>
+          <w:noProof/>
+        </w:rPr>
+        <w:instrText>10</w:instrText>
+      </w:r>
+      <w:r>
+        <w:rPr>
+          <w:noProof/>
+        </w:rPr>
+        <w:fldChar w:fldCharType="end"/>
+      </w:r>
+      <w:r>
+        <w:instrText>)</w:instrText>
+      </w:r>
+      <w:r>
+        <w:fldChar w:fldCharType="end"/>
+      </w:r>
+      <w:r>
+        <w:tab/>
+      </w:r>
+      <w:r>
+        <w:rPr>
+          <w:position w:val="-68"/>
+        </w:rPr>
+        <w:object w:dxaOrig="6920" w:dyaOrig="1480" w14:anchorId="31110E13">
+          <v:shape id="_x0000_i1519" type="#_x0000_t75" style="width:345.85pt;height:75.35pt" o:ole="">
+            <v:imagedata r:id="rId134" o:title=""/>
+          </v:shape>
+          <o:OLEObject Type="Embed" ProgID="Equation.DSMT4" ShapeID="_x0000_i1519" DrawAspect="Content" ObjectID="_1820142104" r:id="rId135"/>
+        </w:object>
       </w:r>
     </w:p>
     <w:p>
@@ -2719,10 +3257,324 @@
       <w:r>
         <w:instrText>(</w:instrText>
       </w:r>
+      <w:fldSimple w:instr=" SEQ MTSec \c \* Arabic \* MERGEFORMAT ">
+        <w:r>
+          <w:rPr>
+            <w:noProof/>
+          </w:rPr>
+          <w:instrText>1</w:instrText>
+        </w:r>
+      </w:fldSimple>
+      <w:r>
+        <w:instrText>.</w:instrText>
+      </w:r>
+      <w:fldSimple w:instr=" SEQ MTEqn \c \* Arabic \* MERGEFORMAT ">
+        <w:r>
+          <w:rPr>
+            <w:noProof/>
+          </w:rPr>
+          <w:instrText>11</w:instrText>
+        </w:r>
+      </w:fldSimple>
+      <w:r>
+        <w:instrText>)</w:instrText>
+      </w:r>
+      <w:r>
+        <w:fldChar w:fldCharType="end"/>
+      </w:r>
+    </w:p>
+    <w:p>
+      <w:r>
+        <w:rPr>
+          <w:position w:val="-90"/>
+        </w:rPr>
+        <w:object w:dxaOrig="9480" w:dyaOrig="1920" w14:anchorId="6CEDF6F0">
+          <v:shape id="_x0000_i1521" type="#_x0000_t75" style="width:474.45pt;height:96.15pt" o:ole="">
+            <v:imagedata r:id="rId136" o:title=""/>
+          </v:shape>
+          <o:OLEObject Type="Embed" ProgID="Equation.DSMT4" ShapeID="_x0000_i1521" DrawAspect="Content" ObjectID="_1820142105" r:id="rId137"/>
+        </w:object>
+      </w:r>
+    </w:p>
+    <w:p>
+      <w:r>
+        <w:t>T</w:t>
+      </w:r>
+      <w:r>
+        <w:t xml:space="preserve">he parameters of the </w:t>
+      </w:r>
+      <w:r>
+        <w:rPr>
+          <w:position w:val="-12"/>
+        </w:rPr>
+        <w:object w:dxaOrig="820" w:dyaOrig="360" w14:anchorId="739A3D07">
+          <v:shape id="_x0000_i1095" type="#_x0000_t75" style="width:41.2pt;height:18.75pt" o:ole="">
+            <v:imagedata r:id="rId138" o:title=""/>
+          </v:shape>
+          <o:OLEObject Type="Embed" ProgID="Equation.DSMT4" ShapeID="_x0000_i1095" DrawAspect="Content" ObjectID="_1820142106" r:id="rId139"/>
+        </w:object>
+      </w:r>
+      <w:r>
+        <w:t xml:space="preserve">are the predicted proportions </w:t>
+      </w:r>
+      <w:r>
+        <w:rPr>
+          <w:position w:val="-14"/>
+        </w:rPr>
+        <w:object w:dxaOrig="499" w:dyaOrig="380" w14:anchorId="7F242A5A">
+          <v:shape id="_x0000_i1096" type="#_x0000_t75" style="width:25.4pt;height:18.75pt" o:ole="">
+            <v:imagedata r:id="rId84" o:title=""/>
+          </v:shape>
+          <o:OLEObject Type="Embed" ProgID="Equation.DSMT4" ShapeID="_x0000_i1096" DrawAspect="Content" ObjectID="_1820142107" r:id="rId140"/>
+        </w:object>
+      </w:r>
+      <w:r>
+        <w:t xml:space="preserve"> </w:t>
+      </w:r>
+      <w:r>
+        <w:t xml:space="preserve">by period </w:t>
+      </w:r>
+      <w:r>
+        <w:t xml:space="preserve">and the </w:t>
+      </w:r>
+      <w:r>
+        <w:t xml:space="preserve">fleet-specific </w:t>
+      </w:r>
+      <w:r>
+        <w:t>weight</w:t>
+      </w:r>
+      <w:r>
+        <w:t xml:space="preserve"> parameter</w:t>
+      </w:r>
+      <w:r>
+        <w:t>s</w:t>
+      </w:r>
+      <w:r>
+        <w:t xml:space="preserve"> </w:t>
+      </w:r>
+      <w:r>
+        <w:rPr>
+          <w:position w:val="-12"/>
+        </w:rPr>
+        <w:object w:dxaOrig="279" w:dyaOrig="360" w14:anchorId="6B638826">
+          <v:shape id="_x0000_i1097" type="#_x0000_t75" style="width:14.15pt;height:17.9pt" o:ole="">
+            <v:imagedata r:id="rId141" o:title=""/>
+          </v:shape>
+          <o:OLEObject Type="Embed" ProgID="Equation.DSMT4" ShapeID="_x0000_i1097" DrawAspect="Content" ObjectID="_1820142108" r:id="rId142"/>
+        </w:object>
+      </w:r>
+      <w:r>
+        <w:t xml:space="preserve">as a function of </w:t>
+      </w:r>
+      <w:r>
+        <w:rPr>
+          <w:position w:val="-12"/>
+        </w:rPr>
+        <w:object w:dxaOrig="420" w:dyaOrig="360" w14:anchorId="2979C5CB">
+          <v:shape id="_x0000_i1098" type="#_x0000_t75" style="width:21.65pt;height:18.75pt" o:ole="">
+            <v:imagedata r:id="rId143" o:title=""/>
+          </v:shape>
+          <o:OLEObject Type="Embed" ProgID="Equation.DSMT4" ShapeID="_x0000_i1098" DrawAspect="Content" ObjectID="_1820142109" r:id="rId144"/>
+        </w:object>
+      </w:r>
+      <w:r>
+        <w:t xml:space="preserve"> and the observed proportions </w:t>
+      </w:r>
+      <w:r>
+        <w:rPr>
+          <w:position w:val="-12"/>
+        </w:rPr>
+        <w:object w:dxaOrig="400" w:dyaOrig="360" w14:anchorId="3FA5C367">
+          <v:shape id="_x0000_i1099" type="#_x0000_t75" style="width:20pt;height:18.75pt" o:ole="">
+            <v:imagedata r:id="rId145" o:title=""/>
+          </v:shape>
+          <o:OLEObject Type="Embed" ProgID="Equation.DSMT4" ShapeID="_x0000_i1099" DrawAspect="Content" ObjectID="_1820142110" r:id="rId146"/>
+        </w:object>
+      </w:r>
+      <w:r>
+        <w:t>.</w:t>
+      </w:r>
+    </w:p>
+    <w:p>
+      <w:r>
+        <w:t xml:space="preserve">The </w:t>
+      </w:r>
+      <w:r>
+        <w:t>second form is the linear</w:t>
+      </w:r>
+      <w:r>
+        <w:t xml:space="preserve"> </w:t>
+      </w:r>
+      <w:r>
+        <w:t>Dirichlet-multinomial</w:t>
+      </w:r>
+      <w:r>
+        <w:t xml:space="preserve"> negative loglikelihood </w:t>
+      </w:r>
+      <w:r>
+        <w:rPr>
+          <w:position w:val="-12"/>
+        </w:rPr>
+        <w:object w:dxaOrig="800" w:dyaOrig="360" w14:anchorId="32A162C2">
+          <v:shape id="_x0000_i1100" type="#_x0000_t75" style="width:39.95pt;height:18.75pt" o:ole="">
+            <v:imagedata r:id="rId147" o:title=""/>
+          </v:shape>
+          <o:OLEObject Type="Embed" ProgID="Equation.DSMT4" ShapeID="_x0000_i1100" DrawAspect="Content" ObjectID="_1820142111" r:id="rId148"/>
+        </w:object>
+      </w:r>
+      <w:r>
+        <w:t xml:space="preserve"> </w:t>
+      </w:r>
+      <w:r>
+        <w:t xml:space="preserve">which </w:t>
+      </w:r>
+      <w:r>
+        <w:t>is</w:t>
+      </w:r>
+    </w:p>
+    <w:p>
       <w:r>
         <w:fldChar w:fldCharType="begin"/>
       </w:r>
       <w:r>
+        <w:instrText xml:space="preserve"> MACROBUTTON MTPlaceRef \* MERGEFORMAT </w:instrText>
+      </w:r>
+      <w:r>
+        <w:fldChar w:fldCharType="begin"/>
+      </w:r>
+      <w:r>
+        <w:instrText xml:space="preserve"> SEQ MTEqn \h \* MERGEFORMAT </w:instrText>
+      </w:r>
+      <w:r>
+        <w:fldChar w:fldCharType="end"/>
+      </w:r>
+      <w:r>
+        <w:instrText>(</w:instrText>
+      </w:r>
+      <w:fldSimple w:instr=" SEQ MTSec \c \* Arabic \* MERGEFORMAT ">
+        <w:r>
+          <w:rPr>
+            <w:noProof/>
+          </w:rPr>
+          <w:instrText>1</w:instrText>
+        </w:r>
+      </w:fldSimple>
+      <w:r>
+        <w:instrText>.</w:instrText>
+      </w:r>
+      <w:fldSimple w:instr=" SEQ MTEqn \c \* Arabic \* MERGEFORMAT ">
+        <w:r>
+          <w:rPr>
+            <w:noProof/>
+          </w:rPr>
+          <w:instrText>12</w:instrText>
+        </w:r>
+      </w:fldSimple>
+      <w:r>
+        <w:instrText>)</w:instrText>
+      </w:r>
+      <w:r>
+        <w:fldChar w:fldCharType="end"/>
+      </w:r>
+      <w:r>
+        <w:rPr>
+          <w:position w:val="-102"/>
+        </w:rPr>
+        <w:object w:dxaOrig="8240" w:dyaOrig="2160" w14:anchorId="7001A2D2">
+          <v:shape id="_x0000_i1523" type="#_x0000_t75" style="width:412pt;height:109.45pt" o:ole="">
+            <v:imagedata r:id="rId149" o:title=""/>
+          </v:shape>
+          <o:OLEObject Type="Embed" ProgID="Equation.DSMT4" ShapeID="_x0000_i1523" DrawAspect="Content" ObjectID="_1820142112" r:id="rId150"/>
+        </w:object>
+      </w:r>
+    </w:p>
+    <w:p>
+      <w:r>
+        <w:t xml:space="preserve">where </w:t>
+      </w:r>
+      <w:r>
+        <w:rPr>
+          <w:position w:val="-12"/>
+        </w:rPr>
+        <w:object w:dxaOrig="1120" w:dyaOrig="360" w14:anchorId="4F6D0C46">
+          <v:shape id="_x0000_i1102" type="#_x0000_t75" style="width:56.2pt;height:18.75pt" o:ole="">
+            <v:imagedata r:id="rId151" o:title=""/>
+          </v:shape>
+          <o:OLEObject Type="Embed" ProgID="Equation.DSMT4" ShapeID="_x0000_i1102" DrawAspect="Content" ObjectID="_1820142113" r:id="rId152"/>
+        </w:object>
+      </w:r>
+      <w:r>
+        <w:t xml:space="preserve"> is the </w:t>
+      </w:r>
+      <w:r>
+        <w:t>linear</w:t>
+      </w:r>
+      <w:r>
+        <w:t xml:space="preserve"> </w:t>
+      </w:r>
+      <w:r>
+        <w:t>Dirichlet-multinomial</w:t>
+      </w:r>
+      <w:r>
+        <w:t xml:space="preserve"> weight parameter. </w:t>
+      </w:r>
+    </w:p>
+    <w:p>
+      <w:r>
+        <w:t xml:space="preserve">The partial derivatives of the saturated Dirichlet-multinomial negative loglikelihood with respect to the predicted proportion </w:t>
+      </w:r>
+      <w:r>
+        <w:rPr>
+          <w:position w:val="-14"/>
+        </w:rPr>
+        <w:object w:dxaOrig="620" w:dyaOrig="380" w14:anchorId="1A5BCC31">
+          <v:shape id="_x0000_i1393" type="#_x0000_t75" style="width:30.8pt;height:18.75pt" o:ole="">
+            <v:imagedata r:id="rId128" o:title=""/>
+          </v:shape>
+          <o:OLEObject Type="Embed" ProgID="Equation.DSMT4" ShapeID="_x0000_i1393" DrawAspect="Content" ObjectID="_1820142114" r:id="rId153"/>
+        </w:object>
+      </w:r>
+      <w:r>
+        <w:t xml:space="preserve">and the weight parameter </w:t>
+      </w:r>
+      <w:r>
+        <w:rPr>
+          <w:position w:val="-6"/>
+        </w:rPr>
+        <w:object w:dxaOrig="200" w:dyaOrig="279" w14:anchorId="4EB5404D">
+          <v:shape id="_x0000_i1514" type="#_x0000_t75" style="width:10pt;height:14.15pt" o:ole="">
+            <v:imagedata r:id="rId154" o:title=""/>
+          </v:shape>
+          <o:OLEObject Type="Embed" ProgID="Equation.DSMT4" ShapeID="_x0000_i1514" DrawAspect="Content" ObjectID="_1820142115" r:id="rId155"/>
+        </w:object>
+      </w:r>
+      <w:r>
+        <w:t xml:space="preserve"> are</w:t>
+      </w:r>
+    </w:p>
+    <w:p>
+      <w:r>
+        <w:fldChar w:fldCharType="begin"/>
+      </w:r>
+      <w:r>
+        <w:instrText xml:space="preserve"> MACROBUTTON MTPlaceRef \* MERGEFORMAT </w:instrText>
+      </w:r>
+      <w:r>
+        <w:fldChar w:fldCharType="begin"/>
+      </w:r>
+      <w:r>
+        <w:instrText xml:space="preserve"> SEQ MTEqn \h \* MERGEFORMAT </w:instrText>
+      </w:r>
+      <w:r>
+        <w:fldChar w:fldCharType="end"/>
+      </w:r>
+      <w:r>
+        <w:instrText>(</w:instrText>
+      </w:r>
+      <w:r>
+        <w:fldChar w:fldCharType="begin"/>
+      </w:r>
+      <w:r>
         <w:instrText xml:space="preserve"> SEQ MTSec \c \* Arabic \* MERGEFORMAT </w:instrText>
       </w:r>
       <w:r>
@@ -2756,7 +3608,7 @@
         <w:rPr>
           <w:noProof/>
         </w:rPr>
-        <w:instrText>8</w:instrText>
+        <w:instrText>13</w:instrText>
       </w:r>
       <w:r>
         <w:rPr>
@@ -2770,154 +3622,24 @@
       <w:r>
         <w:fldChar w:fldCharType="end"/>
       </w:r>
-    </w:p>
-    <w:p>
-      <w:r>
-        <w:rPr>
-          <w:position w:val="-90"/>
-        </w:rPr>
-        <w:object w:dxaOrig="9700" w:dyaOrig="1920" w14:anchorId="6CEDF6F0">
-          <v:shape id="_x0000_i1088" type="#_x0000_t75" style="width:485.55pt;height:96pt" o:ole="">
-            <v:imagedata r:id="rId120" o:title=""/>
-          </v:shape>
-          <o:OLEObject Type="Embed" ProgID="Equation.DSMT4" ShapeID="_x0000_i1088" DrawAspect="Content" ObjectID="_1819115764" r:id="rId121"/>
-        </w:object>
-      </w:r>
-    </w:p>
-    <w:p>
-      <w:r>
-        <w:t>T</w:t>
-      </w:r>
-      <w:r>
-        <w:t xml:space="preserve">he parameters of the </w:t>
-      </w:r>
-      <w:r>
-        <w:rPr>
-          <w:position w:val="-12"/>
-        </w:rPr>
-        <w:object w:dxaOrig="820" w:dyaOrig="360" w14:anchorId="739A3D07">
-          <v:shape id="_x0000_i1089" type="#_x0000_t75" style="width:41.15pt;height:18.85pt" o:ole="">
-            <v:imagedata r:id="rId122" o:title=""/>
-          </v:shape>
-          <o:OLEObject Type="Embed" ProgID="Equation.DSMT4" ShapeID="_x0000_i1089" DrawAspect="Content" ObjectID="_1819115765" r:id="rId123"/>
-        </w:object>
-      </w:r>
-      <w:r>
-        <w:t xml:space="preserve">are the predicted proportions </w:t>
-      </w:r>
-      <w:r>
-        <w:rPr>
-          <w:position w:val="-14"/>
-        </w:rPr>
-        <w:object w:dxaOrig="499" w:dyaOrig="380" w14:anchorId="7F242A5A">
-          <v:shape id="_x0000_i1090" type="#_x0000_t75" style="width:25.3pt;height:18.85pt" o:ole="">
-            <v:imagedata r:id="rId84" o:title=""/>
-          </v:shape>
-          <o:OLEObject Type="Embed" ProgID="Equation.DSMT4" ShapeID="_x0000_i1090" DrawAspect="Content" ObjectID="_1819115766" r:id="rId124"/>
-        </w:object>
-      </w:r>
-      <w:r>
-        <w:t xml:space="preserve"> </w:t>
-      </w:r>
-      <w:r>
-        <w:t xml:space="preserve">by period </w:t>
-      </w:r>
-      <w:r>
-        <w:t xml:space="preserve">and the </w:t>
-      </w:r>
-      <w:r>
-        <w:t xml:space="preserve">fleet-specific </w:t>
-      </w:r>
-      <w:r>
-        <w:t>weight</w:t>
-      </w:r>
-      <w:r>
-        <w:t xml:space="preserve"> parameter</w:t>
-      </w:r>
-      <w:r>
-        <w:t>s</w:t>
-      </w:r>
-      <w:r>
-        <w:t xml:space="preserve"> </w:t>
-      </w:r>
-      <w:r>
-        <w:rPr>
-          <w:position w:val="-12"/>
-        </w:rPr>
-        <w:object w:dxaOrig="279" w:dyaOrig="360" w14:anchorId="6B638826">
-          <v:shape id="_x0000_i1091" type="#_x0000_t75" style="width:14.15pt;height:18pt" o:ole="">
-            <v:imagedata r:id="rId125" o:title=""/>
-          </v:shape>
-          <o:OLEObject Type="Embed" ProgID="Equation.DSMT4" ShapeID="_x0000_i1091" DrawAspect="Content" ObjectID="_1819115767" r:id="rId126"/>
-        </w:object>
-      </w:r>
-      <w:r>
-        <w:t xml:space="preserve">as a function of </w:t>
-      </w:r>
-      <w:r>
-        <w:rPr>
-          <w:position w:val="-12"/>
-        </w:rPr>
-        <w:object w:dxaOrig="420" w:dyaOrig="360" w14:anchorId="2979C5CB">
-          <v:shape id="_x0000_i1092" type="#_x0000_t75" style="width:21.45pt;height:18.85pt" o:ole="">
-            <v:imagedata r:id="rId127" o:title=""/>
-          </v:shape>
-          <o:OLEObject Type="Embed" ProgID="Equation.DSMT4" ShapeID="_x0000_i1092" DrawAspect="Content" ObjectID="_1819115768" r:id="rId128"/>
-        </w:object>
-      </w:r>
-      <w:r>
-        <w:t xml:space="preserve"> and the observed proportions </w:t>
-      </w:r>
-      <w:r>
-        <w:rPr>
-          <w:position w:val="-12"/>
-        </w:rPr>
-        <w:object w:dxaOrig="400" w:dyaOrig="360" w14:anchorId="3FA5C367">
-          <v:shape id="_x0000_i1093" type="#_x0000_t75" style="width:20.15pt;height:18.85pt" o:ole="">
-            <v:imagedata r:id="rId129" o:title=""/>
-          </v:shape>
-          <o:OLEObject Type="Embed" ProgID="Equation.DSMT4" ShapeID="_x0000_i1093" DrawAspect="Content" ObjectID="_1819115769" r:id="rId130"/>
-        </w:object>
-      </w:r>
-      <w:r>
-        <w:t>.</w:t>
-      </w:r>
-    </w:p>
-    <w:p>
-      <w:r>
-        <w:t xml:space="preserve">The </w:t>
-      </w:r>
-      <w:r>
-        <w:t>second form is the linear</w:t>
-      </w:r>
-      <w:r>
-        <w:t xml:space="preserve"> </w:t>
-      </w:r>
-      <w:r>
-        <w:t>Dirichlet-multinomial</w:t>
-      </w:r>
-      <w:r>
-        <w:t xml:space="preserve"> negative loglikelihood </w:t>
-      </w:r>
-      <w:r>
-        <w:rPr>
-          <w:position w:val="-12"/>
-        </w:rPr>
-        <w:object w:dxaOrig="800" w:dyaOrig="360" w14:anchorId="32A162C2">
-          <v:shape id="_x0000_i1094" type="#_x0000_t75" style="width:39.85pt;height:18.85pt" o:ole="">
-            <v:imagedata r:id="rId131" o:title=""/>
-          </v:shape>
-          <o:OLEObject Type="Embed" ProgID="Equation.DSMT4" ShapeID="_x0000_i1094" DrawAspect="Content" ObjectID="_1819115770" r:id="rId132"/>
-        </w:object>
-      </w:r>
-      <w:r>
-        <w:t xml:space="preserve"> </w:t>
-      </w:r>
-      <w:r>
-        <w:t xml:space="preserve">which </w:t>
-      </w:r>
-      <w:r>
-        <w:t>is</w:t>
+      <w:r>
+        <w:tab/>
+      </w:r>
+      <w:r>
+        <w:rPr>
+          <w:position w:val="-32"/>
+        </w:rPr>
+        <w:object w:dxaOrig="7000" w:dyaOrig="800" w14:anchorId="1A70B546">
+          <v:shape id="_x0000_i1531" type="#_x0000_t75" style="width:350pt;height:40.8pt" o:ole="">
+            <v:imagedata r:id="rId156" o:title=""/>
+          </v:shape>
+          <o:OLEObject Type="Embed" ProgID="Equation.DSMT4" ShapeID="_x0000_i1531" DrawAspect="Content" ObjectID="_1820142116" r:id="rId157"/>
+        </w:object>
+      </w:r>
+    </w:p>
+    <w:p>
+      <w:r>
+        <w:t>and</w:t>
       </w:r>
     </w:p>
     <w:p>
@@ -2968,10 +3690,7 @@
         <w:fldChar w:fldCharType="begin"/>
       </w:r>
       <w:r>
-        <w:instrText xml:space="preserve"> SEQ MTEqn \c \* Arabic</w:instrText>
-      </w:r>
-      <w:r>
-        <w:instrText xml:space="preserve"> \* MERGEFORMAT </w:instrText>
+        <w:instrText xml:space="preserve"> SEQ MTEqn \c \* Arabic \* MERGEFORMAT </w:instrText>
       </w:r>
       <w:r>
         <w:fldChar w:fldCharType="separate"/>
@@ -2980,7 +3699,7 @@
         <w:rPr>
           <w:noProof/>
         </w:rPr>
-        <w:instrText>9</w:instrText>
+        <w:instrText>14</w:instrText>
       </w:r>
       <w:r>
         <w:rPr>
@@ -2995,46 +3714,18 @@
         <w:fldChar w:fldCharType="end"/>
       </w:r>
       <w:r>
-        <w:rPr>
-          <w:position w:val="-102"/>
-        </w:rPr>
-        <w:object w:dxaOrig="8640" w:dyaOrig="2160" w14:anchorId="7001A2D2">
-          <v:shape id="_x0000_i1095" type="#_x0000_t75" style="width:6in;height:109.3pt" o:ole="">
-            <v:imagedata r:id="rId133" o:title=""/>
-          </v:shape>
-          <o:OLEObject Type="Embed" ProgID="Equation.DSMT4" ShapeID="_x0000_i1095" DrawAspect="Content" ObjectID="_1819115771" r:id="rId134"/>
-        </w:object>
-      </w:r>
-    </w:p>
-    <w:p>
-      <w:r>
-        <w:t xml:space="preserve">where </w:t>
-      </w:r>
-      <w:r>
-        <w:rPr>
-          <w:position w:val="-12"/>
-        </w:rPr>
-        <w:object w:dxaOrig="1120" w:dyaOrig="360" w14:anchorId="4F6D0C46">
-          <v:shape id="_x0000_i1096" type="#_x0000_t75" style="width:56.15pt;height:18.85pt" o:ole="">
-            <v:imagedata r:id="rId135" o:title=""/>
-          </v:shape>
-          <o:OLEObject Type="Embed" ProgID="Equation.DSMT4" ShapeID="_x0000_i1096" DrawAspect="Content" ObjectID="_1819115772" r:id="rId136"/>
-        </w:object>
-      </w:r>
-      <w:r>
-        <w:t xml:space="preserve"> is the </w:t>
-      </w:r>
-      <w:r>
-        <w:t>linear</w:t>
-      </w:r>
-      <w:r>
-        <w:t xml:space="preserve"> </w:t>
-      </w:r>
-      <w:r>
-        <w:t>Dirichlet-multinomial</w:t>
-      </w:r>
-      <w:r>
-        <w:t xml:space="preserve"> weight parameter. </w:t>
+        <w:tab/>
+      </w:r>
+      <w:r>
+        <w:rPr>
+          <w:position w:val="-66"/>
+        </w:rPr>
+        <w:object w:dxaOrig="7420" w:dyaOrig="1440" w14:anchorId="70E6F619">
+          <v:shape id="_x0000_i1529" type="#_x0000_t75" style="width:370.8pt;height:73.25pt" o:ole="">
+            <v:imagedata r:id="rId158" o:title=""/>
+          </v:shape>
+          <o:OLEObject Type="Embed" ProgID="Equation.DSMT4" ShapeID="_x0000_i1529" DrawAspect="Content" ObjectID="_1820142117" r:id="rId159"/>
+        </w:object>
       </w:r>
     </w:p>
     <w:p>
@@ -3087,69 +3778,40 @@
       <w:r>
         <w:instrText>(</w:instrText>
       </w:r>
-      <w:r>
-        <w:fldChar w:fldCharType="begin"/>
-      </w:r>
-      <w:r>
-        <w:instrText xml:space="preserve"> SEQ MTSec \c \* Arabic \* MERGEF</w:instrText>
-      </w:r>
-      <w:r>
-        <w:instrText xml:space="preserve">ORMAT </w:instrText>
-      </w:r>
-      <w:r>
-        <w:fldChar w:fldCharType="separate"/>
-      </w:r>
-      <w:r>
-        <w:rPr>
-          <w:noProof/>
-        </w:rPr>
-        <w:instrText>1</w:instrText>
-      </w:r>
-      <w:r>
-        <w:rPr>
-          <w:noProof/>
-        </w:rPr>
+      <w:fldSimple w:instr=" SEQ MTSec \c \* Arabic \* MERGEFORMAT ">
+        <w:r>
+          <w:rPr>
+            <w:noProof/>
+          </w:rPr>
+          <w:instrText>1</w:instrText>
+        </w:r>
+      </w:fldSimple>
+      <w:r>
+        <w:instrText>.</w:instrText>
+      </w:r>
+      <w:fldSimple w:instr=" SEQ MTEqn \c \* Arabic \* MERGEFORMAT ">
+        <w:r>
+          <w:rPr>
+            <w:noProof/>
+          </w:rPr>
+          <w:instrText>15</w:instrText>
+        </w:r>
+      </w:fldSimple>
+      <w:r>
+        <w:instrText>)</w:instrText>
+      </w:r>
+      <w:r>
         <w:fldChar w:fldCharType="end"/>
       </w:r>
       <w:r>
-        <w:instrText>.</w:instrText>
-      </w:r>
-      <w:r>
-        <w:fldChar w:fldCharType="begin"/>
-      </w:r>
-      <w:r>
-        <w:instrText xml:space="preserve"> SEQ MTEqn \c \* Arabic \* MERGEFORMAT </w:instrText>
-      </w:r>
-      <w:r>
-        <w:fldChar w:fldCharType="separate"/>
-      </w:r>
-      <w:r>
-        <w:rPr>
-          <w:noProof/>
-        </w:rPr>
-        <w:instrText>10</w:instrText>
-      </w:r>
-      <w:r>
-        <w:rPr>
-          <w:noProof/>
-        </w:rPr>
-        <w:fldChar w:fldCharType="end"/>
-      </w:r>
-      <w:r>
-        <w:instrText>)</w:instrText>
-      </w:r>
-      <w:r>
-        <w:fldChar w:fldCharType="end"/>
-      </w:r>
-      <w:r>
         <w:rPr>
           <w:position w:val="-124"/>
         </w:rPr>
         <w:object w:dxaOrig="8520" w:dyaOrig="2600" w14:anchorId="2E8F841C">
-          <v:shape id="_x0000_i1097" type="#_x0000_t75" style="width:426.45pt;height:129.85pt" o:ole="">
-            <v:imagedata r:id="rId137" o:title=""/>
-          </v:shape>
-          <o:OLEObject Type="Embed" ProgID="Equation.DSMT4" ShapeID="_x0000_i1097" DrawAspect="Content" ObjectID="_1819115773" r:id="rId138"/>
+          <v:shape id="_x0000_i1105" type="#_x0000_t75" style="width:426.6pt;height:129.85pt" o:ole="">
+            <v:imagedata r:id="rId160" o:title=""/>
+          </v:shape>
+          <o:OLEObject Type="Embed" ProgID="Equation.DSMT4" ShapeID="_x0000_i1105" DrawAspect="Content" ObjectID="_1820142118" r:id="rId161"/>
         </w:object>
       </w:r>
       <w:r>
@@ -3160,10 +3822,10 @@
           <w:position w:val="-12"/>
         </w:rPr>
         <w:object w:dxaOrig="800" w:dyaOrig="360" w14:anchorId="038AB952">
-          <v:shape id="_x0000_i1098" type="#_x0000_t75" style="width:39.85pt;height:18.85pt" o:ole="">
-            <v:imagedata r:id="rId139" o:title=""/>
-          </v:shape>
-          <o:OLEObject Type="Embed" ProgID="Equation.DSMT4" ShapeID="_x0000_i1098" DrawAspect="Content" ObjectID="_1819115774" r:id="rId140"/>
+          <v:shape id="_x0000_i1106" type="#_x0000_t75" style="width:39.95pt;height:18.75pt" o:ole="">
+            <v:imagedata r:id="rId162" o:title=""/>
+          </v:shape>
+          <o:OLEObject Type="Embed" ProgID="Equation.DSMT4" ShapeID="_x0000_i1106" DrawAspect="Content" ObjectID="_1820142119" r:id="rId163"/>
         </w:object>
       </w:r>
       <w:r>
@@ -3174,10 +3836,10 @@
           <w:position w:val="-14"/>
         </w:rPr>
         <w:object w:dxaOrig="499" w:dyaOrig="380" w14:anchorId="7BF43A81">
-          <v:shape id="_x0000_i1099" type="#_x0000_t75" style="width:25.3pt;height:18.85pt" o:ole="">
+          <v:shape id="_x0000_i1107" type="#_x0000_t75" style="width:25.4pt;height:18.75pt" o:ole="">
             <v:imagedata r:id="rId84" o:title=""/>
           </v:shape>
-          <o:OLEObject Type="Embed" ProgID="Equation.DSMT4" ShapeID="_x0000_i1099" DrawAspect="Content" ObjectID="_1819115775" r:id="rId141"/>
+          <o:OLEObject Type="Embed" ProgID="Equation.DSMT4" ShapeID="_x0000_i1107" DrawAspect="Content" ObjectID="_1820142120" r:id="rId164"/>
         </w:object>
       </w:r>
       <w:r>
@@ -3188,10 +3850,10 @@
           <w:position w:val="-6"/>
         </w:rPr>
         <w:object w:dxaOrig="200" w:dyaOrig="279" w14:anchorId="63755E26">
-          <v:shape id="_x0000_i1100" type="#_x0000_t75" style="width:9pt;height:14.55pt" o:ole="">
-            <v:imagedata r:id="rId142" o:title=""/>
-          </v:shape>
-          <o:OLEObject Type="Embed" ProgID="Equation.DSMT4" ShapeID="_x0000_i1100" DrawAspect="Content" ObjectID="_1819115776" r:id="rId143"/>
+          <v:shape id="_x0000_i1108" type="#_x0000_t75" style="width:9.15pt;height:14.55pt" o:ole="">
+            <v:imagedata r:id="rId165" o:title=""/>
+          </v:shape>
+          <o:OLEObject Type="Embed" ProgID="Equation.DSMT4" ShapeID="_x0000_i1108" DrawAspect="Content" ObjectID="_1820142121" r:id="rId166"/>
         </w:object>
       </w:r>
       <w:r>
@@ -3205,10 +3867,10 @@
           <w:position w:val="-12"/>
         </w:rPr>
         <w:object w:dxaOrig="420" w:dyaOrig="360" w14:anchorId="28A9B83D">
-          <v:shape id="_x0000_i1101" type="#_x0000_t75" style="width:21.45pt;height:18.85pt" o:ole="">
-            <v:imagedata r:id="rId127" o:title=""/>
-          </v:shape>
-          <o:OLEObject Type="Embed" ProgID="Equation.DSMT4" ShapeID="_x0000_i1101" DrawAspect="Content" ObjectID="_1819115777" r:id="rId144"/>
+          <v:shape id="_x0000_i1109" type="#_x0000_t75" style="width:21.65pt;height:18.75pt" o:ole="">
+            <v:imagedata r:id="rId143" o:title=""/>
+          </v:shape>
+          <o:OLEObject Type="Embed" ProgID="Equation.DSMT4" ShapeID="_x0000_i1109" DrawAspect="Content" ObjectID="_1820142122" r:id="rId167"/>
         </w:object>
       </w:r>
       <w:r>
@@ -3219,10 +3881,10 @@
           <w:position w:val="-12"/>
         </w:rPr>
         <w:object w:dxaOrig="400" w:dyaOrig="360" w14:anchorId="120DCD3C">
-          <v:shape id="_x0000_i1102" type="#_x0000_t75" style="width:20.15pt;height:18.85pt" o:ole="">
-            <v:imagedata r:id="rId129" o:title=""/>
-          </v:shape>
-          <o:OLEObject Type="Embed" ProgID="Equation.DSMT4" ShapeID="_x0000_i1102" DrawAspect="Content" ObjectID="_1819115778" r:id="rId145"/>
+          <v:shape id="_x0000_i1110" type="#_x0000_t75" style="width:20pt;height:18.75pt" o:ole="">
+            <v:imagedata r:id="rId145" o:title=""/>
+          </v:shape>
+          <o:OLEObject Type="Embed" ProgID="Equation.DSMT4" ShapeID="_x0000_i1110" DrawAspect="Content" ObjectID="_1820142123" r:id="rId168"/>
         </w:object>
       </w:r>
       <w:r>
@@ -3248,7 +3910,7 @@
       <w:r>
         <w:t xml:space="preserve">Fisch, N., Camp, E., Shertzer, K., Ahrens, R. 2021. Assessing likelihoods for fitting composition data within stock assessments, with emphasis on different degrees of process and observation error. Fisheries Research, 243, 106069, </w:t>
       </w:r>
-      <w:hyperlink r:id="rId146" w:history="1">
+      <w:hyperlink r:id="rId169" w:history="1">
         <w:r>
           <w:rPr>
             <w:rStyle w:val="Hyperlink"/>
@@ -3264,7 +3926,7 @@
       <w:r>
         <w:t xml:space="preserve">Thorson, J.T., Johnson, K.F., Methot, R.D., Taylor, I.G. 2017. Model-based estimates of effective sample size in stock assessment models using the Dirichlet-multinomial distribution. Fisheries Research, 192:84-93, </w:t>
       </w:r>
-      <w:hyperlink r:id="rId147" w:history="1">
+      <w:hyperlink r:id="rId170" w:history="1">
         <w:r>
           <w:rPr>
             <w:rStyle w:val="Hyperlink"/>
@@ -3299,10 +3961,10 @@
           <w:position w:val="-14"/>
         </w:rPr>
         <w:object w:dxaOrig="480" w:dyaOrig="380" w14:anchorId="4AF50162">
-          <v:shape id="_x0000_i1103" type="#_x0000_t75" style="width:24pt;height:18.85pt" o:ole="">
-            <v:imagedata r:id="rId148" o:title=""/>
-          </v:shape>
-          <o:OLEObject Type="Embed" ProgID="Equation.DSMT4" ShapeID="_x0000_i1103" DrawAspect="Content" ObjectID="_1819115779" r:id="rId149"/>
+          <v:shape id="_x0000_i1111" type="#_x0000_t75" style="width:24.15pt;height:18.75pt" o:ole="">
+            <v:imagedata r:id="rId171" o:title=""/>
+          </v:shape>
+          <o:OLEObject Type="Embed" ProgID="Equation.DSMT4" ShapeID="_x0000_i1111" DrawAspect="Content" ObjectID="_1820142124" r:id="rId172"/>
         </w:object>
       </w:r>
       <w:r>
@@ -3326,10 +3988,10 @@
           <w:position w:val="-10"/>
         </w:rPr>
         <w:object w:dxaOrig="240" w:dyaOrig="320" w14:anchorId="3442E1A5">
-          <v:shape id="_x0000_i1104" type="#_x0000_t75" style="width:12pt;height:15.85pt" o:ole="">
-            <v:imagedata r:id="rId150" o:title=""/>
-          </v:shape>
-          <o:OLEObject Type="Embed" ProgID="Equation.DSMT4" ShapeID="_x0000_i1104" DrawAspect="Content" ObjectID="_1819115780" r:id="rId151"/>
+          <v:shape id="_x0000_i1112" type="#_x0000_t75" style="width:12.05pt;height:15.8pt" o:ole="">
+            <v:imagedata r:id="rId173" o:title=""/>
+          </v:shape>
+          <o:OLEObject Type="Embed" ProgID="Equation.DSMT4" ShapeID="_x0000_i1112" DrawAspect="Content" ObjectID="_1820142125" r:id="rId174"/>
         </w:object>
       </w:r>
       <w:r>
@@ -3340,10 +4002,10 @@
           <w:position w:val="-14"/>
         </w:rPr>
         <w:object w:dxaOrig="499" w:dyaOrig="380" w14:anchorId="04D75701">
-          <v:shape id="_x0000_i1105" type="#_x0000_t75" style="width:25.3pt;height:18.85pt" o:ole="">
-            <v:imagedata r:id="rId152" o:title=""/>
-          </v:shape>
-          <o:OLEObject Type="Embed" ProgID="Equation.DSMT4" ShapeID="_x0000_i1105" DrawAspect="Content" ObjectID="_1819115781" r:id="rId153"/>
+          <v:shape id="_x0000_i1113" type="#_x0000_t75" style="width:25.4pt;height:18.75pt" o:ole="">
+            <v:imagedata r:id="rId175" o:title=""/>
+          </v:shape>
+          <o:OLEObject Type="Embed" ProgID="Equation.DSMT4" ShapeID="_x0000_i1113" DrawAspect="Content" ObjectID="_1820142126" r:id="rId176"/>
         </w:object>
       </w:r>
       <w:r>
@@ -3372,58 +4034,32 @@
       <w:r>
         <w:instrText>(</w:instrText>
       </w:r>
-      <w:r>
-        <w:fldChar w:fldCharType="begin"/>
-      </w:r>
-      <w:r>
-        <w:instrText xml:space="preserve"> SEQ MTSec \c \* Arabic \* MERGEFORMAT </w:instrText>
-      </w:r>
-      <w:r>
-        <w:fldChar w:fldCharType="separate"/>
-      </w:r>
-      <w:r>
-        <w:rPr>
-          <w:noProof/>
-        </w:rPr>
-        <w:instrText>1</w:instrText>
-      </w:r>
-      <w:r>
-        <w:rPr>
-          <w:noProof/>
-        </w:rPr>
+      <w:fldSimple w:instr=" SEQ MTSec \c \* Arabic \* MERGEFORMAT ">
+        <w:r>
+          <w:rPr>
+            <w:noProof/>
+          </w:rPr>
+          <w:instrText>1</w:instrText>
+        </w:r>
+      </w:fldSimple>
+      <w:r>
+        <w:instrText>.</w:instrText>
+      </w:r>
+      <w:fldSimple w:instr=" SEQ MTEqn \c \* Arabic \* MERGEFORMAT ">
+        <w:r>
+          <w:rPr>
+            <w:noProof/>
+          </w:rPr>
+          <w:instrText>16</w:instrText>
+        </w:r>
+      </w:fldSimple>
+      <w:r>
+        <w:instrText>)</w:instrText>
+      </w:r>
+      <w:r>
         <w:fldChar w:fldCharType="end"/>
       </w:r>
       <w:r>
-        <w:instrText>.</w:instrText>
-      </w:r>
-      <w:r>
-        <w:fldChar w:fldCharType="begin"/>
-      </w:r>
-      <w:r>
-        <w:instrText xml:space="preserve"> SEQ MTEqn \c \* Arabic \* MERGEFORMAT </w:instrText>
-      </w:r>
-      <w:r>
-        <w:fldChar w:fldCharType="separate"/>
-      </w:r>
-      <w:r>
-        <w:rPr>
-          <w:noProof/>
-        </w:rPr>
-        <w:instrText>11</w:instrText>
-      </w:r>
-      <w:r>
-        <w:rPr>
-          <w:noProof/>
-        </w:rPr>
-        <w:fldChar w:fldCharType="end"/>
-      </w:r>
-      <w:r>
-        <w:instrText>)</w:instrText>
-      </w:r>
-      <w:r>
-        <w:fldChar w:fldCharType="end"/>
-      </w:r>
-      <w:r>
         <w:tab/>
       </w:r>
       <w:r>
@@ -3431,10 +4067,10 @@
           <w:position w:val="-32"/>
         </w:rPr>
         <w:object w:dxaOrig="2060" w:dyaOrig="720" w14:anchorId="54316F98">
-          <v:shape id="_x0000_i1106" type="#_x0000_t75" style="width:102.85pt;height:36.45pt" o:ole="">
-            <v:imagedata r:id="rId154" o:title=""/>
-          </v:shape>
-          <o:OLEObject Type="Embed" ProgID="Equation.DSMT4" ShapeID="_x0000_i1106" DrawAspect="Content" ObjectID="_1819115782" r:id="rId155"/>
+          <v:shape id="_x0000_i1114" type="#_x0000_t75" style="width:102.8pt;height:36.6pt" o:ole="">
+            <v:imagedata r:id="rId177" o:title=""/>
+          </v:shape>
+          <o:OLEObject Type="Embed" ProgID="Equation.DSMT4" ShapeID="_x0000_i1114" DrawAspect="Content" ObjectID="_1820142127" r:id="rId178"/>
         </w:object>
       </w:r>
     </w:p>
@@ -3447,10 +4083,10 @@
           <w:position w:val="-14"/>
         </w:rPr>
         <w:object w:dxaOrig="380" w:dyaOrig="380" w14:anchorId="0792F6D5">
-          <v:shape id="_x0000_i1107" type="#_x0000_t75" style="width:18.85pt;height:18.85pt" o:ole="">
-            <v:imagedata r:id="rId156" o:title=""/>
-          </v:shape>
-          <o:OLEObject Type="Embed" ProgID="Equation.DSMT4" ShapeID="_x0000_i1107" DrawAspect="Content" ObjectID="_1819115783" r:id="rId157"/>
+          <v:shape id="_x0000_i1115" type="#_x0000_t75" style="width:18.75pt;height:18.75pt" o:ole="">
+            <v:imagedata r:id="rId179" o:title=""/>
+          </v:shape>
+          <o:OLEObject Type="Embed" ProgID="Equation.DSMT4" ShapeID="_x0000_i1115" DrawAspect="Content" ObjectID="_1820142128" r:id="rId180"/>
         </w:object>
       </w:r>
       <w:r>
@@ -3479,61 +4115,32 @@
       <w:r>
         <w:instrText>(</w:instrText>
       </w:r>
-      <w:r>
-        <w:fldChar w:fldCharType="begin"/>
-      </w:r>
-      <w:r>
-        <w:instrText xml:space="preserve"> SEQ MTSec \c \* Arabic \* MERGEFORMAT </w:instrText>
-      </w:r>
-      <w:r>
-        <w:fldChar w:fldCharType="separate"/>
-      </w:r>
-      <w:r>
-        <w:rPr>
-          <w:noProof/>
-        </w:rPr>
-        <w:instrText>1</w:instrText>
-      </w:r>
-      <w:r>
-        <w:rPr>
-          <w:noProof/>
-        </w:rPr>
+      <w:fldSimple w:instr=" SEQ MTSec \c \* Arabic \* MERGEFORMAT ">
+        <w:r>
+          <w:rPr>
+            <w:noProof/>
+          </w:rPr>
+          <w:instrText>1</w:instrText>
+        </w:r>
+      </w:fldSimple>
+      <w:r>
+        <w:instrText>.</w:instrText>
+      </w:r>
+      <w:fldSimple w:instr=" SEQ MTEqn \c \* Arabic \* MERGEFORMAT ">
+        <w:r>
+          <w:rPr>
+            <w:noProof/>
+          </w:rPr>
+          <w:instrText>17</w:instrText>
+        </w:r>
+      </w:fldSimple>
+      <w:r>
+        <w:instrText>)</w:instrText>
+      </w:r>
+      <w:r>
         <w:fldChar w:fldCharType="end"/>
       </w:r>
       <w:r>
-        <w:instrText>.</w:instrText>
-      </w:r>
-      <w:r>
-        <w:fldChar w:fldCharType="begin"/>
-      </w:r>
-      <w:r>
-        <w:instrText xml:space="preserve"> SEQ MTEqn </w:instrText>
-      </w:r>
-      <w:r>
-        <w:instrText xml:space="preserve">\c \* Arabic \* MERGEFORMAT </w:instrText>
-      </w:r>
-      <w:r>
-        <w:fldChar w:fldCharType="separate"/>
-      </w:r>
-      <w:r>
-        <w:rPr>
-          <w:noProof/>
-        </w:rPr>
-        <w:instrText>12</w:instrText>
-      </w:r>
-      <w:r>
-        <w:rPr>
-          <w:noProof/>
-        </w:rPr>
-        <w:fldChar w:fldCharType="end"/>
-      </w:r>
-      <w:r>
-        <w:instrText>)</w:instrText>
-      </w:r>
-      <w:r>
-        <w:fldChar w:fldCharType="end"/>
-      </w:r>
-      <w:r>
         <w:tab/>
       </w:r>
       <w:r>
@@ -3541,10 +4148,10 @@
           <w:position w:val="-32"/>
         </w:rPr>
         <w:object w:dxaOrig="3200" w:dyaOrig="720" w14:anchorId="2C141056">
-          <v:shape id="_x0000_i1108" type="#_x0000_t75" style="width:159.85pt;height:36.45pt" o:ole="">
-            <v:imagedata r:id="rId158" o:title=""/>
-          </v:shape>
-          <o:OLEObject Type="Embed" ProgID="Equation.DSMT4" ShapeID="_x0000_i1108" DrawAspect="Content" ObjectID="_1819115784" r:id="rId159"/>
+          <v:shape id="_x0000_i1116" type="#_x0000_t75" style="width:159.8pt;height:36.6pt" o:ole="">
+            <v:imagedata r:id="rId181" o:title=""/>
+          </v:shape>
+          <o:OLEObject Type="Embed" ProgID="Equation.DSMT4" ShapeID="_x0000_i1116" DrawAspect="Content" ObjectID="_1820142129" r:id="rId182"/>
         </w:object>
       </w:r>
     </w:p>
@@ -3575,7 +4182,7 @@
                     <pic:cNvPicPr/>
                   </pic:nvPicPr>
                   <pic:blipFill>
-                    <a:blip r:embed="rId160" cstate="print">
+                    <a:blip r:embed="rId183" cstate="print">
                       <a:extLst>
                         <a:ext uri="{28A0092B-C50C-407E-A947-70E740481C1C}">
                           <a14:useLocalDpi xmlns:a14="http://schemas.microsoft.com/office/drawing/2010/main" val="0"/>
@@ -3612,10 +4219,10 @@
           <w:position w:val="-14"/>
         </w:rPr>
         <w:object w:dxaOrig="480" w:dyaOrig="380" w14:anchorId="18C38D9C">
-          <v:shape id="_x0000_i1109" type="#_x0000_t75" style="width:24pt;height:18.85pt" o:ole="">
-            <v:imagedata r:id="rId148" o:title=""/>
-          </v:shape>
-          <o:OLEObject Type="Embed" ProgID="Equation.DSMT4" ShapeID="_x0000_i1109" DrawAspect="Content" ObjectID="_1819115785" r:id="rId161"/>
+          <v:shape id="_x0000_i1117" type="#_x0000_t75" style="width:24.15pt;height:18.75pt" o:ole="">
+            <v:imagedata r:id="rId171" o:title=""/>
+          </v:shape>
+          <o:OLEObject Type="Embed" ProgID="Equation.DSMT4" ShapeID="_x0000_i1117" DrawAspect="Content" ObjectID="_1820142130" r:id="rId184"/>
         </w:object>
       </w:r>
       <w:r>
@@ -3654,58 +4261,32 @@
       <w:r>
         <w:instrText>(</w:instrText>
       </w:r>
-      <w:r>
-        <w:fldChar w:fldCharType="begin"/>
-      </w:r>
-      <w:r>
-        <w:instrText xml:space="preserve"> SEQ MTSec \c \* Arabic \* MERGEFORMAT </w:instrText>
-      </w:r>
-      <w:r>
-        <w:fldChar w:fldCharType="separate"/>
-      </w:r>
-      <w:r>
-        <w:rPr>
-          <w:noProof/>
-        </w:rPr>
-        <w:instrText>1</w:instrText>
-      </w:r>
-      <w:r>
-        <w:rPr>
-          <w:noProof/>
-        </w:rPr>
+      <w:fldSimple w:instr=" SEQ MTSec \c \* Arabic \* MERGEFORMAT ">
+        <w:r>
+          <w:rPr>
+            <w:noProof/>
+          </w:rPr>
+          <w:instrText>1</w:instrText>
+        </w:r>
+      </w:fldSimple>
+      <w:r>
+        <w:instrText>.</w:instrText>
+      </w:r>
+      <w:fldSimple w:instr=" SEQ MTEqn \c \* Arabic \* MERGEFORMAT ">
+        <w:r>
+          <w:rPr>
+            <w:noProof/>
+          </w:rPr>
+          <w:instrText>18</w:instrText>
+        </w:r>
+      </w:fldSimple>
+      <w:r>
+        <w:instrText>)</w:instrText>
+      </w:r>
+      <w:r>
         <w:fldChar w:fldCharType="end"/>
       </w:r>
       <w:r>
-        <w:instrText>.</w:instrText>
-      </w:r>
-      <w:r>
-        <w:fldChar w:fldCharType="begin"/>
-      </w:r>
-      <w:r>
-        <w:instrText xml:space="preserve"> SEQ MTEqn \c \* Arabic \* MERGEFORMAT </w:instrText>
-      </w:r>
-      <w:r>
-        <w:fldChar w:fldCharType="separate"/>
-      </w:r>
-      <w:r>
-        <w:rPr>
-          <w:noProof/>
-        </w:rPr>
-        <w:instrText>13</w:instrText>
-      </w:r>
-      <w:r>
-        <w:rPr>
-          <w:noProof/>
-        </w:rPr>
-        <w:fldChar w:fldCharType="end"/>
-      </w:r>
-      <w:r>
-        <w:instrText>)</w:instrText>
-      </w:r>
-      <w:r>
-        <w:fldChar w:fldCharType="end"/>
-      </w:r>
-      <w:r>
         <w:tab/>
       </w:r>
       <w:r>
@@ -3713,10 +4294,10 @@
           <w:position w:val="-24"/>
         </w:rPr>
         <w:object w:dxaOrig="1640" w:dyaOrig="639" w14:anchorId="211C4F66">
-          <v:shape id="_x0000_i1110" type="#_x0000_t75" style="width:81pt;height:32.15pt" o:ole="">
-            <v:imagedata r:id="rId162" o:title=""/>
-          </v:shape>
-          <o:OLEObject Type="Embed" ProgID="Equation.DSMT4" ShapeID="_x0000_i1110" DrawAspect="Content" ObjectID="_1819115786" r:id="rId163"/>
+          <v:shape id="_x0000_i1118" type="#_x0000_t75" style="width:81.15pt;height:32.05pt" o:ole="">
+            <v:imagedata r:id="rId185" o:title=""/>
+          </v:shape>
+          <o:OLEObject Type="Embed" ProgID="Equation.DSMT4" ShapeID="_x0000_i1118" DrawAspect="Content" ObjectID="_1820142131" r:id="rId186"/>
         </w:object>
       </w:r>
     </w:p>
@@ -3740,10 +4321,10 @@
           <w:position w:val="-14"/>
         </w:rPr>
         <w:object w:dxaOrig="380" w:dyaOrig="380" w14:anchorId="561EB899">
-          <v:shape id="_x0000_i1111" type="#_x0000_t75" style="width:18.85pt;height:18.85pt" o:ole="">
-            <v:imagedata r:id="rId164" o:title=""/>
-          </v:shape>
-          <o:OLEObject Type="Embed" ProgID="Equation.DSMT4" ShapeID="_x0000_i1111" DrawAspect="Content" ObjectID="_1819115787" r:id="rId165"/>
+          <v:shape id="_x0000_i1119" type="#_x0000_t75" style="width:18.75pt;height:18.75pt" o:ole="">
+            <v:imagedata r:id="rId187" o:title=""/>
+          </v:shape>
+          <o:OLEObject Type="Embed" ProgID="Equation.DSMT4" ShapeID="_x0000_i1119" DrawAspect="Content" ObjectID="_1820142132" r:id="rId188"/>
         </w:object>
       </w:r>
       <w:r>
@@ -3772,85 +4353,59 @@
       <w:r>
         <w:instrText>(</w:instrText>
       </w:r>
-      <w:r>
-        <w:fldChar w:fldCharType="begin"/>
-      </w:r>
-      <w:r>
-        <w:instrText xml:space="preserve"> SEQ MTSec \c \* Arabic \* MERGEFORMAT </w:instrText>
-      </w:r>
-      <w:r>
-        <w:fldChar w:fldCharType="separate"/>
-      </w:r>
+      <w:fldSimple w:instr=" SEQ MTSec \c \* Arabic \* MERGEFORMAT ">
+        <w:r>
+          <w:rPr>
+            <w:noProof/>
+          </w:rPr>
+          <w:instrText>1</w:instrText>
+        </w:r>
+      </w:fldSimple>
+      <w:r>
+        <w:instrText>.</w:instrText>
+      </w:r>
+      <w:fldSimple w:instr=" SEQ MTEqn \c \* Arabic \* MERGEFORMAT ">
+        <w:r>
+          <w:rPr>
+            <w:noProof/>
+          </w:rPr>
+          <w:instrText>19</w:instrText>
+        </w:r>
+      </w:fldSimple>
+      <w:r>
+        <w:instrText>)</w:instrText>
+      </w:r>
+      <w:r>
+        <w:fldChar w:fldCharType="end"/>
+      </w:r>
+      <w:r>
+        <w:tab/>
+      </w:r>
+      <w:r>
+        <w:rPr>
+          <w:position w:val="-28"/>
+        </w:rPr>
+        <w:object w:dxaOrig="2799" w:dyaOrig="680" w14:anchorId="739C966D">
+          <v:shape id="_x0000_i1120" type="#_x0000_t75" style="width:139.85pt;height:34.55pt" o:ole="">
+            <v:imagedata r:id="rId189" o:title=""/>
+          </v:shape>
+          <o:OLEObject Type="Embed" ProgID="Equation.DSMT4" ShapeID="_x0000_i1120" DrawAspect="Content" ObjectID="_1820142133" r:id="rId190"/>
+        </w:object>
+      </w:r>
+    </w:p>
+    <w:p/>
+    <w:p>
+      <w:r>
+        <w:t>Here is a contour plot of the effective sample size function for the linear Dirichlet Multinomial.</w:t>
+      </w:r>
+    </w:p>
+    <w:p>
       <w:r>
         <w:rPr>
           <w:noProof/>
         </w:rPr>
-        <w:instrText>1</w:instrText>
-      </w:r>
-      <w:r>
-        <w:rPr>
-          <w:noProof/>
-        </w:rPr>
-        <w:fldChar w:fldCharType="end"/>
-      </w:r>
-      <w:r>
-        <w:instrText>.</w:instrText>
-      </w:r>
-      <w:r>
-        <w:fldChar w:fldCharType="begin"/>
-      </w:r>
-      <w:r>
-        <w:instrText xml:space="preserve"> SEQ MTEqn \c \* Arabic \* MERGEFORMAT </w:instrText>
-      </w:r>
-      <w:r>
-        <w:fldChar w:fldCharType="separate"/>
-      </w:r>
-      <w:r>
-        <w:rPr>
-          <w:noProof/>
-        </w:rPr>
-        <w:instrText>14</w:instrText>
-      </w:r>
-      <w:r>
-        <w:rPr>
-          <w:noProof/>
-        </w:rPr>
-        <w:fldChar w:fldCharType="end"/>
-      </w:r>
-      <w:r>
-        <w:instrText>)</w:instrText>
-      </w:r>
-      <w:r>
-        <w:fldChar w:fldCharType="end"/>
-      </w:r>
-      <w:r>
-        <w:tab/>
-      </w:r>
-      <w:r>
-        <w:rPr>
-          <w:position w:val="-28"/>
-        </w:rPr>
-        <w:object w:dxaOrig="2799" w:dyaOrig="680" w14:anchorId="739C966D">
-          <v:shape id="_x0000_i1112" type="#_x0000_t75" style="width:139.7pt;height:34.7pt" o:ole="">
-            <v:imagedata r:id="rId166" o:title=""/>
-          </v:shape>
-          <o:OLEObject Type="Embed" ProgID="Equation.DSMT4" ShapeID="_x0000_i1112" DrawAspect="Content" ObjectID="_1819115788" r:id="rId167"/>
-        </w:object>
-      </w:r>
-    </w:p>
-    <w:p/>
-    <w:p>
-      <w:r>
-        <w:t>Here is a contour plot of the effective sample size function for the linear Dirichlet Multinomial.</w:t>
-      </w:r>
-    </w:p>
-    <w:p>
-      <w:r>
-        <w:rPr>
-          <w:noProof/>
-        </w:rPr>
         <w:drawing>
-          <wp:inline distT="0" distB="0" distL="0" distR="0" wp14:anchorId="020E39AA" wp14:editId="4F283361">
+          <wp:inline distT="0" distB="0" distL="0" distR="0" wp14:anchorId="020E39AA" wp14:editId="28E52234">
             <wp:extent cx="5486411" cy="4572009"/>
             <wp:effectExtent l="0" t="0" r="0" b="0"/>
             <wp:docPr id="3" name="Picture 3"/>
@@ -3865,7 +4420,7 @@
                     <pic:cNvPicPr/>
                   </pic:nvPicPr>
                   <pic:blipFill>
-                    <a:blip r:embed="rId168" cstate="print">
+                    <a:blip r:embed="rId191" cstate="print">
                       <a:extLst>
                         <a:ext uri="{28A0092B-C50C-407E-A947-70E740481C1C}">
                           <a14:useLocalDpi xmlns:a14="http://schemas.microsoft.com/office/drawing/2010/main" val="0"/>
@@ -3917,10 +4472,10 @@
           <w:position w:val="-14"/>
         </w:rPr>
         <w:object w:dxaOrig="480" w:dyaOrig="380" w14:anchorId="5943D36D">
-          <v:shape id="_x0000_i1113" type="#_x0000_t75" style="width:24pt;height:18.85pt" o:ole="">
-            <v:imagedata r:id="rId148" o:title=""/>
-          </v:shape>
-          <o:OLEObject Type="Embed" ProgID="Equation.DSMT4" ShapeID="_x0000_i1113" DrawAspect="Content" ObjectID="_1819115789" r:id="rId169"/>
+          <v:shape id="_x0000_i1121" type="#_x0000_t75" style="width:24.15pt;height:18.75pt" o:ole="">
+            <v:imagedata r:id="rId171" o:title=""/>
+          </v:shape>
+          <o:OLEObject Type="Embed" ProgID="Equation.DSMT4" ShapeID="_x0000_i1121" DrawAspect="Content" ObjectID="_1820142134" r:id="rId192"/>
         </w:object>
       </w:r>
       <w:r>
@@ -3949,61 +4504,32 @@
       <w:r>
         <w:instrText>(</w:instrText>
       </w:r>
-      <w:r>
-        <w:fldChar w:fldCharType="begin"/>
-      </w:r>
-      <w:r>
-        <w:instrText xml:space="preserve"> SEQ MTSec \c \* Arabic \* MERGEFORMAT </w:instrText>
-      </w:r>
-      <w:r>
-        <w:fldChar w:fldCharType="separate"/>
-      </w:r>
-      <w:r>
-        <w:rPr>
-          <w:noProof/>
-        </w:rPr>
-        <w:instrText>1</w:instrText>
-      </w:r>
-      <w:r>
-        <w:rPr>
-          <w:noProof/>
-        </w:rPr>
+      <w:fldSimple w:instr=" SEQ MTSec \c \* Arabic \* MERGEFORMAT ">
+        <w:r>
+          <w:rPr>
+            <w:noProof/>
+          </w:rPr>
+          <w:instrText>1</w:instrText>
+        </w:r>
+      </w:fldSimple>
+      <w:r>
+        <w:instrText>.</w:instrText>
+      </w:r>
+      <w:fldSimple w:instr=" SEQ MTEqn \c \* Arabic \* MERGEFORMAT ">
+        <w:r>
+          <w:rPr>
+            <w:noProof/>
+          </w:rPr>
+          <w:instrText>20</w:instrText>
+        </w:r>
+      </w:fldSimple>
+      <w:r>
+        <w:instrText>)</w:instrText>
+      </w:r>
+      <w:r>
         <w:fldChar w:fldCharType="end"/>
       </w:r>
       <w:r>
-        <w:instrText>.</w:instrText>
-      </w:r>
-      <w:r>
-        <w:fldChar w:fldCharType="begin"/>
-      </w:r>
-      <w:r>
-        <w:instrText xml:space="preserve"> SEQ MTEqn \c \* Arabic \* M</w:instrText>
-      </w:r>
-      <w:r>
-        <w:instrText xml:space="preserve">ERGEFORMAT </w:instrText>
-      </w:r>
-      <w:r>
-        <w:fldChar w:fldCharType="separate"/>
-      </w:r>
-      <w:r>
-        <w:rPr>
-          <w:noProof/>
-        </w:rPr>
-        <w:instrText>15</w:instrText>
-      </w:r>
-      <w:r>
-        <w:rPr>
-          <w:noProof/>
-        </w:rPr>
-        <w:fldChar w:fldCharType="end"/>
-      </w:r>
-      <w:r>
-        <w:instrText>)</w:instrText>
-      </w:r>
-      <w:r>
-        <w:fldChar w:fldCharType="end"/>
-      </w:r>
-      <w:r>
         <w:tab/>
       </w:r>
       <w:r>
@@ -4011,10 +4537,10 @@
           <w:position w:val="-36"/>
         </w:rPr>
         <w:object w:dxaOrig="6399" w:dyaOrig="780" w14:anchorId="1A12D1F2">
-          <v:shape id="_x0000_i1114" type="#_x0000_t75" style="width:320.15pt;height:39.85pt" o:ole="">
-            <v:imagedata r:id="rId170" o:title=""/>
-          </v:shape>
-          <o:OLEObject Type="Embed" ProgID="Equation.DSMT4" ShapeID="_x0000_i1114" DrawAspect="Content" ObjectID="_1819115790" r:id="rId171"/>
+          <v:shape id="_x0000_i1122" type="#_x0000_t75" style="width:320.45pt;height:39.95pt" o:ole="">
+            <v:imagedata r:id="rId193" o:title=""/>
+          </v:shape>
+          <o:OLEObject Type="Embed" ProgID="Equation.DSMT4" ShapeID="_x0000_i1122" DrawAspect="Content" ObjectID="_1820142135" r:id="rId194"/>
         </w:object>
       </w:r>
     </w:p>
@@ -4030,10 +4556,10 @@
           <w:position w:val="-14"/>
         </w:rPr>
         <w:object w:dxaOrig="1540" w:dyaOrig="400" w14:anchorId="5F0CE01E">
-          <v:shape id="_x0000_i1115" type="#_x0000_t75" style="width:77.55pt;height:20.15pt" o:ole="">
-            <v:imagedata r:id="rId172" o:title=""/>
-          </v:shape>
-          <o:OLEObject Type="Embed" ProgID="Equation.DSMT4" ShapeID="_x0000_i1115" DrawAspect="Content" ObjectID="_1819115791" r:id="rId173"/>
+          <v:shape id="_x0000_i1123" type="#_x0000_t75" style="width:77.4pt;height:20pt" o:ole="">
+            <v:imagedata r:id="rId195" o:title=""/>
+          </v:shape>
+          <o:OLEObject Type="Embed" ProgID="Equation.DSMT4" ShapeID="_x0000_i1123" DrawAspect="Content" ObjectID="_1820142136" r:id="rId196"/>
         </w:object>
       </w:r>
       <w:r>
@@ -4044,10 +4570,10 @@
           <w:position w:val="-14"/>
         </w:rPr>
         <w:object w:dxaOrig="380" w:dyaOrig="380" w14:anchorId="0BFEC960">
-          <v:shape id="_x0000_i1116" type="#_x0000_t75" style="width:18.85pt;height:18.85pt" o:ole="">
-            <v:imagedata r:id="rId174" o:title=""/>
-          </v:shape>
-          <o:OLEObject Type="Embed" ProgID="Equation.DSMT4" ShapeID="_x0000_i1116" DrawAspect="Content" ObjectID="_1819115792" r:id="rId175"/>
+          <v:shape id="_x0000_i1124" type="#_x0000_t75" style="width:18.75pt;height:18.75pt" o:ole="">
+            <v:imagedata r:id="rId197" o:title=""/>
+          </v:shape>
+          <o:OLEObject Type="Embed" ProgID="Equation.DSMT4" ShapeID="_x0000_i1124" DrawAspect="Content" ObjectID="_1820142137" r:id="rId198"/>
         </w:object>
       </w:r>
       <w:r>
@@ -4058,10 +4584,10 @@
           <w:position w:val="-14"/>
         </w:rPr>
         <w:object w:dxaOrig="540" w:dyaOrig="400" w14:anchorId="48801F9F">
-          <v:shape id="_x0000_i1117" type="#_x0000_t75" style="width:26.55pt;height:20.15pt" o:ole="">
-            <v:imagedata r:id="rId176" o:title=""/>
-          </v:shape>
-          <o:OLEObject Type="Embed" ProgID="Equation.DSMT4" ShapeID="_x0000_i1117" DrawAspect="Content" ObjectID="_1819115793" r:id="rId177"/>
+          <v:shape id="_x0000_i1125" type="#_x0000_t75" style="width:26.65pt;height:20pt" o:ole="">
+            <v:imagedata r:id="rId199" o:title=""/>
+          </v:shape>
+          <o:OLEObject Type="Embed" ProgID="Equation.DSMT4" ShapeID="_x0000_i1125" DrawAspect="Content" ObjectID="_1820142138" r:id="rId200"/>
         </w:object>
       </w:r>
       <w:r>
@@ -4090,58 +4616,32 @@
       <w:r>
         <w:instrText>(</w:instrText>
       </w:r>
-      <w:r>
-        <w:fldChar w:fldCharType="begin"/>
-      </w:r>
-      <w:r>
-        <w:instrText xml:space="preserve"> SEQ MTSec \c \* Arabic \* MERGEFORMAT </w:instrText>
-      </w:r>
-      <w:r>
-        <w:fldChar w:fldCharType="separate"/>
-      </w:r>
-      <w:r>
-        <w:rPr>
-          <w:noProof/>
-        </w:rPr>
-        <w:instrText>1</w:instrText>
-      </w:r>
-      <w:r>
-        <w:rPr>
-          <w:noProof/>
-        </w:rPr>
+      <w:fldSimple w:instr=" SEQ MTSec \c \* Arabic \* MERGEFORMAT ">
+        <w:r>
+          <w:rPr>
+            <w:noProof/>
+          </w:rPr>
+          <w:instrText>1</w:instrText>
+        </w:r>
+      </w:fldSimple>
+      <w:r>
+        <w:instrText>.</w:instrText>
+      </w:r>
+      <w:fldSimple w:instr=" SEQ MTEqn \c \* Arabic \* MERGEFORMAT ">
+        <w:r>
+          <w:rPr>
+            <w:noProof/>
+          </w:rPr>
+          <w:instrText>21</w:instrText>
+        </w:r>
+      </w:fldSimple>
+      <w:r>
+        <w:instrText>)</w:instrText>
+      </w:r>
+      <w:r>
         <w:fldChar w:fldCharType="end"/>
       </w:r>
       <w:r>
-        <w:instrText>.</w:instrText>
-      </w:r>
-      <w:r>
-        <w:fldChar w:fldCharType="begin"/>
-      </w:r>
-      <w:r>
-        <w:instrText xml:space="preserve"> SEQ MTEqn \c \* Arabic \* MERGEFORMAT </w:instrText>
-      </w:r>
-      <w:r>
-        <w:fldChar w:fldCharType="separate"/>
-      </w:r>
-      <w:r>
-        <w:rPr>
-          <w:noProof/>
-        </w:rPr>
-        <w:instrText>16</w:instrText>
-      </w:r>
-      <w:r>
-        <w:rPr>
-          <w:noProof/>
-        </w:rPr>
-        <w:fldChar w:fldCharType="end"/>
-      </w:r>
-      <w:r>
-        <w:instrText>)</w:instrText>
-      </w:r>
-      <w:r>
-        <w:fldChar w:fldCharType="end"/>
-      </w:r>
-      <w:r>
         <w:tab/>
       </w:r>
       <w:r>
@@ -4149,10 +4649,10 @@
           <w:position w:val="-72"/>
         </w:rPr>
         <w:object w:dxaOrig="6340" w:dyaOrig="1560" w14:anchorId="7649F5FE">
-          <v:shape id="_x0000_i1118" type="#_x0000_t75" style="width:317.15pt;height:78.45pt" o:ole="">
-            <v:imagedata r:id="rId178" o:title=""/>
-          </v:shape>
-          <o:OLEObject Type="Embed" ProgID="Equation.DSMT4" ShapeID="_x0000_i1118" DrawAspect="Content" ObjectID="_1819115794" r:id="rId179"/>
+          <v:shape id="_x0000_i1126" type="#_x0000_t75" style="width:317.15pt;height:78.65pt" o:ole="">
+            <v:imagedata r:id="rId201" o:title=""/>
+          </v:shape>
+          <o:OLEObject Type="Embed" ProgID="Equation.DSMT4" ShapeID="_x0000_i1126" DrawAspect="Content" ObjectID="_1820142139" r:id="rId202"/>
         </w:object>
       </w:r>
     </w:p>
@@ -4176,10 +4676,10 @@
           <w:position w:val="-6"/>
         </w:rPr>
         <w:object w:dxaOrig="700" w:dyaOrig="279" w14:anchorId="0E6F0C4F">
-          <v:shape id="_x0000_i1119" type="#_x0000_t75" style="width:34.7pt;height:14.55pt" o:ole="">
-            <v:imagedata r:id="rId180" o:title=""/>
-          </v:shape>
-          <o:OLEObject Type="Embed" ProgID="Equation.DSMT4" ShapeID="_x0000_i1119" DrawAspect="Content" ObjectID="_1819115795" r:id="rId181"/>
+          <v:shape id="_x0000_i1127" type="#_x0000_t75" style="width:34.55pt;height:14.55pt" o:ole="">
+            <v:imagedata r:id="rId203" o:title=""/>
+          </v:shape>
+          <o:OLEObject Type="Embed" ProgID="Equation.DSMT4" ShapeID="_x0000_i1127" DrawAspect="Content" ObjectID="_1820142140" r:id="rId204"/>
         </w:object>
       </w:r>
       <w:r>
@@ -4190,10 +4690,10 @@
           <w:position w:val="-14"/>
         </w:rPr>
         <w:object w:dxaOrig="1540" w:dyaOrig="400" w14:anchorId="5537F011">
-          <v:shape id="_x0000_i1120" type="#_x0000_t75" style="width:77.55pt;height:20.15pt" o:ole="">
-            <v:imagedata r:id="rId182" o:title=""/>
-          </v:shape>
-          <o:OLEObject Type="Embed" ProgID="Equation.DSMT4" ShapeID="_x0000_i1120" DrawAspect="Content" ObjectID="_1819115796" r:id="rId183"/>
+          <v:shape id="_x0000_i1128" type="#_x0000_t75" style="width:77.4pt;height:20pt" o:ole="">
+            <v:imagedata r:id="rId205" o:title=""/>
+          </v:shape>
+          <o:OLEObject Type="Embed" ProgID="Equation.DSMT4" ShapeID="_x0000_i1128" DrawAspect="Content" ObjectID="_1820142141" r:id="rId206"/>
         </w:object>
       </w:r>
       <w:r>
@@ -4207,10 +4707,10 @@
           <w:position w:val="-14"/>
         </w:rPr>
         <w:object w:dxaOrig="460" w:dyaOrig="380" w14:anchorId="1A1B7DC4">
-          <v:shape id="_x0000_i1121" type="#_x0000_t75" style="width:22.3pt;height:18.85pt" o:ole="">
-            <v:imagedata r:id="rId184" o:title=""/>
-          </v:shape>
-          <o:OLEObject Type="Embed" ProgID="Equation.DSMT4" ShapeID="_x0000_i1121" DrawAspect="Content" ObjectID="_1819115797" r:id="rId185"/>
+          <v:shape id="_x0000_i1129" type="#_x0000_t75" style="width:22.45pt;height:18.75pt" o:ole="">
+            <v:imagedata r:id="rId207" o:title=""/>
+          </v:shape>
+          <o:OLEObject Type="Embed" ProgID="Equation.DSMT4" ShapeID="_x0000_i1129" DrawAspect="Content" ObjectID="_1820142142" r:id="rId208"/>
         </w:object>
       </w:r>
       <w:r>
@@ -4228,7 +4728,15 @@
     <w:p>
       <w:r>
         <w:lastRenderedPageBreak/>
-        <w:t>Here is a plot showing the saddlepoint.</w:t>
+        <w:t xml:space="preserve">Here is a plot showing the </w:t>
+      </w:r>
+      <w:proofErr w:type="spellStart"/>
+      <w:r>
+        <w:t>saddlepoint</w:t>
+      </w:r>
+      <w:proofErr w:type="spellEnd"/>
+      <w:r>
+        <w:t>.</w:t>
       </w:r>
     </w:p>
     <w:p>
@@ -4252,7 +4760,7 @@
                     <pic:cNvPicPr/>
                   </pic:nvPicPr>
                   <pic:blipFill>
-                    <a:blip r:embed="rId186" cstate="print">
+                    <a:blip r:embed="rId209" cstate="print">
                       <a:extLst>
                         <a:ext uri="{28A0092B-C50C-407E-A947-70E740481C1C}">
                           <a14:useLocalDpi xmlns:a14="http://schemas.microsoft.com/office/drawing/2010/main" val="0"/>
@@ -4317,7 +4825,7 @@
                     <pic:cNvPicPr/>
                   </pic:nvPicPr>
                   <pic:blipFill>
-                    <a:blip r:embed="rId187" cstate="print">
+                    <a:blip r:embed="rId210" cstate="print">
                       <a:extLst>
                         <a:ext uri="{28A0092B-C50C-407E-A947-70E740481C1C}">
                           <a14:useLocalDpi xmlns:a14="http://schemas.microsoft.com/office/drawing/2010/main" val="0"/>
@@ -4359,10 +4867,10 @@
           <w:position w:val="-14"/>
         </w:rPr>
         <w:object w:dxaOrig="460" w:dyaOrig="380" w14:anchorId="5E018CF2">
-          <v:shape id="_x0000_i1122" type="#_x0000_t75" style="width:22.3pt;height:18.85pt" o:ole="">
-            <v:imagedata r:id="rId184" o:title=""/>
-          </v:shape>
-          <o:OLEObject Type="Embed" ProgID="Equation.DSMT4" ShapeID="_x0000_i1122" DrawAspect="Content" ObjectID="_1819115798" r:id="rId188"/>
+          <v:shape id="_x0000_i1130" type="#_x0000_t75" style="width:22.45pt;height:18.75pt" o:ole="">
+            <v:imagedata r:id="rId207" o:title=""/>
+          </v:shape>
+          <o:OLEObject Type="Embed" ProgID="Equation.DSMT4" ShapeID="_x0000_i1130" DrawAspect="Content" ObjectID="_1820142143" r:id="rId211"/>
         </w:object>
       </w:r>
       <w:r>
@@ -4394,58 +4902,32 @@
       <w:r>
         <w:instrText>(</w:instrText>
       </w:r>
-      <w:r>
-        <w:fldChar w:fldCharType="begin"/>
-      </w:r>
-      <w:r>
-        <w:instrText xml:space="preserve"> SEQ MTSec \c \* Arabic \* MERGEFORMAT </w:instrText>
-      </w:r>
-      <w:r>
-        <w:fldChar w:fldCharType="separate"/>
-      </w:r>
-      <w:r>
-        <w:rPr>
-          <w:noProof/>
-        </w:rPr>
-        <w:instrText>1</w:instrText>
-      </w:r>
-      <w:r>
-        <w:rPr>
-          <w:noProof/>
-        </w:rPr>
+      <w:fldSimple w:instr=" SEQ MTSec \c \* Arabic \* MERGEFORMAT ">
+        <w:r>
+          <w:rPr>
+            <w:noProof/>
+          </w:rPr>
+          <w:instrText>1</w:instrText>
+        </w:r>
+      </w:fldSimple>
+      <w:r>
+        <w:instrText>.</w:instrText>
+      </w:r>
+      <w:fldSimple w:instr=" SEQ MTEqn \c \* Arabic \* MERGEFORMAT ">
+        <w:r>
+          <w:rPr>
+            <w:noProof/>
+          </w:rPr>
+          <w:instrText>22</w:instrText>
+        </w:r>
+      </w:fldSimple>
+      <w:r>
+        <w:instrText>)</w:instrText>
+      </w:r>
+      <w:r>
         <w:fldChar w:fldCharType="end"/>
       </w:r>
       <w:r>
-        <w:instrText>.</w:instrText>
-      </w:r>
-      <w:r>
-        <w:fldChar w:fldCharType="begin"/>
-      </w:r>
-      <w:r>
-        <w:instrText xml:space="preserve"> SEQ MTEqn \c \* Arabic \* MERGEFORMAT </w:instrText>
-      </w:r>
-      <w:r>
-        <w:fldChar w:fldCharType="separate"/>
-      </w:r>
-      <w:r>
-        <w:rPr>
-          <w:noProof/>
-        </w:rPr>
-        <w:instrText>17</w:instrText>
-      </w:r>
-      <w:r>
-        <w:rPr>
-          <w:noProof/>
-        </w:rPr>
-        <w:fldChar w:fldCharType="end"/>
-      </w:r>
-      <w:r>
-        <w:instrText>)</w:instrText>
-      </w:r>
-      <w:r>
-        <w:fldChar w:fldCharType="end"/>
-      </w:r>
-      <w:r>
         <w:tab/>
       </w:r>
       <w:r>
@@ -4453,10 +4935,10 @@
           <w:position w:val="-40"/>
         </w:rPr>
         <w:object w:dxaOrig="8680" w:dyaOrig="859" w14:anchorId="7C8918C5">
-          <v:shape id="_x0000_i1123" type="#_x0000_t75" style="width:433.7pt;height:42.45pt" o:ole="">
-            <v:imagedata r:id="rId189" o:title=""/>
-          </v:shape>
-          <o:OLEObject Type="Embed" ProgID="Equation.DSMT4" ShapeID="_x0000_i1123" DrawAspect="Content" ObjectID="_1819115799" r:id="rId190"/>
+          <v:shape id="_x0000_i1131" type="#_x0000_t75" style="width:433.65pt;height:42.45pt" o:ole="">
+            <v:imagedata r:id="rId212" o:title=""/>
+          </v:shape>
+          <o:OLEObject Type="Embed" ProgID="Equation.DSMT4" ShapeID="_x0000_i1131" DrawAspect="Content" ObjectID="_1820142144" r:id="rId213"/>
         </w:object>
       </w:r>
     </w:p>
@@ -4469,10 +4951,10 @@
           <w:position w:val="-16"/>
         </w:rPr>
         <w:object w:dxaOrig="3980" w:dyaOrig="440" w14:anchorId="496E0573">
-          <v:shape id="_x0000_i1124" type="#_x0000_t75" style="width:198.45pt;height:21.45pt" o:ole="">
-            <v:imagedata r:id="rId191" o:title=""/>
-          </v:shape>
-          <o:OLEObject Type="Embed" ProgID="Equation.DSMT4" ShapeID="_x0000_i1124" DrawAspect="Content" ObjectID="_1819115800" r:id="rId192"/>
+          <v:shape id="_x0000_i1132" type="#_x0000_t75" style="width:198.5pt;height:21.65pt" o:ole="">
+            <v:imagedata r:id="rId214" o:title=""/>
+          </v:shape>
+          <o:OLEObject Type="Embed" ProgID="Equation.DSMT4" ShapeID="_x0000_i1132" DrawAspect="Content" ObjectID="_1820142145" r:id="rId215"/>
         </w:object>
       </w:r>
       <w:r>
@@ -4491,10 +4973,10 @@
           <w:position w:val="-14"/>
         </w:rPr>
         <w:object w:dxaOrig="380" w:dyaOrig="380" w14:anchorId="26D5B55E">
-          <v:shape id="_x0000_i1125" type="#_x0000_t75" style="width:18.85pt;height:18.85pt" o:ole="">
-            <v:imagedata r:id="rId174" o:title=""/>
-          </v:shape>
-          <o:OLEObject Type="Embed" ProgID="Equation.DSMT4" ShapeID="_x0000_i1125" DrawAspect="Content" ObjectID="_1819115801" r:id="rId193"/>
+          <v:shape id="_x0000_i1133" type="#_x0000_t75" style="width:18.75pt;height:18.75pt" o:ole="">
+            <v:imagedata r:id="rId197" o:title=""/>
+          </v:shape>
+          <o:OLEObject Type="Embed" ProgID="Equation.DSMT4" ShapeID="_x0000_i1133" DrawAspect="Content" ObjectID="_1820142146" r:id="rId216"/>
         </w:object>
       </w:r>
       <w:r>
@@ -4523,58 +5005,32 @@
       <w:r>
         <w:instrText>(</w:instrText>
       </w:r>
-      <w:r>
-        <w:fldChar w:fldCharType="begin"/>
-      </w:r>
-      <w:r>
-        <w:instrText xml:space="preserve"> SEQ MTSec \c \* Arabic \* MERGEFORMAT </w:instrText>
-      </w:r>
-      <w:r>
-        <w:fldChar w:fldCharType="separate"/>
-      </w:r>
-      <w:r>
-        <w:rPr>
-          <w:noProof/>
-        </w:rPr>
-        <w:instrText>1</w:instrText>
-      </w:r>
-      <w:r>
-        <w:rPr>
-          <w:noProof/>
-        </w:rPr>
+      <w:fldSimple w:instr=" SEQ MTSec \c \* Arabic \* MERGEFORMAT ">
+        <w:r>
+          <w:rPr>
+            <w:noProof/>
+          </w:rPr>
+          <w:instrText>1</w:instrText>
+        </w:r>
+      </w:fldSimple>
+      <w:r>
+        <w:instrText>.</w:instrText>
+      </w:r>
+      <w:fldSimple w:instr=" SEQ MTEqn \c \* Arabic \* MERGEFORMAT ">
+        <w:r>
+          <w:rPr>
+            <w:noProof/>
+          </w:rPr>
+          <w:instrText>23</w:instrText>
+        </w:r>
+      </w:fldSimple>
+      <w:r>
+        <w:instrText>)</w:instrText>
+      </w:r>
+      <w:r>
         <w:fldChar w:fldCharType="end"/>
       </w:r>
       <w:r>
-        <w:instrText>.</w:instrText>
-      </w:r>
-      <w:r>
-        <w:fldChar w:fldCharType="begin"/>
-      </w:r>
-      <w:r>
-        <w:instrText xml:space="preserve"> SEQ MTEqn \c \* Arabic \* MERGEFORMAT </w:instrText>
-      </w:r>
-      <w:r>
-        <w:fldChar w:fldCharType="separate"/>
-      </w:r>
-      <w:r>
-        <w:rPr>
-          <w:noProof/>
-        </w:rPr>
-        <w:instrText>18</w:instrText>
-      </w:r>
-      <w:r>
-        <w:rPr>
-          <w:noProof/>
-        </w:rPr>
-        <w:fldChar w:fldCharType="end"/>
-      </w:r>
-      <w:r>
-        <w:instrText>)</w:instrText>
-      </w:r>
-      <w:r>
-        <w:fldChar w:fldCharType="end"/>
-      </w:r>
-      <w:r>
         <w:tab/>
       </w:r>
       <w:r>
@@ -4582,10 +5038,10 @@
           <w:position w:val="-82"/>
         </w:rPr>
         <w:object w:dxaOrig="6979" w:dyaOrig="1760" w14:anchorId="5117BA53">
-          <v:shape id="_x0000_i1126" type="#_x0000_t75" style="width:349.3pt;height:87.85pt" o:ole="">
-            <v:imagedata r:id="rId194" o:title=""/>
-          </v:shape>
-          <o:OLEObject Type="Embed" ProgID="Equation.DSMT4" ShapeID="_x0000_i1126" DrawAspect="Content" ObjectID="_1819115802" r:id="rId195"/>
+          <v:shape id="_x0000_i1134" type="#_x0000_t75" style="width:349.2pt;height:87.8pt" o:ole="">
+            <v:imagedata r:id="rId217" o:title=""/>
+          </v:shape>
+          <o:OLEObject Type="Embed" ProgID="Equation.DSMT4" ShapeID="_x0000_i1134" DrawAspect="Content" ObjectID="_1820142147" r:id="rId218"/>
         </w:object>
       </w:r>
     </w:p>
@@ -4602,10 +5058,10 @@
           <w:position w:val="-16"/>
         </w:rPr>
         <w:object w:dxaOrig="3980" w:dyaOrig="440" w14:anchorId="1FC476F2">
-          <v:shape id="_x0000_i1127" type="#_x0000_t75" style="width:198.45pt;height:21.45pt" o:ole="">
-            <v:imagedata r:id="rId191" o:title=""/>
-          </v:shape>
-          <o:OLEObject Type="Embed" ProgID="Equation.DSMT4" ShapeID="_x0000_i1127" DrawAspect="Content" ObjectID="_1819115803" r:id="rId196"/>
+          <v:shape id="_x0000_i1135" type="#_x0000_t75" style="width:198.5pt;height:21.65pt" o:ole="">
+            <v:imagedata r:id="rId214" o:title=""/>
+          </v:shape>
+          <o:OLEObject Type="Embed" ProgID="Equation.DSMT4" ShapeID="_x0000_i1135" DrawAspect="Content" ObjectID="_1820142148" r:id="rId219"/>
         </w:object>
       </w:r>
       <w:r>
@@ -4634,58 +5090,32 @@
       <w:r>
         <w:instrText>(</w:instrText>
       </w:r>
-      <w:r>
-        <w:fldChar w:fldCharType="begin"/>
-      </w:r>
-      <w:r>
-        <w:instrText xml:space="preserve"> SEQ MTSec \c \* Arabic \* MERGEFORMAT </w:instrText>
-      </w:r>
-      <w:r>
-        <w:fldChar w:fldCharType="separate"/>
-      </w:r>
-      <w:r>
-        <w:rPr>
-          <w:noProof/>
-        </w:rPr>
-        <w:instrText>1</w:instrText>
-      </w:r>
-      <w:r>
-        <w:rPr>
-          <w:noProof/>
-        </w:rPr>
+      <w:fldSimple w:instr=" SEQ MTSec \c \* Arabic \* MERGEFORMAT ">
+        <w:r>
+          <w:rPr>
+            <w:noProof/>
+          </w:rPr>
+          <w:instrText>1</w:instrText>
+        </w:r>
+      </w:fldSimple>
+      <w:r>
+        <w:instrText>.</w:instrText>
+      </w:r>
+      <w:fldSimple w:instr=" SEQ MTEqn \c \* Arabic \* MERGEFORMAT ">
+        <w:r>
+          <w:rPr>
+            <w:noProof/>
+          </w:rPr>
+          <w:instrText>24</w:instrText>
+        </w:r>
+      </w:fldSimple>
+      <w:r>
+        <w:instrText>)</w:instrText>
+      </w:r>
+      <w:r>
         <w:fldChar w:fldCharType="end"/>
       </w:r>
       <w:r>
-        <w:instrText>.</w:instrText>
-      </w:r>
-      <w:r>
-        <w:fldChar w:fldCharType="begin"/>
-      </w:r>
-      <w:r>
-        <w:instrText xml:space="preserve"> SEQ MTEqn \c \* Arabic \* MERGEFORMAT </w:instrText>
-      </w:r>
-      <w:r>
-        <w:fldChar w:fldCharType="separate"/>
-      </w:r>
-      <w:r>
-        <w:rPr>
-          <w:noProof/>
-        </w:rPr>
-        <w:instrText>19</w:instrText>
-      </w:r>
-      <w:r>
-        <w:rPr>
-          <w:noProof/>
-        </w:rPr>
-        <w:fldChar w:fldCharType="end"/>
-      </w:r>
-      <w:r>
-        <w:instrText>)</w:instrText>
-      </w:r>
-      <w:r>
-        <w:fldChar w:fldCharType="end"/>
-      </w:r>
-      <w:r>
         <w:tab/>
       </w:r>
       <w:r>
@@ -4693,10 +5123,10 @@
           <w:position w:val="-30"/>
         </w:rPr>
         <w:object w:dxaOrig="4060" w:dyaOrig="720" w14:anchorId="64D34EDC">
-          <v:shape id="_x0000_i1128" type="#_x0000_t75" style="width:204pt;height:36.45pt" o:ole="">
-            <v:imagedata r:id="rId197" o:title=""/>
-          </v:shape>
-          <o:OLEObject Type="Embed" ProgID="Equation.DSMT4" ShapeID="_x0000_i1128" DrawAspect="Content" ObjectID="_1819115804" r:id="rId198"/>
+          <v:shape id="_x0000_i1136" type="#_x0000_t75" style="width:203.95pt;height:36.6pt" o:ole="">
+            <v:imagedata r:id="rId220" o:title=""/>
+          </v:shape>
+          <o:OLEObject Type="Embed" ProgID="Equation.DSMT4" ShapeID="_x0000_i1136" DrawAspect="Content" ObjectID="_1820142149" r:id="rId221"/>
         </w:object>
       </w:r>
       <w:r>
@@ -4718,10 +5148,10 @@
           <w:position w:val="-6"/>
         </w:rPr>
         <w:object w:dxaOrig="700" w:dyaOrig="279" w14:anchorId="311410D9">
-          <v:shape id="_x0000_i1129" type="#_x0000_t75" style="width:34.7pt;height:14.55pt" o:ole="">
-            <v:imagedata r:id="rId180" o:title=""/>
-          </v:shape>
-          <o:OLEObject Type="Embed" ProgID="Equation.DSMT4" ShapeID="_x0000_i1129" DrawAspect="Content" ObjectID="_1819115805" r:id="rId199"/>
+          <v:shape id="_x0000_i1137" type="#_x0000_t75" style="width:34.55pt;height:14.55pt" o:ole="">
+            <v:imagedata r:id="rId203" o:title=""/>
+          </v:shape>
+          <o:OLEObject Type="Embed" ProgID="Equation.DSMT4" ShapeID="_x0000_i1137" DrawAspect="Content" ObjectID="_1820142150" r:id="rId222"/>
         </w:object>
       </w:r>
       <w:r>
@@ -4738,10 +5168,10 @@
           <w:position w:val="-16"/>
         </w:rPr>
         <w:object w:dxaOrig="3980" w:dyaOrig="440" w14:anchorId="2BC0EFC7">
-          <v:shape id="_x0000_i1130" type="#_x0000_t75" style="width:198.45pt;height:21.45pt" o:ole="">
-            <v:imagedata r:id="rId191" o:title=""/>
-          </v:shape>
-          <o:OLEObject Type="Embed" ProgID="Equation.DSMT4" ShapeID="_x0000_i1130" DrawAspect="Content" ObjectID="_1819115806" r:id="rId200"/>
+          <v:shape id="_x0000_i1138" type="#_x0000_t75" style="width:198.5pt;height:21.65pt" o:ole="">
+            <v:imagedata r:id="rId214" o:title=""/>
+          </v:shape>
+          <o:OLEObject Type="Embed" ProgID="Equation.DSMT4" ShapeID="_x0000_i1138" DrawAspect="Content" ObjectID="_1820142151" r:id="rId223"/>
         </w:object>
       </w:r>
       <w:r>
@@ -4752,10 +5182,10 @@
           <w:position w:val="-14"/>
         </w:rPr>
         <w:object w:dxaOrig="460" w:dyaOrig="380" w14:anchorId="7D8580E8">
-          <v:shape id="_x0000_i1131" type="#_x0000_t75" style="width:22.3pt;height:18.85pt" o:ole="">
-            <v:imagedata r:id="rId184" o:title=""/>
-          </v:shape>
-          <o:OLEObject Type="Embed" ProgID="Equation.DSMT4" ShapeID="_x0000_i1131" DrawAspect="Content" ObjectID="_1819115807" r:id="rId201"/>
+          <v:shape id="_x0000_i1139" type="#_x0000_t75" style="width:22.45pt;height:18.75pt" o:ole="">
+            <v:imagedata r:id="rId207" o:title=""/>
+          </v:shape>
+          <o:OLEObject Type="Embed" ProgID="Equation.DSMT4" ShapeID="_x0000_i1139" DrawAspect="Content" ObjectID="_1820142152" r:id="rId224"/>
         </w:object>
       </w:r>
       <w:r>
@@ -4767,7 +5197,15 @@
     </w:p>
     <w:p>
       <w:r>
-        <w:t>Here is a plot showing the saddlepoints.</w:t>
+        <w:t xml:space="preserve">Here is a plot showing the </w:t>
+      </w:r>
+      <w:proofErr w:type="spellStart"/>
+      <w:r>
+        <w:t>saddlepoints</w:t>
+      </w:r>
+      <w:proofErr w:type="spellEnd"/>
+      <w:r>
+        <w:t>.</w:t>
       </w:r>
     </w:p>
     <w:p>
@@ -4791,7 +5229,7 @@
                     <pic:cNvPicPr/>
                   </pic:nvPicPr>
                   <pic:blipFill>
-                    <a:blip r:embed="rId202" cstate="print">
+                    <a:blip r:embed="rId225" cstate="print">
                       <a:extLst>
                         <a:ext uri="{28A0092B-C50C-407E-A947-70E740481C1C}">
                           <a14:useLocalDpi xmlns:a14="http://schemas.microsoft.com/office/drawing/2010/main" val="0"/>
@@ -4857,7 +5295,7 @@
                     <pic:cNvPicPr/>
                   </pic:nvPicPr>
                   <pic:blipFill>
-                    <a:blip r:embed="rId203" cstate="print">
+                    <a:blip r:embed="rId226" cstate="print">
                       <a:extLst>
                         <a:ext uri="{28A0092B-C50C-407E-A947-70E740481C1C}">
                           <a14:useLocalDpi xmlns:a14="http://schemas.microsoft.com/office/drawing/2010/main" val="0"/>
@@ -4887,7 +5325,7 @@
     <w:p/>
     <w:p/>
     <w:sectPr>
-      <w:footerReference w:type="default" r:id="rId204"/>
+      <w:footerReference w:type="default" r:id="rId227"/>
       <w:pgSz w:w="12240" w:h="15840"/>
       <w:pgMar w:top="1440" w:right="1440" w:bottom="1440" w:left="1440" w:header="720" w:footer="720" w:gutter="0"/>
       <w:cols w:space="720"/>
@@ -4898,7 +5336,7 @@
 </file>
 
 <file path=word/endnotes.xml><?xml version="1.0" encoding="utf-8"?>
-<w:endnotes xmlns:wpc="http://schemas.microsoft.com/office/word/2010/wordprocessingCanvas" xmlns:cx="http://schemas.microsoft.com/office/drawing/2014/chartex" xmlns:cx1="http://schemas.microsoft.com/office/drawing/2015/9/8/chartex" xmlns:cx2="http://schemas.microsoft.com/office/drawing/2015/10/21/chartex" xmlns:cx3="http://schemas.microsoft.com/office/drawing/2016/5/9/chartex" xmlns:cx4="http://schemas.microsoft.com/office/drawing/2016/5/10/chartex" xmlns:cx5="http://schemas.microsoft.com/office/drawing/2016/5/11/chartex" xmlns:cx6="http://schemas.microsoft.com/office/drawing/2016/5/12/chartex" xmlns:cx7="http://schemas.microsoft.com/office/drawing/2016/5/13/chartex" xmlns:cx8="http://schemas.microsoft.com/office/drawing/2016/5/14/chartex" xmlns:mc="http://schemas.openxmlformats.org/markup-compatibility/2006" xmlns:aink="http://schemas.microsoft.com/office/drawing/2016/ink" xmlns:am3d="http://schemas.microsoft.com/office/drawing/2017/model3d" xmlns:o="urn:schemas-microsoft-com:office:office" xmlns:r="http://schemas.openxmlformats.org/officeDocument/2006/relationships" xmlns:m="http://schemas.openxmlformats.org/officeDocument/2006/math" xmlns:v="urn:schemas-microsoft-com:vml" xmlns:wp14="http://schemas.microsoft.com/office/word/2010/wordprocessingDrawing" xmlns:wp="http://schemas.openxmlformats.org/drawingml/2006/wordprocessingDrawing" xmlns:w10="urn:schemas-microsoft-com:office:word" xmlns:w="http://schemas.openxmlformats.org/wordprocessingml/2006/main" xmlns:w14="http://schemas.microsoft.com/office/word/2010/wordml" xmlns:w15="http://schemas.microsoft.com/office/word/2012/wordml" xmlns:w16cex="http://schemas.microsoft.com/office/word/2018/wordml/cex" xmlns:w16cid="http://schemas.microsoft.com/office/word/2016/wordml/cid" xmlns:w16="http://schemas.microsoft.com/office/word/2018/wordml" xmlns:w16sdtdh="http://schemas.microsoft.com/office/word/2020/wordml/sdtdatahash" xmlns:w16se="http://schemas.microsoft.com/office/word/2015/wordml/symex" xmlns:wpg="http://schemas.microsoft.com/office/word/2010/wordprocessingGroup" xmlns:wpi="http://schemas.microsoft.com/office/word/2010/wordprocessingInk" xmlns:wne="http://schemas.microsoft.com/office/word/2006/wordml" xmlns:wps="http://schemas.microsoft.com/office/word/2010/wordprocessingShape" mc:Ignorable="w14 w15 w16se w16cid w16 w16cex w16sdtdh wp14">
+<w:endnotes xmlns:wpc="http://schemas.microsoft.com/office/word/2010/wordprocessingCanvas" xmlns:cx="http://schemas.microsoft.com/office/drawing/2014/chartex" xmlns:cx1="http://schemas.microsoft.com/office/drawing/2015/9/8/chartex" xmlns:cx2="http://schemas.microsoft.com/office/drawing/2015/10/21/chartex" xmlns:cx3="http://schemas.microsoft.com/office/drawing/2016/5/9/chartex" xmlns:cx4="http://schemas.microsoft.com/office/drawing/2016/5/10/chartex" xmlns:cx5="http://schemas.microsoft.com/office/drawing/2016/5/11/chartex" xmlns:cx6="http://schemas.microsoft.com/office/drawing/2016/5/12/chartex" xmlns:cx7="http://schemas.microsoft.com/office/drawing/2016/5/13/chartex" xmlns:cx8="http://schemas.microsoft.com/office/drawing/2016/5/14/chartex" xmlns:mc="http://schemas.openxmlformats.org/markup-compatibility/2006" xmlns:aink="http://schemas.microsoft.com/office/drawing/2016/ink" xmlns:am3d="http://schemas.microsoft.com/office/drawing/2017/model3d" xmlns:o="urn:schemas-microsoft-com:office:office" xmlns:oel="http://schemas.microsoft.com/office/2019/extlst" xmlns:r="http://schemas.openxmlformats.org/officeDocument/2006/relationships" xmlns:m="http://schemas.openxmlformats.org/officeDocument/2006/math" xmlns:v="urn:schemas-microsoft-com:vml" xmlns:wp14="http://schemas.microsoft.com/office/word/2010/wordprocessingDrawing" xmlns:wp="http://schemas.openxmlformats.org/drawingml/2006/wordprocessingDrawing" xmlns:w10="urn:schemas-microsoft-com:office:word" xmlns:w="http://schemas.openxmlformats.org/wordprocessingml/2006/main" xmlns:w14="http://schemas.microsoft.com/office/word/2010/wordml" xmlns:w15="http://schemas.microsoft.com/office/word/2012/wordml" xmlns:w16cex="http://schemas.microsoft.com/office/word/2018/wordml/cex" xmlns:w16cid="http://schemas.microsoft.com/office/word/2016/wordml/cid" xmlns:w16="http://schemas.microsoft.com/office/word/2018/wordml" xmlns:w16du="http://schemas.microsoft.com/office/word/2023/wordml/word16du" xmlns:w16sdtdh="http://schemas.microsoft.com/office/word/2020/wordml/sdtdatahash" xmlns:w16sdtfl="http://schemas.microsoft.com/office/word/2024/wordml/sdtformatlock" xmlns:w16se="http://schemas.microsoft.com/office/word/2015/wordml/symex" xmlns:wpg="http://schemas.microsoft.com/office/word/2010/wordprocessingGroup" xmlns:wpi="http://schemas.microsoft.com/office/word/2010/wordprocessingInk" xmlns:wne="http://schemas.microsoft.com/office/word/2006/wordml" xmlns:wps="http://schemas.microsoft.com/office/word/2010/wordprocessingShape" mc:Ignorable="w14 w15 w16se w16cid w16 w16cex w16sdtdh w16sdtfl w16du wp14">
   <w:endnote w:type="separator" w:id="-1">
     <w:p>
       <w:pPr>
@@ -4923,7 +5361,7 @@
 </file>
 
 <file path=word/footer1.xml><?xml version="1.0" encoding="utf-8"?>
-<w:ftr xmlns:wpc="http://schemas.microsoft.com/office/word/2010/wordprocessingCanvas" xmlns:cx="http://schemas.microsoft.com/office/drawing/2014/chartex" xmlns:cx1="http://schemas.microsoft.com/office/drawing/2015/9/8/chartex" xmlns:cx2="http://schemas.microsoft.com/office/drawing/2015/10/21/chartex" xmlns:cx3="http://schemas.microsoft.com/office/drawing/2016/5/9/chartex" xmlns:cx4="http://schemas.microsoft.com/office/drawing/2016/5/10/chartex" xmlns:cx5="http://schemas.microsoft.com/office/drawing/2016/5/11/chartex" xmlns:cx6="http://schemas.microsoft.com/office/drawing/2016/5/12/chartex" xmlns:cx7="http://schemas.microsoft.com/office/drawing/2016/5/13/chartex" xmlns:cx8="http://schemas.microsoft.com/office/drawing/2016/5/14/chartex" xmlns:mc="http://schemas.openxmlformats.org/markup-compatibility/2006" xmlns:aink="http://schemas.microsoft.com/office/drawing/2016/ink" xmlns:am3d="http://schemas.microsoft.com/office/drawing/2017/model3d" xmlns:o="urn:schemas-microsoft-com:office:office" xmlns:r="http://schemas.openxmlformats.org/officeDocument/2006/relationships" xmlns:m="http://schemas.openxmlformats.org/officeDocument/2006/math" xmlns:v="urn:schemas-microsoft-com:vml" xmlns:wp14="http://schemas.microsoft.com/office/word/2010/wordprocessingDrawing" xmlns:wp="http://schemas.openxmlformats.org/drawingml/2006/wordprocessingDrawing" xmlns:w10="urn:schemas-microsoft-com:office:word" xmlns:w="http://schemas.openxmlformats.org/wordprocessingml/2006/main" xmlns:w14="http://schemas.microsoft.com/office/word/2010/wordml" xmlns:w15="http://schemas.microsoft.com/office/word/2012/wordml" xmlns:w16cex="http://schemas.microsoft.com/office/word/2018/wordml/cex" xmlns:w16cid="http://schemas.microsoft.com/office/word/2016/wordml/cid" xmlns:w16="http://schemas.microsoft.com/office/word/2018/wordml" xmlns:w16sdtdh="http://schemas.microsoft.com/office/word/2020/wordml/sdtdatahash" xmlns:w16se="http://schemas.microsoft.com/office/word/2015/wordml/symex" xmlns:wpg="http://schemas.microsoft.com/office/word/2010/wordprocessingGroup" xmlns:wpi="http://schemas.microsoft.com/office/word/2010/wordprocessingInk" xmlns:wne="http://schemas.microsoft.com/office/word/2006/wordml" xmlns:wps="http://schemas.microsoft.com/office/word/2010/wordprocessingShape" mc:Ignorable="w14 w15 w16se w16cid w16 w16cex w16sdtdh wp14">
+<w:ftr xmlns:wpc="http://schemas.microsoft.com/office/word/2010/wordprocessingCanvas" xmlns:cx="http://schemas.microsoft.com/office/drawing/2014/chartex" xmlns:cx1="http://schemas.microsoft.com/office/drawing/2015/9/8/chartex" xmlns:cx2="http://schemas.microsoft.com/office/drawing/2015/10/21/chartex" xmlns:cx3="http://schemas.microsoft.com/office/drawing/2016/5/9/chartex" xmlns:cx4="http://schemas.microsoft.com/office/drawing/2016/5/10/chartex" xmlns:cx5="http://schemas.microsoft.com/office/drawing/2016/5/11/chartex" xmlns:cx6="http://schemas.microsoft.com/office/drawing/2016/5/12/chartex" xmlns:cx7="http://schemas.microsoft.com/office/drawing/2016/5/13/chartex" xmlns:cx8="http://schemas.microsoft.com/office/drawing/2016/5/14/chartex" xmlns:mc="http://schemas.openxmlformats.org/markup-compatibility/2006" xmlns:aink="http://schemas.microsoft.com/office/drawing/2016/ink" xmlns:am3d="http://schemas.microsoft.com/office/drawing/2017/model3d" xmlns:o="urn:schemas-microsoft-com:office:office" xmlns:oel="http://schemas.microsoft.com/office/2019/extlst" xmlns:r="http://schemas.openxmlformats.org/officeDocument/2006/relationships" xmlns:m="http://schemas.openxmlformats.org/officeDocument/2006/math" xmlns:v="urn:schemas-microsoft-com:vml" xmlns:wp14="http://schemas.microsoft.com/office/word/2010/wordprocessingDrawing" xmlns:wp="http://schemas.openxmlformats.org/drawingml/2006/wordprocessingDrawing" xmlns:w10="urn:schemas-microsoft-com:office:word" xmlns:w="http://schemas.openxmlformats.org/wordprocessingml/2006/main" xmlns:w14="http://schemas.microsoft.com/office/word/2010/wordml" xmlns:w15="http://schemas.microsoft.com/office/word/2012/wordml" xmlns:w16cex="http://schemas.microsoft.com/office/word/2018/wordml/cex" xmlns:w16cid="http://schemas.microsoft.com/office/word/2016/wordml/cid" xmlns:w16="http://schemas.microsoft.com/office/word/2018/wordml" xmlns:w16du="http://schemas.microsoft.com/office/word/2023/wordml/word16du" xmlns:w16sdtdh="http://schemas.microsoft.com/office/word/2020/wordml/sdtdatahash" xmlns:w16sdtfl="http://schemas.microsoft.com/office/word/2024/wordml/sdtformatlock" xmlns:w16se="http://schemas.microsoft.com/office/word/2015/wordml/symex" xmlns:wpg="http://schemas.microsoft.com/office/word/2010/wordprocessingGroup" xmlns:wpi="http://schemas.microsoft.com/office/word/2010/wordprocessingInk" xmlns:wne="http://schemas.microsoft.com/office/word/2006/wordml" xmlns:wps="http://schemas.microsoft.com/office/word/2010/wordprocessingShape" mc:Ignorable="w14 w15 w16se w16cid w16 w16cex w16sdtdh w16sdtfl w16du wp14">
   <w:sdt>
     <w:sdtPr>
       <w:id w:val="-1234152160"/>
@@ -5001,7 +5439,7 @@
 </file>
 
 <file path=word/footnotes.xml><?xml version="1.0" encoding="utf-8"?>
-<w:footnotes xmlns:wpc="http://schemas.microsoft.com/office/word/2010/wordprocessingCanvas" xmlns:cx="http://schemas.microsoft.com/office/drawing/2014/chartex" xmlns:cx1="http://schemas.microsoft.com/office/drawing/2015/9/8/chartex" xmlns:cx2="http://schemas.microsoft.com/office/drawing/2015/10/21/chartex" xmlns:cx3="http://schemas.microsoft.com/office/drawing/2016/5/9/chartex" xmlns:cx4="http://schemas.microsoft.com/office/drawing/2016/5/10/chartex" xmlns:cx5="http://schemas.microsoft.com/office/drawing/2016/5/11/chartex" xmlns:cx6="http://schemas.microsoft.com/office/drawing/2016/5/12/chartex" xmlns:cx7="http://schemas.microsoft.com/office/drawing/2016/5/13/chartex" xmlns:cx8="http://schemas.microsoft.com/office/drawing/2016/5/14/chartex" xmlns:mc="http://schemas.openxmlformats.org/markup-compatibility/2006" xmlns:aink="http://schemas.microsoft.com/office/drawing/2016/ink" xmlns:am3d="http://schemas.microsoft.com/office/drawing/2017/model3d" xmlns:o="urn:schemas-microsoft-com:office:office" xmlns:r="http://schemas.openxmlformats.org/officeDocument/2006/relationships" xmlns:m="http://schemas.openxmlformats.org/officeDocument/2006/math" xmlns:v="urn:schemas-microsoft-com:vml" xmlns:wp14="http://schemas.microsoft.com/office/word/2010/wordprocessingDrawing" xmlns:wp="http://schemas.openxmlformats.org/drawingml/2006/wordprocessingDrawing" xmlns:w10="urn:schemas-microsoft-com:office:word" xmlns:w="http://schemas.openxmlformats.org/wordprocessingml/2006/main" xmlns:w14="http://schemas.microsoft.com/office/word/2010/wordml" xmlns:w15="http://schemas.microsoft.com/office/word/2012/wordml" xmlns:w16cex="http://schemas.microsoft.com/office/word/2018/wordml/cex" xmlns:w16cid="http://schemas.microsoft.com/office/word/2016/wordml/cid" xmlns:w16="http://schemas.microsoft.com/office/word/2018/wordml" xmlns:w16sdtdh="http://schemas.microsoft.com/office/word/2020/wordml/sdtdatahash" xmlns:w16se="http://schemas.microsoft.com/office/word/2015/wordml/symex" xmlns:wpg="http://schemas.microsoft.com/office/word/2010/wordprocessingGroup" xmlns:wpi="http://schemas.microsoft.com/office/word/2010/wordprocessingInk" xmlns:wne="http://schemas.microsoft.com/office/word/2006/wordml" xmlns:wps="http://schemas.microsoft.com/office/word/2010/wordprocessingShape" mc:Ignorable="w14 w15 w16se w16cid w16 w16cex w16sdtdh wp14">
+<w:footnotes xmlns:wpc="http://schemas.microsoft.com/office/word/2010/wordprocessingCanvas" xmlns:cx="http://schemas.microsoft.com/office/drawing/2014/chartex" xmlns:cx1="http://schemas.microsoft.com/office/drawing/2015/9/8/chartex" xmlns:cx2="http://schemas.microsoft.com/office/drawing/2015/10/21/chartex" xmlns:cx3="http://schemas.microsoft.com/office/drawing/2016/5/9/chartex" xmlns:cx4="http://schemas.microsoft.com/office/drawing/2016/5/10/chartex" xmlns:cx5="http://schemas.microsoft.com/office/drawing/2016/5/11/chartex" xmlns:cx6="http://schemas.microsoft.com/office/drawing/2016/5/12/chartex" xmlns:cx7="http://schemas.microsoft.com/office/drawing/2016/5/13/chartex" xmlns:cx8="http://schemas.microsoft.com/office/drawing/2016/5/14/chartex" xmlns:mc="http://schemas.openxmlformats.org/markup-compatibility/2006" xmlns:aink="http://schemas.microsoft.com/office/drawing/2016/ink" xmlns:am3d="http://schemas.microsoft.com/office/drawing/2017/model3d" xmlns:o="urn:schemas-microsoft-com:office:office" xmlns:oel="http://schemas.microsoft.com/office/2019/extlst" xmlns:r="http://schemas.openxmlformats.org/officeDocument/2006/relationships" xmlns:m="http://schemas.openxmlformats.org/officeDocument/2006/math" xmlns:v="urn:schemas-microsoft-com:vml" xmlns:wp14="http://schemas.microsoft.com/office/word/2010/wordprocessingDrawing" xmlns:wp="http://schemas.openxmlformats.org/drawingml/2006/wordprocessingDrawing" xmlns:w10="urn:schemas-microsoft-com:office:word" xmlns:w="http://schemas.openxmlformats.org/wordprocessingml/2006/main" xmlns:w14="http://schemas.microsoft.com/office/word/2010/wordml" xmlns:w15="http://schemas.microsoft.com/office/word/2012/wordml" xmlns:w16cex="http://schemas.microsoft.com/office/word/2018/wordml/cex" xmlns:w16cid="http://schemas.microsoft.com/office/word/2016/wordml/cid" xmlns:w16="http://schemas.microsoft.com/office/word/2018/wordml" xmlns:w16du="http://schemas.microsoft.com/office/word/2023/wordml/word16du" xmlns:w16sdtdh="http://schemas.microsoft.com/office/word/2020/wordml/sdtdatahash" xmlns:w16sdtfl="http://schemas.microsoft.com/office/word/2024/wordml/sdtformatlock" xmlns:w16se="http://schemas.microsoft.com/office/word/2015/wordml/symex" xmlns:wpg="http://schemas.microsoft.com/office/word/2010/wordprocessingGroup" xmlns:wpi="http://schemas.microsoft.com/office/word/2010/wordprocessingInk" xmlns:wne="http://schemas.microsoft.com/office/word/2006/wordml" xmlns:wps="http://schemas.microsoft.com/office/word/2010/wordprocessingShape" mc:Ignorable="w14 w15 w16se w16cid w16 w16cex w16sdtdh w16sdtfl w16du wp14">
   <w:footnote w:type="separator" w:id="-1">
     <w:p>
       <w:pPr>
@@ -5026,7 +5464,7 @@
 </file>
 
 <file path=word/numbering.xml><?xml version="1.0" encoding="utf-8"?>
-<w:numbering xmlns:wpc="http://schemas.microsoft.com/office/word/2010/wordprocessingCanvas" xmlns:cx="http://schemas.microsoft.com/office/drawing/2014/chartex" xmlns:cx1="http://schemas.microsoft.com/office/drawing/2015/9/8/chartex" xmlns:cx2="http://schemas.microsoft.com/office/drawing/2015/10/21/chartex" xmlns:cx3="http://schemas.microsoft.com/office/drawing/2016/5/9/chartex" xmlns:cx4="http://schemas.microsoft.com/office/drawing/2016/5/10/chartex" xmlns:cx5="http://schemas.microsoft.com/office/drawing/2016/5/11/chartex" xmlns:cx6="http://schemas.microsoft.com/office/drawing/2016/5/12/chartex" xmlns:cx7="http://schemas.microsoft.com/office/drawing/2016/5/13/chartex" xmlns:cx8="http://schemas.microsoft.com/office/drawing/2016/5/14/chartex" xmlns:mc="http://schemas.openxmlformats.org/markup-compatibility/2006" xmlns:aink="http://schemas.microsoft.com/office/drawing/2016/ink" xmlns:am3d="http://schemas.microsoft.com/office/drawing/2017/model3d" xmlns:o="urn:schemas-microsoft-com:office:office" xmlns:r="http://schemas.openxmlformats.org/officeDocument/2006/relationships" xmlns:m="http://schemas.openxmlformats.org/officeDocument/2006/math" xmlns:v="urn:schemas-microsoft-com:vml" xmlns:wp14="http://schemas.microsoft.com/office/word/2010/wordprocessingDrawing" xmlns:wp="http://schemas.openxmlformats.org/drawingml/2006/wordprocessingDrawing" xmlns:w10="urn:schemas-microsoft-com:office:word" xmlns:w="http://schemas.openxmlformats.org/wordprocessingml/2006/main" xmlns:w14="http://schemas.microsoft.com/office/word/2010/wordml" xmlns:w15="http://schemas.microsoft.com/office/word/2012/wordml" xmlns:w16cex="http://schemas.microsoft.com/office/word/2018/wordml/cex" xmlns:w16cid="http://schemas.microsoft.com/office/word/2016/wordml/cid" xmlns:w16="http://schemas.microsoft.com/office/word/2018/wordml" xmlns:w16sdtdh="http://schemas.microsoft.com/office/word/2020/wordml/sdtdatahash" xmlns:w16se="http://schemas.microsoft.com/office/word/2015/wordml/symex" xmlns:wpg="http://schemas.microsoft.com/office/word/2010/wordprocessingGroup" xmlns:wpi="http://schemas.microsoft.com/office/word/2010/wordprocessingInk" xmlns:wne="http://schemas.microsoft.com/office/word/2006/wordml" xmlns:wps="http://schemas.microsoft.com/office/word/2010/wordprocessingShape" mc:Ignorable="w14 w15 w16se w16cid w16 w16cex w16sdtdh wp14">
+<w:numbering xmlns:wpc="http://schemas.microsoft.com/office/word/2010/wordprocessingCanvas" xmlns:cx="http://schemas.microsoft.com/office/drawing/2014/chartex" xmlns:cx1="http://schemas.microsoft.com/office/drawing/2015/9/8/chartex" xmlns:cx2="http://schemas.microsoft.com/office/drawing/2015/10/21/chartex" xmlns:cx3="http://schemas.microsoft.com/office/drawing/2016/5/9/chartex" xmlns:cx4="http://schemas.microsoft.com/office/drawing/2016/5/10/chartex" xmlns:cx5="http://schemas.microsoft.com/office/drawing/2016/5/11/chartex" xmlns:cx6="http://schemas.microsoft.com/office/drawing/2016/5/12/chartex" xmlns:cx7="http://schemas.microsoft.com/office/drawing/2016/5/13/chartex" xmlns:cx8="http://schemas.microsoft.com/office/drawing/2016/5/14/chartex" xmlns:mc="http://schemas.openxmlformats.org/markup-compatibility/2006" xmlns:aink="http://schemas.microsoft.com/office/drawing/2016/ink" xmlns:am3d="http://schemas.microsoft.com/office/drawing/2017/model3d" xmlns:o="urn:schemas-microsoft-com:office:office" xmlns:oel="http://schemas.microsoft.com/office/2019/extlst" xmlns:r="http://schemas.openxmlformats.org/officeDocument/2006/relationships" xmlns:m="http://schemas.openxmlformats.org/officeDocument/2006/math" xmlns:v="urn:schemas-microsoft-com:vml" xmlns:wp14="http://schemas.microsoft.com/office/word/2010/wordprocessingDrawing" xmlns:wp="http://schemas.openxmlformats.org/drawingml/2006/wordprocessingDrawing" xmlns:w10="urn:schemas-microsoft-com:office:word" xmlns:w="http://schemas.openxmlformats.org/wordprocessingml/2006/main" xmlns:w14="http://schemas.microsoft.com/office/word/2010/wordml" xmlns:w15="http://schemas.microsoft.com/office/word/2012/wordml" xmlns:w16cex="http://schemas.microsoft.com/office/word/2018/wordml/cex" xmlns:w16cid="http://schemas.microsoft.com/office/word/2016/wordml/cid" xmlns:w16="http://schemas.microsoft.com/office/word/2018/wordml" xmlns:w16du="http://schemas.microsoft.com/office/word/2023/wordml/word16du" xmlns:w16sdtdh="http://schemas.microsoft.com/office/word/2020/wordml/sdtdatahash" xmlns:w16sdtfl="http://schemas.microsoft.com/office/word/2024/wordml/sdtformatlock" xmlns:w16se="http://schemas.microsoft.com/office/word/2015/wordml/symex" xmlns:wpg="http://schemas.microsoft.com/office/word/2010/wordprocessingGroup" xmlns:wpi="http://schemas.microsoft.com/office/word/2010/wordprocessingInk" xmlns:wne="http://schemas.microsoft.com/office/word/2006/wordml" xmlns:wps="http://schemas.microsoft.com/office/word/2010/wordprocessingShape" mc:Ignorable="w14 w15 w16se w16cid w16 w16cex w16sdtdh w16sdtfl w16du wp14">
   <w:abstractNum w:abstractNumId="0" w15:restartNumberingAfterBreak="0">
     <w:nsid w:val="62FF1C48"/>
     <w:multiLevelType w:val="hybridMultilevel"/>
@@ -5229,17 +5667,17 @@
       </w:pPr>
     </w:lvl>
   </w:abstractNum>
-  <w:num w:numId="1">
+  <w:num w:numId="1" w16cid:durableId="1689672177">
     <w:abstractNumId w:val="0"/>
   </w:num>
-  <w:num w:numId="2">
+  <w:num w:numId="2" w16cid:durableId="1832912435">
     <w:abstractNumId w:val="1"/>
   </w:num>
 </w:numbering>
 </file>
 
 <file path=word/styles.xml><?xml version="1.0" encoding="utf-8"?>
-<w:styles xmlns:mc="http://schemas.openxmlformats.org/markup-compatibility/2006" xmlns:r="http://schemas.openxmlformats.org/officeDocument/2006/relationships" xmlns:w="http://schemas.openxmlformats.org/wordprocessingml/2006/main" xmlns:w14="http://schemas.microsoft.com/office/word/2010/wordml" xmlns:w15="http://schemas.microsoft.com/office/word/2012/wordml" xmlns:w16cex="http://schemas.microsoft.com/office/word/2018/wordml/cex" xmlns:w16cid="http://schemas.microsoft.com/office/word/2016/wordml/cid" xmlns:w16="http://schemas.microsoft.com/office/word/2018/wordml" xmlns:w16sdtdh="http://schemas.microsoft.com/office/word/2020/wordml/sdtdatahash" xmlns:w16se="http://schemas.microsoft.com/office/word/2015/wordml/symex" mc:Ignorable="w14 w15 w16se w16cid w16 w16cex w16sdtdh">
+<w:styles xmlns:mc="http://schemas.openxmlformats.org/markup-compatibility/2006" xmlns:r="http://schemas.openxmlformats.org/officeDocument/2006/relationships" xmlns:w="http://schemas.openxmlformats.org/wordprocessingml/2006/main" xmlns:w14="http://schemas.microsoft.com/office/word/2010/wordml" xmlns:w15="http://schemas.microsoft.com/office/word/2012/wordml" xmlns:w16cex="http://schemas.microsoft.com/office/word/2018/wordml/cex" xmlns:w16cid="http://schemas.microsoft.com/office/word/2016/wordml/cid" xmlns:w16="http://schemas.microsoft.com/office/word/2018/wordml" xmlns:w16du="http://schemas.microsoft.com/office/word/2023/wordml/word16du" xmlns:w16sdtdh="http://schemas.microsoft.com/office/word/2020/wordml/sdtdatahash" xmlns:w16sdtfl="http://schemas.microsoft.com/office/word/2024/wordml/sdtformatlock" xmlns:w16se="http://schemas.microsoft.com/office/word/2015/wordml/symex" mc:Ignorable="w14 w15 w16se w16cid w16 w16cex w16sdtdh w16sdtfl w16du">
   <w:docDefaults>
     <w:rPrDefault>
       <w:rPr>
